--- a/internal_doc/03.开发设计/alter/Story_Alter改进.docx
+++ b/internal_doc/03.开发设计/alter/Story_Alter改进.docx
@@ -542,19 +542,10 @@
         <w:t>一致）</w:t>
       </w:r>
     </w:p>
-    <w:p>
-      <w:pPr>
-        <w:rPr>
-          <w:rFonts w:hint="eastAsia"/>
-        </w:rPr>
-      </w:pPr>
-    </w:p>
+    <w:p/>
     <w:p>
       <w:pPr>
         <w:pStyle w:val="Heading3"/>
-        <w:rPr>
-          <w:rFonts w:hint="eastAsia"/>
-        </w:rPr>
       </w:pPr>
       <w:r>
         <w:rPr>
@@ -563,13 +554,7 @@
         <w:t>支持的接口</w:t>
       </w:r>
     </w:p>
-    <w:p>
-      <w:pPr>
-        <w:rPr>
-          <w:rFonts w:hint="eastAsia"/>
-        </w:rPr>
-      </w:pPr>
-    </w:p>
+    <w:p/>
     <w:p>
       <w:pPr>
         <w:pStyle w:val="ListParagraph"/>
@@ -610,9 +595,6 @@
           <w:numId w:val="12"/>
         </w:numPr>
         <w:ind w:firstLineChars="0"/>
-        <w:rPr>
-          <w:rFonts w:hint="eastAsia"/>
-        </w:rPr>
       </w:pPr>
       <w:r>
         <w:rPr>
@@ -621,19 +603,10 @@
         <w:t>SdbDomain.alter()</w:t>
       </w:r>
     </w:p>
-    <w:p>
-      <w:pPr>
-        <w:rPr>
-          <w:rFonts w:hint="eastAsia"/>
-        </w:rPr>
-      </w:pPr>
-    </w:p>
+    <w:p/>
     <w:p>
       <w:pPr>
         <w:pStyle w:val="Heading3"/>
-        <w:rPr>
-          <w:rFonts w:hint="eastAsia"/>
-        </w:rPr>
       </w:pPr>
       <w:r>
         <w:rPr>
@@ -650,9 +623,6 @@
           <w:numId w:val="13"/>
         </w:numPr>
         <w:ind w:firstLineChars="0"/>
-        <w:rPr>
-          <w:rFonts w:hint="eastAsia"/>
-        </w:rPr>
       </w:pPr>
       <w:r>
         <w:rPr>
@@ -669,9 +639,6 @@
           <w:numId w:val="13"/>
         </w:numPr>
         <w:ind w:firstLineChars="0"/>
-        <w:rPr>
-          <w:rFonts w:hint="eastAsia"/>
-        </w:rPr>
       </w:pPr>
       <w:r>
         <w:rPr>
@@ -704,9 +671,6 @@
           <w:numId w:val="13"/>
         </w:numPr>
         <w:ind w:firstLineChars="0"/>
-        <w:rPr>
-          <w:rFonts w:hint="eastAsia"/>
-        </w:rPr>
       </w:pPr>
       <w:r>
         <w:rPr>
@@ -723,9 +687,6 @@
           <w:numId w:val="13"/>
         </w:numPr>
         <w:ind w:firstLineChars="0"/>
-        <w:rPr>
-          <w:rFonts w:hint="eastAsia"/>
-        </w:rPr>
       </w:pPr>
       <w:r>
         <w:rPr>
@@ -754,9 +715,6 @@
           <w:numId w:val="13"/>
         </w:numPr>
         <w:ind w:firstLineChars="0"/>
-        <w:rPr>
-          <w:rFonts w:hint="eastAsia"/>
-        </w:rPr>
       </w:pPr>
       <w:r>
         <w:rPr>
@@ -813,9 +771,6 @@
           <w:numId w:val="13"/>
         </w:numPr>
         <w:ind w:firstLineChars="0"/>
-        <w:rPr>
-          <w:rFonts w:hint="eastAsia"/>
-        </w:rPr>
       </w:pPr>
       <w:r>
         <w:rPr>
@@ -832,9 +787,6 @@
           <w:numId w:val="13"/>
         </w:numPr>
         <w:ind w:firstLineChars="0"/>
-        <w:rPr>
-          <w:rFonts w:hint="eastAsia"/>
-        </w:rPr>
       </w:pPr>
       <w:r>
         <w:rPr>
@@ -851,9 +803,6 @@
           <w:numId w:val="13"/>
         </w:numPr>
         <w:ind w:firstLineChars="0"/>
-        <w:rPr>
-          <w:rFonts w:hint="eastAsia"/>
-        </w:rPr>
       </w:pPr>
       <w:r>
         <w:rPr>
@@ -944,28 +893,21 @@
     <w:p>
       <w:pPr>
         <w:rPr>
-          <w:rFonts w:hint="eastAsia"/>
           <w:color w:val="00B0F0"/>
         </w:rPr>
       </w:pPr>
     </w:p>
     <w:p>
-      <w:pPr>
-        <w:rPr>
-          <w:rFonts w:hint="eastAsia"/>
-        </w:rPr>
-      </w:pPr>
       <w:r>
         <w:rPr>
-          <w:rFonts w:hint="eastAsia"/>
           <w:noProof/>
         </w:rPr>
         <w:lastRenderedPageBreak/>
         <w:drawing>
           <wp:inline distT="0" distB="0" distL="0" distR="0">
-            <wp:extent cx="5274310" cy="4207190"/>
+            <wp:extent cx="5274310" cy="4135447"/>
             <wp:effectExtent l="19050" t="0" r="2540" b="0"/>
-            <wp:docPr id="6" name="Picture 6"/>
+            <wp:docPr id="5" name="Picture 2"/>
             <wp:cNvGraphicFramePr>
               <a:graphicFrameLocks xmlns:a="http://schemas.openxmlformats.org/drawingml/2006/main" noChangeAspect="1"/>
             </wp:cNvGraphicFramePr>
@@ -973,7 +915,7 @@
               <a:graphicData uri="http://schemas.openxmlformats.org/drawingml/2006/picture">
                 <pic:pic xmlns:pic="http://schemas.openxmlformats.org/drawingml/2006/picture">
                   <pic:nvPicPr>
-                    <pic:cNvPr id="0" name="Picture 6"/>
+                    <pic:cNvPr id="0" name="Picture 2"/>
                     <pic:cNvPicPr>
                       <a:picLocks noChangeAspect="1" noChangeArrowheads="1"/>
                     </pic:cNvPicPr>
@@ -988,7 +930,7 @@
                   <pic:spPr bwMode="auto">
                     <a:xfrm>
                       <a:off x="0" y="0"/>
-                      <a:ext cx="5274310" cy="4207190"/>
+                      <a:ext cx="5274310" cy="4135447"/>
                     </a:xfrm>
                     <a:prstGeom prst="rect">
                       <a:avLst/>
@@ -1008,13 +950,7 @@
         </w:drawing>
       </w:r>
     </w:p>
-    <w:p>
-      <w:pPr>
-        <w:rPr>
-          <w:rFonts w:hint="eastAsia"/>
-        </w:rPr>
-      </w:pPr>
-    </w:p>
+    <w:p/>
     <w:p>
       <w:pPr>
         <w:pStyle w:val="ListParagraph"/>
@@ -1023,9 +959,6 @@
           <w:numId w:val="14"/>
         </w:numPr>
         <w:ind w:firstLineChars="0"/>
-        <w:rPr>
-          <w:rFonts w:hint="eastAsia"/>
-        </w:rPr>
       </w:pPr>
       <w:r>
         <w:rPr>
@@ -1042,9 +975,6 @@
           <w:numId w:val="14"/>
         </w:numPr>
         <w:ind w:firstLineChars="0"/>
-        <w:rPr>
-          <w:rFonts w:hint="eastAsia"/>
-        </w:rPr>
       </w:pPr>
       <w:r>
         <w:rPr>
@@ -1085,9 +1015,6 @@
           <w:numId w:val="14"/>
         </w:numPr>
         <w:ind w:firstLineChars="0"/>
-        <w:rPr>
-          <w:rFonts w:hint="eastAsia"/>
-        </w:rPr>
       </w:pPr>
       <w:r>
         <w:rPr>
@@ -1104,9 +1031,6 @@
           <w:numId w:val="14"/>
         </w:numPr>
         <w:ind w:firstLineChars="0"/>
-        <w:rPr>
-          <w:rFonts w:hint="eastAsia"/>
-        </w:rPr>
       </w:pPr>
       <w:r>
         <w:rPr>
@@ -1123,9 +1047,6 @@
           <w:numId w:val="14"/>
         </w:numPr>
         <w:ind w:firstLineChars="0"/>
-        <w:rPr>
-          <w:rFonts w:hint="eastAsia"/>
-        </w:rPr>
       </w:pPr>
       <w:r>
         <w:rPr>
@@ -1142,6 +1063,9 @@
           <w:numId w:val="14"/>
         </w:numPr>
         <w:ind w:firstLineChars="0"/>
+        <w:rPr>
+          <w:rFonts w:hint="eastAsia"/>
+        </w:rPr>
       </w:pPr>
       <w:r>
         <w:rPr>
@@ -1164,11 +1088,107 @@
     </w:p>
     <w:p>
       <w:pPr>
+        <w:pStyle w:val="ListParagraph"/>
+        <w:numPr>
+          <w:ilvl w:val="0"/>
+          <w:numId w:val="14"/>
+        </w:numPr>
+        <w:ind w:firstLineChars="0"/>
         <w:rPr>
           <w:rFonts w:hint="eastAsia"/>
         </w:rPr>
       </w:pPr>
+      <w:r>
+        <w:rPr>
+          <w:rFonts w:hint="eastAsia"/>
+        </w:rPr>
+        <w:t>utilCatalogObject</w:t>
+      </w:r>
     </w:p>
+    <w:p>
+      <w:pPr>
+        <w:pStyle w:val="ListParagraph"/>
+        <w:numPr>
+          <w:ilvl w:val="1"/>
+          <w:numId w:val="14"/>
+        </w:numPr>
+        <w:ind w:firstLineChars="0"/>
+        <w:rPr>
+          <w:rFonts w:hint="eastAsia"/>
+        </w:rPr>
+      </w:pPr>
+      <w:r>
+        <w:rPr>
+          <w:rFonts w:hint="eastAsia"/>
+        </w:rPr>
+        <w:t>元数据的实例，包括域、集合空间、集合等</w:t>
+      </w:r>
+    </w:p>
+    <w:p>
+      <w:pPr>
+        <w:pStyle w:val="ListParagraph"/>
+        <w:numPr>
+          <w:ilvl w:val="1"/>
+          <w:numId w:val="14"/>
+        </w:numPr>
+        <w:ind w:firstLineChars="0"/>
+      </w:pPr>
+      <w:r>
+        <w:rPr>
+          <w:rFonts w:hint="eastAsia"/>
+        </w:rPr>
+        <w:t>可以直接</w:t>
+      </w:r>
+      <w:r>
+        <w:rPr>
+          <w:rFonts w:hint="eastAsia"/>
+        </w:rPr>
+        <w:t>serialize</w:t>
+      </w:r>
+      <w:r>
+        <w:rPr>
+          <w:rFonts w:hint="eastAsia"/>
+        </w:rPr>
+        <w:t>到</w:t>
+      </w:r>
+      <w:r>
+        <w:rPr>
+          <w:rFonts w:hint="eastAsia"/>
+        </w:rPr>
+        <w:t>SYS</w:t>
+      </w:r>
+      <w:r>
+        <w:rPr>
+          <w:rFonts w:hint="eastAsia"/>
+        </w:rPr>
+        <w:t>集合中，或者从</w:t>
+      </w:r>
+      <w:r>
+        <w:rPr>
+          <w:rFonts w:hint="eastAsia"/>
+        </w:rPr>
+        <w:t>SYS</w:t>
+      </w:r>
+      <w:r>
+        <w:rPr>
+          <w:rFonts w:hint="eastAsia"/>
+        </w:rPr>
+        <w:t>集合中</w:t>
+      </w:r>
+      <w:r>
+        <w:rPr>
+          <w:rFonts w:hint="eastAsia"/>
+        </w:rPr>
+        <w:t>deserialize</w:t>
+      </w:r>
+      <w:r>
+        <w:rPr>
+          <w:rFonts w:hint="eastAsia"/>
+        </w:rPr>
+        <w:t>到实例中</w:t>
+      </w:r>
+    </w:p>
+    <w:p/>
     <w:p/>
     <w:p>
       <w:pPr>
@@ -1185,9 +1205,6 @@
     <w:p>
       <w:pPr>
         <w:pStyle w:val="Heading4"/>
-        <w:rPr>
-          <w:rFonts w:hint="eastAsia"/>
-        </w:rPr>
       </w:pPr>
       <w:r>
         <w:rPr>
@@ -1199,9 +1216,6 @@
     <w:p>
       <w:pPr>
         <w:pStyle w:val="Heading5"/>
-        <w:rPr>
-          <w:rFonts w:hint="eastAsia"/>
-        </w:rPr>
       </w:pPr>
       <w:r>
         <w:rPr>
@@ -1211,11 +1225,6 @@
       </w:r>
     </w:p>
     <w:p>
-      <w:pPr>
-        <w:rPr>
-          <w:rFonts w:hint="eastAsia"/>
-        </w:rPr>
-      </w:pPr>
       <w:r>
         <w:rPr>
           <w:rFonts w:hint="eastAsia"/>
@@ -1268,19 +1277,10 @@
         </w:drawing>
       </w:r>
     </w:p>
-    <w:p>
-      <w:pPr>
-        <w:rPr>
-          <w:rFonts w:hint="eastAsia"/>
-        </w:rPr>
-      </w:pPr>
-    </w:p>
+    <w:p/>
     <w:p>
       <w:pPr>
         <w:pStyle w:val="Heading5"/>
-        <w:rPr>
-          <w:rFonts w:hint="eastAsia"/>
-        </w:rPr>
       </w:pPr>
       <w:r>
         <w:rPr>
@@ -1290,11 +1290,6 @@
       </w:r>
     </w:p>
     <w:p>
-      <w:pPr>
-        <w:rPr>
-          <w:rFonts w:hint="eastAsia"/>
-        </w:rPr>
-      </w:pPr>
       <w:r>
         <w:rPr>
           <w:rFonts w:hint="eastAsia"/>
@@ -1326,13 +1321,7 @@
         <w:t>元数据的修改</w:t>
       </w:r>
     </w:p>
-    <w:p>
-      <w:pPr>
-        <w:rPr>
-          <w:rFonts w:hint="eastAsia"/>
-        </w:rPr>
-      </w:pPr>
-    </w:p>
+    <w:p/>
     <w:tbl>
       <w:tblPr>
         <w:tblStyle w:val="TableGrid"/>
@@ -1374,9 +1363,6 @@
           <w:p>
             <w:pPr>
               <w:ind w:left="0"/>
-              <w:rPr>
-                <w:rFonts w:hint="eastAsia"/>
-              </w:rPr>
             </w:pPr>
             <w:r>
               <w:rPr>
@@ -1394,20 +1380,8 @@
         </w:tc>
       </w:tr>
     </w:tbl>
-    <w:p>
-      <w:pPr>
-        <w:rPr>
-          <w:rFonts w:hint="eastAsia"/>
-        </w:rPr>
-      </w:pPr>
-    </w:p>
-    <w:p>
-      <w:pPr>
-        <w:rPr>
-          <w:rFonts w:hint="eastAsia"/>
-        </w:rPr>
-      </w:pPr>
-    </w:p>
+    <w:p/>
+    <w:p/>
     <w:p>
       <w:pPr>
         <w:pStyle w:val="Heading5"/>
@@ -1423,9 +1397,6 @@
     <w:p>
       <w:pPr>
         <w:pStyle w:val="Heading6"/>
-        <w:rPr>
-          <w:rFonts w:hint="eastAsia"/>
-        </w:rPr>
       </w:pPr>
       <w:r>
         <w:rPr>
@@ -2749,9 +2720,6 @@
     <w:p>
       <w:pPr>
         <w:pStyle w:val="Heading6"/>
-        <w:rPr>
-          <w:rFonts w:hint="eastAsia"/>
-        </w:rPr>
       </w:pPr>
       <w:r>
         <w:rPr>
@@ -6755,19 +6723,10 @@
         </w:tc>
       </w:tr>
     </w:tbl>
-    <w:p>
-      <w:pPr>
-        <w:rPr>
-          <w:rFonts w:hint="eastAsia"/>
-        </w:rPr>
-      </w:pPr>
-    </w:p>
+    <w:p/>
     <w:p>
       <w:pPr>
         <w:pStyle w:val="Heading6"/>
-        <w:rPr>
-          <w:rFonts w:hint="eastAsia"/>
-        </w:rPr>
       </w:pPr>
       <w:r>
         <w:rPr>
@@ -8307,19 +8266,10 @@
         </w:tc>
       </w:tr>
     </w:tbl>
-    <w:p>
-      <w:pPr>
-        <w:rPr>
-          <w:rFonts w:hint="eastAsia"/>
-        </w:rPr>
-      </w:pPr>
-    </w:p>
+    <w:p/>
     <w:p>
       <w:pPr>
         <w:pStyle w:val="Heading6"/>
-        <w:rPr>
-          <w:rFonts w:hint="eastAsia"/>
-        </w:rPr>
       </w:pPr>
       <w:r>
         <w:rPr>
@@ -8399,7 +8349,6 @@
             <w:pPr>
               <w:ind w:left="0"/>
               <w:rPr>
-                <w:rFonts w:hint="eastAsia"/>
                 <w:sz w:val="15"/>
                 <w:szCs w:val="15"/>
               </w:rPr>
@@ -8748,7 +8697,6 @@
             <w:pPr>
               <w:ind w:left="0"/>
               <w:rPr>
-                <w:rFonts w:hint="eastAsia"/>
                 <w:sz w:val="15"/>
                 <w:szCs w:val="15"/>
               </w:rPr>
@@ -8796,7 +8744,6 @@
             <w:pPr>
               <w:ind w:left="0"/>
               <w:rPr>
-                <w:rFonts w:hint="eastAsia"/>
                 <w:sz w:val="15"/>
                 <w:szCs w:val="15"/>
               </w:rPr>
@@ -8898,7 +8845,6 @@
             <w:pPr>
               <w:ind w:left="0"/>
               <w:rPr>
-                <w:rFonts w:hint="eastAsia"/>
                 <w:sz w:val="15"/>
                 <w:szCs w:val="15"/>
               </w:rPr>
@@ -9084,7 +9030,6 @@
             <w:pPr>
               <w:ind w:left="0"/>
               <w:rPr>
-                <w:rFonts w:hint="eastAsia"/>
                 <w:sz w:val="15"/>
                 <w:szCs w:val="15"/>
               </w:rPr>
@@ -9132,7 +9077,6 @@
             <w:pPr>
               <w:ind w:left="0"/>
               <w:rPr>
-                <w:rFonts w:hint="eastAsia"/>
                 <w:sz w:val="15"/>
                 <w:szCs w:val="15"/>
               </w:rPr>
@@ -9235,7 +9179,6 @@
             <w:pPr>
               <w:ind w:left="0"/>
               <w:rPr>
-                <w:rFonts w:hint="eastAsia"/>
                 <w:sz w:val="15"/>
                 <w:szCs w:val="15"/>
               </w:rPr>
@@ -9424,7 +9367,6 @@
             <w:pPr>
               <w:ind w:left="0"/>
               <w:rPr>
-                <w:rFonts w:hint="eastAsia"/>
                 <w:sz w:val="15"/>
                 <w:szCs w:val="15"/>
               </w:rPr>
@@ -9548,7 +9490,6 @@
             <w:pPr>
               <w:ind w:left="0"/>
               <w:rPr>
-                <w:rFonts w:hint="eastAsia"/>
                 <w:sz w:val="15"/>
                 <w:szCs w:val="15"/>
               </w:rPr>
@@ -10796,7 +10737,6 @@
             <w:pPr>
               <w:ind w:left="0"/>
               <w:rPr>
-                <w:rFonts w:hint="eastAsia"/>
                 <w:sz w:val="15"/>
                 <w:szCs w:val="15"/>
               </w:rPr>
@@ -11826,7 +11766,6 @@
             <w:pPr>
               <w:ind w:left="0"/>
               <w:rPr>
-                <w:rFonts w:hint="eastAsia"/>
                 <w:sz w:val="15"/>
                 <w:szCs w:val="15"/>
               </w:rPr>
@@ -11868,7 +11807,6 @@
             <w:pPr>
               <w:ind w:left="0"/>
               <w:rPr>
-                <w:rFonts w:hint="eastAsia"/>
                 <w:sz w:val="15"/>
                 <w:szCs w:val="15"/>
               </w:rPr>
@@ -11902,13 +11840,17 @@
             <w:pPr>
               <w:ind w:left="0"/>
               <w:rPr>
-                <w:sz w:val="15"/>
-                <w:szCs w:val="15"/>
-              </w:rPr>
-            </w:pPr>
-            <w:r>
-              <w:rPr>
-                <w:rFonts w:hint="eastAsia"/>
+                <w:b/>
+                <w:color w:val="FF0000"/>
+                <w:sz w:val="15"/>
+                <w:szCs w:val="15"/>
+              </w:rPr>
+            </w:pPr>
+            <w:r>
+              <w:rPr>
+                <w:rFonts w:hint="eastAsia"/>
+                <w:b/>
+                <w:color w:val="FF0000"/>
                 <w:sz w:val="15"/>
                 <w:szCs w:val="15"/>
               </w:rPr>
@@ -11917,6 +11859,8 @@
             <w:r>
               <w:rPr>
                 <w:rFonts w:hint="eastAsia"/>
+                <w:b/>
+                <w:color w:val="FF0000"/>
                 <w:sz w:val="15"/>
                 <w:szCs w:val="15"/>
               </w:rPr>
@@ -12391,26 +12335,11 @@
       </w:tr>
     </w:tbl>
     <w:p/>
-    <w:p>
-      <w:pPr>
-        <w:rPr>
-          <w:rFonts w:hint="eastAsia"/>
-        </w:rPr>
-      </w:pPr>
-    </w:p>
-    <w:p>
-      <w:pPr>
-        <w:rPr>
-          <w:rFonts w:hint="eastAsia"/>
-        </w:rPr>
-      </w:pPr>
-    </w:p>
+    <w:p/>
+    <w:p/>
     <w:p>
       <w:pPr>
         <w:pStyle w:val="Heading4"/>
-        <w:rPr>
-          <w:rFonts w:hint="eastAsia"/>
-        </w:rPr>
       </w:pPr>
       <w:r>
         <w:rPr>
@@ -12419,19 +12348,10 @@
         <w:t>Alter Collection Space</w:t>
       </w:r>
     </w:p>
-    <w:p>
-      <w:pPr>
-        <w:rPr>
-          <w:rFonts w:hint="eastAsia"/>
-        </w:rPr>
-      </w:pPr>
-    </w:p>
+    <w:p/>
     <w:p>
       <w:pPr>
         <w:pStyle w:val="Heading5"/>
-        <w:rPr>
-          <w:rFonts w:hint="eastAsia"/>
-        </w:rPr>
       </w:pPr>
       <w:r>
         <w:rPr>
@@ -12441,19 +12361,8 @@
         <w:t>流程</w:t>
       </w:r>
     </w:p>
+    <w:p/>
     <w:p>
-      <w:pPr>
-        <w:rPr>
-          <w:rFonts w:hint="eastAsia"/>
-        </w:rPr>
-      </w:pPr>
-    </w:p>
-    <w:p>
-      <w:pPr>
-        <w:rPr>
-          <w:rFonts w:hint="eastAsia"/>
-        </w:rPr>
-      </w:pPr>
       <w:r>
         <w:rPr>
           <w:rFonts w:hint="eastAsia"/>
@@ -12506,19 +12415,10 @@
         </w:drawing>
       </w:r>
     </w:p>
-    <w:p>
-      <w:pPr>
-        <w:rPr>
-          <w:rFonts w:hint="eastAsia"/>
-        </w:rPr>
-      </w:pPr>
-    </w:p>
+    <w:p/>
     <w:p>
       <w:pPr>
         <w:pStyle w:val="Heading5"/>
-        <w:rPr>
-          <w:rFonts w:hint="eastAsia"/>
-        </w:rPr>
       </w:pPr>
       <w:r>
         <w:rPr>
@@ -12536,9 +12436,6 @@
     <w:p>
       <w:pPr>
         <w:pStyle w:val="Heading6"/>
-        <w:rPr>
-          <w:rFonts w:hint="eastAsia"/>
-        </w:rPr>
       </w:pPr>
       <w:r>
         <w:rPr>
@@ -12548,11 +12445,6 @@
       </w:r>
     </w:p>
     <w:p>
-      <w:pPr>
-        <w:rPr>
-          <w:rFonts w:hint="eastAsia"/>
-        </w:rPr>
-      </w:pPr>
       <w:r>
         <w:rPr>
           <w:rFonts w:hint="eastAsia"/>
@@ -12567,11 +12459,6 @@
       </w:r>
     </w:p>
     <w:p>
-      <w:pPr>
-        <w:rPr>
-          <w:rFonts w:hint="eastAsia"/>
-        </w:rPr>
-      </w:pPr>
       <w:r>
         <w:rPr>
           <w:rFonts w:hint="eastAsia"/>
@@ -12603,9 +12490,6 @@
           <w:p>
             <w:pPr>
               <w:ind w:left="0"/>
-              <w:rPr>
-                <w:rFonts w:hint="eastAsia"/>
-              </w:rPr>
             </w:pPr>
             <w:r>
               <w:rPr>
@@ -12617,9 +12501,6 @@
           <w:p>
             <w:pPr>
               <w:ind w:left="0"/>
-              <w:rPr>
-                <w:rFonts w:hint="eastAsia"/>
-              </w:rPr>
             </w:pPr>
             <w:r>
               <w:rPr>
@@ -12631,19 +12512,10 @@
         </w:tc>
       </w:tr>
     </w:tbl>
-    <w:p>
-      <w:pPr>
-        <w:rPr>
-          <w:rFonts w:hint="eastAsia"/>
-        </w:rPr>
-      </w:pPr>
-    </w:p>
+    <w:p/>
     <w:p>
       <w:pPr>
         <w:pStyle w:val="Heading6"/>
-        <w:rPr>
-          <w:rFonts w:hint="eastAsia"/>
-        </w:rPr>
       </w:pPr>
       <w:r>
         <w:rPr>
@@ -12652,13 +12524,7 @@
         <w:t>MSG_CAT_ALTER_COLLECTION_SPACE_REQ</w:t>
       </w:r>
     </w:p>
-    <w:p>
-      <w:pPr>
-        <w:rPr>
-          <w:rFonts w:hint="eastAsia"/>
-        </w:rPr>
-      </w:pPr>
-    </w:p>
+    <w:p/>
     <w:tbl>
       <w:tblPr>
         <w:tblStyle w:val="TableGrid"/>
@@ -12677,9 +12543,6 @@
           <w:p>
             <w:pPr>
               <w:ind w:left="0"/>
-              <w:rPr>
-                <w:rFonts w:hint="eastAsia"/>
-              </w:rPr>
             </w:pPr>
             <w:r>
               <w:rPr>
@@ -12691,9 +12554,6 @@
           <w:p>
             <w:pPr>
               <w:ind w:left="0"/>
-              <w:rPr>
-                <w:rFonts w:hint="eastAsia"/>
-              </w:rPr>
             </w:pPr>
             <w:r>
               <w:rPr>
@@ -12705,19 +12565,10 @@
         </w:tc>
       </w:tr>
     </w:tbl>
-    <w:p>
-      <w:pPr>
-        <w:rPr>
-          <w:rFonts w:hint="eastAsia"/>
-        </w:rPr>
-      </w:pPr>
-    </w:p>
+    <w:p/>
     <w:p>
       <w:pPr>
         <w:pStyle w:val="Heading6"/>
-        <w:rPr>
-          <w:rFonts w:hint="eastAsia"/>
-        </w:rPr>
       </w:pPr>
       <w:r>
         <w:rPr>
@@ -12727,11 +12578,6 @@
       </w:r>
     </w:p>
     <w:p>
-      <w:pPr>
-        <w:rPr>
-          <w:rFonts w:hint="eastAsia"/>
-        </w:rPr>
-      </w:pPr>
       <w:r>
         <w:rPr>
           <w:rFonts w:hint="eastAsia"/>
@@ -12739,19 +12585,8 @@
         <w:t>错误码返回</w:t>
       </w:r>
     </w:p>
+    <w:p/>
     <w:p>
-      <w:pPr>
-        <w:rPr>
-          <w:rFonts w:hint="eastAsia"/>
-        </w:rPr>
-      </w:pPr>
-    </w:p>
-    <w:p>
-      <w:pPr>
-        <w:rPr>
-          <w:rFonts w:hint="eastAsia"/>
-        </w:rPr>
-      </w:pPr>
       <w:r>
         <w:t>SDB_DMS_CS_NOT_EMPTY</w:t>
       </w:r>
@@ -12768,19 +12603,10 @@
         <w:t>集合空间非空</w:t>
       </w:r>
     </w:p>
-    <w:p>
-      <w:pPr>
-        <w:rPr>
-          <w:rFonts w:hint="eastAsia"/>
-        </w:rPr>
-      </w:pPr>
-    </w:p>
+    <w:p/>
     <w:p>
       <w:pPr>
         <w:pStyle w:val="Heading5"/>
-        <w:rPr>
-          <w:rFonts w:hint="eastAsia"/>
-        </w:rPr>
       </w:pPr>
       <w:r>
         <w:rPr>
@@ -12793,9 +12619,6 @@
     <w:p>
       <w:pPr>
         <w:pStyle w:val="Heading6"/>
-        <w:rPr>
-          <w:rFonts w:hint="eastAsia"/>
-        </w:rPr>
       </w:pPr>
       <w:r>
         <w:rPr>
@@ -12947,15 +12770,7 @@
                 <w:sz w:val="15"/>
                 <w:szCs w:val="15"/>
               </w:rPr>
-              <w:t>集合</w:t>
-            </w:r>
-            <w:r>
-              <w:rPr>
-                <w:rFonts w:hint="eastAsia"/>
-                <w:sz w:val="15"/>
-                <w:szCs w:val="15"/>
-              </w:rPr>
-              <w:t>空间名称</w:t>
+              <w:t>集合空间名称</w:t>
             </w:r>
           </w:p>
         </w:tc>
@@ -13157,19 +12972,10 @@
         </w:tc>
       </w:tr>
     </w:tbl>
-    <w:p>
-      <w:pPr>
-        <w:rPr>
-          <w:rFonts w:hint="eastAsia"/>
-        </w:rPr>
-      </w:pPr>
-    </w:p>
+    <w:p/>
     <w:p>
       <w:pPr>
         <w:pStyle w:val="Heading6"/>
-        <w:rPr>
-          <w:rFonts w:hint="eastAsia"/>
-        </w:rPr>
       </w:pPr>
       <w:r>
         <w:rPr>
@@ -13178,13 +12984,7 @@
         <w:t>选项创建</w:t>
       </w:r>
     </w:p>
-    <w:p>
-      <w:pPr>
-        <w:rPr>
-          <w:rFonts w:hint="eastAsia"/>
-        </w:rPr>
-      </w:pPr>
-    </w:p>
+    <w:p/>
     <w:tbl>
       <w:tblPr>
         <w:tblStyle w:val="TableGrid"/>
@@ -14064,19 +13864,10 @@
         </w:tc>
       </w:tr>
     </w:tbl>
-    <w:p>
-      <w:pPr>
-        <w:rPr>
-          <w:rFonts w:hint="eastAsia"/>
-        </w:rPr>
-      </w:pPr>
-    </w:p>
+    <w:p/>
     <w:p>
       <w:pPr>
         <w:pStyle w:val="Heading6"/>
-        <w:rPr>
-          <w:rFonts w:hint="eastAsia"/>
-        </w:rPr>
       </w:pPr>
       <w:r>
         <w:rPr>
@@ -14085,13 +13876,7 @@
         <w:t>选项存储</w:t>
       </w:r>
     </w:p>
-    <w:p>
-      <w:pPr>
-        <w:rPr>
-          <w:rFonts w:hint="eastAsia"/>
-        </w:rPr>
-      </w:pPr>
-    </w:p>
+    <w:p/>
     <w:tbl>
       <w:tblPr>
         <w:tblStyle w:val="TableGrid"/>
@@ -14453,19 +14238,10 @@
         </w:tc>
       </w:tr>
     </w:tbl>
-    <w:p>
-      <w:pPr>
-        <w:rPr>
-          <w:rFonts w:hint="eastAsia"/>
-        </w:rPr>
-      </w:pPr>
-    </w:p>
+    <w:p/>
     <w:p>
       <w:pPr>
         <w:pStyle w:val="Heading6"/>
-        <w:rPr>
-          <w:rFonts w:hint="eastAsia"/>
-        </w:rPr>
       </w:pPr>
       <w:r>
         <w:rPr>
@@ -14474,13 +14250,7 @@
         <w:t>选项修改</w:t>
       </w:r>
     </w:p>
-    <w:p>
-      <w:pPr>
-        <w:rPr>
-          <w:rFonts w:hint="eastAsia"/>
-        </w:rPr>
-      </w:pPr>
-    </w:p>
+    <w:p/>
     <w:tbl>
       <w:tblPr>
         <w:tblStyle w:val="TableGrid"/>
@@ -14551,7 +14321,6 @@
             <w:pPr>
               <w:ind w:left="0"/>
               <w:rPr>
-                <w:rFonts w:hint="eastAsia"/>
                 <w:sz w:val="15"/>
                 <w:szCs w:val="15"/>
               </w:rPr>
@@ -14900,7 +14669,6 @@
             <w:pPr>
               <w:ind w:left="0"/>
               <w:rPr>
-                <w:rFonts w:hint="eastAsia"/>
                 <w:sz w:val="15"/>
                 <w:szCs w:val="15"/>
               </w:rPr>
@@ -14963,15 +14731,7 @@
                 <w:sz w:val="15"/>
                 <w:szCs w:val="15"/>
               </w:rPr>
-              <w:t>SYS</w:t>
-            </w:r>
-            <w:r>
-              <w:rPr>
-                <w:rFonts w:hint="eastAsia"/>
-                <w:sz w:val="15"/>
-                <w:szCs w:val="15"/>
-              </w:rPr>
-              <w:t>COLLECTIONSPACES</w:t>
+              <w:t>SYSCOLLECTIONSPACES</w:t>
             </w:r>
           </w:p>
         </w:tc>
@@ -15071,7 +14831,6 @@
             <w:pPr>
               <w:ind w:left="0"/>
               <w:rPr>
-                <w:rFonts w:hint="eastAsia"/>
                 <w:sz w:val="15"/>
                 <w:szCs w:val="15"/>
               </w:rPr>
@@ -15289,15 +15048,7 @@
                 <w:sz w:val="15"/>
                 <w:szCs w:val="15"/>
               </w:rPr>
-              <w:t>SYSC</w:t>
-            </w:r>
-            <w:r>
-              <w:rPr>
-                <w:rFonts w:hint="eastAsia"/>
-                <w:sz w:val="15"/>
-                <w:szCs w:val="15"/>
-              </w:rPr>
-              <w:t>OLLECTIONSPACES</w:t>
+              <w:t>SYSCOLLECTIONSPACES</w:t>
             </w:r>
           </w:p>
         </w:tc>
@@ -15345,33 +15096,12 @@
         </w:tc>
       </w:tr>
     </w:tbl>
-    <w:p>
-      <w:pPr>
-        <w:rPr>
-          <w:rFonts w:hint="eastAsia"/>
-        </w:rPr>
-      </w:pPr>
-    </w:p>
-    <w:p>
-      <w:pPr>
-        <w:rPr>
-          <w:rFonts w:hint="eastAsia"/>
-        </w:rPr>
-      </w:pPr>
-    </w:p>
-    <w:p>
-      <w:pPr>
-        <w:rPr>
-          <w:rFonts w:hint="eastAsia"/>
-        </w:rPr>
-      </w:pPr>
-    </w:p>
+    <w:p/>
+    <w:p/>
+    <w:p/>
     <w:p>
       <w:pPr>
         <w:pStyle w:val="Heading4"/>
-        <w:rPr>
-          <w:rFonts w:hint="eastAsia"/>
-        </w:rPr>
       </w:pPr>
       <w:r>
         <w:rPr>
@@ -15380,19 +15110,10 @@
         <w:t>Alter Domain</w:t>
       </w:r>
     </w:p>
-    <w:p>
-      <w:pPr>
-        <w:rPr>
-          <w:rFonts w:hint="eastAsia"/>
-        </w:rPr>
-      </w:pPr>
-    </w:p>
+    <w:p/>
     <w:p>
       <w:pPr>
         <w:pStyle w:val="Heading5"/>
-        <w:rPr>
-          <w:rFonts w:hint="eastAsia"/>
-        </w:rPr>
       </w:pPr>
       <w:r>
         <w:rPr>
@@ -15401,19 +15122,8 @@
         <w:t>流程</w:t>
       </w:r>
     </w:p>
+    <w:p/>
     <w:p>
-      <w:pPr>
-        <w:rPr>
-          <w:rFonts w:hint="eastAsia"/>
-        </w:rPr>
-      </w:pPr>
-    </w:p>
-    <w:p>
-      <w:pPr>
-        <w:rPr>
-          <w:rFonts w:hint="eastAsia"/>
-        </w:rPr>
-      </w:pPr>
       <w:r>
         <w:rPr>
           <w:rFonts w:hint="eastAsia"/>
@@ -15466,26 +15176,11 @@
         </w:drawing>
       </w:r>
     </w:p>
-    <w:p>
-      <w:pPr>
-        <w:rPr>
-          <w:rFonts w:hint="eastAsia"/>
-        </w:rPr>
-      </w:pPr>
-    </w:p>
-    <w:p>
-      <w:pPr>
-        <w:rPr>
-          <w:rFonts w:hint="eastAsia"/>
-        </w:rPr>
-      </w:pPr>
-    </w:p>
+    <w:p/>
+    <w:p/>
     <w:p>
       <w:pPr>
         <w:pStyle w:val="Heading5"/>
-        <w:rPr>
-          <w:rFonts w:hint="eastAsia"/>
-        </w:rPr>
       </w:pPr>
       <w:r>
         <w:rPr>
@@ -15494,19 +15189,10 @@
         <w:t>选项</w:t>
       </w:r>
     </w:p>
-    <w:p>
-      <w:pPr>
-        <w:rPr>
-          <w:rFonts w:hint="eastAsia"/>
-        </w:rPr>
-      </w:pPr>
-    </w:p>
+    <w:p/>
     <w:p>
       <w:pPr>
         <w:pStyle w:val="Heading6"/>
-        <w:rPr>
-          <w:rFonts w:hint="eastAsia"/>
-        </w:rPr>
       </w:pPr>
       <w:r>
         <w:rPr>
@@ -15859,19 +15545,10 @@
         </w:tc>
       </w:tr>
     </w:tbl>
-    <w:p>
-      <w:pPr>
-        <w:rPr>
-          <w:rFonts w:hint="eastAsia"/>
-        </w:rPr>
-      </w:pPr>
-    </w:p>
+    <w:p/>
     <w:p>
       <w:pPr>
         <w:pStyle w:val="Heading6"/>
-        <w:rPr>
-          <w:rFonts w:hint="eastAsia"/>
-        </w:rPr>
       </w:pPr>
       <w:r>
         <w:rPr>
@@ -15881,13 +15558,7 @@
         <w:t>选项创建</w:t>
       </w:r>
     </w:p>
-    <w:p>
-      <w:pPr>
-        <w:rPr>
-          <w:rFonts w:hint="eastAsia"/>
-        </w:rPr>
-      </w:pPr>
-    </w:p>
+    <w:p/>
     <w:tbl>
       <w:tblPr>
         <w:tblStyle w:val="TableGrid"/>
@@ -16701,19 +16372,10 @@
         </w:tc>
       </w:tr>
     </w:tbl>
-    <w:p>
-      <w:pPr>
-        <w:rPr>
-          <w:rFonts w:hint="eastAsia"/>
-        </w:rPr>
-      </w:pPr>
-    </w:p>
+    <w:p/>
     <w:p>
       <w:pPr>
         <w:pStyle w:val="Heading6"/>
-        <w:rPr>
-          <w:rFonts w:hint="eastAsia"/>
-        </w:rPr>
       </w:pPr>
       <w:r>
         <w:rPr>
@@ -16722,13 +16384,7 @@
         <w:t>选项存储</w:t>
       </w:r>
     </w:p>
-    <w:p>
-      <w:pPr>
-        <w:rPr>
-          <w:rFonts w:hint="eastAsia"/>
-        </w:rPr>
-      </w:pPr>
-    </w:p>
+    <w:p/>
     <w:tbl>
       <w:tblPr>
         <w:tblStyle w:val="TableGrid"/>
@@ -17065,19 +16721,10 @@
         </w:tc>
       </w:tr>
     </w:tbl>
-    <w:p>
-      <w:pPr>
-        <w:rPr>
-          <w:rFonts w:hint="eastAsia"/>
-        </w:rPr>
-      </w:pPr>
-    </w:p>
+    <w:p/>
     <w:p>
       <w:pPr>
         <w:pStyle w:val="Heading6"/>
-        <w:rPr>
-          <w:rFonts w:hint="eastAsia"/>
-        </w:rPr>
       </w:pPr>
       <w:r>
         <w:rPr>
@@ -17086,13 +16733,7 @@
         <w:t>选项修改</w:t>
       </w:r>
     </w:p>
-    <w:p>
-      <w:pPr>
-        <w:rPr>
-          <w:rFonts w:hint="eastAsia"/>
-        </w:rPr>
-      </w:pPr>
-    </w:p>
+    <w:p/>
     <w:tbl>
       <w:tblPr>
         <w:tblStyle w:val="TableGrid"/>
@@ -17163,7 +16804,6 @@
             <w:pPr>
               <w:ind w:left="0"/>
               <w:rPr>
-                <w:rFonts w:hint="eastAsia"/>
                 <w:sz w:val="15"/>
                 <w:szCs w:val="15"/>
               </w:rPr>
@@ -17566,15 +17206,7 @@
                 <w:sz w:val="15"/>
                 <w:szCs w:val="15"/>
               </w:rPr>
-              <w:t>SYS</w:t>
-            </w:r>
-            <w:r>
-              <w:rPr>
-                <w:rFonts w:hint="eastAsia"/>
-                <w:sz w:val="15"/>
-                <w:szCs w:val="15"/>
-              </w:rPr>
-              <w:t>DOMAINS</w:t>
+              <w:t>SYSDOMAINS</w:t>
             </w:r>
           </w:p>
         </w:tc>
@@ -17929,13 +17561,7 @@
         </w:tc>
       </w:tr>
     </w:tbl>
-    <w:p>
-      <w:pPr>
-        <w:rPr>
-          <w:rFonts w:hint="eastAsia"/>
-        </w:rPr>
-      </w:pPr>
-    </w:p>
+    <w:p/>
     <w:p/>
     <w:p>
       <w:pPr>

--- a/internal_doc/03.开发设计/alter/Story_Alter改进.docx
+++ b/internal_doc/03.开发设计/alter/Story_Alter改进.docx
@@ -1725,6 +1725,13 @@
         </w:rPr>
         <w:t>SdbCollection.setAttributes()</w:t>
       </w:r>
+      <w:r>
+        <w:rPr>
+          <w:rFonts w:hint="eastAsia"/>
+          <w:color w:val="FF0000"/>
+        </w:rPr>
+        <w:t xml:space="preserve">  =  alter()</w:t>
+      </w:r>
     </w:p>
     <w:p/>
     <w:p>
@@ -2747,31 +2754,7 @@
         <w:rPr>
           <w:rFonts w:hint="eastAsia"/>
         </w:rPr>
-        <w:t>SdbC</w:t>
-      </w:r>
-      <w:r>
-        <w:rPr>
-          <w:rFonts w:hint="eastAsia"/>
-        </w:rPr>
-        <w:t>S</w:t>
-      </w:r>
-      <w:r>
-        <w:rPr>
-          <w:rFonts w:hint="eastAsia"/>
-        </w:rPr>
-        <w:t>.</w:t>
-      </w:r>
-      <w:r>
-        <w:rPr>
-          <w:rFonts w:hint="eastAsia"/>
-        </w:rPr>
-        <w:t>addDomain</w:t>
-      </w:r>
-      <w:r>
-        <w:rPr>
-          <w:rFonts w:hint="eastAsia"/>
-        </w:rPr>
-        <w:t>()</w:t>
+        <w:t>SdbCS.setDomain()</w:t>
       </w:r>
     </w:p>
     <w:p>
@@ -2787,7 +2770,25 @@
         <w:rPr>
           <w:rFonts w:hint="eastAsia"/>
         </w:rPr>
-        <w:t>SdbCS.setDomain()</w:t>
+        <w:t>SdbCS</w:t>
+      </w:r>
+      <w:r>
+        <w:rPr>
+          <w:rFonts w:hint="eastAsia"/>
+        </w:rPr>
+        <w:t>.</w:t>
+      </w:r>
+      <w:r>
+        <w:rPr>
+          <w:rFonts w:hint="eastAsia"/>
+        </w:rPr>
+        <w:t>removeDomain</w:t>
+      </w:r>
+      <w:r>
+        <w:rPr>
+          <w:rFonts w:hint="eastAsia"/>
+        </w:rPr>
+        <w:t>()</w:t>
       </w:r>
     </w:p>
     <w:p>
@@ -2803,25 +2804,7 @@
         <w:rPr>
           <w:rFonts w:hint="eastAsia"/>
         </w:rPr>
-        <w:t>SdbCS</w:t>
-      </w:r>
-      <w:r>
-        <w:rPr>
-          <w:rFonts w:hint="eastAsia"/>
-        </w:rPr>
-        <w:t>.</w:t>
-      </w:r>
-      <w:r>
-        <w:rPr>
-          <w:rFonts w:hint="eastAsia"/>
-        </w:rPr>
-        <w:t>removeDomain</w:t>
-      </w:r>
-      <w:r>
-        <w:rPr>
-          <w:rFonts w:hint="eastAsia"/>
-        </w:rPr>
-        <w:t>()</w:t>
+        <w:t>SdbCS.setAttributes()</w:t>
       </w:r>
     </w:p>
     <w:p/>
@@ -2927,28 +2910,6 @@
       <w:pPr>
         <w:pStyle w:val="ListParagraph"/>
         <w:numPr>
-          <w:ilvl w:val="3"/>
-          <w:numId w:val="23"/>
-        </w:numPr>
-        <w:ind w:firstLineChars="0"/>
-      </w:pPr>
-      <w:r>
-        <w:rPr>
-          <w:rFonts w:hint="eastAsia"/>
-        </w:rPr>
-        <w:t>Domain(String)</w:t>
-      </w:r>
-      <w:r>
-        <w:rPr>
-          <w:rFonts w:hint="eastAsia"/>
-        </w:rPr>
-        <w:t>：域的名字</w:t>
-      </w:r>
-    </w:p>
-    <w:p>
-      <w:pPr>
-        <w:pStyle w:val="ListParagraph"/>
-        <w:numPr>
           <w:ilvl w:val="0"/>
           <w:numId w:val="23"/>
         </w:numPr>
@@ -3048,7 +3009,13 @@
         <w:rPr>
           <w:rFonts w:hint="eastAsia"/>
         </w:rPr>
-        <w:t>SdbCS.</w:t>
+        <w:t>SdbDomain</w:t>
+      </w:r>
+      <w:r>
+        <w:rPr>
+          <w:rFonts w:hint="eastAsia"/>
+        </w:rPr>
+        <w:t>.</w:t>
       </w:r>
       <w:r>
         <w:rPr>
@@ -3076,7 +3043,13 @@
         <w:rPr>
           <w:rFonts w:hint="eastAsia"/>
         </w:rPr>
-        <w:t>SdbCS.setGroups</w:t>
+        <w:t>SdbDomain</w:t>
+      </w:r>
+      <w:r>
+        <w:rPr>
+          <w:rFonts w:hint="eastAsia"/>
+        </w:rPr>
+        <w:t>.setGroups</w:t>
       </w:r>
       <w:r>
         <w:rPr>
@@ -3098,7 +3071,13 @@
         <w:rPr>
           <w:rFonts w:hint="eastAsia"/>
         </w:rPr>
-        <w:t>SdbCS.</w:t>
+        <w:t>SdbDomain</w:t>
+      </w:r>
+      <w:r>
+        <w:rPr>
+          <w:rFonts w:hint="eastAsia"/>
+        </w:rPr>
+        <w:t>.</w:t>
       </w:r>
       <w:r>
         <w:rPr>
@@ -3111,6 +3090,22 @@
           <w:rFonts w:hint="eastAsia"/>
         </w:rPr>
         <w:t>()</w:t>
+      </w:r>
+    </w:p>
+    <w:p>
+      <w:pPr>
+        <w:pStyle w:val="ListParagraph"/>
+        <w:numPr>
+          <w:ilvl w:val="0"/>
+          <w:numId w:val="24"/>
+        </w:numPr>
+        <w:ind w:firstLineChars="0"/>
+      </w:pPr>
+      <w:r>
+        <w:rPr>
+          <w:rFonts w:hint="eastAsia"/>
+        </w:rPr>
+        <w:t>SdbDomain.setAttributes()</w:t>
       </w:r>
     </w:p>
     <w:p/>
@@ -3265,7 +3260,25 @@
         <w:rPr>
           <w:rFonts w:hint="eastAsia"/>
         </w:rPr>
-        <w:t>remove gorups</w:t>
+        <w:t>remove g</w:t>
+      </w:r>
+      <w:r>
+        <w:rPr>
+          <w:rFonts w:hint="eastAsia"/>
+        </w:rPr>
+        <w:t>r</w:t>
+      </w:r>
+      <w:r>
+        <w:rPr>
+          <w:rFonts w:hint="eastAsia"/>
+        </w:rPr>
+        <w:t>o</w:t>
+      </w:r>
+      <w:r>
+        <w:rPr>
+          <w:rFonts w:hint="eastAsia"/>
+        </w:rPr>
+        <w:t>ups</w:t>
       </w:r>
       <w:r>
         <w:rPr>
@@ -4005,9 +4018,6 @@
     <w:p>
       <w:pPr>
         <w:pStyle w:val="Heading5"/>
-        <w:rPr>
-          <w:rFonts w:hint="eastAsia"/>
-        </w:rPr>
       </w:pPr>
       <w:r>
         <w:rPr>
@@ -4084,11 +4094,6 @@
       </w:r>
     </w:p>
     <w:p>
-      <w:pPr>
-        <w:rPr>
-          <w:rFonts w:hint="eastAsia"/>
-        </w:rPr>
-      </w:pPr>
       <w:r>
         <w:rPr>
           <w:rFonts w:hint="eastAsia"/>
@@ -4240,9 +4245,6 @@
           <w:p>
             <w:pPr>
               <w:ind w:left="0"/>
-              <w:rPr>
-                <w:rFonts w:hint="eastAsia"/>
-              </w:rPr>
             </w:pPr>
             <w:r>
               <w:rPr>
@@ -6916,9 +6918,6 @@
           <w:numId w:val="28"/>
         </w:numPr>
         <w:ind w:firstLineChars="0"/>
-        <w:rPr>
-          <w:rFonts w:hint="eastAsia"/>
-        </w:rPr>
       </w:pPr>
       <w:r>
         <w:rPr>
@@ -6941,9 +6940,6 @@
           <w:numId w:val="28"/>
         </w:numPr>
         <w:ind w:firstLineChars="0"/>
-        <w:rPr>
-          <w:rFonts w:hint="eastAsia"/>
-        </w:rPr>
       </w:pPr>
       <w:r>
         <w:rPr>
@@ -6976,9 +6972,6 @@
           <w:numId w:val="28"/>
         </w:numPr>
         <w:ind w:firstLineChars="0"/>
-        <w:rPr>
-          <w:rFonts w:hint="eastAsia"/>
-        </w:rPr>
       </w:pPr>
       <w:r>
         <w:rPr>
@@ -7007,9 +7000,6 @@
           <w:numId w:val="28"/>
         </w:numPr>
         <w:ind w:firstLineChars="0"/>
-        <w:rPr>
-          <w:rFonts w:hint="eastAsia"/>
-        </w:rPr>
       </w:pPr>
       <w:r>
         <w:rPr>
@@ -7772,31 +7762,7 @@
         <w:rPr>
           <w:rFonts w:hint="eastAsia"/>
         </w:rPr>
-        <w:t>不可（通过</w:t>
-      </w:r>
-      <w:r>
-        <w:rPr>
-          <w:rFonts w:hint="eastAsia"/>
-        </w:rPr>
-        <w:t>enableCompression</w:t>
-      </w:r>
-      <w:r>
-        <w:rPr>
-          <w:rFonts w:hint="eastAsia"/>
-        </w:rPr>
-        <w:t>或者</w:t>
-      </w:r>
-      <w:r>
-        <w:rPr>
-          <w:rFonts w:hint="eastAsia"/>
-        </w:rPr>
-        <w:t>disableCompression</w:t>
-      </w:r>
-      <w:r>
-        <w:rPr>
-          <w:rFonts w:hint="eastAsia"/>
-        </w:rPr>
-        <w:t>）</w:t>
+        <w:t>可选</w:t>
       </w:r>
     </w:p>
     <w:p>
@@ -11880,34 +11846,137 @@
       <w:pPr>
         <w:pStyle w:val="ListParagraph"/>
         <w:numPr>
+          <w:ilvl w:val="0"/>
+          <w:numId w:val="29"/>
+        </w:numPr>
+        <w:ind w:firstLineChars="0"/>
+      </w:pPr>
+      <w:r>
+        <w:rPr>
+          <w:rFonts w:hint="eastAsia"/>
+        </w:rPr>
+        <w:t>drop id index</w:t>
+      </w:r>
+      <w:r>
+        <w:rPr>
+          <w:rFonts w:hint="eastAsia"/>
+        </w:rPr>
+        <w:t>：删除</w:t>
+      </w:r>
+      <w:r>
+        <w:rPr>
+          <w:rFonts w:hint="eastAsia"/>
+        </w:rPr>
+        <w:t>"$id"</w:t>
+      </w:r>
+      <w:r>
+        <w:rPr>
+          <w:rFonts w:hint="eastAsia"/>
+        </w:rPr>
+        <w:t>索引</w:t>
+      </w:r>
+    </w:p>
+    <w:p>
+      <w:pPr>
+        <w:pStyle w:val="ListParagraph"/>
+        <w:numPr>
+          <w:ilvl w:val="0"/>
+          <w:numId w:val="29"/>
+        </w:numPr>
+        <w:ind w:firstLineChars="0"/>
+        <w:rPr>
+          <w:rFonts w:hint="eastAsia"/>
+        </w:rPr>
+      </w:pPr>
+      <w:r>
+        <w:rPr>
+          <w:rFonts w:hint="eastAsia"/>
+        </w:rPr>
+        <w:t>enable compression</w:t>
+      </w:r>
+      <w:r>
+        <w:rPr>
+          <w:rFonts w:hint="eastAsia"/>
+        </w:rPr>
+        <w:t>：开启数据压缩</w:t>
+      </w:r>
+    </w:p>
+    <w:p>
+      <w:pPr>
+        <w:pStyle w:val="ListParagraph"/>
+        <w:numPr>
           <w:ilvl w:val="1"/>
           <w:numId w:val="29"/>
         </w:numPr>
         <w:ind w:firstLineChars="0"/>
-      </w:pPr>
-      <w:r>
-        <w:rPr>
-          <w:rFonts w:hint="eastAsia"/>
-        </w:rPr>
-        <w:t>约束：</w:t>
-      </w:r>
-      <w:r>
-        <w:rPr>
-          <w:rFonts w:hint="eastAsia"/>
-        </w:rPr>
-        <w:t>AutoIndexId</w:t>
-      </w:r>
-      <w:r>
-        <w:rPr>
-          <w:rFonts w:hint="eastAsia"/>
-        </w:rPr>
-        <w:t>为</w:t>
-      </w:r>
-      <w:r>
-        <w:rPr>
-          <w:rFonts w:hint="eastAsia"/>
-        </w:rPr>
-        <w:t>FALSE</w:t>
+        <w:rPr>
+          <w:rFonts w:hint="eastAsia"/>
+        </w:rPr>
+      </w:pPr>
+      <w:r>
+        <w:rPr>
+          <w:rFonts w:hint="eastAsia"/>
+        </w:rPr>
+        <w:t>约束</w:t>
+      </w:r>
+    </w:p>
+    <w:p>
+      <w:pPr>
+        <w:pStyle w:val="ListParagraph"/>
+        <w:numPr>
+          <w:ilvl w:val="2"/>
+          <w:numId w:val="29"/>
+        </w:numPr>
+        <w:ind w:firstLineChars="0"/>
+        <w:rPr>
+          <w:rFonts w:hint="eastAsia"/>
+        </w:rPr>
+      </w:pPr>
+      <w:r>
+        <w:rPr>
+          <w:rFonts w:hint="eastAsia"/>
+        </w:rPr>
+        <w:t>非主表、非</w:t>
+      </w:r>
+      <w:r>
+        <w:rPr>
+          <w:rFonts w:hint="eastAsia"/>
+        </w:rPr>
+        <w:t>Capped</w:t>
+      </w:r>
+      <w:r>
+        <w:rPr>
+          <w:rFonts w:hint="eastAsia"/>
+        </w:rPr>
+        <w:t>表</w:t>
+      </w:r>
+    </w:p>
+    <w:p>
+      <w:pPr>
+        <w:pStyle w:val="ListParagraph"/>
+        <w:numPr>
+          <w:ilvl w:val="2"/>
+          <w:numId w:val="29"/>
+        </w:numPr>
+        <w:ind w:firstLineChars="0"/>
+      </w:pPr>
+      <w:r>
+        <w:rPr>
+          <w:rFonts w:hint="eastAsia"/>
+        </w:rPr>
+        <w:t>旧数据升级不能有</w:t>
+      </w:r>
+      <w:r>
+        <w:rPr>
+          <w:rFonts w:hint="eastAsia"/>
+        </w:rPr>
+        <w:t>lzw</w:t>
+      </w:r>
+      <w:r>
+        <w:rPr>
+          <w:rFonts w:hint="eastAsia"/>
+        </w:rPr>
+        <w:t>字典</w:t>
       </w:r>
     </w:p>
     <w:p>
@@ -11918,30 +11987,21 @@
           <w:numId w:val="29"/>
         </w:numPr>
         <w:ind w:firstLineChars="0"/>
-      </w:pPr>
-      <w:r>
-        <w:rPr>
-          <w:rFonts w:hint="eastAsia"/>
-        </w:rPr>
-        <w:t>drop id index</w:t>
-      </w:r>
-      <w:r>
-        <w:rPr>
-          <w:rFonts w:hint="eastAsia"/>
-        </w:rPr>
-        <w:t>：删除</w:t>
-      </w:r>
-      <w:r>
-        <w:rPr>
-          <w:rFonts w:hint="eastAsia"/>
-        </w:rPr>
-        <w:t>"$id"</w:t>
-      </w:r>
-      <w:r>
-        <w:rPr>
-          <w:rFonts w:hint="eastAsia"/>
-        </w:rPr>
-        <w:t>索引</w:t>
+        <w:rPr>
+          <w:rFonts w:hint="eastAsia"/>
+        </w:rPr>
+      </w:pPr>
+      <w:r>
+        <w:rPr>
+          <w:rFonts w:hint="eastAsia"/>
+        </w:rPr>
+        <w:t>disable compression</w:t>
+      </w:r>
+      <w:r>
+        <w:rPr>
+          <w:rFonts w:hint="eastAsia"/>
+        </w:rPr>
+        <w:t>：关闭数据压缩</w:t>
       </w:r>
     </w:p>
     <w:p>
@@ -11952,30 +12012,74 @@
           <w:numId w:val="29"/>
         </w:numPr>
         <w:ind w:firstLineChars="0"/>
-      </w:pPr>
-      <w:r>
-        <w:rPr>
-          <w:rFonts w:hint="eastAsia"/>
-        </w:rPr>
-        <w:t>约束：</w:t>
-      </w:r>
-      <w:r>
-        <w:rPr>
-          <w:rFonts w:hint="eastAsia"/>
-        </w:rPr>
-        <w:t>AutoIndexId</w:t>
-      </w:r>
-      <w:r>
-        <w:rPr>
-          <w:rFonts w:hint="eastAsia"/>
-        </w:rPr>
-        <w:t>为</w:t>
-      </w:r>
-      <w:r>
-        <w:rPr>
-          <w:rFonts w:hint="eastAsia"/>
-        </w:rPr>
-        <w:t>FALSE</w:t>
+        <w:rPr>
+          <w:rFonts w:hint="eastAsia"/>
+        </w:rPr>
+      </w:pPr>
+      <w:r>
+        <w:rPr>
+          <w:rFonts w:hint="eastAsia"/>
+        </w:rPr>
+        <w:t>约束</w:t>
+      </w:r>
+    </w:p>
+    <w:p>
+      <w:pPr>
+        <w:pStyle w:val="ListParagraph"/>
+        <w:numPr>
+          <w:ilvl w:val="2"/>
+          <w:numId w:val="29"/>
+        </w:numPr>
+        <w:ind w:firstLineChars="0"/>
+        <w:rPr>
+          <w:rFonts w:hint="eastAsia"/>
+        </w:rPr>
+      </w:pPr>
+      <w:r>
+        <w:rPr>
+          <w:rFonts w:hint="eastAsia"/>
+        </w:rPr>
+        <w:t>非主表、非</w:t>
+      </w:r>
+      <w:r>
+        <w:rPr>
+          <w:rFonts w:hint="eastAsia"/>
+        </w:rPr>
+        <w:t>Capped</w:t>
+      </w:r>
+      <w:r>
+        <w:rPr>
+          <w:rFonts w:hint="eastAsia"/>
+        </w:rPr>
+        <w:t>表</w:t>
+      </w:r>
+    </w:p>
+    <w:p>
+      <w:pPr>
+        <w:pStyle w:val="ListParagraph"/>
+        <w:numPr>
+          <w:ilvl w:val="2"/>
+          <w:numId w:val="29"/>
+        </w:numPr>
+        <w:ind w:firstLineChars="0"/>
+      </w:pPr>
+      <w:r>
+        <w:rPr>
+          <w:rFonts w:hint="eastAsia"/>
+        </w:rPr>
+        <w:t>旧数据升级不能有</w:t>
+      </w:r>
+      <w:r>
+        <w:rPr>
+          <w:rFonts w:hint="eastAsia"/>
+        </w:rPr>
+        <w:t>lzw</w:t>
+      </w:r>
+      <w:r>
+        <w:rPr>
+          <w:rFonts w:hint="eastAsia"/>
+        </w:rPr>
+        <w:t>字典</w:t>
       </w:r>
     </w:p>
     <w:p>
@@ -11991,13 +12095,76 @@
         <w:rPr>
           <w:rFonts w:hint="eastAsia"/>
         </w:rPr>
-        <w:t>enable compression</w:t>
-      </w:r>
-      <w:r>
-        <w:rPr>
-          <w:rFonts w:hint="eastAsia"/>
-        </w:rPr>
-        <w:t>：开启数据压缩</w:t>
+        <w:t>enable sharding</w:t>
+      </w:r>
+      <w:r>
+        <w:rPr>
+          <w:rFonts w:hint="eastAsia"/>
+        </w:rPr>
+        <w:t>：启用切分</w:t>
+      </w:r>
+    </w:p>
+    <w:p>
+      <w:pPr>
+        <w:pStyle w:val="ListParagraph"/>
+        <w:numPr>
+          <w:ilvl w:val="1"/>
+          <w:numId w:val="29"/>
+        </w:numPr>
+        <w:ind w:firstLineChars="0"/>
+      </w:pPr>
+      <w:r>
+        <w:rPr>
+          <w:rFonts w:hint="eastAsia"/>
+        </w:rPr>
+        <w:t>约束</w:t>
+      </w:r>
+    </w:p>
+    <w:p>
+      <w:pPr>
+        <w:pStyle w:val="ListParagraph"/>
+        <w:numPr>
+          <w:ilvl w:val="2"/>
+          <w:numId w:val="29"/>
+        </w:numPr>
+        <w:ind w:firstLineChars="0"/>
+        <w:rPr>
+          <w:rFonts w:hint="eastAsia"/>
+        </w:rPr>
+      </w:pPr>
+      <w:r>
+        <w:rPr>
+          <w:rFonts w:hint="eastAsia"/>
+        </w:rPr>
+        <w:t>非主表、非</w:t>
+      </w:r>
+      <w:r>
+        <w:rPr>
+          <w:rFonts w:hint="eastAsia"/>
+        </w:rPr>
+        <w:t>Capped</w:t>
+      </w:r>
+      <w:r>
+        <w:rPr>
+          <w:rFonts w:hint="eastAsia"/>
+        </w:rPr>
+        <w:t>表</w:t>
+      </w:r>
+    </w:p>
+    <w:p>
+      <w:pPr>
+        <w:pStyle w:val="ListParagraph"/>
+        <w:numPr>
+          <w:ilvl w:val="2"/>
+          <w:numId w:val="29"/>
+        </w:numPr>
+        <w:ind w:firstLineChars="0"/>
+      </w:pPr>
+      <w:r>
+        <w:rPr>
+          <w:rFonts w:hint="eastAsia"/>
+        </w:rPr>
+        <w:t>只有一个数据组</w:t>
       </w:r>
     </w:p>
     <w:p>
@@ -12013,13 +12180,73 @@
         <w:rPr>
           <w:rFonts w:hint="eastAsia"/>
         </w:rPr>
-        <w:t>disable compression</w:t>
-      </w:r>
-      <w:r>
-        <w:rPr>
-          <w:rFonts w:hint="eastAsia"/>
-        </w:rPr>
-        <w:t>：关闭数据压缩</w:t>
+        <w:t>disable sharding</w:t>
+      </w:r>
+      <w:r>
+        <w:rPr>
+          <w:rFonts w:hint="eastAsia"/>
+        </w:rPr>
+        <w:t>：关闭切分</w:t>
+      </w:r>
+    </w:p>
+    <w:p>
+      <w:pPr>
+        <w:pStyle w:val="ListParagraph"/>
+        <w:numPr>
+          <w:ilvl w:val="1"/>
+          <w:numId w:val="29"/>
+        </w:numPr>
+        <w:ind w:firstLineChars="0"/>
+      </w:pPr>
+      <w:r>
+        <w:rPr>
+          <w:rFonts w:hint="eastAsia"/>
+        </w:rPr>
+        <w:t>约束</w:t>
+      </w:r>
+    </w:p>
+    <w:p>
+      <w:pPr>
+        <w:pStyle w:val="ListParagraph"/>
+        <w:numPr>
+          <w:ilvl w:val="2"/>
+          <w:numId w:val="29"/>
+        </w:numPr>
+        <w:ind w:firstLineChars="0"/>
+      </w:pPr>
+      <w:r>
+        <w:rPr>
+          <w:rFonts w:hint="eastAsia"/>
+        </w:rPr>
+        <w:t>非主表、非</w:t>
+      </w:r>
+      <w:r>
+        <w:rPr>
+          <w:rFonts w:hint="eastAsia"/>
+        </w:rPr>
+        <w:t>Capped</w:t>
+      </w:r>
+      <w:r>
+        <w:rPr>
+          <w:rFonts w:hint="eastAsia"/>
+        </w:rPr>
+        <w:t>表</w:t>
+      </w:r>
+    </w:p>
+    <w:p>
+      <w:pPr>
+        <w:pStyle w:val="ListParagraph"/>
+        <w:numPr>
+          <w:ilvl w:val="2"/>
+          <w:numId w:val="29"/>
+        </w:numPr>
+        <w:ind w:firstLineChars="0"/>
+      </w:pPr>
+      <w:r>
+        <w:rPr>
+          <w:rFonts w:hint="eastAsia"/>
+        </w:rPr>
+        <w:t>只有一个数据组</w:t>
       </w:r>
     </w:p>
     <w:p>
@@ -12035,13 +12262,7 @@
         <w:rPr>
           <w:rFonts w:hint="eastAsia"/>
         </w:rPr>
-        <w:t>enable sharding</w:t>
-      </w:r>
-      <w:r>
-        <w:rPr>
-          <w:rFonts w:hint="eastAsia"/>
-        </w:rPr>
-        <w:t>：启用切分</w:t>
+        <w:t>attributes</w:t>
       </w:r>
     </w:p>
     <w:p>
@@ -12054,70 +12275,7 @@
         <w:ind w:firstLineChars="0"/>
       </w:pPr>
       <w:r>
-        <w:rPr>
-          <w:rFonts w:hint="eastAsia"/>
-        </w:rPr>
-        <w:t>约束</w:t>
-      </w:r>
-    </w:p>
-    <w:p>
-      <w:pPr>
-        <w:pStyle w:val="ListParagraph"/>
-        <w:numPr>
-          <w:ilvl w:val="2"/>
-          <w:numId w:val="29"/>
-        </w:numPr>
-        <w:ind w:firstLineChars="0"/>
-      </w:pPr>
-      <w:r>
-        <w:rPr>
-          <w:rFonts w:hint="eastAsia"/>
-        </w:rPr>
         <w:t>ShardingKey</w:t>
-      </w:r>
-      <w:r>
-        <w:rPr>
-          <w:rFonts w:hint="eastAsia"/>
-        </w:rPr>
-        <w:t>为空</w:t>
-      </w:r>
-    </w:p>
-    <w:p>
-      <w:pPr>
-        <w:pStyle w:val="ListParagraph"/>
-        <w:numPr>
-          <w:ilvl w:val="2"/>
-          <w:numId w:val="29"/>
-        </w:numPr>
-        <w:ind w:firstLineChars="0"/>
-      </w:pPr>
-      <w:r>
-        <w:rPr>
-          <w:rFonts w:hint="eastAsia"/>
-        </w:rPr>
-        <w:t>只有一个数据组</w:t>
-      </w:r>
-    </w:p>
-    <w:p>
-      <w:pPr>
-        <w:pStyle w:val="ListParagraph"/>
-        <w:numPr>
-          <w:ilvl w:val="0"/>
-          <w:numId w:val="29"/>
-        </w:numPr>
-        <w:ind w:firstLineChars="0"/>
-      </w:pPr>
-      <w:r>
-        <w:rPr>
-          <w:rFonts w:hint="eastAsia"/>
-        </w:rPr>
-        <w:t>disable sharding</w:t>
-      </w:r>
-      <w:r>
-        <w:rPr>
-          <w:rFonts w:hint="eastAsia"/>
-        </w:rPr>
-        <w:t>：关闭切分</w:t>
       </w:r>
     </w:p>
     <w:p>
@@ -12130,64 +12288,7 @@
         <w:ind w:firstLineChars="0"/>
       </w:pPr>
       <w:r>
-        <w:rPr>
-          <w:rFonts w:hint="eastAsia"/>
-        </w:rPr>
-        <w:t>约束</w:t>
-      </w:r>
-    </w:p>
-    <w:p>
-      <w:pPr>
-        <w:pStyle w:val="ListParagraph"/>
-        <w:numPr>
-          <w:ilvl w:val="2"/>
-          <w:numId w:val="29"/>
-        </w:numPr>
-        <w:ind w:firstLineChars="0"/>
-      </w:pPr>
-      <w:r>
-        <w:rPr>
-          <w:rFonts w:hint="eastAsia"/>
-        </w:rPr>
-        <w:t>ShardingKey</w:t>
-      </w:r>
-      <w:r>
-        <w:rPr>
-          <w:rFonts w:hint="eastAsia"/>
-        </w:rPr>
-        <w:t>不为空</w:t>
-      </w:r>
-    </w:p>
-    <w:p>
-      <w:pPr>
-        <w:pStyle w:val="ListParagraph"/>
-        <w:numPr>
-          <w:ilvl w:val="2"/>
-          <w:numId w:val="29"/>
-        </w:numPr>
-        <w:ind w:firstLineChars="0"/>
-      </w:pPr>
-      <w:r>
-        <w:rPr>
-          <w:rFonts w:hint="eastAsia"/>
-        </w:rPr>
-        <w:t>只有一个数据组</w:t>
-      </w:r>
-    </w:p>
-    <w:p>
-      <w:pPr>
-        <w:pStyle w:val="ListParagraph"/>
-        <w:numPr>
-          <w:ilvl w:val="0"/>
-          <w:numId w:val="29"/>
-        </w:numPr>
-        <w:ind w:firstLineChars="0"/>
-      </w:pPr>
-      <w:r>
-        <w:rPr>
-          <w:rFonts w:hint="eastAsia"/>
-        </w:rPr>
-        <w:t>attributes</w:t>
+        <w:t>ShardingType</w:t>
       </w:r>
     </w:p>
     <w:p>
@@ -12200,7 +12301,7 @@
         <w:ind w:firstLineChars="0"/>
       </w:pPr>
       <w:r>
-        <w:t>ShardingKey</w:t>
+        <w:t>Partition</w:t>
       </w:r>
     </w:p>
     <w:p>
@@ -12213,7 +12314,7 @@
         <w:ind w:firstLineChars="0"/>
       </w:pPr>
       <w:r>
-        <w:t>ShardingType</w:t>
+        <w:t>CompressionType</w:t>
       </w:r>
     </w:p>
     <w:p>
@@ -12226,7 +12327,7 @@
         <w:ind w:firstLineChars="0"/>
       </w:pPr>
       <w:r>
-        <w:t>Partition</w:t>
+        <w:t>EnsureShardingIndex</w:t>
       </w:r>
     </w:p>
     <w:p>
@@ -12239,7 +12340,7 @@
         <w:ind w:firstLineChars="0"/>
       </w:pPr>
       <w:r>
-        <w:t>CompressionType</w:t>
+        <w:t>Size</w:t>
       </w:r>
     </w:p>
     <w:p>
@@ -12252,7 +12353,7 @@
         <w:ind w:firstLineChars="0"/>
       </w:pPr>
       <w:r>
-        <w:t>EnsureShardingIndex</w:t>
+        <w:t>Max</w:t>
       </w:r>
     </w:p>
     <w:p>
@@ -12265,7 +12366,7 @@
         <w:ind w:firstLineChars="0"/>
       </w:pPr>
       <w:r>
-        <w:t>Size</w:t>
+        <w:t>OverWrite</w:t>
       </w:r>
     </w:p>
     <w:p>
@@ -12278,7 +12379,7 @@
         <w:ind w:firstLineChars="0"/>
       </w:pPr>
       <w:r>
-        <w:t>Max</w:t>
+        <w:t>ReplSize</w:t>
       </w:r>
     </w:p>
     <w:p>
@@ -12291,42 +12392,11 @@
         <w:ind w:firstLineChars="0"/>
       </w:pPr>
       <w:r>
-        <w:t>OverWrite</w:t>
-      </w:r>
-    </w:p>
-    <w:p>
-      <w:pPr>
-        <w:pStyle w:val="ListParagraph"/>
-        <w:numPr>
-          <w:ilvl w:val="1"/>
-          <w:numId w:val="29"/>
-        </w:numPr>
-        <w:ind w:firstLineChars="0"/>
-      </w:pPr>
-      <w:r>
-        <w:t>ReplSize</w:t>
-      </w:r>
-    </w:p>
-    <w:p>
-      <w:pPr>
-        <w:pStyle w:val="ListParagraph"/>
-        <w:numPr>
-          <w:ilvl w:val="1"/>
-          <w:numId w:val="29"/>
-        </w:numPr>
-        <w:ind w:firstLineChars="0"/>
-      </w:pPr>
-      <w:r>
         <w:t>StrictDataMode</w:t>
       </w:r>
     </w:p>
     <w:p/>
     <w:p>
-      <w:pPr>
-        <w:rPr>
-          <w:rFonts w:hint="eastAsia"/>
-        </w:rPr>
-      </w:pPr>
       <w:r>
         <w:rPr>
           <w:rFonts w:hint="eastAsia"/>
@@ -12339,6 +12409,7 @@
         <w:rPr>
           <w:rFonts w:hint="eastAsia"/>
         </w:rPr>
+        <w:lastRenderedPageBreak/>
         <w:t>coord</w:t>
       </w:r>
       <w:r>
@@ -12398,7 +12469,6 @@
         <w:rPr>
           <w:rFonts w:hint="eastAsia"/>
         </w:rPr>
-        <w:lastRenderedPageBreak/>
         <w:t>Alter Collection Space</w:t>
       </w:r>
     </w:p>
@@ -16853,10 +16923,10 @@
         <w:gridCol w:w="1137"/>
         <w:gridCol w:w="513"/>
         <w:gridCol w:w="557"/>
-        <w:gridCol w:w="1453"/>
-        <w:gridCol w:w="1372"/>
-        <w:gridCol w:w="837"/>
-        <w:gridCol w:w="921"/>
+        <w:gridCol w:w="2312"/>
+        <w:gridCol w:w="1315"/>
+        <w:gridCol w:w="780"/>
+        <w:gridCol w:w="864"/>
         <w:gridCol w:w="687"/>
       </w:tblGrid>
       <w:tr>
@@ -17292,6 +17362,30 @@
                 <w:sz w:val="15"/>
                 <w:szCs w:val="15"/>
               </w:rPr>
+              <w:t>包含在</w:t>
+            </w:r>
+            <w:r>
+              <w:rPr>
+                <w:rFonts w:hint="eastAsia"/>
+                <w:sz w:val="15"/>
+                <w:szCs w:val="15"/>
+              </w:rPr>
+              <w:t>Domain</w:t>
+            </w:r>
+            <w:r>
+              <w:rPr>
+                <w:rFonts w:hint="eastAsia"/>
+                <w:sz w:val="15"/>
+                <w:szCs w:val="15"/>
+              </w:rPr>
+              <w:t>上</w:t>
+            </w:r>
+            <w:r>
+              <w:rPr>
+                <w:rFonts w:hint="eastAsia"/>
+                <w:sz w:val="15"/>
+                <w:szCs w:val="15"/>
+              </w:rPr>
               <w:t>CS</w:t>
             </w:r>
             <w:r>
@@ -17300,7 +17394,23 @@
                 <w:sz w:val="15"/>
                 <w:szCs w:val="15"/>
               </w:rPr>
-              <w:t>的组在新的组上</w:t>
+              <w:t>所在</w:t>
+            </w:r>
+            <w:r>
+              <w:rPr>
+                <w:rFonts w:hint="eastAsia"/>
+                <w:sz w:val="15"/>
+                <w:szCs w:val="15"/>
+              </w:rPr>
+              <w:t>组</w:t>
+            </w:r>
+            <w:r>
+              <w:rPr>
+                <w:rFonts w:hint="eastAsia"/>
+                <w:sz w:val="15"/>
+                <w:szCs w:val="15"/>
+              </w:rPr>
+              <w:t>不能移走</w:t>
             </w:r>
           </w:p>
         </w:tc>
@@ -17686,19 +17796,10 @@
       </w:tr>
     </w:tbl>
     <w:p/>
-    <w:p>
-      <w:pPr>
-        <w:rPr>
-          <w:rFonts w:hint="eastAsia"/>
-        </w:rPr>
-      </w:pPr>
-    </w:p>
+    <w:p/>
     <w:p>
       <w:pPr>
         <w:pStyle w:val="Heading3"/>
-        <w:rPr>
-          <w:rFonts w:hint="eastAsia"/>
-        </w:rPr>
       </w:pPr>
       <w:r>
         <w:rPr>
@@ -17708,18 +17809,66 @@
       </w:r>
     </w:p>
     <w:p>
-      <w:pPr>
-        <w:rPr>
-          <w:rFonts w:hint="eastAsia"/>
-        </w:rPr>
-      </w:pPr>
-    </w:p>
+      <w:r>
+        <w:rPr>
+          <w:rFonts w:hint="eastAsia"/>
+        </w:rPr>
+        <w:t>可以使用以下更改压缩的类型：</w:t>
+      </w:r>
+    </w:p>
+    <w:p/>
+    <w:p>
+      <w:pPr>
+        <w:pStyle w:val="ListParagraph"/>
+        <w:numPr>
+          <w:ilvl w:val="0"/>
+          <w:numId w:val="37"/>
+        </w:numPr>
+        <w:ind w:firstLineChars="0"/>
+      </w:pPr>
+      <w:r>
+        <w:rPr>
+          <w:rFonts w:hint="eastAsia"/>
+        </w:rPr>
+        <w:t>SdbCollection.alter()</w:t>
+      </w:r>
+    </w:p>
+    <w:p>
+      <w:pPr>
+        <w:pStyle w:val="ListParagraph"/>
+        <w:numPr>
+          <w:ilvl w:val="0"/>
+          <w:numId w:val="37"/>
+        </w:numPr>
+        <w:ind w:firstLineChars="0"/>
+      </w:pPr>
+      <w:r>
+        <w:rPr>
+          <w:rFonts w:hint="eastAsia"/>
+        </w:rPr>
+        <w:t>SdbCollection.enableCompression()</w:t>
+      </w:r>
+    </w:p>
+    <w:p>
+      <w:pPr>
+        <w:pStyle w:val="ListParagraph"/>
+        <w:numPr>
+          <w:ilvl w:val="0"/>
+          <w:numId w:val="37"/>
+        </w:numPr>
+        <w:ind w:firstLineChars="0"/>
+      </w:pPr>
+      <w:r>
+        <w:rPr>
+          <w:rFonts w:hint="eastAsia"/>
+        </w:rPr>
+        <w:t>SdbCollection.diableCompression()</w:t>
+      </w:r>
+    </w:p>
+    <w:p/>
     <w:p>
       <w:pPr>
         <w:pStyle w:val="Heading4"/>
-        <w:rPr>
-          <w:rFonts w:hint="eastAsia"/>
-        </w:rPr>
       </w:pPr>
       <w:r>
         <w:rPr>
@@ -17747,11 +17896,6 @@
       </w:r>
     </w:p>
     <w:p>
-      <w:pPr>
-        <w:rPr>
-          <w:rFonts w:hint="eastAsia"/>
-        </w:rPr>
-      </w:pPr>
       <w:r>
         <w:rPr>
           <w:rFonts w:hint="eastAsia"/>
@@ -17783,7 +17927,6 @@
             <w:pPr>
               <w:ind w:left="0"/>
               <w:rPr>
-                <w:rFonts w:hint="eastAsia"/>
                 <w:sz w:val="15"/>
                 <w:szCs w:val="15"/>
               </w:rPr>
@@ -17806,18 +17949,25 @@
             <w:pPr>
               <w:ind w:left="0"/>
               <w:rPr>
-                <w:rFonts w:hint="eastAsia"/>
-                <w:sz w:val="15"/>
-                <w:szCs w:val="15"/>
-              </w:rPr>
-            </w:pPr>
-            <w:r>
-              <w:rPr>
-                <w:rFonts w:hint="eastAsia"/>
-                <w:sz w:val="15"/>
-                <w:szCs w:val="15"/>
-              </w:rPr>
-              <w:t>CurrentOffset</w:t>
+                <w:sz w:val="15"/>
+                <w:szCs w:val="15"/>
+              </w:rPr>
+            </w:pPr>
+            <w:r>
+              <w:rPr>
+                <w:rFonts w:hint="eastAsia"/>
+                <w:sz w:val="15"/>
+                <w:szCs w:val="15"/>
+              </w:rPr>
+              <w:t>Current</w:t>
+            </w:r>
+            <w:r>
+              <w:rPr>
+                <w:rFonts w:hint="eastAsia"/>
+                <w:sz w:val="15"/>
+                <w:szCs w:val="15"/>
+              </w:rPr>
+              <w:t>RID</w:t>
             </w:r>
           </w:p>
         </w:tc>
@@ -17829,18 +17979,25 @@
             <w:pPr>
               <w:ind w:left="0"/>
               <w:rPr>
-                <w:rFonts w:hint="eastAsia"/>
-                <w:sz w:val="15"/>
-                <w:szCs w:val="15"/>
-              </w:rPr>
-            </w:pPr>
-            <w:r>
-              <w:rPr>
-                <w:rFonts w:hint="eastAsia"/>
-                <w:sz w:val="15"/>
-                <w:szCs w:val="15"/>
-              </w:rPr>
-              <w:t>PrevOffset</w:t>
+                <w:sz w:val="15"/>
+                <w:szCs w:val="15"/>
+              </w:rPr>
+            </w:pPr>
+            <w:r>
+              <w:rPr>
+                <w:rFonts w:hint="eastAsia"/>
+                <w:sz w:val="15"/>
+                <w:szCs w:val="15"/>
+              </w:rPr>
+              <w:t>Prev</w:t>
+            </w:r>
+            <w:r>
+              <w:rPr>
+                <w:rFonts w:hint="eastAsia"/>
+                <w:sz w:val="15"/>
+                <w:szCs w:val="15"/>
+              </w:rPr>
+              <w:t>RID</w:t>
             </w:r>
           </w:p>
         </w:tc>
@@ -17852,18 +18009,25 @@
             <w:pPr>
               <w:ind w:left="0"/>
               <w:rPr>
-                <w:rFonts w:hint="eastAsia"/>
-                <w:sz w:val="15"/>
-                <w:szCs w:val="15"/>
-              </w:rPr>
-            </w:pPr>
-            <w:r>
-              <w:rPr>
-                <w:rFonts w:hint="eastAsia"/>
-                <w:sz w:val="15"/>
-                <w:szCs w:val="15"/>
-              </w:rPr>
-              <w:t>NextOffset</w:t>
+                <w:sz w:val="15"/>
+                <w:szCs w:val="15"/>
+              </w:rPr>
+            </w:pPr>
+            <w:r>
+              <w:rPr>
+                <w:rFonts w:hint="eastAsia"/>
+                <w:sz w:val="15"/>
+                <w:szCs w:val="15"/>
+              </w:rPr>
+              <w:t>Next</w:t>
+            </w:r>
+            <w:r>
+              <w:rPr>
+                <w:rFonts w:hint="eastAsia"/>
+                <w:sz w:val="15"/>
+                <w:szCs w:val="15"/>
+              </w:rPr>
+              <w:t>RID</w:t>
             </w:r>
           </w:p>
         </w:tc>
@@ -17877,17 +18041,17 @@
             <w:pPr>
               <w:ind w:left="0"/>
               <w:rPr>
-                <w:rFonts w:hint="eastAsia"/>
-                <w:sz w:val="15"/>
-                <w:szCs w:val="15"/>
-              </w:rPr>
-            </w:pPr>
-            <w:r>
-              <w:rPr>
-                <w:rFonts w:hint="eastAsia"/>
-                <w:sz w:val="15"/>
-                <w:szCs w:val="15"/>
-              </w:rPr>
+                <w:sz w:val="15"/>
+                <w:szCs w:val="15"/>
+              </w:rPr>
+            </w:pPr>
+            <w:r>
+              <w:rPr>
+                <w:rFonts w:hint="eastAsia"/>
+                <w:sz w:val="15"/>
+                <w:szCs w:val="15"/>
+              </w:rPr>
+              <w:lastRenderedPageBreak/>
               <w:t>flag</w:t>
             </w:r>
             <w:r>
@@ -17924,7 +18088,6 @@
             <w:pPr>
               <w:ind w:left="0"/>
               <w:rPr>
-                <w:rFonts w:hint="eastAsia"/>
                 <w:sz w:val="15"/>
                 <w:szCs w:val="15"/>
               </w:rPr>
@@ -17963,7 +18126,6 @@
             <w:pPr>
               <w:ind w:left="0"/>
               <w:rPr>
-                <w:rFonts w:hint="eastAsia"/>
                 <w:sz w:val="15"/>
                 <w:szCs w:val="15"/>
               </w:rPr>
@@ -17978,7 +18140,6 @@
             <w:pPr>
               <w:ind w:left="0"/>
               <w:rPr>
-                <w:rFonts w:hint="eastAsia"/>
                 <w:sz w:val="15"/>
                 <w:szCs w:val="15"/>
               </w:rPr>
@@ -17993,7 +18154,6 @@
             <w:pPr>
               <w:ind w:left="0"/>
               <w:rPr>
-                <w:rFonts w:hint="eastAsia"/>
                 <w:sz w:val="15"/>
                 <w:szCs w:val="15"/>
               </w:rPr>
@@ -18002,19 +18162,8 @@
         </w:tc>
       </w:tr>
     </w:tbl>
-    <w:p>
-      <w:pPr>
-        <w:rPr>
-          <w:rFonts w:hint="eastAsia"/>
-        </w:rPr>
-      </w:pPr>
-    </w:p>
-    <w:p>
-      <w:pPr>
-        <w:rPr>
-          <w:rFonts w:hint="eastAsia"/>
-        </w:rPr>
-      </w:pPr>
+    <w:p/>
+    <w:p>
       <w:r>
         <w:rPr>
           <w:rFonts w:hint="eastAsia"/>
@@ -18037,19 +18186,8 @@
         <w:t>标记，标记记录是否压缩</w:t>
       </w:r>
     </w:p>
-    <w:p>
-      <w:pPr>
-        <w:rPr>
-          <w:rFonts w:hint="eastAsia"/>
-        </w:rPr>
-      </w:pPr>
-    </w:p>
-    <w:p>
-      <w:pPr>
-        <w:rPr>
-          <w:rFonts w:hint="eastAsia"/>
-        </w:rPr>
-      </w:pPr>
+    <w:p/>
+    <w:p>
       <w:r>
         <w:rPr>
           <w:rFonts w:hint="eastAsia"/>
@@ -18077,7 +18215,6 @@
             <w:pPr>
               <w:ind w:left="0"/>
               <w:rPr>
-                <w:rFonts w:hint="eastAsia"/>
                 <w:sz w:val="15"/>
                 <w:szCs w:val="15"/>
               </w:rPr>
@@ -18115,7 +18252,6 @@
             <w:pPr>
               <w:ind w:left="0"/>
               <w:rPr>
-                <w:rFonts w:hint="eastAsia"/>
                 <w:sz w:val="15"/>
                 <w:szCs w:val="15"/>
               </w:rPr>
@@ -18140,24 +18276,21 @@
         </w:tc>
       </w:tr>
     </w:tbl>
-    <w:p>
-      <w:pPr>
-        <w:rPr>
-          <w:rFonts w:hint="eastAsia"/>
-        </w:rPr>
-      </w:pPr>
-    </w:p>
-    <w:p>
-      <w:pPr>
-        <w:rPr>
-          <w:rFonts w:hint="eastAsia"/>
-        </w:rPr>
-      </w:pPr>
+    <w:p/>
+    <w:p>
       <w:r>
         <w:rPr>
           <w:rFonts w:hint="eastAsia"/>
         </w:rPr>
         <w:t>压缩数据：</w:t>
+      </w:r>
+    </w:p>
+    <w:p>
+      <w:r>
+        <w:rPr>
+          <w:rFonts w:hint="eastAsia"/>
+        </w:rPr>
+        <w:t>旧</w:t>
       </w:r>
     </w:p>
     <w:tbl>
@@ -18181,18 +18314,16 @@
             <w:pPr>
               <w:ind w:left="0"/>
               <w:rPr>
-                <w:rFonts w:hint="eastAsia"/>
-                <w:sz w:val="15"/>
-                <w:szCs w:val="15"/>
-              </w:rPr>
-            </w:pPr>
-            <w:r>
-              <w:rPr>
-                <w:rFonts w:hint="eastAsia"/>
-                <w:sz w:val="15"/>
-                <w:szCs w:val="15"/>
-              </w:rPr>
-              <w:lastRenderedPageBreak/>
+                <w:sz w:val="15"/>
+                <w:szCs w:val="15"/>
+              </w:rPr>
+            </w:pPr>
+            <w:r>
+              <w:rPr>
+                <w:rFonts w:hint="eastAsia"/>
+                <w:sz w:val="15"/>
+                <w:szCs w:val="15"/>
+              </w:rPr>
               <w:t>记录头</w:t>
             </w:r>
             <w:r>
@@ -18220,7 +18351,6 @@
             <w:pPr>
               <w:ind w:left="0"/>
               <w:rPr>
-                <w:rFonts w:hint="eastAsia"/>
                 <w:sz w:val="15"/>
                 <w:szCs w:val="15"/>
               </w:rPr>
@@ -18258,7 +18388,6 @@
             <w:pPr>
               <w:ind w:left="0"/>
               <w:rPr>
-                <w:rFonts w:hint="eastAsia"/>
                 <w:sz w:val="15"/>
                 <w:szCs w:val="15"/>
               </w:rPr>
@@ -18284,11 +18413,12 @@
       </w:tr>
     </w:tbl>
     <w:p>
-      <w:pPr>
-        <w:rPr>
-          <w:rFonts w:hint="eastAsia"/>
-        </w:rPr>
-      </w:pPr>
+      <w:r>
+        <w:rPr>
+          <w:rFonts w:hint="eastAsia"/>
+        </w:rPr>
+        <w:t>新</w:t>
+      </w:r>
     </w:p>
     <w:tbl>
       <w:tblPr>
@@ -18312,7 +18442,6 @@
             <w:pPr>
               <w:ind w:left="0"/>
               <w:rPr>
-                <w:rFonts w:hint="eastAsia"/>
                 <w:sz w:val="15"/>
                 <w:szCs w:val="15"/>
               </w:rPr>
@@ -18350,7 +18479,6 @@
             <w:pPr>
               <w:ind w:left="0"/>
               <w:rPr>
-                <w:rFonts w:hint="eastAsia"/>
                 <w:sz w:val="15"/>
                 <w:szCs w:val="15"/>
               </w:rPr>
@@ -18388,7 +18516,6 @@
             <w:pPr>
               <w:ind w:left="0"/>
               <w:rPr>
-                <w:rFonts w:hint="eastAsia"/>
                 <w:sz w:val="15"/>
                 <w:szCs w:val="15"/>
               </w:rPr>
@@ -18426,7 +18553,6 @@
             <w:pPr>
               <w:ind w:left="0"/>
               <w:rPr>
-                <w:rFonts w:hint="eastAsia"/>
                 <w:sz w:val="15"/>
                 <w:szCs w:val="15"/>
               </w:rPr>
@@ -18451,19 +18577,8 @@
         </w:tc>
       </w:tr>
     </w:tbl>
-    <w:p>
-      <w:pPr>
-        <w:rPr>
-          <w:rFonts w:hint="eastAsia"/>
-        </w:rPr>
-      </w:pPr>
-    </w:p>
-    <w:p>
-      <w:pPr>
-        <w:rPr>
-          <w:rFonts w:hint="eastAsia"/>
-        </w:rPr>
-      </w:pPr>
+    <w:p/>
+    <w:p>
       <w:r>
         <w:rPr>
           <w:rFonts w:hint="eastAsia"/>
@@ -18479,21 +18594,36 @@
           <w:numId w:val="31"/>
         </w:numPr>
         <w:ind w:firstLineChars="0"/>
-        <w:rPr>
-          <w:rFonts w:hint="eastAsia"/>
-        </w:rPr>
-      </w:pPr>
-      <w:r>
-        <w:rPr>
-          <w:rFonts w:hint="eastAsia"/>
-        </w:rPr>
-        <w:t>0x00</w:t>
-      </w:r>
-      <w:r>
-        <w:rPr>
-          <w:rFonts w:hint="eastAsia"/>
-        </w:rPr>
-        <w:t>：旧压缩记录</w:t>
+      </w:pPr>
+      <w:r>
+        <w:rPr>
+          <w:rFonts w:hint="eastAsia"/>
+        </w:rPr>
+        <w:t>0x0</w:t>
+      </w:r>
+      <w:r>
+        <w:rPr>
+          <w:rFonts w:hint="eastAsia"/>
+        </w:rPr>
+        <w:t>0</w:t>
+      </w:r>
+      <w:r>
+        <w:rPr>
+          <w:rFonts w:hint="eastAsia"/>
+        </w:rPr>
+        <w:t>：</w:t>
+      </w:r>
+      <w:r>
+        <w:rPr>
+          <w:rFonts w:hint="eastAsia"/>
+        </w:rPr>
+        <w:t>snappy</w:t>
+      </w:r>
+      <w:r>
+        <w:rPr>
+          <w:rFonts w:hint="eastAsia"/>
+        </w:rPr>
+        <w:t>压缩</w:t>
       </w:r>
     </w:p>
     <w:p>
@@ -18504,9 +18634,6 @@
           <w:numId w:val="31"/>
         </w:numPr>
         <w:ind w:firstLineChars="0"/>
-        <w:rPr>
-          <w:rFonts w:hint="eastAsia"/>
-        </w:rPr>
       </w:pPr>
       <w:r>
         <w:rPr>
@@ -18524,7 +18651,7 @@
         <w:rPr>
           <w:rFonts w:hint="eastAsia"/>
         </w:rPr>
-        <w:t>snappy</w:t>
+        <w:t>lzw</w:t>
       </w:r>
       <w:r>
         <w:rPr>
@@ -18541,9 +18668,6 @@
           <w:numId w:val="31"/>
         </w:numPr>
         <w:ind w:firstLineChars="0"/>
-        <w:rPr>
-          <w:rFonts w:hint="eastAsia"/>
-        </w:rPr>
       </w:pPr>
       <w:r>
         <w:rPr>
@@ -18561,13 +18685,19 @@
         <w:rPr>
           <w:rFonts w:hint="eastAsia"/>
         </w:rPr>
-        <w:t>lzw</w:t>
+        <w:t>lz4</w:t>
       </w:r>
       <w:r>
         <w:rPr>
           <w:rFonts w:hint="eastAsia"/>
         </w:rPr>
         <w:t>压缩</w:t>
+      </w:r>
+      <w:r>
+        <w:rPr>
+          <w:rFonts w:hint="eastAsia"/>
+        </w:rPr>
+        <w:t>（未启用）</w:t>
       </w:r>
     </w:p>
     <w:p>
@@ -18578,9 +18708,6 @@
           <w:numId w:val="31"/>
         </w:numPr>
         <w:ind w:firstLineChars="0"/>
-        <w:rPr>
-          <w:rFonts w:hint="eastAsia"/>
-        </w:rPr>
       </w:pPr>
       <w:r>
         <w:rPr>
@@ -18598,7 +18725,7 @@
         <w:rPr>
           <w:rFonts w:hint="eastAsia"/>
         </w:rPr>
-        <w:t>lz4</w:t>
+        <w:t>zlib</w:t>
       </w:r>
       <w:r>
         <w:rPr>
@@ -18606,57 +18733,15 @@
         </w:rPr>
         <w:t>压缩</w:t>
       </w:r>
-    </w:p>
-    <w:p>
-      <w:pPr>
-        <w:pStyle w:val="ListParagraph"/>
-        <w:numPr>
-          <w:ilvl w:val="0"/>
-          <w:numId w:val="31"/>
-        </w:numPr>
-        <w:ind w:firstLineChars="0"/>
-        <w:rPr>
-          <w:rFonts w:hint="eastAsia"/>
-        </w:rPr>
-      </w:pPr>
-      <w:r>
-        <w:rPr>
-          <w:rFonts w:hint="eastAsia"/>
-        </w:rPr>
-        <w:t>0x04</w:t>
-      </w:r>
-      <w:r>
-        <w:rPr>
-          <w:rFonts w:hint="eastAsia"/>
-        </w:rPr>
-        <w:t>：</w:t>
-      </w:r>
-      <w:r>
-        <w:rPr>
-          <w:rFonts w:hint="eastAsia"/>
-        </w:rPr>
-        <w:t>zlib</w:t>
-      </w:r>
-      <w:r>
-        <w:rPr>
-          <w:rFonts w:hint="eastAsia"/>
-        </w:rPr>
-        <w:t>压缩</w:t>
-      </w:r>
-    </w:p>
-    <w:p>
-      <w:pPr>
-        <w:rPr>
-          <w:rFonts w:hint="eastAsia"/>
-        </w:rPr>
-      </w:pPr>
-    </w:p>
-    <w:p>
-      <w:pPr>
-        <w:rPr>
-          <w:rFonts w:hint="eastAsia"/>
-        </w:rPr>
-      </w:pPr>
+      <w:r>
+        <w:rPr>
+          <w:rFonts w:hint="eastAsia"/>
+        </w:rPr>
+        <w:t>（未启用）</w:t>
+      </w:r>
+    </w:p>
+    <w:p/>
+    <w:p>
       <w:r>
         <w:rPr>
           <w:rFonts w:hint="eastAsia"/>
@@ -18672,9 +18757,6 @@
           <w:numId w:val="30"/>
         </w:numPr>
         <w:ind w:firstLineChars="0"/>
-        <w:rPr>
-          <w:rFonts w:hint="eastAsia"/>
-        </w:rPr>
       </w:pPr>
       <w:r>
         <w:rPr>
@@ -18691,9 +18773,6 @@
           <w:numId w:val="30"/>
         </w:numPr>
         <w:ind w:firstLineChars="0"/>
-        <w:rPr>
-          <w:rFonts w:hint="eastAsia"/>
-        </w:rPr>
       </w:pPr>
       <w:r>
         <w:rPr>
@@ -18728,9 +18807,6 @@
           <w:numId w:val="30"/>
         </w:numPr>
         <w:ind w:firstLineChars="0"/>
-        <w:rPr>
-          <w:rFonts w:hint="eastAsia"/>
-        </w:rPr>
       </w:pPr>
       <w:r>
         <w:rPr>
@@ -18747,9 +18823,6 @@
           <w:numId w:val="30"/>
         </w:numPr>
         <w:ind w:firstLineChars="0"/>
-        <w:rPr>
-          <w:rFonts w:hint="eastAsia"/>
-        </w:rPr>
       </w:pPr>
       <w:r>
         <w:rPr>
@@ -18790,9 +18863,6 @@
           <w:numId w:val="30"/>
         </w:numPr>
         <w:ind w:firstLineChars="0"/>
-        <w:rPr>
-          <w:rFonts w:hint="eastAsia"/>
-        </w:rPr>
       </w:pPr>
       <w:r>
         <w:rPr>
@@ -18833,9 +18903,6 @@
           <w:numId w:val="30"/>
         </w:numPr>
         <w:ind w:firstLineChars="0"/>
-        <w:rPr>
-          <w:rFonts w:hint="eastAsia"/>
-        </w:rPr>
       </w:pPr>
       <w:r>
         <w:rPr>
@@ -18859,9 +18926,6 @@
     <w:p>
       <w:pPr>
         <w:pStyle w:val="Heading4"/>
-        <w:rPr>
-          <w:rFonts w:hint="eastAsia"/>
-        </w:rPr>
       </w:pPr>
       <w:r>
         <w:rPr>
@@ -18908,7 +18972,6 @@
             <w:pPr>
               <w:ind w:left="0"/>
               <w:rPr>
-                <w:rFonts w:hint="eastAsia"/>
                 <w:sz w:val="15"/>
                 <w:szCs w:val="15"/>
               </w:rPr>
@@ -18925,7 +18988,6 @@
             <w:pPr>
               <w:ind w:left="0"/>
               <w:rPr>
-                <w:rFonts w:hint="eastAsia"/>
                 <w:sz w:val="15"/>
                 <w:szCs w:val="15"/>
               </w:rPr>
@@ -18943,7 +19005,6 @@
             <w:pPr>
               <w:ind w:left="0"/>
               <w:rPr>
-                <w:rFonts w:hint="eastAsia"/>
                 <w:sz w:val="15"/>
                 <w:szCs w:val="15"/>
               </w:rPr>
@@ -19097,7 +19158,6 @@
             <w:pPr>
               <w:ind w:left="0"/>
               <w:rPr>
-                <w:rFonts w:hint="eastAsia"/>
                 <w:sz w:val="15"/>
                 <w:szCs w:val="15"/>
               </w:rPr>
@@ -19131,7 +19191,6 @@
             <w:pPr>
               <w:ind w:left="0"/>
               <w:rPr>
-                <w:rFonts w:hint="eastAsia"/>
                 <w:sz w:val="15"/>
                 <w:szCs w:val="15"/>
               </w:rPr>
@@ -19159,6 +19218,7 @@
                 <w:sz w:val="15"/>
                 <w:szCs w:val="15"/>
               </w:rPr>
+              <w:lastRenderedPageBreak/>
               <w:t>}</w:t>
             </w:r>
           </w:p>
@@ -19171,16 +19231,16 @@
             <w:pPr>
               <w:ind w:left="0"/>
               <w:rPr>
-                <w:rFonts w:hint="eastAsia"/>
-                <w:sz w:val="15"/>
-                <w:szCs w:val="15"/>
-              </w:rPr>
-            </w:pPr>
-            <w:r>
-              <w:rPr>
-                <w:sz w:val="15"/>
-                <w:szCs w:val="15"/>
-              </w:rPr>
+                <w:sz w:val="15"/>
+                <w:szCs w:val="15"/>
+              </w:rPr>
+            </w:pPr>
+            <w:r>
+              <w:rPr>
+                <w:sz w:val="15"/>
+                <w:szCs w:val="15"/>
+              </w:rPr>
+              <w:lastRenderedPageBreak/>
               <w:t>_dmsMetadataBlock</w:t>
             </w:r>
           </w:p>
@@ -19188,7 +19248,6 @@
             <w:pPr>
               <w:ind w:left="0"/>
               <w:rPr>
-                <w:rFonts w:hint="eastAsia"/>
                 <w:sz w:val="15"/>
                 <w:szCs w:val="15"/>
               </w:rPr>
@@ -19206,7 +19265,6 @@
             <w:pPr>
               <w:ind w:left="0"/>
               <w:rPr>
-                <w:rFonts w:hint="eastAsia"/>
                 <w:sz w:val="15"/>
                 <w:szCs w:val="15"/>
               </w:rPr>
@@ -19360,7 +19418,6 @@
             <w:pPr>
               <w:ind w:left="0"/>
               <w:rPr>
-                <w:rFonts w:hint="eastAsia"/>
                 <w:sz w:val="15"/>
                 <w:szCs w:val="15"/>
               </w:rPr>
@@ -19387,7 +19444,7 @@
                 <w:szCs w:val="15"/>
                 <w:highlight w:val="yellow"/>
               </w:rPr>
-              <w:t>c</w:t>
+              <w:t>isOldVersion</w:t>
             </w:r>
             <w:r>
               <w:rPr>
@@ -19396,7 +19453,7 @@
                 <w:szCs w:val="15"/>
                 <w:highlight w:val="yellow"/>
               </w:rPr>
-              <w:t>ompressorType</w:t>
+              <w:t xml:space="preserve"> </w:t>
             </w:r>
             <w:r>
               <w:rPr>
@@ -19405,15 +19462,6 @@
                 <w:szCs w:val="15"/>
                 <w:highlight w:val="yellow"/>
               </w:rPr>
-              <w:t xml:space="preserve">V1 </w:t>
-            </w:r>
-            <w:r>
-              <w:rPr>
-                <w:rFonts w:hint="eastAsia"/>
-                <w:sz w:val="15"/>
-                <w:szCs w:val="15"/>
-                <w:highlight w:val="yellow"/>
-              </w:rPr>
               <w:t>;</w:t>
             </w:r>
           </w:p>
@@ -19421,7 +19469,6 @@
             <w:pPr>
               <w:ind w:left="0"/>
               <w:rPr>
-                <w:rFonts w:hint="eastAsia"/>
                 <w:sz w:val="15"/>
                 <w:szCs w:val="15"/>
               </w:rPr>
@@ -19449,19 +19496,14 @@
                 <w:sz w:val="15"/>
                 <w:szCs w:val="15"/>
               </w:rPr>
+              <w:lastRenderedPageBreak/>
               <w:t>}</w:t>
             </w:r>
           </w:p>
         </w:tc>
       </w:tr>
     </w:tbl>
-    <w:p>
-      <w:pPr>
-        <w:rPr>
-          <w:rFonts w:hint="eastAsia"/>
-        </w:rPr>
-      </w:pPr>
-    </w:p>
+    <w:p/>
     <w:p>
       <w:pPr>
         <w:pStyle w:val="ListParagraph"/>
@@ -19470,9 +19512,6 @@
           <w:numId w:val="34"/>
         </w:numPr>
         <w:ind w:firstLineChars="0"/>
-        <w:rPr>
-          <w:rFonts w:hint="eastAsia"/>
-        </w:rPr>
       </w:pPr>
       <w:r>
         <w:rPr>
@@ -19507,9 +19546,6 @@
           <w:numId w:val="34"/>
         </w:numPr>
         <w:ind w:firstLineChars="0"/>
-        <w:rPr>
-          <w:rFonts w:hint="eastAsia"/>
-        </w:rPr>
       </w:pPr>
       <w:r>
         <w:rPr>
@@ -19532,9 +19568,6 @@
           <w:numId w:val="34"/>
         </w:numPr>
         <w:ind w:firstLineChars="0"/>
-        <w:rPr>
-          <w:rFonts w:hint="eastAsia"/>
-        </w:rPr>
       </w:pPr>
       <w:r>
         <w:rPr>
@@ -19569,9 +19602,6 @@
           <w:numId w:val="34"/>
         </w:numPr>
         <w:ind w:firstLineChars="0"/>
-        <w:rPr>
-          <w:rFonts w:hint="eastAsia"/>
-        </w:rPr>
       </w:pPr>
       <w:r>
         <w:rPr>
@@ -19606,9 +19636,6 @@
           <w:numId w:val="34"/>
         </w:numPr>
         <w:ind w:firstLineChars="0"/>
-        <w:rPr>
-          <w:rFonts w:hint="eastAsia"/>
-        </w:rPr>
       </w:pPr>
       <w:r>
         <w:rPr>
@@ -19643,9 +19670,6 @@
           <w:numId w:val="34"/>
         </w:numPr>
         <w:ind w:firstLineChars="0"/>
-        <w:rPr>
-          <w:rFonts w:hint="eastAsia"/>
-        </w:rPr>
       </w:pPr>
       <w:r>
         <w:rPr>
@@ -19680,15 +19704,12 @@
           <w:numId w:val="34"/>
         </w:numPr>
         <w:ind w:firstLineChars="0"/>
-        <w:rPr>
-          <w:rFonts w:hint="eastAsia"/>
-        </w:rPr>
-      </w:pPr>
-      <w:r>
-        <w:rPr>
-          <w:rFonts w:hint="eastAsia"/>
-        </w:rPr>
-        <w:t>_compressorTypeV2</w:t>
+      </w:pPr>
+      <w:r>
+        <w:rPr>
+          <w:rFonts w:hint="eastAsia"/>
+        </w:rPr>
+        <w:t>_compressorTypeV1</w:t>
       </w:r>
       <w:r>
         <w:rPr>
@@ -19729,15 +19750,11 @@
           <w:numId w:val="34"/>
         </w:numPr>
         <w:ind w:firstLineChars="0"/>
-        <w:rPr>
-          <w:rFonts w:hint="eastAsia"/>
-        </w:rPr>
-      </w:pPr>
-      <w:r>
-        <w:rPr>
-          <w:rFonts w:hint="eastAsia"/>
-        </w:rPr>
-        <w:lastRenderedPageBreak/>
+      </w:pPr>
+      <w:r>
+        <w:rPr>
+          <w:rFonts w:hint="eastAsia"/>
+        </w:rPr>
         <w:t>0x00</w:t>
       </w:r>
       <w:r>
@@ -19755,9 +19772,6 @@
           <w:numId w:val="34"/>
         </w:numPr>
         <w:ind w:firstLineChars="0"/>
-        <w:rPr>
-          <w:rFonts w:hint="eastAsia"/>
-        </w:rPr>
       </w:pPr>
       <w:r>
         <w:rPr>
@@ -19792,9 +19806,6 @@
           <w:numId w:val="34"/>
         </w:numPr>
         <w:ind w:firstLineChars="0"/>
-        <w:rPr>
-          <w:rFonts w:hint="eastAsia"/>
-        </w:rPr>
       </w:pPr>
       <w:r>
         <w:rPr>
@@ -19829,9 +19840,6 @@
           <w:numId w:val="34"/>
         </w:numPr>
         <w:ind w:firstLineChars="0"/>
-        <w:rPr>
-          <w:rFonts w:hint="eastAsia"/>
-        </w:rPr>
       </w:pPr>
       <w:r>
         <w:rPr>
@@ -19866,9 +19874,6 @@
           <w:numId w:val="34"/>
         </w:numPr>
         <w:ind w:firstLineChars="0"/>
-        <w:rPr>
-          <w:rFonts w:hint="eastAsia"/>
-        </w:rPr>
       </w:pPr>
       <w:r>
         <w:rPr>
@@ -19903,9 +19908,6 @@
           <w:numId w:val="34"/>
         </w:numPr>
         <w:ind w:firstLineChars="0"/>
-        <w:rPr>
-          <w:rFonts w:hint="eastAsia"/>
-        </w:rPr>
       </w:pPr>
       <w:r>
         <w:rPr>
@@ -19920,19 +19922,10 @@
         <w:t>：非压缩</w:t>
       </w:r>
     </w:p>
-    <w:p>
-      <w:pPr>
-        <w:rPr>
-          <w:rFonts w:hint="eastAsia"/>
-        </w:rPr>
-      </w:pPr>
-    </w:p>
+    <w:p/>
     <w:p>
       <w:pPr>
         <w:pStyle w:val="Heading4"/>
-        <w:rPr>
-          <w:rFonts w:hint="eastAsia"/>
-        </w:rPr>
       </w:pPr>
       <w:r>
         <w:rPr>
@@ -19949,9 +19942,6 @@
           <w:numId w:val="35"/>
         </w:numPr>
         <w:ind w:firstLineChars="0"/>
-        <w:rPr>
-          <w:rFonts w:hint="eastAsia"/>
-        </w:rPr>
       </w:pPr>
       <w:r>
         <w:rPr>
@@ -20004,9 +19994,6 @@
           <w:numId w:val="35"/>
         </w:numPr>
         <w:ind w:firstLineChars="0"/>
-        <w:rPr>
-          <w:rFonts w:hint="eastAsia"/>
-        </w:rPr>
       </w:pPr>
       <w:r>
         <w:rPr>
@@ -20053,9 +20040,6 @@
           <w:numId w:val="35"/>
         </w:numPr>
         <w:ind w:firstLineChars="0"/>
-        <w:rPr>
-          <w:rFonts w:hint="eastAsia"/>
-        </w:rPr>
       </w:pPr>
       <w:r>
         <w:rPr>
@@ -20090,9 +20074,6 @@
           <w:numId w:val="35"/>
         </w:numPr>
         <w:ind w:firstLineChars="0"/>
-        <w:rPr>
-          <w:rFonts w:hint="eastAsia"/>
-        </w:rPr>
       </w:pPr>
       <w:r>
         <w:rPr>
@@ -20101,19 +20082,10 @@
         <w:t>如果是压缩类型，在记录中压缩位标记</w:t>
       </w:r>
     </w:p>
-    <w:p>
-      <w:pPr>
-        <w:rPr>
-          <w:rFonts w:hint="eastAsia"/>
-        </w:rPr>
-      </w:pPr>
-    </w:p>
+    <w:p/>
     <w:p>
       <w:pPr>
         <w:pStyle w:val="Heading4"/>
-        <w:rPr>
-          <w:rFonts w:hint="eastAsia"/>
-        </w:rPr>
       </w:pPr>
       <w:r>
         <w:rPr>
@@ -20130,9 +20102,6 @@
           <w:numId w:val="36"/>
         </w:numPr>
         <w:ind w:firstLineChars="0"/>
-        <w:rPr>
-          <w:rFonts w:hint="eastAsia"/>
-        </w:rPr>
       </w:pPr>
       <w:r>
         <w:rPr>
@@ -20158,9 +20127,6 @@
           <w:numId w:val="36"/>
         </w:numPr>
         <w:ind w:firstLineChars="0"/>
-        <w:rPr>
-          <w:rFonts w:hint="eastAsia"/>
-        </w:rPr>
       </w:pPr>
       <w:r>
         <w:rPr>
@@ -20177,9 +20143,6 @@
           <w:numId w:val="36"/>
         </w:numPr>
         <w:ind w:firstLineChars="0"/>
-        <w:rPr>
-          <w:rFonts w:hint="eastAsia"/>
-        </w:rPr>
       </w:pPr>
       <w:r>
         <w:rPr>
@@ -20220,9 +20183,6 @@
           <w:numId w:val="36"/>
         </w:numPr>
         <w:ind w:firstLineChars="0"/>
-        <w:rPr>
-          <w:rFonts w:hint="eastAsia"/>
-        </w:rPr>
       </w:pPr>
       <w:r>
         <w:rPr>
@@ -20243,20 +20203,8 @@
         <w:t>，取对应的压缩器解压</w:t>
       </w:r>
     </w:p>
-    <w:p>
-      <w:pPr>
-        <w:rPr>
-          <w:rFonts w:hint="eastAsia"/>
-        </w:rPr>
-      </w:pPr>
-    </w:p>
-    <w:p>
-      <w:pPr>
-        <w:rPr>
-          <w:rFonts w:hint="eastAsia"/>
-        </w:rPr>
-      </w:pPr>
-    </w:p>
+    <w:p/>
+    <w:p/>
     <w:p>
       <w:pPr>
         <w:pStyle w:val="Heading2"/>
@@ -20690,6 +20638,7 @@
                 <w:sz w:val="18"/>
                 <w:szCs w:val="18"/>
               </w:rPr>
+              <w:lastRenderedPageBreak/>
               <w:t>第一周</w:t>
             </w:r>
           </w:p>
@@ -20986,7 +20935,6 @@
         <w:rPr>
           <w:rFonts w:hint="eastAsia"/>
         </w:rPr>
-        <w:lastRenderedPageBreak/>
         <w:t>遗留问题</w:t>
       </w:r>
     </w:p>
@@ -22802,6 +22750,92 @@
     </w:lvl>
   </w:abstractNum>
   <w:abstractNum w:abstractNumId="10">
+    <w:nsid w:val="2B466AC7"/>
+    <w:multiLevelType w:val="hybridMultilevel"/>
+    <w:tmpl w:val="5604499E"/>
+    <w:lvl w:ilvl="0" w:tplc="0409000F">
+      <w:start w:val="1"/>
+      <w:numFmt w:val="decimal"/>
+      <w:lvlText w:val="%1."/>
+      <w:lvlJc w:val="left"/>
+      <w:pPr>
+        <w:ind w:left="777" w:hanging="420"/>
+      </w:pPr>
+    </w:lvl>
+    <w:lvl w:ilvl="1" w:tplc="04090019" w:tentative="1">
+      <w:start w:val="1"/>
+      <w:numFmt w:val="lowerLetter"/>
+      <w:lvlText w:val="%2)"/>
+      <w:lvlJc w:val="left"/>
+      <w:pPr>
+        <w:ind w:left="1197" w:hanging="420"/>
+      </w:pPr>
+    </w:lvl>
+    <w:lvl w:ilvl="2" w:tplc="0409001B" w:tentative="1">
+      <w:start w:val="1"/>
+      <w:numFmt w:val="lowerRoman"/>
+      <w:lvlText w:val="%3."/>
+      <w:lvlJc w:val="right"/>
+      <w:pPr>
+        <w:ind w:left="1617" w:hanging="420"/>
+      </w:pPr>
+    </w:lvl>
+    <w:lvl w:ilvl="3" w:tplc="0409000F" w:tentative="1">
+      <w:start w:val="1"/>
+      <w:numFmt w:val="decimal"/>
+      <w:lvlText w:val="%4."/>
+      <w:lvlJc w:val="left"/>
+      <w:pPr>
+        <w:ind w:left="2037" w:hanging="420"/>
+      </w:pPr>
+    </w:lvl>
+    <w:lvl w:ilvl="4" w:tplc="04090019" w:tentative="1">
+      <w:start w:val="1"/>
+      <w:numFmt w:val="lowerLetter"/>
+      <w:lvlText w:val="%5)"/>
+      <w:lvlJc w:val="left"/>
+      <w:pPr>
+        <w:ind w:left="2457" w:hanging="420"/>
+      </w:pPr>
+    </w:lvl>
+    <w:lvl w:ilvl="5" w:tplc="0409001B" w:tentative="1">
+      <w:start w:val="1"/>
+      <w:numFmt w:val="lowerRoman"/>
+      <w:lvlText w:val="%6."/>
+      <w:lvlJc w:val="right"/>
+      <w:pPr>
+        <w:ind w:left="2877" w:hanging="420"/>
+      </w:pPr>
+    </w:lvl>
+    <w:lvl w:ilvl="6" w:tplc="0409000F" w:tentative="1">
+      <w:start w:val="1"/>
+      <w:numFmt w:val="decimal"/>
+      <w:lvlText w:val="%7."/>
+      <w:lvlJc w:val="left"/>
+      <w:pPr>
+        <w:ind w:left="3297" w:hanging="420"/>
+      </w:pPr>
+    </w:lvl>
+    <w:lvl w:ilvl="7" w:tplc="04090019" w:tentative="1">
+      <w:start w:val="1"/>
+      <w:numFmt w:val="lowerLetter"/>
+      <w:lvlText w:val="%8)"/>
+      <w:lvlJc w:val="left"/>
+      <w:pPr>
+        <w:ind w:left="3717" w:hanging="420"/>
+      </w:pPr>
+    </w:lvl>
+    <w:lvl w:ilvl="8" w:tplc="0409001B" w:tentative="1">
+      <w:start w:val="1"/>
+      <w:numFmt w:val="lowerRoman"/>
+      <w:lvlText w:val="%9."/>
+      <w:lvlJc w:val="right"/>
+      <w:pPr>
+        <w:ind w:left="4137" w:hanging="420"/>
+      </w:pPr>
+    </w:lvl>
+  </w:abstractNum>
+  <w:abstractNum w:abstractNumId="11">
     <w:nsid w:val="2CA55EF6"/>
     <w:multiLevelType w:val="hybridMultilevel"/>
     <w:tmpl w:val="3FEEF586"/>
@@ -22887,7 +22921,7 @@
       </w:pPr>
     </w:lvl>
   </w:abstractNum>
-  <w:abstractNum w:abstractNumId="11">
+  <w:abstractNum w:abstractNumId="12">
     <w:nsid w:val="2CEC13E2"/>
     <w:multiLevelType w:val="hybridMultilevel"/>
     <w:tmpl w:val="141E1BCE"/>
@@ -22973,7 +23007,7 @@
       </w:pPr>
     </w:lvl>
   </w:abstractNum>
-  <w:abstractNum w:abstractNumId="12">
+  <w:abstractNum w:abstractNumId="13">
     <w:nsid w:val="3F334955"/>
     <w:multiLevelType w:val="hybridMultilevel"/>
     <w:tmpl w:val="88A00300"/>
@@ -23059,7 +23093,7 @@
       </w:pPr>
     </w:lvl>
   </w:abstractNum>
-  <w:abstractNum w:abstractNumId="13">
+  <w:abstractNum w:abstractNumId="14">
     <w:nsid w:val="45B9002D"/>
     <w:multiLevelType w:val="hybridMultilevel"/>
     <w:tmpl w:val="3C60BD24"/>
@@ -23145,7 +23179,7 @@
       </w:pPr>
     </w:lvl>
   </w:abstractNum>
-  <w:abstractNum w:abstractNumId="14">
+  <w:abstractNum w:abstractNumId="15">
     <w:nsid w:val="479273EB"/>
     <w:multiLevelType w:val="hybridMultilevel"/>
     <w:tmpl w:val="5CF0CD2C"/>
@@ -23231,7 +23265,7 @@
       </w:pPr>
     </w:lvl>
   </w:abstractNum>
-  <w:abstractNum w:abstractNumId="15">
+  <w:abstractNum w:abstractNumId="16">
     <w:nsid w:val="4B681375"/>
     <w:multiLevelType w:val="hybridMultilevel"/>
     <w:tmpl w:val="D3E20F34"/>
@@ -23317,7 +23351,7 @@
       </w:pPr>
     </w:lvl>
   </w:abstractNum>
-  <w:abstractNum w:abstractNumId="16">
+  <w:abstractNum w:abstractNumId="17">
     <w:nsid w:val="4C662FDA"/>
     <w:multiLevelType w:val="hybridMultilevel"/>
     <w:tmpl w:val="0C849DDE"/>
@@ -23403,7 +23437,7 @@
       </w:pPr>
     </w:lvl>
   </w:abstractNum>
-  <w:abstractNum w:abstractNumId="17">
+  <w:abstractNum w:abstractNumId="18">
     <w:nsid w:val="4CDE2B70"/>
     <w:multiLevelType w:val="hybridMultilevel"/>
     <w:tmpl w:val="5CF0CD2C"/>
@@ -23489,7 +23523,7 @@
       </w:pPr>
     </w:lvl>
   </w:abstractNum>
-  <w:abstractNum w:abstractNumId="18">
+  <w:abstractNum w:abstractNumId="19">
     <w:nsid w:val="4E0D016C"/>
     <w:multiLevelType w:val="hybridMultilevel"/>
     <w:tmpl w:val="9E28E4CC"/>
@@ -23575,7 +23609,7 @@
       </w:pPr>
     </w:lvl>
   </w:abstractNum>
-  <w:abstractNum w:abstractNumId="19">
+  <w:abstractNum w:abstractNumId="20">
     <w:nsid w:val="567A4EF9"/>
     <w:multiLevelType w:val="hybridMultilevel"/>
     <w:tmpl w:val="0C849DDE"/>
@@ -23661,7 +23695,7 @@
       </w:pPr>
     </w:lvl>
   </w:abstractNum>
-  <w:abstractNum w:abstractNumId="20">
+  <w:abstractNum w:abstractNumId="21">
     <w:nsid w:val="57063AA0"/>
     <w:multiLevelType w:val="hybridMultilevel"/>
     <w:tmpl w:val="053415AC"/>
@@ -23747,7 +23781,7 @@
       </w:pPr>
     </w:lvl>
   </w:abstractNum>
-  <w:abstractNum w:abstractNumId="21">
+  <w:abstractNum w:abstractNumId="22">
     <w:nsid w:val="589E00D2"/>
     <w:multiLevelType w:val="hybridMultilevel"/>
     <w:tmpl w:val="712282AA"/>
@@ -23834,7 +23868,7 @@
       </w:pPr>
     </w:lvl>
   </w:abstractNum>
-  <w:abstractNum w:abstractNumId="22">
+  <w:abstractNum w:abstractNumId="23">
     <w:nsid w:val="58E930A9"/>
     <w:multiLevelType w:val="hybridMultilevel"/>
     <w:tmpl w:val="0CE639C4"/>
@@ -23920,7 +23954,7 @@
       </w:pPr>
     </w:lvl>
   </w:abstractNum>
-  <w:abstractNum w:abstractNumId="23">
+  <w:abstractNum w:abstractNumId="24">
     <w:nsid w:val="59223B75"/>
     <w:multiLevelType w:val="hybridMultilevel"/>
     <w:tmpl w:val="A9FA5566"/>
@@ -24006,7 +24040,7 @@
       </w:pPr>
     </w:lvl>
   </w:abstractNum>
-  <w:abstractNum w:abstractNumId="24">
+  <w:abstractNum w:abstractNumId="25">
     <w:nsid w:val="5A651810"/>
     <w:multiLevelType w:val="hybridMultilevel"/>
     <w:tmpl w:val="A9FA5566"/>
@@ -24092,7 +24126,7 @@
       </w:pPr>
     </w:lvl>
   </w:abstractNum>
-  <w:abstractNum w:abstractNumId="25">
+  <w:abstractNum w:abstractNumId="26">
     <w:nsid w:val="682E7148"/>
     <w:multiLevelType w:val="hybridMultilevel"/>
     <w:tmpl w:val="6EB6AD7C"/>
@@ -24178,7 +24212,7 @@
       </w:pPr>
     </w:lvl>
   </w:abstractNum>
-  <w:abstractNum w:abstractNumId="26">
+  <w:abstractNum w:abstractNumId="27">
     <w:nsid w:val="69E3004F"/>
     <w:multiLevelType w:val="hybridMultilevel"/>
     <w:tmpl w:val="EF08CF26"/>
@@ -24264,7 +24298,7 @@
       </w:pPr>
     </w:lvl>
   </w:abstractNum>
-  <w:abstractNum w:abstractNumId="27">
+  <w:abstractNum w:abstractNumId="28">
     <w:nsid w:val="6B9B6919"/>
     <w:multiLevelType w:val="hybridMultilevel"/>
     <w:tmpl w:val="58F8B12C"/>
@@ -24350,7 +24384,7 @@
       </w:pPr>
     </w:lvl>
   </w:abstractNum>
-  <w:abstractNum w:abstractNumId="28">
+  <w:abstractNum w:abstractNumId="29">
     <w:nsid w:val="7166165E"/>
     <w:multiLevelType w:val="hybridMultilevel"/>
     <w:tmpl w:val="FBEE90BA"/>
@@ -24436,7 +24470,7 @@
       </w:pPr>
     </w:lvl>
   </w:abstractNum>
-  <w:abstractNum w:abstractNumId="29">
+  <w:abstractNum w:abstractNumId="30">
     <w:nsid w:val="75836733"/>
     <w:multiLevelType w:val="hybridMultilevel"/>
     <w:tmpl w:val="9E9E9D9C"/>
@@ -24522,7 +24556,7 @@
       </w:pPr>
     </w:lvl>
   </w:abstractNum>
-  <w:abstractNum w:abstractNumId="30">
+  <w:abstractNum w:abstractNumId="31">
     <w:nsid w:val="79B4495D"/>
     <w:multiLevelType w:val="hybridMultilevel"/>
     <w:tmpl w:val="3C60BD24"/>
@@ -24612,7 +24646,7 @@
     <w:abstractNumId w:val="5"/>
   </w:num>
   <w:num w:numId="2">
-    <w:abstractNumId w:val="21"/>
+    <w:abstractNumId w:val="22"/>
   </w:num>
   <w:num w:numId="3">
     <w:abstractNumId w:val="6"/>
@@ -24627,34 +24661,34 @@
     <w:abstractNumId w:val="5"/>
   </w:num>
   <w:num w:numId="7">
-    <w:abstractNumId w:val="29"/>
+    <w:abstractNumId w:val="30"/>
   </w:num>
   <w:num w:numId="8">
     <w:abstractNumId w:val="9"/>
   </w:num>
   <w:num w:numId="9">
-    <w:abstractNumId w:val="21"/>
+    <w:abstractNumId w:val="22"/>
     <w:lvlOverride w:ilvl="0">
       <w:startOverride w:val="1"/>
     </w:lvlOverride>
   </w:num>
   <w:num w:numId="10">
-    <w:abstractNumId w:val="21"/>
+    <w:abstractNumId w:val="22"/>
     <w:lvlOverride w:ilvl="0">
       <w:startOverride w:val="1"/>
     </w:lvlOverride>
   </w:num>
   <w:num w:numId="11">
+    <w:abstractNumId w:val="25"/>
+  </w:num>
+  <w:num w:numId="12">
     <w:abstractNumId w:val="24"/>
   </w:num>
-  <w:num w:numId="12">
-    <w:abstractNumId w:val="23"/>
-  </w:num>
   <w:num w:numId="13">
-    <w:abstractNumId w:val="17"/>
+    <w:abstractNumId w:val="18"/>
   </w:num>
   <w:num w:numId="14">
-    <w:abstractNumId w:val="14"/>
+    <w:abstractNumId w:val="15"/>
   </w:num>
   <w:num w:numId="15">
     <w:abstractNumId w:val="1"/>
@@ -24663,64 +24697,67 @@
     <w:abstractNumId w:val="8"/>
   </w:num>
   <w:num w:numId="17">
-    <w:abstractNumId w:val="12"/>
+    <w:abstractNumId w:val="13"/>
   </w:num>
   <w:num w:numId="18">
     <w:abstractNumId w:val="7"/>
   </w:num>
   <w:num w:numId="19">
-    <w:abstractNumId w:val="26"/>
+    <w:abstractNumId w:val="27"/>
   </w:num>
   <w:num w:numId="20">
     <w:abstractNumId w:val="2"/>
   </w:num>
   <w:num w:numId="21">
-    <w:abstractNumId w:val="27"/>
+    <w:abstractNumId w:val="28"/>
   </w:num>
   <w:num w:numId="22">
-    <w:abstractNumId w:val="19"/>
+    <w:abstractNumId w:val="20"/>
   </w:num>
   <w:num w:numId="23">
-    <w:abstractNumId w:val="30"/>
+    <w:abstractNumId w:val="31"/>
   </w:num>
   <w:num w:numId="24">
-    <w:abstractNumId w:val="16"/>
+    <w:abstractNumId w:val="17"/>
   </w:num>
   <w:num w:numId="25">
-    <w:abstractNumId w:val="13"/>
+    <w:abstractNumId w:val="14"/>
   </w:num>
   <w:num w:numId="26">
     <w:abstractNumId w:val="3"/>
   </w:num>
   <w:num w:numId="27">
-    <w:abstractNumId w:val="18"/>
+    <w:abstractNumId w:val="19"/>
   </w:num>
   <w:num w:numId="28">
-    <w:abstractNumId w:val="20"/>
+    <w:abstractNumId w:val="21"/>
   </w:num>
   <w:num w:numId="29">
     <w:abstractNumId w:val="4"/>
   </w:num>
   <w:num w:numId="30">
-    <w:abstractNumId w:val="28"/>
+    <w:abstractNumId w:val="29"/>
   </w:num>
   <w:num w:numId="31">
-    <w:abstractNumId w:val="25"/>
+    <w:abstractNumId w:val="26"/>
   </w:num>
   <w:num w:numId="32">
-    <w:abstractNumId w:val="11"/>
+    <w:abstractNumId w:val="12"/>
   </w:num>
   <w:num w:numId="33">
-    <w:abstractNumId w:val="22"/>
+    <w:abstractNumId w:val="23"/>
   </w:num>
   <w:num w:numId="34">
-    <w:abstractNumId w:val="10"/>
+    <w:abstractNumId w:val="11"/>
   </w:num>
   <w:num w:numId="35">
     <w:abstractNumId w:val="0"/>
   </w:num>
   <w:num w:numId="36">
-    <w:abstractNumId w:val="15"/>
+    <w:abstractNumId w:val="16"/>
+  </w:num>
+  <w:num w:numId="37">
+    <w:abstractNumId w:val="10"/>
   </w:num>
 </w:numbering>
 </file>

--- a/internal_doc/03.开发设计/alter/Story_Alter改进.docx
+++ b/internal_doc/03.开发设计/alter/Story_Alter改进.docx
@@ -5007,6 +5007,24 @@
         </w:rPr>
         <w:t>回滚</w:t>
       </w:r>
+      <w:r>
+        <w:rPr>
+          <w:rFonts w:hint="eastAsia"/>
+        </w:rPr>
+        <w:t>(</w:t>
+      </w:r>
+      <w:r>
+        <w:rPr>
+          <w:rFonts w:hint="eastAsia"/>
+        </w:rPr>
+        <w:t>执行</w:t>
+      </w:r>
+      <w:r>
+        <w:rPr>
+          <w:rFonts w:hint="eastAsia"/>
+        </w:rPr>
+        <w:t>disableSharding)</w:t>
+      </w:r>
     </w:p>
     <w:p>
       <w:pPr>
@@ -6972,6 +6990,9 @@
           <w:numId w:val="28"/>
         </w:numPr>
         <w:ind w:firstLineChars="0"/>
+        <w:rPr>
+          <w:rFonts w:hint="eastAsia"/>
+        </w:rPr>
       </w:pPr>
       <w:r>
         <w:rPr>
@@ -6996,6 +7017,34 @@
       <w:pPr>
         <w:pStyle w:val="ListParagraph"/>
         <w:numPr>
+          <w:ilvl w:val="4"/>
+          <w:numId w:val="28"/>
+        </w:numPr>
+        <w:ind w:firstLineChars="0"/>
+      </w:pPr>
+      <w:r>
+        <w:rPr>
+          <w:rFonts w:hint="eastAsia"/>
+        </w:rPr>
+        <w:t>与</w:t>
+      </w:r>
+      <w:r>
+        <w:rPr>
+          <w:rFonts w:hint="eastAsia"/>
+        </w:rPr>
+        <w:t>ShardingKey</w:t>
+      </w:r>
+      <w:r>
+        <w:rPr>
+          <w:rFonts w:hint="eastAsia"/>
+        </w:rPr>
+        <w:t>等分区选项一起修改</w:t>
+      </w:r>
+    </w:p>
+    <w:p>
+      <w:pPr>
+        <w:pStyle w:val="ListParagraph"/>
+        <w:numPr>
           <w:ilvl w:val="3"/>
           <w:numId w:val="28"/>
         </w:numPr>
@@ -7021,37 +7070,1785 @@
         <w:rPr>
           <w:rFonts w:hint="eastAsia"/>
         </w:rPr>
+        <w:t>修改为</w:t>
+      </w:r>
+      <w:r>
+        <w:rPr>
+          <w:rFonts w:hint="eastAsia"/>
+        </w:rPr>
+        <w:t>true</w:t>
+      </w:r>
+      <w:r>
+        <w:rPr>
+          <w:rFonts w:hint="eastAsia"/>
+        </w:rPr>
+        <w:t>时</w:t>
+      </w:r>
+      <w:r>
+        <w:rPr>
+          <w:rFonts w:hint="eastAsia"/>
+        </w:rPr>
+        <w:t>：</w:t>
+      </w:r>
+      <w:r>
+        <w:rPr>
+          <w:rFonts w:hint="eastAsia"/>
+        </w:rPr>
+        <w:t>创建</w:t>
+      </w:r>
+      <w:r>
+        <w:rPr>
+          <w:rFonts w:hint="eastAsia"/>
+        </w:rPr>
+        <w:t>同</w:t>
+      </w:r>
+      <w:r>
+        <w:rPr>
+          <w:rFonts w:hint="eastAsia"/>
+        </w:rPr>
+        <w:t>步</w:t>
+      </w:r>
+      <w:r>
+        <w:rPr>
+          <w:rFonts w:hint="eastAsia"/>
+        </w:rPr>
+        <w:t>split</w:t>
+      </w:r>
+    </w:p>
+    <w:p>
+      <w:pPr>
+        <w:pStyle w:val="ListParagraph"/>
+        <w:numPr>
+          <w:ilvl w:val="1"/>
+          <w:numId w:val="28"/>
+        </w:numPr>
+        <w:ind w:firstLineChars="0"/>
+      </w:pPr>
+      <w:r>
+        <w:rPr>
+          <w:rFonts w:hint="eastAsia"/>
+        </w:rPr>
+        <w:t>AutoRebalance</w:t>
+      </w:r>
+      <w:r>
+        <w:rPr>
+          <w:rFonts w:hint="eastAsia"/>
+        </w:rPr>
+        <w:t>：指定</w:t>
+      </w:r>
+      <w:r>
+        <w:rPr>
+          <w:rFonts w:hint="eastAsia"/>
+        </w:rPr>
+        <w:t>集合是否开启自动负载平衡功能（暂未使用）</w:t>
+      </w:r>
+    </w:p>
+    <w:p>
+      <w:pPr>
+        <w:pStyle w:val="ListParagraph"/>
+        <w:numPr>
+          <w:ilvl w:val="2"/>
+          <w:numId w:val="28"/>
+        </w:numPr>
+        <w:ind w:firstLineChars="0"/>
+      </w:pPr>
+      <w:r>
+        <w:rPr>
+          <w:rFonts w:hint="eastAsia"/>
+        </w:rPr>
+        <w:t>类型：</w:t>
+      </w:r>
+      <w:r>
+        <w:rPr>
+          <w:rFonts w:hint="eastAsia"/>
+        </w:rPr>
+        <w:t>Bool</w:t>
+      </w:r>
+    </w:p>
+    <w:p>
+      <w:pPr>
+        <w:pStyle w:val="ListParagraph"/>
+        <w:numPr>
+          <w:ilvl w:val="2"/>
+          <w:numId w:val="28"/>
+        </w:numPr>
+        <w:ind w:firstLineChars="0"/>
+      </w:pPr>
+      <w:r>
+        <w:rPr>
+          <w:rFonts w:hint="eastAsia"/>
+        </w:rPr>
+        <w:t>默认值：</w:t>
+      </w:r>
+      <w:r>
+        <w:rPr>
+          <w:rFonts w:hint="eastAsia"/>
+        </w:rPr>
+        <w:t>FALSE</w:t>
+      </w:r>
+    </w:p>
+    <w:p>
+      <w:pPr>
+        <w:pStyle w:val="ListParagraph"/>
+        <w:numPr>
+          <w:ilvl w:val="2"/>
+          <w:numId w:val="28"/>
+        </w:numPr>
+        <w:ind w:firstLineChars="0"/>
+      </w:pPr>
+      <w:r>
+        <w:rPr>
+          <w:rFonts w:hint="eastAsia"/>
+        </w:rPr>
+        <w:t>存储</w:t>
+      </w:r>
+    </w:p>
+    <w:p>
+      <w:pPr>
+        <w:pStyle w:val="ListParagraph"/>
+        <w:numPr>
+          <w:ilvl w:val="3"/>
+          <w:numId w:val="28"/>
+        </w:numPr>
+        <w:ind w:firstLineChars="0"/>
+      </w:pPr>
+      <w:r>
+        <w:rPr>
+          <w:rFonts w:hint="eastAsia"/>
+        </w:rPr>
+        <w:t>Catalog</w:t>
+      </w:r>
+      <w:r>
+        <w:rPr>
+          <w:rFonts w:hint="eastAsia"/>
+        </w:rPr>
+        <w:t>：字段</w:t>
+      </w:r>
+    </w:p>
+    <w:p>
+      <w:pPr>
+        <w:pStyle w:val="ListParagraph"/>
+        <w:numPr>
+          <w:ilvl w:val="3"/>
+          <w:numId w:val="28"/>
+        </w:numPr>
+        <w:ind w:firstLineChars="0"/>
+      </w:pPr>
+      <w:r>
+        <w:rPr>
+          <w:rFonts w:hint="eastAsia"/>
+        </w:rPr>
+        <w:t>Data</w:t>
+      </w:r>
+      <w:r>
+        <w:rPr>
+          <w:rFonts w:hint="eastAsia"/>
+        </w:rPr>
+        <w:t>：</w:t>
+      </w:r>
+      <w:r>
+        <w:rPr>
+          <w:rFonts w:hint="eastAsia"/>
+        </w:rPr>
+        <w:t>CatalogCache</w:t>
+      </w:r>
+    </w:p>
+    <w:p>
+      <w:pPr>
+        <w:pStyle w:val="ListParagraph"/>
+        <w:numPr>
+          <w:ilvl w:val="2"/>
+          <w:numId w:val="28"/>
+        </w:numPr>
+        <w:ind w:firstLineChars="0"/>
+      </w:pPr>
+      <w:r>
+        <w:rPr>
+          <w:rFonts w:hint="eastAsia"/>
+        </w:rPr>
+        <w:t>创建：可选</w:t>
+      </w:r>
+    </w:p>
+    <w:p>
+      <w:pPr>
+        <w:pStyle w:val="ListParagraph"/>
+        <w:numPr>
+          <w:ilvl w:val="3"/>
+          <w:numId w:val="28"/>
+        </w:numPr>
+        <w:ind w:firstLineChars="0"/>
+      </w:pPr>
+      <w:r>
+        <w:rPr>
+          <w:rFonts w:hint="eastAsia"/>
+        </w:rPr>
+        <w:t>依赖</w:t>
+      </w:r>
+    </w:p>
+    <w:p>
+      <w:pPr>
+        <w:pStyle w:val="ListParagraph"/>
+        <w:numPr>
+          <w:ilvl w:val="4"/>
+          <w:numId w:val="28"/>
+        </w:numPr>
+        <w:ind w:firstLineChars="0"/>
+      </w:pPr>
+      <w:r>
+        <w:rPr>
+          <w:rFonts w:hint="eastAsia"/>
+        </w:rPr>
+        <w:t>ShardingKey</w:t>
+      </w:r>
+      <w:r>
+        <w:rPr>
+          <w:rFonts w:hint="eastAsia"/>
+        </w:rPr>
+        <w:t>不为空</w:t>
+      </w:r>
+    </w:p>
+    <w:p>
+      <w:pPr>
+        <w:pStyle w:val="ListParagraph"/>
+        <w:numPr>
+          <w:ilvl w:val="4"/>
+          <w:numId w:val="28"/>
+        </w:numPr>
+        <w:ind w:firstLineChars="0"/>
+      </w:pPr>
+      <w:r>
+        <w:rPr>
+          <w:rFonts w:hint="eastAsia"/>
+        </w:rPr>
+        <w:t>Group</w:t>
+      </w:r>
+      <w:r>
+        <w:rPr>
+          <w:rFonts w:hint="eastAsia"/>
+        </w:rPr>
+        <w:t>为空（可以为</w:t>
+      </w:r>
+      <w:r>
+        <w:rPr>
+          <w:rFonts w:hint="eastAsia"/>
+        </w:rPr>
+        <w:t>"$follow"</w:t>
+      </w:r>
+      <w:r>
+        <w:rPr>
+          <w:rFonts w:hint="eastAsia"/>
+        </w:rPr>
+        <w:t>或者</w:t>
+      </w:r>
+      <w:r>
+        <w:rPr>
+          <w:rFonts w:hint="eastAsia"/>
+        </w:rPr>
+        <w:t>"$random"</w:t>
+      </w:r>
+      <w:r>
+        <w:rPr>
+          <w:rFonts w:hint="eastAsia"/>
+        </w:rPr>
+        <w:t>）</w:t>
+      </w:r>
+    </w:p>
+    <w:p>
+      <w:pPr>
+        <w:pStyle w:val="ListParagraph"/>
+        <w:numPr>
+          <w:ilvl w:val="3"/>
+          <w:numId w:val="28"/>
+        </w:numPr>
+        <w:ind w:firstLineChars="0"/>
+      </w:pPr>
+      <w:r>
+        <w:rPr>
+          <w:rFonts w:hint="eastAsia"/>
+        </w:rPr>
+        <w:lastRenderedPageBreak/>
+        <w:t>后续动作：</w:t>
+      </w:r>
+      <w:r>
+        <w:rPr>
+          <w:rFonts w:hint="eastAsia"/>
+        </w:rPr>
+        <w:t>如果</w:t>
+      </w:r>
+      <w:r>
+        <w:rPr>
+          <w:rFonts w:hint="eastAsia"/>
+        </w:rPr>
+        <w:t>ShardingType</w:t>
+      </w:r>
+      <w:r>
+        <w:rPr>
+          <w:rFonts w:hint="eastAsia"/>
+        </w:rPr>
+        <w:t>为</w:t>
+      </w:r>
+      <w:r>
+        <w:rPr>
+          <w:rFonts w:hint="eastAsia"/>
+        </w:rPr>
+        <w:t>"hash"</w:t>
+      </w:r>
+      <w:r>
+        <w:rPr>
+          <w:rFonts w:hint="eastAsia"/>
+        </w:rPr>
+        <w:t>，从</w:t>
+      </w:r>
+      <w:r>
+        <w:rPr>
+          <w:rFonts w:hint="eastAsia"/>
+        </w:rPr>
+        <w:t>Domain</w:t>
+      </w:r>
+      <w:r>
+        <w:rPr>
+          <w:rFonts w:hint="eastAsia"/>
+        </w:rPr>
+        <w:t>上获取</w:t>
+      </w:r>
+      <w:r>
+        <w:rPr>
+          <w:rFonts w:hint="eastAsia"/>
+        </w:rPr>
+        <w:t>AutoSplit</w:t>
+      </w:r>
+      <w:r>
+        <w:rPr>
+          <w:rFonts w:hint="eastAsia"/>
+        </w:rPr>
+        <w:t>选项</w:t>
+      </w:r>
+    </w:p>
+    <w:p>
+      <w:pPr>
+        <w:pStyle w:val="ListParagraph"/>
+        <w:numPr>
+          <w:ilvl w:val="2"/>
+          <w:numId w:val="28"/>
+        </w:numPr>
+        <w:ind w:firstLineChars="0"/>
+      </w:pPr>
+      <w:r>
+        <w:rPr>
+          <w:rFonts w:hint="eastAsia"/>
+        </w:rPr>
+        <w:t>修改：不可</w:t>
+      </w:r>
+    </w:p>
+    <w:p>
+      <w:pPr>
+        <w:pStyle w:val="ListParagraph"/>
+        <w:numPr>
+          <w:ilvl w:val="1"/>
+          <w:numId w:val="28"/>
+        </w:numPr>
+        <w:ind w:firstLineChars="0"/>
+      </w:pPr>
+      <w:r>
+        <w:rPr>
+          <w:rFonts w:hint="eastAsia"/>
+        </w:rPr>
+        <w:t>Group</w:t>
+      </w:r>
+      <w:r>
+        <w:rPr>
+          <w:rFonts w:hint="eastAsia"/>
+        </w:rPr>
+        <w:t>：指定集合创建的复制组</w:t>
+      </w:r>
+    </w:p>
+    <w:p>
+      <w:pPr>
+        <w:pStyle w:val="ListParagraph"/>
+        <w:numPr>
+          <w:ilvl w:val="2"/>
+          <w:numId w:val="28"/>
+        </w:numPr>
+        <w:ind w:firstLineChars="0"/>
+      </w:pPr>
+      <w:r>
+        <w:rPr>
+          <w:rFonts w:hint="eastAsia"/>
+        </w:rPr>
+        <w:t>类型：</w:t>
+      </w:r>
+      <w:r>
+        <w:rPr>
+          <w:rFonts w:hint="eastAsia"/>
+        </w:rPr>
+        <w:t>String</w:t>
+      </w:r>
+    </w:p>
+    <w:p>
+      <w:pPr>
+        <w:pStyle w:val="ListParagraph"/>
+        <w:numPr>
+          <w:ilvl w:val="2"/>
+          <w:numId w:val="28"/>
+        </w:numPr>
+        <w:ind w:firstLineChars="0"/>
+      </w:pPr>
+      <w:r>
+        <w:rPr>
+          <w:rFonts w:hint="eastAsia"/>
+        </w:rPr>
+        <w:t>存储</w:t>
+      </w:r>
+    </w:p>
+    <w:p>
+      <w:pPr>
+        <w:pStyle w:val="ListParagraph"/>
+        <w:numPr>
+          <w:ilvl w:val="3"/>
+          <w:numId w:val="28"/>
+        </w:numPr>
+        <w:ind w:firstLineChars="0"/>
+      </w:pPr>
+      <w:r>
+        <w:rPr>
+          <w:rFonts w:hint="eastAsia"/>
+        </w:rPr>
+        <w:t>Catalog</w:t>
+      </w:r>
+      <w:r>
+        <w:rPr>
+          <w:rFonts w:hint="eastAsia"/>
+        </w:rPr>
+        <w:t>：字段（转化为</w:t>
+      </w:r>
+      <w:r>
+        <w:rPr>
+          <w:rFonts w:hint="eastAsia"/>
+        </w:rPr>
+        <w:t>CataInfo</w:t>
+      </w:r>
+      <w:r>
+        <w:rPr>
+          <w:rFonts w:hint="eastAsia"/>
+        </w:rPr>
+        <w:t>）</w:t>
+      </w:r>
+    </w:p>
+    <w:p>
+      <w:pPr>
+        <w:pStyle w:val="ListParagraph"/>
+        <w:numPr>
+          <w:ilvl w:val="3"/>
+          <w:numId w:val="28"/>
+        </w:numPr>
+        <w:ind w:firstLineChars="0"/>
+      </w:pPr>
+      <w:r>
+        <w:rPr>
+          <w:rFonts w:hint="eastAsia"/>
+        </w:rPr>
+        <w:t>Data</w:t>
+      </w:r>
+      <w:r>
+        <w:rPr>
+          <w:rFonts w:hint="eastAsia"/>
+        </w:rPr>
+        <w:t>：</w:t>
+      </w:r>
+      <w:r>
+        <w:rPr>
+          <w:rFonts w:hint="eastAsia"/>
+        </w:rPr>
+        <w:t>CatalogCache</w:t>
+      </w:r>
+    </w:p>
+    <w:p>
+      <w:pPr>
+        <w:pStyle w:val="ListParagraph"/>
+        <w:numPr>
+          <w:ilvl w:val="2"/>
+          <w:numId w:val="28"/>
+        </w:numPr>
+        <w:ind w:firstLineChars="0"/>
+      </w:pPr>
+      <w:r>
+        <w:rPr>
+          <w:rFonts w:hint="eastAsia"/>
+        </w:rPr>
+        <w:t>创建：可选</w:t>
+      </w:r>
+    </w:p>
+    <w:p>
+      <w:pPr>
+        <w:pStyle w:val="ListParagraph"/>
+        <w:numPr>
+          <w:ilvl w:val="3"/>
+          <w:numId w:val="28"/>
+        </w:numPr>
+        <w:ind w:firstLineChars="0"/>
+      </w:pPr>
+      <w:r>
+        <w:rPr>
+          <w:rFonts w:hint="eastAsia"/>
+        </w:rPr>
+        <w:t>约束：</w:t>
+      </w:r>
+      <w:r>
+        <w:rPr>
+          <w:rFonts w:hint="eastAsia"/>
+        </w:rPr>
+        <w:t>特殊取值：</w:t>
+      </w:r>
+      <w:r>
+        <w:rPr>
+          <w:rFonts w:hint="eastAsia"/>
+        </w:rPr>
+        <w:t xml:space="preserve">"$follow" </w:t>
+      </w:r>
+      <w:r>
+        <w:rPr>
+          <w:rFonts w:hint="eastAsia"/>
+        </w:rPr>
+        <w:t>或者</w:t>
+      </w:r>
+      <w:r>
+        <w:rPr>
+          <w:rFonts w:hint="eastAsia"/>
+        </w:rPr>
+        <w:t xml:space="preserve"> "$random"</w:t>
+      </w:r>
+    </w:p>
+    <w:p>
+      <w:pPr>
+        <w:pStyle w:val="ListParagraph"/>
+        <w:numPr>
+          <w:ilvl w:val="2"/>
+          <w:numId w:val="28"/>
+        </w:numPr>
+        <w:ind w:firstLineChars="0"/>
+      </w:pPr>
+      <w:r>
+        <w:rPr>
+          <w:rFonts w:hint="eastAsia"/>
+        </w:rPr>
+        <w:t>修改：不可</w:t>
+      </w:r>
+    </w:p>
+    <w:p>
+      <w:pPr>
+        <w:pStyle w:val="ListParagraph"/>
+        <w:numPr>
+          <w:ilvl w:val="0"/>
+          <w:numId w:val="28"/>
+        </w:numPr>
+        <w:ind w:firstLineChars="0"/>
+      </w:pPr>
+      <w:r>
+        <w:rPr>
+          <w:rFonts w:hint="eastAsia"/>
+        </w:rPr>
+        <w:t>压缩</w:t>
+      </w:r>
+    </w:p>
+    <w:p>
+      <w:pPr>
+        <w:pStyle w:val="ListParagraph"/>
+        <w:numPr>
+          <w:ilvl w:val="1"/>
+          <w:numId w:val="28"/>
+        </w:numPr>
+        <w:ind w:firstLineChars="0"/>
+      </w:pPr>
+      <w:r>
+        <w:rPr>
+          <w:rFonts w:hint="eastAsia"/>
+        </w:rPr>
+        <w:t>Compressed</w:t>
+      </w:r>
+      <w:r>
+        <w:rPr>
+          <w:rFonts w:hint="eastAsia"/>
+        </w:rPr>
+        <w:t>：指定是否压缩数据</w:t>
+      </w:r>
+    </w:p>
+    <w:p>
+      <w:pPr>
+        <w:pStyle w:val="ListParagraph"/>
+        <w:numPr>
+          <w:ilvl w:val="2"/>
+          <w:numId w:val="28"/>
+        </w:numPr>
+        <w:ind w:firstLineChars="0"/>
+      </w:pPr>
+      <w:r>
+        <w:rPr>
+          <w:rFonts w:hint="eastAsia"/>
+        </w:rPr>
+        <w:t>类型：</w:t>
+      </w:r>
+      <w:r>
+        <w:rPr>
+          <w:rFonts w:hint="eastAsia"/>
+        </w:rPr>
+        <w:t>Bool</w:t>
+      </w:r>
+    </w:p>
+    <w:p>
+      <w:pPr>
+        <w:pStyle w:val="ListParagraph"/>
+        <w:numPr>
+          <w:ilvl w:val="2"/>
+          <w:numId w:val="28"/>
+        </w:numPr>
+        <w:ind w:firstLineChars="0"/>
+      </w:pPr>
+      <w:r>
+        <w:rPr>
+          <w:rFonts w:hint="eastAsia"/>
+        </w:rPr>
+        <w:t>默认值：</w:t>
+      </w:r>
+      <w:r>
+        <w:rPr>
+          <w:rFonts w:hint="eastAsia"/>
+        </w:rPr>
+        <w:t>FALSE</w:t>
+      </w:r>
+    </w:p>
+    <w:p>
+      <w:pPr>
+        <w:pStyle w:val="ListParagraph"/>
+        <w:numPr>
+          <w:ilvl w:val="2"/>
+          <w:numId w:val="28"/>
+        </w:numPr>
+        <w:ind w:firstLineChars="0"/>
+      </w:pPr>
+      <w:r>
+        <w:rPr>
+          <w:rFonts w:hint="eastAsia"/>
+        </w:rPr>
+        <w:t>存储</w:t>
+      </w:r>
+    </w:p>
+    <w:p>
+      <w:pPr>
+        <w:pStyle w:val="ListParagraph"/>
+        <w:numPr>
+          <w:ilvl w:val="3"/>
+          <w:numId w:val="28"/>
+        </w:numPr>
+        <w:ind w:firstLineChars="0"/>
+      </w:pPr>
+      <w:r>
+        <w:rPr>
+          <w:rFonts w:hint="eastAsia"/>
+        </w:rPr>
+        <w:t>Catalog</w:t>
+      </w:r>
+      <w:r>
+        <w:rPr>
+          <w:rFonts w:hint="eastAsia"/>
+        </w:rPr>
+        <w:t>：</w:t>
+      </w:r>
+      <w:r>
+        <w:rPr>
+          <w:rFonts w:hint="eastAsia"/>
+        </w:rPr>
+        <w:t>attribute</w:t>
+      </w:r>
+    </w:p>
+    <w:p>
+      <w:pPr>
+        <w:pStyle w:val="ListParagraph"/>
+        <w:numPr>
+          <w:ilvl w:val="3"/>
+          <w:numId w:val="28"/>
+        </w:numPr>
+        <w:ind w:firstLineChars="0"/>
+      </w:pPr>
+      <w:r>
+        <w:rPr>
+          <w:rFonts w:hint="eastAsia"/>
+        </w:rPr>
+        <w:t>Data</w:t>
+      </w:r>
+      <w:r>
+        <w:rPr>
+          <w:rFonts w:hint="eastAsia"/>
+        </w:rPr>
+        <w:t>：</w:t>
+      </w:r>
+      <w:r>
+        <w:rPr>
+          <w:rFonts w:hint="eastAsia"/>
+        </w:rPr>
+        <w:t>attribute</w:t>
+      </w:r>
+    </w:p>
+    <w:p>
+      <w:pPr>
+        <w:pStyle w:val="ListParagraph"/>
+        <w:numPr>
+          <w:ilvl w:val="2"/>
+          <w:numId w:val="28"/>
+        </w:numPr>
+        <w:ind w:firstLineChars="0"/>
+      </w:pPr>
+      <w:r>
+        <w:rPr>
+          <w:rFonts w:hint="eastAsia"/>
+        </w:rPr>
+        <w:t>创建：可选</w:t>
+      </w:r>
+    </w:p>
+    <w:p>
+      <w:pPr>
+        <w:pStyle w:val="ListParagraph"/>
+        <w:numPr>
+          <w:ilvl w:val="2"/>
+          <w:numId w:val="28"/>
+        </w:numPr>
+        <w:ind w:firstLineChars="0"/>
+      </w:pPr>
+      <w:r>
+        <w:rPr>
+          <w:rFonts w:hint="eastAsia"/>
+        </w:rPr>
+        <w:t>修改：</w:t>
+      </w:r>
+      <w:r>
+        <w:rPr>
+          <w:rFonts w:hint="eastAsia"/>
+        </w:rPr>
+        <w:t>可选</w:t>
+      </w:r>
+    </w:p>
+    <w:p>
+      <w:pPr>
+        <w:pStyle w:val="ListParagraph"/>
+        <w:numPr>
+          <w:ilvl w:val="1"/>
+          <w:numId w:val="28"/>
+        </w:numPr>
+        <w:ind w:firstLineChars="0"/>
+      </w:pPr>
+      <w:r>
+        <w:rPr>
+          <w:rFonts w:hint="eastAsia"/>
+        </w:rPr>
+        <w:t>CompressionType</w:t>
+      </w:r>
+      <w:r>
+        <w:rPr>
+          <w:rFonts w:hint="eastAsia"/>
+        </w:rPr>
+        <w:t>：</w:t>
+      </w:r>
+      <w:r>
+        <w:rPr>
+          <w:rFonts w:hint="eastAsia"/>
+        </w:rPr>
+        <w:t>指定压缩算法类型</w:t>
+      </w:r>
+    </w:p>
+    <w:p>
+      <w:pPr>
+        <w:pStyle w:val="ListParagraph"/>
+        <w:numPr>
+          <w:ilvl w:val="2"/>
+          <w:numId w:val="28"/>
+        </w:numPr>
+        <w:ind w:firstLineChars="0"/>
+      </w:pPr>
+      <w:r>
+        <w:rPr>
+          <w:rFonts w:hint="eastAsia"/>
+        </w:rPr>
+        <w:t>类型：</w:t>
+      </w:r>
+      <w:r>
+        <w:rPr>
+          <w:rFonts w:hint="eastAsia"/>
+        </w:rPr>
+        <w:t>String</w:t>
+      </w:r>
+    </w:p>
+    <w:p>
+      <w:pPr>
+        <w:pStyle w:val="ListParagraph"/>
+        <w:numPr>
+          <w:ilvl w:val="2"/>
+          <w:numId w:val="28"/>
+        </w:numPr>
+        <w:ind w:firstLineChars="0"/>
+      </w:pPr>
+      <w:r>
+        <w:rPr>
+          <w:rFonts w:hint="eastAsia"/>
+        </w:rPr>
+        <w:t>默认值：</w:t>
+      </w:r>
+      <w:r>
+        <w:rPr>
+          <w:rFonts w:hint="eastAsia"/>
+        </w:rPr>
+        <w:t>"snappy"</w:t>
+      </w:r>
+    </w:p>
+    <w:p>
+      <w:pPr>
+        <w:pStyle w:val="ListParagraph"/>
+        <w:numPr>
+          <w:ilvl w:val="2"/>
+          <w:numId w:val="28"/>
+        </w:numPr>
+        <w:ind w:firstLineChars="0"/>
+      </w:pPr>
+      <w:r>
+        <w:rPr>
+          <w:rFonts w:hint="eastAsia"/>
+        </w:rPr>
+        <w:t>存储</w:t>
+      </w:r>
+    </w:p>
+    <w:p>
+      <w:pPr>
+        <w:pStyle w:val="ListParagraph"/>
+        <w:numPr>
+          <w:ilvl w:val="3"/>
+          <w:numId w:val="28"/>
+        </w:numPr>
+        <w:ind w:firstLineChars="0"/>
+      </w:pPr>
+      <w:r>
+        <w:rPr>
+          <w:rFonts w:hint="eastAsia"/>
+        </w:rPr>
+        <w:t>Catalog</w:t>
+      </w:r>
+      <w:r>
+        <w:rPr>
+          <w:rFonts w:hint="eastAsia"/>
+        </w:rPr>
+        <w:t>：字段</w:t>
+      </w:r>
+    </w:p>
+    <w:p>
+      <w:pPr>
+        <w:pStyle w:val="ListParagraph"/>
+        <w:numPr>
+          <w:ilvl w:val="3"/>
+          <w:numId w:val="28"/>
+        </w:numPr>
+        <w:ind w:firstLineChars="0"/>
+      </w:pPr>
+      <w:r>
+        <w:rPr>
+          <w:rFonts w:hint="eastAsia"/>
+        </w:rPr>
+        <w:t>Data</w:t>
+      </w:r>
+      <w:r>
+        <w:rPr>
+          <w:rFonts w:hint="eastAsia"/>
+        </w:rPr>
+        <w:t>：</w:t>
+      </w:r>
+      <w:r>
+        <w:rPr>
+          <w:rFonts w:hint="eastAsia"/>
+        </w:rPr>
+        <w:t>MetadataBlock</w:t>
+      </w:r>
+    </w:p>
+    <w:p>
+      <w:pPr>
+        <w:pStyle w:val="ListParagraph"/>
+        <w:numPr>
+          <w:ilvl w:val="2"/>
+          <w:numId w:val="28"/>
+        </w:numPr>
+        <w:ind w:firstLineChars="0"/>
+      </w:pPr>
+      <w:r>
+        <w:rPr>
+          <w:rFonts w:hint="eastAsia"/>
+        </w:rPr>
+        <w:t>创建：可选</w:t>
+      </w:r>
+    </w:p>
+    <w:p>
+      <w:pPr>
+        <w:pStyle w:val="ListParagraph"/>
+        <w:numPr>
+          <w:ilvl w:val="3"/>
+          <w:numId w:val="28"/>
+        </w:numPr>
+        <w:ind w:firstLineChars="0"/>
+      </w:pPr>
+      <w:r>
+        <w:rPr>
+          <w:rFonts w:hint="eastAsia"/>
+        </w:rPr>
+        <w:t>依赖：</w:t>
+      </w:r>
+      <w:r>
+        <w:rPr>
+          <w:rFonts w:hint="eastAsia"/>
+        </w:rPr>
+        <w:t>Compressed</w:t>
+      </w:r>
+      <w:r>
+        <w:rPr>
+          <w:rFonts w:hint="eastAsia"/>
+        </w:rPr>
+        <w:t>为</w:t>
+      </w:r>
+      <w:r>
+        <w:rPr>
+          <w:rFonts w:hint="eastAsia"/>
+        </w:rPr>
+        <w:t>TRUE</w:t>
+      </w:r>
+    </w:p>
+    <w:p>
+      <w:pPr>
+        <w:pStyle w:val="ListParagraph"/>
+        <w:numPr>
+          <w:ilvl w:val="3"/>
+          <w:numId w:val="28"/>
+        </w:numPr>
+        <w:ind w:firstLineChars="0"/>
+      </w:pPr>
+      <w:r>
+        <w:rPr>
+          <w:rFonts w:hint="eastAsia"/>
+        </w:rPr>
+        <w:t>后续动作：</w:t>
+      </w:r>
+      <w:r>
+        <w:rPr>
+          <w:rFonts w:hint="eastAsia"/>
+        </w:rPr>
+        <w:t>如果为</w:t>
+      </w:r>
+      <w:r>
+        <w:rPr>
+          <w:rFonts w:hint="eastAsia"/>
+        </w:rPr>
+        <w:t>Compressed</w:t>
+      </w:r>
+      <w:r>
+        <w:rPr>
+          <w:rFonts w:hint="eastAsia"/>
+        </w:rPr>
+        <w:t>为</w:t>
+      </w:r>
+      <w:r>
+        <w:rPr>
+          <w:rFonts w:hint="eastAsia"/>
+        </w:rPr>
+        <w:t>TRUE</w:t>
+      </w:r>
+      <w:r>
+        <w:rPr>
+          <w:rFonts w:hint="eastAsia"/>
+        </w:rPr>
+        <w:t>，且</w:t>
+      </w:r>
+      <w:r>
+        <w:rPr>
+          <w:rFonts w:hint="eastAsia"/>
+        </w:rPr>
+        <w:t>CompressionType</w:t>
+      </w:r>
+      <w:r>
+        <w:rPr>
+          <w:rFonts w:hint="eastAsia"/>
+        </w:rPr>
+        <w:t>为空则设置</w:t>
+      </w:r>
+      <w:r>
+        <w:rPr>
+          <w:rFonts w:hint="eastAsia"/>
+        </w:rPr>
+        <w:t>CompressionType</w:t>
+      </w:r>
+      <w:r>
+        <w:rPr>
+          <w:rFonts w:hint="eastAsia"/>
+        </w:rPr>
+        <w:t>为</w:t>
+      </w:r>
+      <w:r>
+        <w:rPr>
+          <w:rFonts w:hint="eastAsia"/>
+        </w:rPr>
+        <w:t>"snappy"</w:t>
+      </w:r>
+    </w:p>
+    <w:p>
+      <w:pPr>
+        <w:pStyle w:val="ListParagraph"/>
+        <w:numPr>
+          <w:ilvl w:val="2"/>
+          <w:numId w:val="28"/>
+        </w:numPr>
+        <w:ind w:firstLineChars="0"/>
+      </w:pPr>
+      <w:r>
+        <w:rPr>
+          <w:rFonts w:hint="eastAsia"/>
+        </w:rPr>
+        <w:t>修改：可以</w:t>
+      </w:r>
+    </w:p>
+    <w:p>
+      <w:pPr>
+        <w:pStyle w:val="ListParagraph"/>
+        <w:numPr>
+          <w:ilvl w:val="3"/>
+          <w:numId w:val="28"/>
+        </w:numPr>
+        <w:ind w:firstLineChars="0"/>
+      </w:pPr>
+      <w:r>
+        <w:rPr>
+          <w:rFonts w:hint="eastAsia"/>
+        </w:rPr>
+        <w:t>阶段：</w:t>
+      </w:r>
+      <w:r>
+        <w:rPr>
+          <w:rFonts w:hint="eastAsia"/>
+        </w:rPr>
+        <w:t>3P</w:t>
+      </w:r>
+    </w:p>
+    <w:p>
+      <w:pPr>
+        <w:pStyle w:val="ListParagraph"/>
+        <w:numPr>
+          <w:ilvl w:val="3"/>
+          <w:numId w:val="28"/>
+        </w:numPr>
+        <w:ind w:firstLineChars="0"/>
+      </w:pPr>
+      <w:r>
+        <w:rPr>
+          <w:rFonts w:hint="eastAsia"/>
+        </w:rPr>
+        <w:t>修改条件</w:t>
+      </w:r>
+    </w:p>
+    <w:p>
+      <w:pPr>
+        <w:pStyle w:val="ListParagraph"/>
+        <w:numPr>
+          <w:ilvl w:val="4"/>
+          <w:numId w:val="28"/>
+        </w:numPr>
+        <w:ind w:firstLineChars="0"/>
+      </w:pPr>
+      <w:r>
+        <w:rPr>
+          <w:rFonts w:hint="eastAsia"/>
+        </w:rPr>
+        <w:t>"snappy"</w:t>
+      </w:r>
+      <w:r>
+        <w:rPr>
+          <w:rFonts w:hint="eastAsia"/>
+        </w:rPr>
+        <w:t>改成</w:t>
+      </w:r>
+      <w:r>
+        <w:rPr>
+          <w:rFonts w:hint="eastAsia"/>
+        </w:rPr>
+        <w:t>"lzw"</w:t>
+      </w:r>
+      <w:r>
+        <w:rPr>
+          <w:rFonts w:hint="eastAsia"/>
+        </w:rPr>
+        <w:t>：</w:t>
+      </w:r>
+      <w:r>
+        <w:rPr>
+          <w:rFonts w:hint="eastAsia"/>
+        </w:rPr>
+        <w:t>Collection</w:t>
+      </w:r>
+      <w:r>
+        <w:rPr>
+          <w:rFonts w:hint="eastAsia"/>
+        </w:rPr>
+        <w:t>中没有数据</w:t>
+      </w:r>
+    </w:p>
+    <w:p>
+      <w:pPr>
+        <w:pStyle w:val="ListParagraph"/>
+        <w:numPr>
+          <w:ilvl w:val="4"/>
+          <w:numId w:val="28"/>
+        </w:numPr>
+        <w:ind w:firstLineChars="0"/>
+      </w:pPr>
+      <w:r>
+        <w:rPr>
+          <w:rFonts w:hint="eastAsia"/>
+        </w:rPr>
+        <w:t>"lzw"</w:t>
+      </w:r>
+      <w:r>
+        <w:rPr>
+          <w:rFonts w:hint="eastAsia"/>
+        </w:rPr>
+        <w:t>改成</w:t>
+      </w:r>
+      <w:r>
+        <w:rPr>
+          <w:rFonts w:hint="eastAsia"/>
+        </w:rPr>
+        <w:t>"snappy"</w:t>
+      </w:r>
+      <w:r>
+        <w:rPr>
+          <w:rFonts w:hint="eastAsia"/>
+        </w:rPr>
+        <w:t>：</w:t>
+      </w:r>
+      <w:r>
+        <w:rPr>
+          <w:rFonts w:hint="eastAsia"/>
+        </w:rPr>
+        <w:t>Collection</w:t>
+      </w:r>
+      <w:r>
+        <w:rPr>
+          <w:rFonts w:hint="eastAsia"/>
+        </w:rPr>
+        <w:t>中没有字典</w:t>
+      </w:r>
+    </w:p>
+    <w:p>
+      <w:pPr>
+        <w:pStyle w:val="ListParagraph"/>
+        <w:numPr>
+          <w:ilvl w:val="3"/>
+          <w:numId w:val="28"/>
+        </w:numPr>
+        <w:ind w:firstLineChars="0"/>
+      </w:pPr>
+      <w:r>
+        <w:rPr>
+          <w:rFonts w:hint="eastAsia"/>
+        </w:rPr>
+        <w:t>修改步骤</w:t>
+      </w:r>
+    </w:p>
+    <w:p>
+      <w:pPr>
+        <w:pStyle w:val="ListParagraph"/>
+        <w:numPr>
+          <w:ilvl w:val="4"/>
+          <w:numId w:val="28"/>
+        </w:numPr>
+        <w:ind w:firstLineChars="0"/>
+      </w:pPr>
+      <w:r>
+        <w:rPr>
+          <w:rFonts w:hint="eastAsia"/>
+        </w:rPr>
+        <w:t>Catalog</w:t>
+      </w:r>
+      <w:r>
+        <w:rPr>
+          <w:rFonts w:hint="eastAsia"/>
+        </w:rPr>
+        <w:t>：修改</w:t>
+      </w:r>
+      <w:r>
+        <w:rPr>
+          <w:rFonts w:hint="eastAsia"/>
+        </w:rPr>
+        <w:t>SYSCAT.SYSCOLLECTIONS</w:t>
+      </w:r>
+    </w:p>
+    <w:p>
+      <w:pPr>
+        <w:pStyle w:val="ListParagraph"/>
+        <w:numPr>
+          <w:ilvl w:val="4"/>
+          <w:numId w:val="28"/>
+        </w:numPr>
+        <w:ind w:firstLineChars="0"/>
+      </w:pPr>
+      <w:r>
+        <w:rPr>
+          <w:rFonts w:hint="eastAsia"/>
+        </w:rPr>
+        <w:t>Data</w:t>
+      </w:r>
+    </w:p>
+    <w:p>
+      <w:pPr>
+        <w:pStyle w:val="ListParagraph"/>
+        <w:numPr>
+          <w:ilvl w:val="5"/>
+          <w:numId w:val="28"/>
+        </w:numPr>
+        <w:ind w:firstLineChars="0"/>
+      </w:pPr>
+      <w:r>
+        <w:rPr>
+          <w:rFonts w:hint="eastAsia"/>
+        </w:rPr>
+        <w:t>更新</w:t>
+      </w:r>
+      <w:r>
+        <w:rPr>
+          <w:rFonts w:hint="eastAsia"/>
+        </w:rPr>
+        <w:t>Catalog</w:t>
+      </w:r>
+      <w:r>
+        <w:rPr>
+          <w:rFonts w:hint="eastAsia"/>
+        </w:rPr>
+        <w:t>缓存</w:t>
+      </w:r>
+    </w:p>
+    <w:p>
+      <w:pPr>
+        <w:pStyle w:val="ListParagraph"/>
+        <w:numPr>
+          <w:ilvl w:val="5"/>
+          <w:numId w:val="28"/>
+        </w:numPr>
+        <w:ind w:firstLineChars="0"/>
+      </w:pPr>
+      <w:r>
+        <w:rPr>
+          <w:rFonts w:hint="eastAsia"/>
+        </w:rPr>
+        <w:t>修改</w:t>
+      </w:r>
+      <w:r>
+        <w:rPr>
+          <w:rFonts w:hint="eastAsia"/>
+        </w:rPr>
+        <w:t>DMS</w:t>
+      </w:r>
+      <w:r>
+        <w:rPr>
+          <w:rFonts w:hint="eastAsia"/>
+        </w:rPr>
+        <w:t>元数据</w:t>
+      </w:r>
+    </w:p>
+    <w:p>
+      <w:pPr>
+        <w:pStyle w:val="ListParagraph"/>
+        <w:numPr>
+          <w:ilvl w:val="5"/>
+          <w:numId w:val="28"/>
+        </w:numPr>
+        <w:ind w:firstLineChars="0"/>
+      </w:pPr>
+      <w:r>
+        <w:rPr>
+          <w:rFonts w:hint="eastAsia"/>
+        </w:rPr>
+        <w:t>CompressionType</w:t>
+      </w:r>
+      <w:r>
+        <w:rPr>
+          <w:rFonts w:hint="eastAsia"/>
+        </w:rPr>
+        <w:t>为</w:t>
+      </w:r>
+      <w:r>
+        <w:rPr>
+          <w:rFonts w:hint="eastAsia"/>
+        </w:rPr>
+        <w:t>"lzw"</w:t>
+      </w:r>
+      <w:r>
+        <w:rPr>
+          <w:rFonts w:hint="eastAsia"/>
+        </w:rPr>
+        <w:t>则创建字典</w:t>
+      </w:r>
+    </w:p>
+    <w:p>
+      <w:pPr>
+        <w:pStyle w:val="ListParagraph"/>
+        <w:numPr>
+          <w:ilvl w:val="4"/>
+          <w:numId w:val="28"/>
+        </w:numPr>
+        <w:ind w:firstLineChars="0"/>
+      </w:pPr>
+      <w:r>
+        <w:rPr>
+          <w:rFonts w:hint="eastAsia"/>
+        </w:rPr>
         <w:t>Coord</w:t>
       </w:r>
       <w:r>
         <w:rPr>
           <w:rFonts w:hint="eastAsia"/>
         </w:rPr>
+        <w:t>：更新</w:t>
+      </w:r>
+      <w:r>
+        <w:rPr>
+          <w:rFonts w:hint="eastAsia"/>
+        </w:rPr>
+        <w:t>Catalog</w:t>
+      </w:r>
+      <w:r>
+        <w:rPr>
+          <w:rFonts w:hint="eastAsia"/>
+        </w:rPr>
+        <w:t>缓存</w:t>
+      </w:r>
+    </w:p>
+    <w:p>
+      <w:pPr>
+        <w:pStyle w:val="ListParagraph"/>
+        <w:numPr>
+          <w:ilvl w:val="0"/>
+          <w:numId w:val="28"/>
+        </w:numPr>
+        <w:ind w:firstLineChars="0"/>
+      </w:pPr>
+      <w:r>
+        <w:rPr>
+          <w:rFonts w:hint="eastAsia"/>
+        </w:rPr>
+        <w:t>索引</w:t>
+      </w:r>
+    </w:p>
+    <w:p>
+      <w:pPr>
+        <w:pStyle w:val="ListParagraph"/>
+        <w:numPr>
+          <w:ilvl w:val="1"/>
+          <w:numId w:val="28"/>
+        </w:numPr>
+        <w:ind w:firstLineChars="0"/>
+      </w:pPr>
+      <w:r>
+        <w:rPr>
+          <w:rFonts w:hint="eastAsia"/>
+        </w:rPr>
+        <w:t>AutoIndexId</w:t>
+      </w:r>
+      <w:r>
+        <w:rPr>
+          <w:rFonts w:hint="eastAsia"/>
+        </w:rPr>
+        <w:t>：标识</w:t>
+      </w:r>
+      <w:r>
+        <w:rPr>
+          <w:rFonts w:hint="eastAsia"/>
+        </w:rPr>
+        <w:t>集合是否自动使用</w:t>
+      </w:r>
+      <w:r>
+        <w:rPr>
+          <w:rFonts w:hint="eastAsia"/>
+        </w:rPr>
+        <w:t>_id</w:t>
+      </w:r>
+      <w:r>
+        <w:rPr>
+          <w:rFonts w:hint="eastAsia"/>
+        </w:rPr>
+        <w:t>字段创建名字为</w:t>
+      </w:r>
+      <w:r>
+        <w:rPr>
+          <w:rFonts w:hint="eastAsia"/>
+        </w:rPr>
+        <w:t>"$id"</w:t>
+      </w:r>
+      <w:r>
+        <w:rPr>
+          <w:rFonts w:hint="eastAsia"/>
+        </w:rPr>
+        <w:t>的唯一索引</w:t>
+      </w:r>
+    </w:p>
+    <w:p>
+      <w:pPr>
+        <w:pStyle w:val="ListParagraph"/>
+        <w:numPr>
+          <w:ilvl w:val="2"/>
+          <w:numId w:val="28"/>
+        </w:numPr>
+        <w:ind w:firstLineChars="0"/>
+      </w:pPr>
+      <w:r>
+        <w:rPr>
+          <w:rFonts w:hint="eastAsia"/>
+        </w:rPr>
+        <w:lastRenderedPageBreak/>
+        <w:t>类型：</w:t>
+      </w:r>
+      <w:r>
+        <w:rPr>
+          <w:rFonts w:hint="eastAsia"/>
+        </w:rPr>
+        <w:t>Bool</w:t>
+      </w:r>
+    </w:p>
+    <w:p>
+      <w:pPr>
+        <w:pStyle w:val="ListParagraph"/>
+        <w:numPr>
+          <w:ilvl w:val="2"/>
+          <w:numId w:val="28"/>
+        </w:numPr>
+        <w:ind w:firstLineChars="0"/>
+      </w:pPr>
+      <w:r>
+        <w:rPr>
+          <w:rFonts w:hint="eastAsia"/>
+        </w:rPr>
+        <w:t>存储</w:t>
+      </w:r>
+    </w:p>
+    <w:p>
+      <w:pPr>
+        <w:pStyle w:val="ListParagraph"/>
+        <w:numPr>
+          <w:ilvl w:val="3"/>
+          <w:numId w:val="28"/>
+        </w:numPr>
+        <w:ind w:firstLineChars="0"/>
+      </w:pPr>
+      <w:r>
+        <w:rPr>
+          <w:rFonts w:hint="eastAsia"/>
+        </w:rPr>
+        <w:t>Catalog</w:t>
+      </w:r>
+      <w:r>
+        <w:rPr>
+          <w:rFonts w:hint="eastAsia"/>
+        </w:rPr>
         <w:t>：</w:t>
       </w:r>
       <w:r>
         <w:rPr>
           <w:rFonts w:hint="eastAsia"/>
         </w:rPr>
-        <w:t>创建</w:t>
-      </w:r>
-      <w:r>
-        <w:rPr>
-          <w:rFonts w:hint="eastAsia"/>
-        </w:rPr>
-        <w:t>同</w:t>
-      </w:r>
-      <w:r>
-        <w:rPr>
-          <w:rFonts w:hint="eastAsia"/>
-        </w:rPr>
-        <w:t>步</w:t>
-      </w:r>
-      <w:r>
-        <w:rPr>
-          <w:rFonts w:hint="eastAsia"/>
-        </w:rPr>
-        <w:t>split</w:t>
+        <w:t>attribute</w:t>
+      </w:r>
+      <w:r>
+        <w:rPr>
+          <w:rFonts w:hint="eastAsia"/>
+        </w:rPr>
+        <w:t>、字段</w:t>
+      </w:r>
+    </w:p>
+    <w:p>
+      <w:pPr>
+        <w:pStyle w:val="ListParagraph"/>
+        <w:numPr>
+          <w:ilvl w:val="3"/>
+          <w:numId w:val="28"/>
+        </w:numPr>
+        <w:ind w:firstLineChars="0"/>
+      </w:pPr>
+      <w:r>
+        <w:rPr>
+          <w:rFonts w:hint="eastAsia"/>
+        </w:rPr>
+        <w:t>Data</w:t>
+      </w:r>
+      <w:r>
+        <w:rPr>
+          <w:rFonts w:hint="eastAsia"/>
+        </w:rPr>
+        <w:t>：</w:t>
+      </w:r>
+      <w:r>
+        <w:rPr>
+          <w:rFonts w:hint="eastAsia"/>
+        </w:rPr>
+        <w:t>attribute</w:t>
+      </w:r>
+    </w:p>
+    <w:p>
+      <w:pPr>
+        <w:pStyle w:val="ListParagraph"/>
+        <w:numPr>
+          <w:ilvl w:val="2"/>
+          <w:numId w:val="28"/>
+        </w:numPr>
+        <w:ind w:firstLineChars="0"/>
+      </w:pPr>
+      <w:r>
+        <w:rPr>
+          <w:rFonts w:hint="eastAsia"/>
+        </w:rPr>
+        <w:t>创建：可选</w:t>
+      </w:r>
+    </w:p>
+    <w:p>
+      <w:pPr>
+        <w:pStyle w:val="ListParagraph"/>
+        <w:numPr>
+          <w:ilvl w:val="2"/>
+          <w:numId w:val="28"/>
+        </w:numPr>
+        <w:ind w:firstLineChars="0"/>
+      </w:pPr>
+      <w:r>
+        <w:rPr>
+          <w:rFonts w:hint="eastAsia"/>
+        </w:rPr>
+        <w:t>修改</w:t>
+      </w:r>
+      <w:r>
+        <w:rPr>
+          <w:rFonts w:hint="eastAsia"/>
+        </w:rPr>
+        <w:t>：可以</w:t>
+      </w:r>
+    </w:p>
+    <w:p>
+      <w:pPr>
+        <w:pStyle w:val="ListParagraph"/>
+        <w:numPr>
+          <w:ilvl w:val="3"/>
+          <w:numId w:val="28"/>
+        </w:numPr>
+        <w:ind w:firstLineChars="0"/>
+      </w:pPr>
+      <w:r>
+        <w:rPr>
+          <w:rFonts w:hint="eastAsia"/>
+        </w:rPr>
+        <w:t>阶段：</w:t>
+      </w:r>
+      <w:r>
+        <w:rPr>
+          <w:rFonts w:hint="eastAsia"/>
+        </w:rPr>
+        <w:t>2P</w:t>
+      </w:r>
+    </w:p>
+    <w:p>
+      <w:pPr>
+        <w:pStyle w:val="ListParagraph"/>
+        <w:numPr>
+          <w:ilvl w:val="3"/>
+          <w:numId w:val="28"/>
+        </w:numPr>
+        <w:ind w:firstLineChars="0"/>
+      </w:pPr>
+      <w:r>
+        <w:rPr>
+          <w:rFonts w:hint="eastAsia"/>
+        </w:rPr>
+        <w:t>修改步骤</w:t>
+      </w:r>
+    </w:p>
+    <w:p>
+      <w:pPr>
+        <w:pStyle w:val="ListParagraph"/>
+        <w:numPr>
+          <w:ilvl w:val="4"/>
+          <w:numId w:val="28"/>
+        </w:numPr>
+        <w:ind w:firstLineChars="0"/>
+      </w:pPr>
+      <w:r>
+        <w:rPr>
+          <w:rFonts w:hint="eastAsia"/>
+        </w:rPr>
+        <w:t>Catalog</w:t>
+      </w:r>
+      <w:r>
+        <w:rPr>
+          <w:rFonts w:hint="eastAsia"/>
+        </w:rPr>
+        <w:t>：修改</w:t>
+      </w:r>
+      <w:r>
+        <w:rPr>
+          <w:rFonts w:hint="eastAsia"/>
+        </w:rPr>
+        <w:t>SYSCAT.SYSCOLLECTIONS</w:t>
+      </w:r>
+    </w:p>
+    <w:p>
+      <w:pPr>
+        <w:pStyle w:val="ListParagraph"/>
+        <w:numPr>
+          <w:ilvl w:val="4"/>
+          <w:numId w:val="28"/>
+        </w:numPr>
+        <w:ind w:firstLineChars="0"/>
+      </w:pPr>
+      <w:r>
+        <w:rPr>
+          <w:rFonts w:hint="eastAsia"/>
+        </w:rPr>
+        <w:t>Data</w:t>
+      </w:r>
+    </w:p>
+    <w:p>
+      <w:pPr>
+        <w:pStyle w:val="ListParagraph"/>
+        <w:numPr>
+          <w:ilvl w:val="5"/>
+          <w:numId w:val="28"/>
+        </w:numPr>
+        <w:ind w:firstLineChars="0"/>
+      </w:pPr>
+      <w:r>
+        <w:rPr>
+          <w:rFonts w:hint="eastAsia"/>
+        </w:rPr>
+        <w:t>更新</w:t>
+      </w:r>
+      <w:r>
+        <w:rPr>
+          <w:rFonts w:hint="eastAsia"/>
+        </w:rPr>
+        <w:t>Catalog</w:t>
+      </w:r>
+      <w:r>
+        <w:rPr>
+          <w:rFonts w:hint="eastAsia"/>
+        </w:rPr>
+        <w:t>缓存</w:t>
+      </w:r>
+    </w:p>
+    <w:p>
+      <w:pPr>
+        <w:pStyle w:val="ListParagraph"/>
+        <w:numPr>
+          <w:ilvl w:val="5"/>
+          <w:numId w:val="28"/>
+        </w:numPr>
+        <w:ind w:firstLineChars="0"/>
+      </w:pPr>
+      <w:r>
+        <w:rPr>
+          <w:rFonts w:hint="eastAsia"/>
+        </w:rPr>
+        <w:t>修改</w:t>
+      </w:r>
+      <w:r>
+        <w:rPr>
+          <w:rFonts w:hint="eastAsia"/>
+        </w:rPr>
+        <w:t>DMS</w:t>
+      </w:r>
+      <w:r>
+        <w:rPr>
+          <w:rFonts w:hint="eastAsia"/>
+        </w:rPr>
+        <w:t>元数据</w:t>
+      </w:r>
+    </w:p>
+    <w:p>
+      <w:pPr>
+        <w:pStyle w:val="ListParagraph"/>
+        <w:numPr>
+          <w:ilvl w:val="5"/>
+          <w:numId w:val="28"/>
+        </w:numPr>
+        <w:ind w:firstLineChars="0"/>
+      </w:pPr>
+      <w:r>
+        <w:rPr>
+          <w:rFonts w:hint="eastAsia"/>
+        </w:rPr>
+        <w:t>AutoIndexId</w:t>
+      </w:r>
+      <w:r>
+        <w:rPr>
+          <w:rFonts w:hint="eastAsia"/>
+        </w:rPr>
+        <w:t>为</w:t>
+      </w:r>
+      <w:r>
+        <w:rPr>
+          <w:rFonts w:hint="eastAsia"/>
+        </w:rPr>
+        <w:t>TRUE</w:t>
+      </w:r>
+      <w:r>
+        <w:rPr>
+          <w:rFonts w:hint="eastAsia"/>
+        </w:rPr>
+        <w:t>时，创建</w:t>
+      </w:r>
+      <w:r>
+        <w:rPr>
+          <w:rFonts w:hint="eastAsia"/>
+        </w:rPr>
+        <w:t>"$id"</w:t>
+      </w:r>
+      <w:r>
+        <w:rPr>
+          <w:rFonts w:hint="eastAsia"/>
+        </w:rPr>
+        <w:t>索引</w:t>
+      </w:r>
+    </w:p>
+    <w:p>
+      <w:pPr>
+        <w:pStyle w:val="ListParagraph"/>
+        <w:numPr>
+          <w:ilvl w:val="4"/>
+          <w:numId w:val="28"/>
+        </w:numPr>
+        <w:ind w:firstLineChars="0"/>
+      </w:pPr>
+      <w:r>
+        <w:rPr>
+          <w:rFonts w:hint="eastAsia"/>
+        </w:rPr>
+        <w:t>Coord</w:t>
+      </w:r>
+      <w:r>
+        <w:rPr>
+          <w:rFonts w:hint="eastAsia"/>
+        </w:rPr>
+        <w:t>：</w:t>
+      </w:r>
+      <w:r>
+        <w:rPr>
+          <w:rFonts w:hint="eastAsia"/>
+        </w:rPr>
+        <w:t>更新</w:t>
+      </w:r>
+      <w:r>
+        <w:rPr>
+          <w:rFonts w:hint="eastAsia"/>
+        </w:rPr>
+        <w:t>Catalog</w:t>
+      </w:r>
+      <w:r>
+        <w:rPr>
+          <w:rFonts w:hint="eastAsia"/>
+        </w:rPr>
+        <w:t>缓存</w:t>
       </w:r>
     </w:p>
     <w:p>
@@ -7067,19 +8864,43 @@
         <w:rPr>
           <w:rFonts w:hint="eastAsia"/>
         </w:rPr>
-        <w:t>AutoRebalance</w:t>
-      </w:r>
-      <w:r>
-        <w:rPr>
-          <w:rFonts w:hint="eastAsia"/>
-        </w:rPr>
-        <w:t>：指定</w:t>
-      </w:r>
-      <w:r>
-        <w:rPr>
-          <w:rFonts w:hint="eastAsia"/>
-        </w:rPr>
-        <w:t>集合是否开启自动负载平衡功能（暂未使用）</w:t>
+        <w:t>EnsureShardingIndex</w:t>
+      </w:r>
+      <w:r>
+        <w:rPr>
+          <w:rFonts w:hint="eastAsia"/>
+        </w:rPr>
+        <w:t>：</w:t>
+      </w:r>
+      <w:r>
+        <w:rPr>
+          <w:rFonts w:hint="eastAsia"/>
+        </w:rPr>
+        <w:t>标识集合是否自动使用</w:t>
+      </w:r>
+      <w:r>
+        <w:rPr>
+          <w:rFonts w:hint="eastAsia"/>
+        </w:rPr>
+        <w:t>ShardingKey</w:t>
+      </w:r>
+      <w:r>
+        <w:rPr>
+          <w:rFonts w:hint="eastAsia"/>
+        </w:rPr>
+        <w:t>包含的字段创建名字为</w:t>
+      </w:r>
+      <w:r>
+        <w:rPr>
+          <w:rFonts w:hint="eastAsia"/>
+        </w:rPr>
+        <w:t>"$shard"</w:t>
+      </w:r>
+      <w:r>
+        <w:rPr>
+          <w:rFonts w:hint="eastAsia"/>
+        </w:rPr>
+        <w:t>的索引</w:t>
       </w:r>
     </w:p>
     <w:p>
@@ -7117,6 +8938,540 @@
         <w:rPr>
           <w:rFonts w:hint="eastAsia"/>
         </w:rPr>
+        <w:t>存储</w:t>
+      </w:r>
+    </w:p>
+    <w:p>
+      <w:pPr>
+        <w:pStyle w:val="ListParagraph"/>
+        <w:numPr>
+          <w:ilvl w:val="3"/>
+          <w:numId w:val="28"/>
+        </w:numPr>
+        <w:ind w:firstLineChars="0"/>
+      </w:pPr>
+      <w:r>
+        <w:rPr>
+          <w:rFonts w:hint="eastAsia"/>
+        </w:rPr>
+        <w:t>Catalog</w:t>
+      </w:r>
+      <w:r>
+        <w:rPr>
+          <w:rFonts w:hint="eastAsia"/>
+        </w:rPr>
+        <w:t>：字段</w:t>
+      </w:r>
+    </w:p>
+    <w:p>
+      <w:pPr>
+        <w:pStyle w:val="ListParagraph"/>
+        <w:numPr>
+          <w:ilvl w:val="3"/>
+          <w:numId w:val="28"/>
+        </w:numPr>
+        <w:ind w:firstLineChars="0"/>
+      </w:pPr>
+      <w:r>
+        <w:rPr>
+          <w:rFonts w:hint="eastAsia"/>
+        </w:rPr>
+        <w:t>Data</w:t>
+      </w:r>
+      <w:r>
+        <w:rPr>
+          <w:rFonts w:hint="eastAsia"/>
+        </w:rPr>
+        <w:t>：</w:t>
+      </w:r>
+      <w:r>
+        <w:rPr>
+          <w:rFonts w:hint="eastAsia"/>
+        </w:rPr>
+        <w:t>CatalogCache</w:t>
+      </w:r>
+    </w:p>
+    <w:p>
+      <w:pPr>
+        <w:pStyle w:val="ListParagraph"/>
+        <w:numPr>
+          <w:ilvl w:val="2"/>
+          <w:numId w:val="28"/>
+        </w:numPr>
+        <w:ind w:firstLineChars="0"/>
+      </w:pPr>
+      <w:r>
+        <w:rPr>
+          <w:rFonts w:hint="eastAsia"/>
+        </w:rPr>
+        <w:t>创建：可选</w:t>
+      </w:r>
+    </w:p>
+    <w:p>
+      <w:pPr>
+        <w:pStyle w:val="ListParagraph"/>
+        <w:numPr>
+          <w:ilvl w:val="3"/>
+          <w:numId w:val="28"/>
+        </w:numPr>
+        <w:ind w:firstLineChars="0"/>
+      </w:pPr>
+      <w:r>
+        <w:rPr>
+          <w:rFonts w:hint="eastAsia"/>
+        </w:rPr>
+        <w:t>依赖：</w:t>
+      </w:r>
+      <w:r>
+        <w:rPr>
+          <w:rFonts w:hint="eastAsia"/>
+        </w:rPr>
+        <w:t>ShardingKey</w:t>
+      </w:r>
+      <w:r>
+        <w:rPr>
+          <w:rFonts w:hint="eastAsia"/>
+        </w:rPr>
+        <w:t>不为空</w:t>
+      </w:r>
+    </w:p>
+    <w:p>
+      <w:pPr>
+        <w:pStyle w:val="ListParagraph"/>
+        <w:numPr>
+          <w:ilvl w:val="2"/>
+          <w:numId w:val="28"/>
+        </w:numPr>
+        <w:ind w:firstLineChars="0"/>
+      </w:pPr>
+      <w:r>
+        <w:rPr>
+          <w:rFonts w:hint="eastAsia"/>
+        </w:rPr>
+        <w:t>修改：可以</w:t>
+      </w:r>
+    </w:p>
+    <w:p>
+      <w:pPr>
+        <w:pStyle w:val="ListParagraph"/>
+        <w:numPr>
+          <w:ilvl w:val="3"/>
+          <w:numId w:val="28"/>
+        </w:numPr>
+        <w:ind w:firstLineChars="0"/>
+      </w:pPr>
+      <w:r>
+        <w:rPr>
+          <w:rFonts w:hint="eastAsia"/>
+        </w:rPr>
+        <w:t>阶段：</w:t>
+      </w:r>
+      <w:r>
+        <w:rPr>
+          <w:rFonts w:hint="eastAsia"/>
+        </w:rPr>
+        <w:t>2</w:t>
+      </w:r>
+      <w:r>
+        <w:rPr>
+          <w:rFonts w:hint="eastAsia"/>
+        </w:rPr>
+        <w:t>P</w:t>
+      </w:r>
+    </w:p>
+    <w:p>
+      <w:pPr>
+        <w:pStyle w:val="ListParagraph"/>
+        <w:numPr>
+          <w:ilvl w:val="3"/>
+          <w:numId w:val="28"/>
+        </w:numPr>
+        <w:ind w:firstLineChars="0"/>
+      </w:pPr>
+      <w:r>
+        <w:rPr>
+          <w:rFonts w:hint="eastAsia"/>
+        </w:rPr>
+        <w:t>修改条件</w:t>
+      </w:r>
+    </w:p>
+    <w:p>
+      <w:pPr>
+        <w:pStyle w:val="ListParagraph"/>
+        <w:numPr>
+          <w:ilvl w:val="4"/>
+          <w:numId w:val="28"/>
+        </w:numPr>
+        <w:ind w:firstLineChars="0"/>
+      </w:pPr>
+      <w:r>
+        <w:rPr>
+          <w:rFonts w:hint="eastAsia"/>
+        </w:rPr>
+        <w:t>ShardingKey</w:t>
+      </w:r>
+      <w:r>
+        <w:rPr>
+          <w:rFonts w:hint="eastAsia"/>
+        </w:rPr>
+        <w:t>不为空</w:t>
+      </w:r>
+    </w:p>
+    <w:p>
+      <w:pPr>
+        <w:pStyle w:val="ListParagraph"/>
+        <w:numPr>
+          <w:ilvl w:val="4"/>
+          <w:numId w:val="28"/>
+        </w:numPr>
+        <w:ind w:firstLineChars="0"/>
+        <w:rPr>
+          <w:rFonts w:hint="eastAsia"/>
+        </w:rPr>
+      </w:pPr>
+      <w:r>
+        <w:rPr>
+          <w:rFonts w:hint="eastAsia"/>
+        </w:rPr>
+        <w:t>没有</w:t>
+      </w:r>
+      <w:r>
+        <w:rPr>
+          <w:rFonts w:hint="eastAsia"/>
+        </w:rPr>
+        <w:t>Split</w:t>
+      </w:r>
+      <w:r>
+        <w:rPr>
+          <w:rFonts w:hint="eastAsia"/>
+        </w:rPr>
+        <w:t>任务</w:t>
+      </w:r>
+    </w:p>
+    <w:p>
+      <w:pPr>
+        <w:pStyle w:val="ListParagraph"/>
+        <w:numPr>
+          <w:ilvl w:val="4"/>
+          <w:numId w:val="28"/>
+        </w:numPr>
+        <w:ind w:firstLineChars="0"/>
+      </w:pPr>
+      <w:r>
+        <w:rPr>
+          <w:rFonts w:hint="eastAsia"/>
+        </w:rPr>
+        <w:t>与</w:t>
+      </w:r>
+      <w:r>
+        <w:rPr>
+          <w:rFonts w:hint="eastAsia"/>
+        </w:rPr>
+        <w:t>ShardingKey</w:t>
+      </w:r>
+      <w:r>
+        <w:rPr>
+          <w:rFonts w:hint="eastAsia"/>
+        </w:rPr>
+        <w:t>等分区选项一起修改</w:t>
+      </w:r>
+    </w:p>
+    <w:p>
+      <w:pPr>
+        <w:pStyle w:val="ListParagraph"/>
+        <w:numPr>
+          <w:ilvl w:val="3"/>
+          <w:numId w:val="28"/>
+        </w:numPr>
+        <w:ind w:firstLineChars="0"/>
+      </w:pPr>
+      <w:r>
+        <w:rPr>
+          <w:rFonts w:hint="eastAsia"/>
+        </w:rPr>
+        <w:t>修改步骤</w:t>
+      </w:r>
+    </w:p>
+    <w:p>
+      <w:pPr>
+        <w:pStyle w:val="ListParagraph"/>
+        <w:numPr>
+          <w:ilvl w:val="4"/>
+          <w:numId w:val="28"/>
+        </w:numPr>
+        <w:ind w:firstLineChars="0"/>
+      </w:pPr>
+      <w:r>
+        <w:rPr>
+          <w:rFonts w:hint="eastAsia"/>
+        </w:rPr>
+        <w:t>Catalog</w:t>
+      </w:r>
+      <w:r>
+        <w:rPr>
+          <w:rFonts w:hint="eastAsia"/>
+        </w:rPr>
+        <w:t>：修改</w:t>
+      </w:r>
+      <w:r>
+        <w:rPr>
+          <w:rFonts w:hint="eastAsia"/>
+        </w:rPr>
+        <w:t>SYSCAT.SYSCOLLECTIONS</w:t>
+      </w:r>
+    </w:p>
+    <w:p>
+      <w:pPr>
+        <w:pStyle w:val="ListParagraph"/>
+        <w:numPr>
+          <w:ilvl w:val="4"/>
+          <w:numId w:val="28"/>
+        </w:numPr>
+        <w:ind w:firstLineChars="0"/>
+      </w:pPr>
+      <w:r>
+        <w:rPr>
+          <w:rFonts w:hint="eastAsia"/>
+        </w:rPr>
+        <w:t>Data</w:t>
+      </w:r>
+    </w:p>
+    <w:p>
+      <w:pPr>
+        <w:pStyle w:val="ListParagraph"/>
+        <w:numPr>
+          <w:ilvl w:val="5"/>
+          <w:numId w:val="28"/>
+        </w:numPr>
+        <w:ind w:firstLineChars="0"/>
+      </w:pPr>
+      <w:r>
+        <w:rPr>
+          <w:rFonts w:hint="eastAsia"/>
+        </w:rPr>
+        <w:t>更新</w:t>
+      </w:r>
+      <w:r>
+        <w:rPr>
+          <w:rFonts w:hint="eastAsia"/>
+        </w:rPr>
+        <w:t>Catalog</w:t>
+      </w:r>
+      <w:r>
+        <w:rPr>
+          <w:rFonts w:hint="eastAsia"/>
+        </w:rPr>
+        <w:t>缓存</w:t>
+      </w:r>
+    </w:p>
+    <w:p>
+      <w:pPr>
+        <w:pStyle w:val="ListParagraph"/>
+        <w:numPr>
+          <w:ilvl w:val="5"/>
+          <w:numId w:val="28"/>
+        </w:numPr>
+        <w:ind w:firstLineChars="0"/>
+        <w:rPr>
+          <w:rFonts w:hint="eastAsia"/>
+        </w:rPr>
+      </w:pPr>
+      <w:r>
+        <w:rPr>
+          <w:rFonts w:hint="eastAsia"/>
+        </w:rPr>
+        <w:t>EnsureShardingIndex</w:t>
+      </w:r>
+      <w:r>
+        <w:rPr>
+          <w:rFonts w:hint="eastAsia"/>
+        </w:rPr>
+        <w:t>为</w:t>
+      </w:r>
+      <w:r>
+        <w:rPr>
+          <w:rFonts w:hint="eastAsia"/>
+        </w:rPr>
+        <w:t>true</w:t>
+      </w:r>
+      <w:r>
+        <w:rPr>
+          <w:rFonts w:hint="eastAsia"/>
+        </w:rPr>
+        <w:t>时，创建</w:t>
+      </w:r>
+      <w:r>
+        <w:rPr>
+          <w:rFonts w:hint="eastAsia"/>
+        </w:rPr>
+        <w:t>"$shard"</w:t>
+      </w:r>
+      <w:r>
+        <w:rPr>
+          <w:rFonts w:hint="eastAsia"/>
+        </w:rPr>
+        <w:t>索引</w:t>
+      </w:r>
+    </w:p>
+    <w:p>
+      <w:pPr>
+        <w:pStyle w:val="ListParagraph"/>
+        <w:numPr>
+          <w:ilvl w:val="5"/>
+          <w:numId w:val="28"/>
+        </w:numPr>
+        <w:ind w:firstLineChars="0"/>
+      </w:pPr>
+      <w:r>
+        <w:rPr>
+          <w:rFonts w:hint="eastAsia"/>
+        </w:rPr>
+        <w:t>EnsureShardingIndex</w:t>
+      </w:r>
+      <w:r>
+        <w:rPr>
+          <w:rFonts w:hint="eastAsia"/>
+        </w:rPr>
+        <w:t>为</w:t>
+      </w:r>
+      <w:r>
+        <w:rPr>
+          <w:rFonts w:hint="eastAsia"/>
+        </w:rPr>
+        <w:t>false</w:t>
+      </w:r>
+      <w:r>
+        <w:rPr>
+          <w:rFonts w:hint="eastAsia"/>
+        </w:rPr>
+        <w:t>时，不创建</w:t>
+      </w:r>
+      <w:r>
+        <w:rPr>
+          <w:rFonts w:hint="eastAsia"/>
+        </w:rPr>
+        <w:t>"$shard"</w:t>
+      </w:r>
+      <w:r>
+        <w:rPr>
+          <w:rFonts w:hint="eastAsia"/>
+        </w:rPr>
+        <w:t>索引</w:t>
+      </w:r>
+    </w:p>
+    <w:p>
+      <w:pPr>
+        <w:pStyle w:val="ListParagraph"/>
+        <w:numPr>
+          <w:ilvl w:val="4"/>
+          <w:numId w:val="28"/>
+        </w:numPr>
+        <w:ind w:firstLineChars="0"/>
+      </w:pPr>
+      <w:r>
+        <w:rPr>
+          <w:rFonts w:hint="eastAsia"/>
+        </w:rPr>
+        <w:t>Coord</w:t>
+      </w:r>
+      <w:r>
+        <w:rPr>
+          <w:rFonts w:hint="eastAsia"/>
+        </w:rPr>
+        <w:t>：更新</w:t>
+      </w:r>
+      <w:r>
+        <w:rPr>
+          <w:rFonts w:hint="eastAsia"/>
+        </w:rPr>
+        <w:t>Catalog</w:t>
+      </w:r>
+      <w:r>
+        <w:rPr>
+          <w:rFonts w:hint="eastAsia"/>
+        </w:rPr>
+        <w:t>缓存</w:t>
+      </w:r>
+    </w:p>
+    <w:p>
+      <w:pPr>
+        <w:pStyle w:val="ListParagraph"/>
+        <w:numPr>
+          <w:ilvl w:val="0"/>
+          <w:numId w:val="28"/>
+        </w:numPr>
+        <w:ind w:firstLineChars="0"/>
+      </w:pPr>
+      <w:r>
+        <w:rPr>
+          <w:rFonts w:hint="eastAsia"/>
+        </w:rPr>
+        <w:t>固定集合</w:t>
+      </w:r>
+    </w:p>
+    <w:p>
+      <w:pPr>
+        <w:pStyle w:val="ListParagraph"/>
+        <w:numPr>
+          <w:ilvl w:val="1"/>
+          <w:numId w:val="28"/>
+        </w:numPr>
+        <w:ind w:firstLineChars="0"/>
+      </w:pPr>
+      <w:r>
+        <w:rPr>
+          <w:rFonts w:hint="eastAsia"/>
+        </w:rPr>
+        <w:t>Capped</w:t>
+      </w:r>
+      <w:r>
+        <w:rPr>
+          <w:rFonts w:hint="eastAsia"/>
+        </w:rPr>
+        <w:t>：</w:t>
+      </w:r>
+      <w:r>
+        <w:rPr>
+          <w:rFonts w:hint="eastAsia"/>
+        </w:rPr>
+        <w:t>标识集合是否为固定集合</w:t>
+      </w:r>
+    </w:p>
+    <w:p>
+      <w:pPr>
+        <w:pStyle w:val="ListParagraph"/>
+        <w:numPr>
+          <w:ilvl w:val="2"/>
+          <w:numId w:val="28"/>
+        </w:numPr>
+        <w:ind w:firstLineChars="0"/>
+      </w:pPr>
+      <w:r>
+        <w:rPr>
+          <w:rFonts w:hint="eastAsia"/>
+        </w:rPr>
+        <w:t>类型：</w:t>
+      </w:r>
+      <w:r>
+        <w:rPr>
+          <w:rFonts w:hint="eastAsia"/>
+        </w:rPr>
+        <w:t>Bool</w:t>
+      </w:r>
+    </w:p>
+    <w:p>
+      <w:pPr>
+        <w:pStyle w:val="ListParagraph"/>
+        <w:numPr>
+          <w:ilvl w:val="2"/>
+          <w:numId w:val="28"/>
+        </w:numPr>
+        <w:ind w:firstLineChars="0"/>
+      </w:pPr>
+      <w:r>
+        <w:rPr>
+          <w:rFonts w:hint="eastAsia"/>
+        </w:rPr>
         <w:t>默认值：</w:t>
       </w:r>
       <w:r>
@@ -7161,6 +9516,189 @@
         <w:rPr>
           <w:rFonts w:hint="eastAsia"/>
         </w:rPr>
+        <w:t>：</w:t>
+      </w:r>
+      <w:r>
+        <w:rPr>
+          <w:rFonts w:hint="eastAsia"/>
+        </w:rPr>
+        <w:t>attribute</w:t>
+      </w:r>
+    </w:p>
+    <w:p>
+      <w:pPr>
+        <w:pStyle w:val="ListParagraph"/>
+        <w:numPr>
+          <w:ilvl w:val="3"/>
+          <w:numId w:val="28"/>
+        </w:numPr>
+        <w:ind w:firstLineChars="0"/>
+      </w:pPr>
+      <w:r>
+        <w:rPr>
+          <w:rFonts w:hint="eastAsia"/>
+        </w:rPr>
+        <w:t>Data</w:t>
+      </w:r>
+      <w:r>
+        <w:rPr>
+          <w:rFonts w:hint="eastAsia"/>
+        </w:rPr>
+        <w:t>：</w:t>
+      </w:r>
+      <w:r>
+        <w:rPr>
+          <w:rFonts w:hint="eastAsia"/>
+        </w:rPr>
+        <w:t>attribute</w:t>
+      </w:r>
+    </w:p>
+    <w:p>
+      <w:pPr>
+        <w:pStyle w:val="ListParagraph"/>
+        <w:numPr>
+          <w:ilvl w:val="2"/>
+          <w:numId w:val="28"/>
+        </w:numPr>
+        <w:ind w:firstLineChars="0"/>
+      </w:pPr>
+      <w:r>
+        <w:rPr>
+          <w:rFonts w:hint="eastAsia"/>
+        </w:rPr>
+        <w:t>创建：可选</w:t>
+      </w:r>
+    </w:p>
+    <w:p>
+      <w:pPr>
+        <w:pStyle w:val="ListParagraph"/>
+        <w:numPr>
+          <w:ilvl w:val="3"/>
+          <w:numId w:val="28"/>
+        </w:numPr>
+        <w:ind w:firstLineChars="0"/>
+      </w:pPr>
+      <w:r>
+        <w:rPr>
+          <w:rFonts w:hint="eastAsia"/>
+        </w:rPr>
+        <w:t>后续动作：检查</w:t>
+      </w:r>
+      <w:r>
+        <w:rPr>
+          <w:rFonts w:hint="eastAsia"/>
+        </w:rPr>
+        <w:t>Collection Space</w:t>
+      </w:r>
+      <w:r>
+        <w:rPr>
+          <w:rFonts w:hint="eastAsia"/>
+        </w:rPr>
+        <w:t>必须为</w:t>
+      </w:r>
+      <w:r>
+        <w:rPr>
+          <w:rFonts w:hint="eastAsia"/>
+        </w:rPr>
+        <w:t>Capped</w:t>
+      </w:r>
+    </w:p>
+    <w:p>
+      <w:pPr>
+        <w:pStyle w:val="ListParagraph"/>
+        <w:numPr>
+          <w:ilvl w:val="2"/>
+          <w:numId w:val="28"/>
+        </w:numPr>
+        <w:ind w:firstLineChars="0"/>
+      </w:pPr>
+      <w:r>
+        <w:rPr>
+          <w:rFonts w:hint="eastAsia"/>
+        </w:rPr>
+        <w:lastRenderedPageBreak/>
+        <w:t>修改：不可</w:t>
+      </w:r>
+    </w:p>
+    <w:p>
+      <w:pPr>
+        <w:pStyle w:val="ListParagraph"/>
+        <w:numPr>
+          <w:ilvl w:val="1"/>
+          <w:numId w:val="28"/>
+        </w:numPr>
+        <w:ind w:firstLineChars="0"/>
+      </w:pPr>
+      <w:r>
+        <w:rPr>
+          <w:rFonts w:hint="eastAsia"/>
+        </w:rPr>
+        <w:t>Size</w:t>
+      </w:r>
+      <w:r>
+        <w:rPr>
+          <w:rFonts w:hint="eastAsia"/>
+        </w:rPr>
+        <w:t>：固定集合最大空间大小</w:t>
+      </w:r>
+    </w:p>
+    <w:p>
+      <w:pPr>
+        <w:pStyle w:val="ListParagraph"/>
+        <w:numPr>
+          <w:ilvl w:val="2"/>
+          <w:numId w:val="28"/>
+        </w:numPr>
+        <w:ind w:firstLineChars="0"/>
+      </w:pPr>
+      <w:r>
+        <w:rPr>
+          <w:rFonts w:hint="eastAsia"/>
+        </w:rPr>
+        <w:t>类型：</w:t>
+      </w:r>
+      <w:r>
+        <w:rPr>
+          <w:rFonts w:hint="eastAsia"/>
+        </w:rPr>
+        <w:t>NumberInt</w:t>
+      </w:r>
+    </w:p>
+    <w:p>
+      <w:pPr>
+        <w:pStyle w:val="ListParagraph"/>
+        <w:numPr>
+          <w:ilvl w:val="2"/>
+          <w:numId w:val="28"/>
+        </w:numPr>
+        <w:ind w:firstLineChars="0"/>
+      </w:pPr>
+      <w:r>
+        <w:rPr>
+          <w:rFonts w:hint="eastAsia"/>
+        </w:rPr>
+        <w:t>存储</w:t>
+      </w:r>
+    </w:p>
+    <w:p>
+      <w:pPr>
+        <w:pStyle w:val="ListParagraph"/>
+        <w:numPr>
+          <w:ilvl w:val="3"/>
+          <w:numId w:val="28"/>
+        </w:numPr>
+        <w:ind w:firstLineChars="0"/>
+      </w:pPr>
+      <w:r>
+        <w:rPr>
+          <w:rFonts w:hint="eastAsia"/>
+        </w:rPr>
+        <w:t>Catalog</w:t>
+      </w:r>
+      <w:r>
+        <w:rPr>
+          <w:rFonts w:hint="eastAsia"/>
+        </w:rPr>
         <w:t>：字段</w:t>
       </w:r>
     </w:p>
@@ -7189,6 +9727,1305 @@
         <w:rPr>
           <w:rFonts w:hint="eastAsia"/>
         </w:rPr>
+        <w:t>expOptions</w:t>
+      </w:r>
+    </w:p>
+    <w:p>
+      <w:pPr>
+        <w:pStyle w:val="ListParagraph"/>
+        <w:numPr>
+          <w:ilvl w:val="2"/>
+          <w:numId w:val="28"/>
+        </w:numPr>
+        <w:ind w:firstLineChars="0"/>
+      </w:pPr>
+      <w:r>
+        <w:rPr>
+          <w:rFonts w:hint="eastAsia"/>
+        </w:rPr>
+        <w:t>创建：可选</w:t>
+      </w:r>
+    </w:p>
+    <w:p>
+      <w:pPr>
+        <w:pStyle w:val="ListParagraph"/>
+        <w:numPr>
+          <w:ilvl w:val="3"/>
+          <w:numId w:val="28"/>
+        </w:numPr>
+        <w:ind w:firstLineChars="0"/>
+      </w:pPr>
+      <w:r>
+        <w:rPr>
+          <w:rFonts w:hint="eastAsia"/>
+        </w:rPr>
+        <w:t>约束：自动向上取整至</w:t>
+      </w:r>
+      <w:r>
+        <w:rPr>
+          <w:rFonts w:hint="eastAsia"/>
+        </w:rPr>
+        <w:t>32MB</w:t>
+      </w:r>
+      <w:r>
+        <w:rPr>
+          <w:rFonts w:hint="eastAsia"/>
+        </w:rPr>
+        <w:t>的倍数</w:t>
+      </w:r>
+    </w:p>
+    <w:p>
+      <w:pPr>
+        <w:pStyle w:val="ListParagraph"/>
+        <w:numPr>
+          <w:ilvl w:val="3"/>
+          <w:numId w:val="28"/>
+        </w:numPr>
+        <w:ind w:firstLineChars="0"/>
+      </w:pPr>
+      <w:r>
+        <w:rPr>
+          <w:rFonts w:hint="eastAsia"/>
+        </w:rPr>
+        <w:t>后续动作：检查</w:t>
+      </w:r>
+      <w:r>
+        <w:rPr>
+          <w:rFonts w:hint="eastAsia"/>
+        </w:rPr>
+        <w:t>Collection Space</w:t>
+      </w:r>
+      <w:r>
+        <w:rPr>
+          <w:rFonts w:hint="eastAsia"/>
+        </w:rPr>
+        <w:t>必须为</w:t>
+      </w:r>
+      <w:r>
+        <w:rPr>
+          <w:rFonts w:hint="eastAsia"/>
+        </w:rPr>
+        <w:t>Capped</w:t>
+      </w:r>
+    </w:p>
+    <w:p>
+      <w:pPr>
+        <w:pStyle w:val="ListParagraph"/>
+        <w:numPr>
+          <w:ilvl w:val="2"/>
+          <w:numId w:val="28"/>
+        </w:numPr>
+        <w:ind w:firstLineChars="0"/>
+      </w:pPr>
+      <w:r>
+        <w:rPr>
+          <w:rFonts w:hint="eastAsia"/>
+        </w:rPr>
+        <w:t>修改：可以</w:t>
+      </w:r>
+    </w:p>
+    <w:p>
+      <w:pPr>
+        <w:pStyle w:val="ListParagraph"/>
+        <w:numPr>
+          <w:ilvl w:val="3"/>
+          <w:numId w:val="28"/>
+        </w:numPr>
+        <w:ind w:firstLineChars="0"/>
+      </w:pPr>
+      <w:r>
+        <w:rPr>
+          <w:rFonts w:hint="eastAsia"/>
+        </w:rPr>
+        <w:t>阶段：</w:t>
+      </w:r>
+      <w:r>
+        <w:rPr>
+          <w:rFonts w:hint="eastAsia"/>
+        </w:rPr>
+        <w:t>2P</w:t>
+      </w:r>
+    </w:p>
+    <w:p>
+      <w:pPr>
+        <w:pStyle w:val="ListParagraph"/>
+        <w:numPr>
+          <w:ilvl w:val="3"/>
+          <w:numId w:val="28"/>
+        </w:numPr>
+        <w:ind w:firstLineChars="0"/>
+      </w:pPr>
+      <w:r>
+        <w:rPr>
+          <w:rFonts w:hint="eastAsia"/>
+        </w:rPr>
+        <w:t>修改条件：</w:t>
+      </w:r>
+      <w:r>
+        <w:rPr>
+          <w:rFonts w:hint="eastAsia"/>
+        </w:rPr>
+        <w:t>Capped</w:t>
+      </w:r>
+      <w:r>
+        <w:rPr>
+          <w:rFonts w:hint="eastAsia"/>
+        </w:rPr>
+        <w:t>为</w:t>
+      </w:r>
+      <w:r>
+        <w:rPr>
+          <w:rFonts w:hint="eastAsia"/>
+        </w:rPr>
+        <w:t>TRUE</w:t>
+      </w:r>
+    </w:p>
+    <w:p>
+      <w:pPr>
+        <w:pStyle w:val="ListParagraph"/>
+        <w:numPr>
+          <w:ilvl w:val="3"/>
+          <w:numId w:val="28"/>
+        </w:numPr>
+        <w:ind w:firstLineChars="0"/>
+      </w:pPr>
+      <w:r>
+        <w:rPr>
+          <w:rFonts w:hint="eastAsia"/>
+        </w:rPr>
+        <w:t>修改步骤：</w:t>
+      </w:r>
+    </w:p>
+    <w:p>
+      <w:pPr>
+        <w:pStyle w:val="ListParagraph"/>
+        <w:numPr>
+          <w:ilvl w:val="4"/>
+          <w:numId w:val="28"/>
+        </w:numPr>
+        <w:ind w:firstLineChars="0"/>
+      </w:pPr>
+      <w:r>
+        <w:rPr>
+          <w:rFonts w:hint="eastAsia"/>
+        </w:rPr>
+        <w:t>Catalog</w:t>
+      </w:r>
+      <w:r>
+        <w:rPr>
+          <w:rFonts w:hint="eastAsia"/>
+        </w:rPr>
+        <w:t>：修改</w:t>
+      </w:r>
+      <w:r>
+        <w:rPr>
+          <w:rFonts w:hint="eastAsia"/>
+        </w:rPr>
+        <w:t>SYSCAT.SYSCOLLECTIONS</w:t>
+      </w:r>
+    </w:p>
+    <w:p>
+      <w:pPr>
+        <w:pStyle w:val="ListParagraph"/>
+        <w:numPr>
+          <w:ilvl w:val="4"/>
+          <w:numId w:val="28"/>
+        </w:numPr>
+        <w:ind w:firstLineChars="0"/>
+      </w:pPr>
+      <w:r>
+        <w:rPr>
+          <w:rFonts w:hint="eastAsia"/>
+        </w:rPr>
+        <w:t>Data</w:t>
+      </w:r>
+    </w:p>
+    <w:p>
+      <w:pPr>
+        <w:pStyle w:val="ListParagraph"/>
+        <w:numPr>
+          <w:ilvl w:val="5"/>
+          <w:numId w:val="28"/>
+        </w:numPr>
+        <w:ind w:firstLineChars="0"/>
+      </w:pPr>
+      <w:r>
+        <w:rPr>
+          <w:rFonts w:hint="eastAsia"/>
+        </w:rPr>
+        <w:t>更新</w:t>
+      </w:r>
+      <w:r>
+        <w:rPr>
+          <w:rFonts w:hint="eastAsia"/>
+        </w:rPr>
+        <w:t>Catalog</w:t>
+      </w:r>
+      <w:r>
+        <w:rPr>
+          <w:rFonts w:hint="eastAsia"/>
+        </w:rPr>
+        <w:t>缓存</w:t>
+      </w:r>
+    </w:p>
+    <w:p>
+      <w:pPr>
+        <w:pStyle w:val="ListParagraph"/>
+        <w:numPr>
+          <w:ilvl w:val="5"/>
+          <w:numId w:val="28"/>
+        </w:numPr>
+        <w:ind w:firstLineChars="0"/>
+      </w:pPr>
+      <w:r>
+        <w:rPr>
+          <w:rFonts w:hint="eastAsia"/>
+        </w:rPr>
+        <w:t>修改</w:t>
+      </w:r>
+      <w:r>
+        <w:rPr>
+          <w:rFonts w:hint="eastAsia"/>
+        </w:rPr>
+        <w:t>DMS</w:t>
+      </w:r>
+      <w:r>
+        <w:rPr>
+          <w:rFonts w:hint="eastAsia"/>
+        </w:rPr>
+        <w:t>元数据</w:t>
+      </w:r>
+    </w:p>
+    <w:p>
+      <w:pPr>
+        <w:pStyle w:val="ListParagraph"/>
+        <w:numPr>
+          <w:ilvl w:val="4"/>
+          <w:numId w:val="28"/>
+        </w:numPr>
+        <w:ind w:firstLineChars="0"/>
+      </w:pPr>
+      <w:r>
+        <w:rPr>
+          <w:rFonts w:hint="eastAsia"/>
+        </w:rPr>
+        <w:t>Coord</w:t>
+      </w:r>
+      <w:r>
+        <w:rPr>
+          <w:rFonts w:hint="eastAsia"/>
+        </w:rPr>
+        <w:t>：更新</w:t>
+      </w:r>
+      <w:r>
+        <w:rPr>
+          <w:rFonts w:hint="eastAsia"/>
+        </w:rPr>
+        <w:t>Catalog</w:t>
+      </w:r>
+      <w:r>
+        <w:rPr>
+          <w:rFonts w:hint="eastAsia"/>
+        </w:rPr>
+        <w:t>缓存</w:t>
+      </w:r>
+    </w:p>
+    <w:p>
+      <w:pPr>
+        <w:pStyle w:val="ListParagraph"/>
+        <w:numPr>
+          <w:ilvl w:val="1"/>
+          <w:numId w:val="28"/>
+        </w:numPr>
+        <w:ind w:firstLineChars="0"/>
+      </w:pPr>
+      <w:r>
+        <w:rPr>
+          <w:rFonts w:hint="eastAsia"/>
+        </w:rPr>
+        <w:t>Max</w:t>
+      </w:r>
+      <w:r>
+        <w:rPr>
+          <w:rFonts w:hint="eastAsia"/>
+        </w:rPr>
+        <w:t>：固定集合最大记录数</w:t>
+      </w:r>
+    </w:p>
+    <w:p>
+      <w:pPr>
+        <w:pStyle w:val="ListParagraph"/>
+        <w:numPr>
+          <w:ilvl w:val="2"/>
+          <w:numId w:val="28"/>
+        </w:numPr>
+        <w:ind w:firstLineChars="0"/>
+      </w:pPr>
+      <w:r>
+        <w:rPr>
+          <w:rFonts w:hint="eastAsia"/>
+        </w:rPr>
+        <w:t>类型：</w:t>
+      </w:r>
+      <w:r>
+        <w:rPr>
+          <w:rFonts w:hint="eastAsia"/>
+        </w:rPr>
+        <w:t>NumberInt</w:t>
+      </w:r>
+    </w:p>
+    <w:p>
+      <w:pPr>
+        <w:pStyle w:val="ListParagraph"/>
+        <w:numPr>
+          <w:ilvl w:val="2"/>
+          <w:numId w:val="28"/>
+        </w:numPr>
+        <w:ind w:firstLineChars="0"/>
+      </w:pPr>
+      <w:r>
+        <w:rPr>
+          <w:rFonts w:hint="eastAsia"/>
+        </w:rPr>
+        <w:t>存储</w:t>
+      </w:r>
+    </w:p>
+    <w:p>
+      <w:pPr>
+        <w:pStyle w:val="ListParagraph"/>
+        <w:numPr>
+          <w:ilvl w:val="3"/>
+          <w:numId w:val="28"/>
+        </w:numPr>
+        <w:ind w:firstLineChars="0"/>
+      </w:pPr>
+      <w:r>
+        <w:rPr>
+          <w:rFonts w:hint="eastAsia"/>
+        </w:rPr>
+        <w:t>Catalog</w:t>
+      </w:r>
+      <w:r>
+        <w:rPr>
+          <w:rFonts w:hint="eastAsia"/>
+        </w:rPr>
+        <w:t>：字段</w:t>
+      </w:r>
+    </w:p>
+    <w:p>
+      <w:pPr>
+        <w:pStyle w:val="ListParagraph"/>
+        <w:numPr>
+          <w:ilvl w:val="3"/>
+          <w:numId w:val="28"/>
+        </w:numPr>
+        <w:ind w:firstLineChars="0"/>
+      </w:pPr>
+      <w:r>
+        <w:rPr>
+          <w:rFonts w:hint="eastAsia"/>
+        </w:rPr>
+        <w:t>Data</w:t>
+      </w:r>
+      <w:r>
+        <w:rPr>
+          <w:rFonts w:hint="eastAsia"/>
+        </w:rPr>
+        <w:t>：</w:t>
+      </w:r>
+      <w:r>
+        <w:rPr>
+          <w:rFonts w:hint="eastAsia"/>
+        </w:rPr>
+        <w:t>expOptions</w:t>
+      </w:r>
+    </w:p>
+    <w:p>
+      <w:pPr>
+        <w:pStyle w:val="ListParagraph"/>
+        <w:numPr>
+          <w:ilvl w:val="2"/>
+          <w:numId w:val="28"/>
+        </w:numPr>
+        <w:ind w:firstLineChars="0"/>
+      </w:pPr>
+      <w:r>
+        <w:rPr>
+          <w:rFonts w:hint="eastAsia"/>
+        </w:rPr>
+        <w:t>创建：可选</w:t>
+      </w:r>
+    </w:p>
+    <w:p>
+      <w:pPr>
+        <w:pStyle w:val="ListParagraph"/>
+        <w:numPr>
+          <w:ilvl w:val="3"/>
+          <w:numId w:val="28"/>
+        </w:numPr>
+        <w:ind w:firstLineChars="0"/>
+      </w:pPr>
+      <w:r>
+        <w:rPr>
+          <w:rFonts w:hint="eastAsia"/>
+        </w:rPr>
+        <w:t>依赖：如果设置</w:t>
+      </w:r>
+      <w:r>
+        <w:rPr>
+          <w:rFonts w:hint="eastAsia"/>
+        </w:rPr>
+        <w:t>Max</w:t>
+      </w:r>
+      <w:r>
+        <w:rPr>
+          <w:rFonts w:hint="eastAsia"/>
+        </w:rPr>
+        <w:t>，</w:t>
+      </w:r>
+      <w:r>
+        <w:rPr>
+          <w:rFonts w:hint="eastAsia"/>
+        </w:rPr>
+        <w:t>Capped</w:t>
+      </w:r>
+      <w:r>
+        <w:rPr>
+          <w:rFonts w:hint="eastAsia"/>
+        </w:rPr>
+        <w:t>自动设置为</w:t>
+      </w:r>
+      <w:r>
+        <w:rPr>
+          <w:rFonts w:hint="eastAsia"/>
+        </w:rPr>
+        <w:t>TRUE</w:t>
+      </w:r>
+    </w:p>
+    <w:p>
+      <w:pPr>
+        <w:pStyle w:val="ListParagraph"/>
+        <w:numPr>
+          <w:ilvl w:val="3"/>
+          <w:numId w:val="28"/>
+        </w:numPr>
+        <w:ind w:firstLineChars="0"/>
+      </w:pPr>
+      <w:r>
+        <w:rPr>
+          <w:rFonts w:hint="eastAsia"/>
+        </w:rPr>
+        <w:t>后续动作：检查</w:t>
+      </w:r>
+      <w:r>
+        <w:rPr>
+          <w:rFonts w:hint="eastAsia"/>
+        </w:rPr>
+        <w:t>Collection Space</w:t>
+      </w:r>
+      <w:r>
+        <w:rPr>
+          <w:rFonts w:hint="eastAsia"/>
+        </w:rPr>
+        <w:t>必须为</w:t>
+      </w:r>
+      <w:r>
+        <w:rPr>
+          <w:rFonts w:hint="eastAsia"/>
+        </w:rPr>
+        <w:t>Capped</w:t>
+      </w:r>
+    </w:p>
+    <w:p>
+      <w:pPr>
+        <w:pStyle w:val="ListParagraph"/>
+        <w:numPr>
+          <w:ilvl w:val="2"/>
+          <w:numId w:val="28"/>
+        </w:numPr>
+        <w:ind w:firstLineChars="0"/>
+      </w:pPr>
+      <w:r>
+        <w:rPr>
+          <w:rFonts w:hint="eastAsia"/>
+        </w:rPr>
+        <w:t>修改：可以</w:t>
+      </w:r>
+    </w:p>
+    <w:p>
+      <w:pPr>
+        <w:pStyle w:val="ListParagraph"/>
+        <w:numPr>
+          <w:ilvl w:val="3"/>
+          <w:numId w:val="28"/>
+        </w:numPr>
+        <w:ind w:firstLineChars="0"/>
+      </w:pPr>
+      <w:r>
+        <w:rPr>
+          <w:rFonts w:hint="eastAsia"/>
+        </w:rPr>
+        <w:t>阶段：</w:t>
+      </w:r>
+      <w:r>
+        <w:rPr>
+          <w:rFonts w:hint="eastAsia"/>
+        </w:rPr>
+        <w:t>2P</w:t>
+      </w:r>
+    </w:p>
+    <w:p>
+      <w:pPr>
+        <w:pStyle w:val="ListParagraph"/>
+        <w:numPr>
+          <w:ilvl w:val="3"/>
+          <w:numId w:val="28"/>
+        </w:numPr>
+        <w:ind w:firstLineChars="0"/>
+      </w:pPr>
+      <w:r>
+        <w:rPr>
+          <w:rFonts w:hint="eastAsia"/>
+        </w:rPr>
+        <w:t>修改条件：</w:t>
+      </w:r>
+      <w:r>
+        <w:rPr>
+          <w:rFonts w:hint="eastAsia"/>
+        </w:rPr>
+        <w:t>Capped</w:t>
+      </w:r>
+      <w:r>
+        <w:rPr>
+          <w:rFonts w:hint="eastAsia"/>
+        </w:rPr>
+        <w:t>为</w:t>
+      </w:r>
+      <w:r>
+        <w:rPr>
+          <w:rFonts w:hint="eastAsia"/>
+        </w:rPr>
+        <w:t>TRUE</w:t>
+      </w:r>
+    </w:p>
+    <w:p>
+      <w:pPr>
+        <w:pStyle w:val="ListParagraph"/>
+        <w:numPr>
+          <w:ilvl w:val="3"/>
+          <w:numId w:val="28"/>
+        </w:numPr>
+        <w:ind w:firstLineChars="0"/>
+      </w:pPr>
+      <w:r>
+        <w:rPr>
+          <w:rFonts w:hint="eastAsia"/>
+        </w:rPr>
+        <w:t>修改步骤：</w:t>
+      </w:r>
+    </w:p>
+    <w:p>
+      <w:pPr>
+        <w:pStyle w:val="ListParagraph"/>
+        <w:numPr>
+          <w:ilvl w:val="4"/>
+          <w:numId w:val="28"/>
+        </w:numPr>
+        <w:ind w:firstLineChars="0"/>
+      </w:pPr>
+      <w:r>
+        <w:rPr>
+          <w:rFonts w:hint="eastAsia"/>
+        </w:rPr>
+        <w:t>Catalog</w:t>
+      </w:r>
+      <w:r>
+        <w:rPr>
+          <w:rFonts w:hint="eastAsia"/>
+        </w:rPr>
+        <w:t>：修改</w:t>
+      </w:r>
+      <w:r>
+        <w:rPr>
+          <w:rFonts w:hint="eastAsia"/>
+        </w:rPr>
+        <w:t>SYSCAT.SYSCOLLECTIONS</w:t>
+      </w:r>
+    </w:p>
+    <w:p>
+      <w:pPr>
+        <w:pStyle w:val="ListParagraph"/>
+        <w:numPr>
+          <w:ilvl w:val="4"/>
+          <w:numId w:val="28"/>
+        </w:numPr>
+        <w:ind w:firstLineChars="0"/>
+      </w:pPr>
+      <w:r>
+        <w:rPr>
+          <w:rFonts w:hint="eastAsia"/>
+        </w:rPr>
+        <w:t>Data</w:t>
+      </w:r>
+    </w:p>
+    <w:p>
+      <w:pPr>
+        <w:pStyle w:val="ListParagraph"/>
+        <w:numPr>
+          <w:ilvl w:val="5"/>
+          <w:numId w:val="28"/>
+        </w:numPr>
+        <w:ind w:firstLineChars="0"/>
+      </w:pPr>
+      <w:r>
+        <w:rPr>
+          <w:rFonts w:hint="eastAsia"/>
+        </w:rPr>
+        <w:t>更新</w:t>
+      </w:r>
+      <w:r>
+        <w:rPr>
+          <w:rFonts w:hint="eastAsia"/>
+        </w:rPr>
+        <w:t>Catalog</w:t>
+      </w:r>
+      <w:r>
+        <w:rPr>
+          <w:rFonts w:hint="eastAsia"/>
+        </w:rPr>
+        <w:t>缓存</w:t>
+      </w:r>
+    </w:p>
+    <w:p>
+      <w:pPr>
+        <w:pStyle w:val="ListParagraph"/>
+        <w:numPr>
+          <w:ilvl w:val="5"/>
+          <w:numId w:val="28"/>
+        </w:numPr>
+        <w:ind w:firstLineChars="0"/>
+      </w:pPr>
+      <w:r>
+        <w:rPr>
+          <w:rFonts w:hint="eastAsia"/>
+        </w:rPr>
+        <w:t>修改</w:t>
+      </w:r>
+      <w:r>
+        <w:rPr>
+          <w:rFonts w:hint="eastAsia"/>
+        </w:rPr>
+        <w:t>DMS</w:t>
+      </w:r>
+      <w:r>
+        <w:rPr>
+          <w:rFonts w:hint="eastAsia"/>
+        </w:rPr>
+        <w:t>元数据</w:t>
+      </w:r>
+    </w:p>
+    <w:p>
+      <w:pPr>
+        <w:pStyle w:val="ListParagraph"/>
+        <w:numPr>
+          <w:ilvl w:val="4"/>
+          <w:numId w:val="28"/>
+        </w:numPr>
+        <w:ind w:firstLineChars="0"/>
+      </w:pPr>
+      <w:r>
+        <w:rPr>
+          <w:rFonts w:hint="eastAsia"/>
+        </w:rPr>
+        <w:t>Coord</w:t>
+      </w:r>
+      <w:r>
+        <w:rPr>
+          <w:rFonts w:hint="eastAsia"/>
+        </w:rPr>
+        <w:t>：更新</w:t>
+      </w:r>
+      <w:r>
+        <w:rPr>
+          <w:rFonts w:hint="eastAsia"/>
+        </w:rPr>
+        <w:t>Catalog</w:t>
+      </w:r>
+      <w:r>
+        <w:rPr>
+          <w:rFonts w:hint="eastAsia"/>
+        </w:rPr>
+        <w:t>缓存</w:t>
+      </w:r>
+    </w:p>
+    <w:p>
+      <w:pPr>
+        <w:pStyle w:val="ListParagraph"/>
+        <w:numPr>
+          <w:ilvl w:val="1"/>
+          <w:numId w:val="28"/>
+        </w:numPr>
+        <w:ind w:firstLineChars="0"/>
+      </w:pPr>
+      <w:r>
+        <w:rPr>
+          <w:rFonts w:hint="eastAsia"/>
+        </w:rPr>
+        <w:t>OverWrite</w:t>
+      </w:r>
+      <w:r>
+        <w:rPr>
+          <w:rFonts w:hint="eastAsia"/>
+        </w:rPr>
+        <w:t>：固定</w:t>
+      </w:r>
+      <w:r>
+        <w:rPr>
+          <w:rFonts w:hint="eastAsia"/>
+        </w:rPr>
+        <w:t>集合记录超过最大记录数时是否允许重复使用</w:t>
+      </w:r>
+    </w:p>
+    <w:p>
+      <w:pPr>
+        <w:pStyle w:val="ListParagraph"/>
+        <w:numPr>
+          <w:ilvl w:val="2"/>
+          <w:numId w:val="28"/>
+        </w:numPr>
+        <w:ind w:firstLineChars="0"/>
+      </w:pPr>
+      <w:r>
+        <w:rPr>
+          <w:rFonts w:hint="eastAsia"/>
+        </w:rPr>
+        <w:t>类型：</w:t>
+      </w:r>
+      <w:r>
+        <w:rPr>
+          <w:rFonts w:hint="eastAsia"/>
+        </w:rPr>
+        <w:t>Bool</w:t>
+      </w:r>
+    </w:p>
+    <w:p>
+      <w:pPr>
+        <w:pStyle w:val="ListParagraph"/>
+        <w:numPr>
+          <w:ilvl w:val="2"/>
+          <w:numId w:val="28"/>
+        </w:numPr>
+        <w:ind w:firstLineChars="0"/>
+      </w:pPr>
+      <w:r>
+        <w:rPr>
+          <w:rFonts w:hint="eastAsia"/>
+        </w:rPr>
+        <w:t>默认值：</w:t>
+      </w:r>
+      <w:r>
+        <w:rPr>
+          <w:rFonts w:hint="eastAsia"/>
+        </w:rPr>
+        <w:t>FALSE</w:t>
+      </w:r>
+    </w:p>
+    <w:p>
+      <w:pPr>
+        <w:pStyle w:val="ListParagraph"/>
+        <w:numPr>
+          <w:ilvl w:val="2"/>
+          <w:numId w:val="28"/>
+        </w:numPr>
+        <w:ind w:firstLineChars="0"/>
+      </w:pPr>
+      <w:r>
+        <w:rPr>
+          <w:rFonts w:hint="eastAsia"/>
+        </w:rPr>
+        <w:t>存储</w:t>
+      </w:r>
+    </w:p>
+    <w:p>
+      <w:pPr>
+        <w:pStyle w:val="ListParagraph"/>
+        <w:numPr>
+          <w:ilvl w:val="3"/>
+          <w:numId w:val="28"/>
+        </w:numPr>
+        <w:ind w:firstLineChars="0"/>
+      </w:pPr>
+      <w:r>
+        <w:rPr>
+          <w:rFonts w:hint="eastAsia"/>
+        </w:rPr>
+        <w:t>Catalog</w:t>
+      </w:r>
+      <w:r>
+        <w:rPr>
+          <w:rFonts w:hint="eastAsia"/>
+        </w:rPr>
+        <w:t>：字段</w:t>
+      </w:r>
+    </w:p>
+    <w:p>
+      <w:pPr>
+        <w:pStyle w:val="ListParagraph"/>
+        <w:numPr>
+          <w:ilvl w:val="3"/>
+          <w:numId w:val="28"/>
+        </w:numPr>
+        <w:ind w:firstLineChars="0"/>
+      </w:pPr>
+      <w:r>
+        <w:rPr>
+          <w:rFonts w:hint="eastAsia"/>
+        </w:rPr>
+        <w:t>Data</w:t>
+      </w:r>
+      <w:r>
+        <w:rPr>
+          <w:rFonts w:hint="eastAsia"/>
+        </w:rPr>
+        <w:t>：</w:t>
+      </w:r>
+      <w:r>
+        <w:rPr>
+          <w:rFonts w:hint="eastAsia"/>
+        </w:rPr>
+        <w:t>extOptions</w:t>
+      </w:r>
+    </w:p>
+    <w:p>
+      <w:pPr>
+        <w:pStyle w:val="ListParagraph"/>
+        <w:numPr>
+          <w:ilvl w:val="2"/>
+          <w:numId w:val="28"/>
+        </w:numPr>
+        <w:ind w:firstLineChars="0"/>
+      </w:pPr>
+      <w:r>
+        <w:rPr>
+          <w:rFonts w:hint="eastAsia"/>
+        </w:rPr>
+        <w:t>创建：可选</w:t>
+      </w:r>
+    </w:p>
+    <w:p>
+      <w:pPr>
+        <w:pStyle w:val="ListParagraph"/>
+        <w:numPr>
+          <w:ilvl w:val="3"/>
+          <w:numId w:val="28"/>
+        </w:numPr>
+        <w:ind w:firstLineChars="0"/>
+      </w:pPr>
+      <w:r>
+        <w:rPr>
+          <w:rFonts w:hint="eastAsia"/>
+        </w:rPr>
+        <w:t>后续动作：</w:t>
+      </w:r>
+      <w:r>
+        <w:rPr>
+          <w:rFonts w:hint="eastAsia"/>
+        </w:rPr>
+        <w:t>检查</w:t>
+      </w:r>
+      <w:r>
+        <w:rPr>
+          <w:rFonts w:hint="eastAsia"/>
+        </w:rPr>
+        <w:t>Collection Space</w:t>
+      </w:r>
+      <w:r>
+        <w:rPr>
+          <w:rFonts w:hint="eastAsia"/>
+        </w:rPr>
+        <w:t>必须为</w:t>
+      </w:r>
+      <w:r>
+        <w:rPr>
+          <w:rFonts w:hint="eastAsia"/>
+        </w:rPr>
+        <w:t>Capped</w:t>
+      </w:r>
+    </w:p>
+    <w:p>
+      <w:pPr>
+        <w:pStyle w:val="ListParagraph"/>
+        <w:numPr>
+          <w:ilvl w:val="2"/>
+          <w:numId w:val="28"/>
+        </w:numPr>
+        <w:ind w:firstLineChars="0"/>
+      </w:pPr>
+      <w:r>
+        <w:rPr>
+          <w:rFonts w:hint="eastAsia"/>
+        </w:rPr>
+        <w:t>修改：可以</w:t>
+      </w:r>
+    </w:p>
+    <w:p>
+      <w:pPr>
+        <w:pStyle w:val="ListParagraph"/>
+        <w:numPr>
+          <w:ilvl w:val="3"/>
+          <w:numId w:val="28"/>
+        </w:numPr>
+        <w:ind w:firstLineChars="0"/>
+      </w:pPr>
+      <w:r>
+        <w:rPr>
+          <w:rFonts w:hint="eastAsia"/>
+        </w:rPr>
+        <w:lastRenderedPageBreak/>
+        <w:t>阶段：</w:t>
+      </w:r>
+      <w:r>
+        <w:rPr>
+          <w:rFonts w:hint="eastAsia"/>
+        </w:rPr>
+        <w:t>2P</w:t>
+      </w:r>
+    </w:p>
+    <w:p>
+      <w:pPr>
+        <w:pStyle w:val="ListParagraph"/>
+        <w:numPr>
+          <w:ilvl w:val="3"/>
+          <w:numId w:val="28"/>
+        </w:numPr>
+        <w:ind w:firstLineChars="0"/>
+      </w:pPr>
+      <w:r>
+        <w:rPr>
+          <w:rFonts w:hint="eastAsia"/>
+        </w:rPr>
+        <w:t>修改条件：</w:t>
+      </w:r>
+      <w:r>
+        <w:rPr>
+          <w:rFonts w:hint="eastAsia"/>
+        </w:rPr>
+        <w:t>Capped</w:t>
+      </w:r>
+      <w:r>
+        <w:rPr>
+          <w:rFonts w:hint="eastAsia"/>
+        </w:rPr>
+        <w:t>为</w:t>
+      </w:r>
+      <w:r>
+        <w:rPr>
+          <w:rFonts w:hint="eastAsia"/>
+        </w:rPr>
+        <w:t>TRUE</w:t>
+      </w:r>
+    </w:p>
+    <w:p>
+      <w:pPr>
+        <w:pStyle w:val="ListParagraph"/>
+        <w:numPr>
+          <w:ilvl w:val="3"/>
+          <w:numId w:val="28"/>
+        </w:numPr>
+        <w:ind w:firstLineChars="0"/>
+      </w:pPr>
+      <w:r>
+        <w:rPr>
+          <w:rFonts w:hint="eastAsia"/>
+        </w:rPr>
+        <w:t>修改步骤：</w:t>
+      </w:r>
+    </w:p>
+    <w:p>
+      <w:pPr>
+        <w:pStyle w:val="ListParagraph"/>
+        <w:numPr>
+          <w:ilvl w:val="4"/>
+          <w:numId w:val="28"/>
+        </w:numPr>
+        <w:ind w:firstLineChars="0"/>
+      </w:pPr>
+      <w:r>
+        <w:rPr>
+          <w:rFonts w:hint="eastAsia"/>
+        </w:rPr>
+        <w:t>Catalog</w:t>
+      </w:r>
+      <w:r>
+        <w:rPr>
+          <w:rFonts w:hint="eastAsia"/>
+        </w:rPr>
+        <w:t>：修改</w:t>
+      </w:r>
+      <w:r>
+        <w:rPr>
+          <w:rFonts w:hint="eastAsia"/>
+        </w:rPr>
+        <w:t>SYSCAT.SYSCOLLECTIONS</w:t>
+      </w:r>
+    </w:p>
+    <w:p>
+      <w:pPr>
+        <w:pStyle w:val="ListParagraph"/>
+        <w:numPr>
+          <w:ilvl w:val="4"/>
+          <w:numId w:val="28"/>
+        </w:numPr>
+        <w:ind w:firstLineChars="0"/>
+      </w:pPr>
+      <w:r>
+        <w:rPr>
+          <w:rFonts w:hint="eastAsia"/>
+        </w:rPr>
+        <w:t>Data</w:t>
+      </w:r>
+    </w:p>
+    <w:p>
+      <w:pPr>
+        <w:pStyle w:val="ListParagraph"/>
+        <w:numPr>
+          <w:ilvl w:val="5"/>
+          <w:numId w:val="28"/>
+        </w:numPr>
+        <w:ind w:firstLineChars="0"/>
+      </w:pPr>
+      <w:r>
+        <w:rPr>
+          <w:rFonts w:hint="eastAsia"/>
+        </w:rPr>
+        <w:t>更新</w:t>
+      </w:r>
+      <w:r>
+        <w:rPr>
+          <w:rFonts w:hint="eastAsia"/>
+        </w:rPr>
+        <w:t>Catalog</w:t>
+      </w:r>
+      <w:r>
+        <w:rPr>
+          <w:rFonts w:hint="eastAsia"/>
+        </w:rPr>
+        <w:t>缓存</w:t>
+      </w:r>
+    </w:p>
+    <w:p>
+      <w:pPr>
+        <w:pStyle w:val="ListParagraph"/>
+        <w:numPr>
+          <w:ilvl w:val="5"/>
+          <w:numId w:val="28"/>
+        </w:numPr>
+        <w:ind w:firstLineChars="0"/>
+      </w:pPr>
+      <w:r>
+        <w:rPr>
+          <w:rFonts w:hint="eastAsia"/>
+        </w:rPr>
+        <w:t>修改</w:t>
+      </w:r>
+      <w:r>
+        <w:rPr>
+          <w:rFonts w:hint="eastAsia"/>
+        </w:rPr>
+        <w:t>DMS</w:t>
+      </w:r>
+      <w:r>
+        <w:rPr>
+          <w:rFonts w:hint="eastAsia"/>
+        </w:rPr>
+        <w:t>元数据</w:t>
+      </w:r>
+    </w:p>
+    <w:p>
+      <w:pPr>
+        <w:pStyle w:val="ListParagraph"/>
+        <w:numPr>
+          <w:ilvl w:val="4"/>
+          <w:numId w:val="28"/>
+        </w:numPr>
+        <w:ind w:firstLineChars="0"/>
+      </w:pPr>
+      <w:r>
+        <w:rPr>
+          <w:rFonts w:hint="eastAsia"/>
+        </w:rPr>
+        <w:t>Coord</w:t>
+      </w:r>
+      <w:r>
+        <w:rPr>
+          <w:rFonts w:hint="eastAsia"/>
+        </w:rPr>
+        <w:t>：更新</w:t>
+      </w:r>
+      <w:r>
+        <w:rPr>
+          <w:rFonts w:hint="eastAsia"/>
+        </w:rPr>
+        <w:t>Catalog</w:t>
+      </w:r>
+      <w:r>
+        <w:rPr>
+          <w:rFonts w:hint="eastAsia"/>
+        </w:rPr>
+        <w:t>缓存</w:t>
+      </w:r>
+    </w:p>
+    <w:p>
+      <w:pPr>
+        <w:pStyle w:val="ListParagraph"/>
+        <w:numPr>
+          <w:ilvl w:val="0"/>
+          <w:numId w:val="28"/>
+        </w:numPr>
+        <w:ind w:firstLineChars="0"/>
+      </w:pPr>
+      <w:r>
+        <w:rPr>
+          <w:rFonts w:hint="eastAsia"/>
+        </w:rPr>
+        <w:t>普通属性</w:t>
+      </w:r>
+    </w:p>
+    <w:p>
+      <w:pPr>
+        <w:pStyle w:val="ListParagraph"/>
+        <w:numPr>
+          <w:ilvl w:val="1"/>
+          <w:numId w:val="28"/>
+        </w:numPr>
+        <w:ind w:firstLineChars="0"/>
+      </w:pPr>
+      <w:r>
+        <w:rPr>
+          <w:rFonts w:hint="eastAsia"/>
+        </w:rPr>
+        <w:t>ReplSize</w:t>
+      </w:r>
+      <w:r>
+        <w:rPr>
+          <w:rFonts w:hint="eastAsia"/>
+        </w:rPr>
+        <w:t>：</w:t>
+      </w:r>
+      <w:r>
+        <w:rPr>
+          <w:rFonts w:hint="eastAsia"/>
+        </w:rPr>
+        <w:t>写操作需同步的副本数</w:t>
+      </w:r>
+    </w:p>
+    <w:p>
+      <w:pPr>
+        <w:pStyle w:val="ListParagraph"/>
+        <w:numPr>
+          <w:ilvl w:val="2"/>
+          <w:numId w:val="28"/>
+        </w:numPr>
+        <w:ind w:firstLineChars="0"/>
+      </w:pPr>
+      <w:r>
+        <w:rPr>
+          <w:rFonts w:hint="eastAsia"/>
+        </w:rPr>
+        <w:t>类型：</w:t>
+      </w:r>
+      <w:r>
+        <w:rPr>
+          <w:rFonts w:hint="eastAsia"/>
+        </w:rPr>
+        <w:t>NumberInt</w:t>
+      </w:r>
+    </w:p>
+    <w:p>
+      <w:pPr>
+        <w:pStyle w:val="ListParagraph"/>
+        <w:numPr>
+          <w:ilvl w:val="2"/>
+          <w:numId w:val="28"/>
+        </w:numPr>
+        <w:ind w:firstLineChars="0"/>
+      </w:pPr>
+      <w:r>
+        <w:rPr>
+          <w:rFonts w:hint="eastAsia"/>
+        </w:rPr>
+        <w:t>默认值：</w:t>
+      </w:r>
+      <w:r>
+        <w:rPr>
+          <w:rFonts w:hint="eastAsia"/>
+        </w:rPr>
+        <w:t>1</w:t>
+      </w:r>
+    </w:p>
+    <w:p>
+      <w:pPr>
+        <w:pStyle w:val="ListParagraph"/>
+        <w:numPr>
+          <w:ilvl w:val="2"/>
+          <w:numId w:val="28"/>
+        </w:numPr>
+        <w:ind w:firstLineChars="0"/>
+      </w:pPr>
+      <w:r>
+        <w:rPr>
+          <w:rFonts w:hint="eastAsia"/>
+        </w:rPr>
+        <w:t>存储</w:t>
+      </w:r>
+    </w:p>
+    <w:p>
+      <w:pPr>
+        <w:pStyle w:val="ListParagraph"/>
+        <w:numPr>
+          <w:ilvl w:val="3"/>
+          <w:numId w:val="28"/>
+        </w:numPr>
+        <w:ind w:firstLineChars="0"/>
+      </w:pPr>
+      <w:r>
+        <w:rPr>
+          <w:rFonts w:hint="eastAsia"/>
+        </w:rPr>
+        <w:t>Catalog</w:t>
+      </w:r>
+      <w:r>
+        <w:rPr>
+          <w:rFonts w:hint="eastAsia"/>
+        </w:rPr>
+        <w:t>：字段</w:t>
+      </w:r>
+    </w:p>
+    <w:p>
+      <w:pPr>
+        <w:pStyle w:val="ListParagraph"/>
+        <w:numPr>
+          <w:ilvl w:val="3"/>
+          <w:numId w:val="28"/>
+        </w:numPr>
+        <w:ind w:firstLineChars="0"/>
+      </w:pPr>
+      <w:r>
+        <w:rPr>
+          <w:rFonts w:hint="eastAsia"/>
+        </w:rPr>
+        <w:t>Data</w:t>
+      </w:r>
+      <w:r>
+        <w:rPr>
+          <w:rFonts w:hint="eastAsia"/>
+        </w:rPr>
+        <w:t>：</w:t>
+      </w:r>
+      <w:r>
+        <w:rPr>
+          <w:rFonts w:hint="eastAsia"/>
+        </w:rPr>
         <w:t>CatalogCache</w:t>
       </w:r>
     </w:p>
@@ -7221,7 +11058,73 @@
         <w:rPr>
           <w:rFonts w:hint="eastAsia"/>
         </w:rPr>
-        <w:t>依赖</w:t>
+        <w:t>约束：取值范围为</w:t>
+      </w:r>
+      <w:r>
+        <w:rPr>
+          <w:rFonts w:hint="eastAsia"/>
+        </w:rPr>
+        <w:t>-1 -</w:t>
+      </w:r>
+      <w:r>
+        <w:rPr>
+          <w:rFonts w:hint="eastAsia"/>
+        </w:rPr>
+        <w:t xml:space="preserve"> 7</w:t>
+      </w:r>
+    </w:p>
+    <w:p>
+      <w:pPr>
+        <w:pStyle w:val="ListParagraph"/>
+        <w:numPr>
+          <w:ilvl w:val="2"/>
+          <w:numId w:val="28"/>
+        </w:numPr>
+        <w:ind w:firstLineChars="0"/>
+      </w:pPr>
+      <w:r>
+        <w:rPr>
+          <w:rFonts w:hint="eastAsia"/>
+        </w:rPr>
+        <w:t>修改：可以</w:t>
+      </w:r>
+    </w:p>
+    <w:p>
+      <w:pPr>
+        <w:pStyle w:val="ListParagraph"/>
+        <w:numPr>
+          <w:ilvl w:val="3"/>
+          <w:numId w:val="28"/>
+        </w:numPr>
+        <w:ind w:firstLineChars="0"/>
+      </w:pPr>
+      <w:r>
+        <w:rPr>
+          <w:rFonts w:hint="eastAsia"/>
+        </w:rPr>
+        <w:t>阶段：</w:t>
+      </w:r>
+      <w:r>
+        <w:rPr>
+          <w:rFonts w:hint="eastAsia"/>
+        </w:rPr>
+        <w:t>2P</w:t>
+      </w:r>
+    </w:p>
+    <w:p>
+      <w:pPr>
+        <w:pStyle w:val="ListParagraph"/>
+        <w:numPr>
+          <w:ilvl w:val="3"/>
+          <w:numId w:val="28"/>
+        </w:numPr>
+        <w:ind w:firstLineChars="0"/>
+      </w:pPr>
+      <w:r>
+        <w:rPr>
+          <w:rFonts w:hint="eastAsia"/>
+        </w:rPr>
+        <w:t>修改步骤：</w:t>
       </w:r>
     </w:p>
     <w:p>
@@ -7237,13 +11140,19 @@
         <w:rPr>
           <w:rFonts w:hint="eastAsia"/>
         </w:rPr>
-        <w:t>ShardingKey</w:t>
-      </w:r>
-      <w:r>
-        <w:rPr>
-          <w:rFonts w:hint="eastAsia"/>
-        </w:rPr>
-        <w:t>不为空</w:t>
+        <w:t>Catalog</w:t>
+      </w:r>
+      <w:r>
+        <w:rPr>
+          <w:rFonts w:hint="eastAsia"/>
+        </w:rPr>
+        <w:t>：修改</w:t>
+      </w:r>
+      <w:r>
+        <w:rPr>
+          <w:rFonts w:hint="eastAsia"/>
+        </w:rPr>
+        <w:t>SYSCAT.SYSCOLLECTIONS</w:t>
       </w:r>
     </w:p>
     <w:p>
@@ -7259,37 +11168,153 @@
         <w:rPr>
           <w:rFonts w:hint="eastAsia"/>
         </w:rPr>
-        <w:t>Group</w:t>
-      </w:r>
-      <w:r>
-        <w:rPr>
-          <w:rFonts w:hint="eastAsia"/>
-        </w:rPr>
-        <w:t>为空（可以为</w:t>
-      </w:r>
-      <w:r>
-        <w:rPr>
-          <w:rFonts w:hint="eastAsia"/>
-        </w:rPr>
-        <w:t>"$follow"</w:t>
-      </w:r>
-      <w:r>
-        <w:rPr>
-          <w:rFonts w:hint="eastAsia"/>
-        </w:rPr>
-        <w:t>或者</w:t>
-      </w:r>
-      <w:r>
-        <w:rPr>
-          <w:rFonts w:hint="eastAsia"/>
-        </w:rPr>
-        <w:t>"$random"</w:t>
-      </w:r>
-      <w:r>
-        <w:rPr>
-          <w:rFonts w:hint="eastAsia"/>
-        </w:rPr>
-        <w:t>）</w:t>
+        <w:t>Data</w:t>
+      </w:r>
+      <w:r>
+        <w:rPr>
+          <w:rFonts w:hint="eastAsia"/>
+        </w:rPr>
+        <w:t>：</w:t>
+      </w:r>
+      <w:r>
+        <w:rPr>
+          <w:rFonts w:hint="eastAsia"/>
+        </w:rPr>
+        <w:t>更新</w:t>
+      </w:r>
+      <w:r>
+        <w:rPr>
+          <w:rFonts w:hint="eastAsia"/>
+        </w:rPr>
+        <w:t>Catalog</w:t>
+      </w:r>
+      <w:r>
+        <w:rPr>
+          <w:rFonts w:hint="eastAsia"/>
+        </w:rPr>
+        <w:t>缓存</w:t>
+      </w:r>
+    </w:p>
+    <w:p>
+      <w:pPr>
+        <w:pStyle w:val="ListParagraph"/>
+        <w:numPr>
+          <w:ilvl w:val="4"/>
+          <w:numId w:val="28"/>
+        </w:numPr>
+        <w:ind w:firstLineChars="0"/>
+      </w:pPr>
+      <w:r>
+        <w:rPr>
+          <w:rFonts w:hint="eastAsia"/>
+        </w:rPr>
+        <w:t>Coord</w:t>
+      </w:r>
+      <w:r>
+        <w:rPr>
+          <w:rFonts w:hint="eastAsia"/>
+        </w:rPr>
+        <w:t>：更新</w:t>
+      </w:r>
+      <w:r>
+        <w:rPr>
+          <w:rFonts w:hint="eastAsia"/>
+        </w:rPr>
+        <w:t>Catalog</w:t>
+      </w:r>
+      <w:r>
+        <w:rPr>
+          <w:rFonts w:hint="eastAsia"/>
+        </w:rPr>
+        <w:t>缓存</w:t>
+      </w:r>
+    </w:p>
+    <w:p>
+      <w:pPr>
+        <w:pStyle w:val="ListParagraph"/>
+        <w:numPr>
+          <w:ilvl w:val="1"/>
+          <w:numId w:val="28"/>
+        </w:numPr>
+        <w:ind w:firstLineChars="0"/>
+      </w:pPr>
+      <w:r>
+        <w:rPr>
+          <w:rFonts w:hint="eastAsia"/>
+        </w:rPr>
+        <w:t>StrictDataMode</w:t>
+      </w:r>
+      <w:r>
+        <w:rPr>
+          <w:rFonts w:hint="eastAsia"/>
+        </w:rPr>
+        <w:t>：</w:t>
+      </w:r>
+      <w:r>
+        <w:rPr>
+          <w:rFonts w:hint="eastAsia"/>
+        </w:rPr>
+        <w:t>标识对该集合的操作是否开启严格数据类型模式</w:t>
+      </w:r>
+    </w:p>
+    <w:p>
+      <w:pPr>
+        <w:pStyle w:val="ListParagraph"/>
+        <w:numPr>
+          <w:ilvl w:val="2"/>
+          <w:numId w:val="28"/>
+        </w:numPr>
+        <w:ind w:firstLineChars="0"/>
+      </w:pPr>
+      <w:r>
+        <w:rPr>
+          <w:rFonts w:hint="eastAsia"/>
+        </w:rPr>
+        <w:t>类型：</w:t>
+      </w:r>
+      <w:r>
+        <w:rPr>
+          <w:rFonts w:hint="eastAsia"/>
+        </w:rPr>
+        <w:t>Bool</w:t>
+      </w:r>
+    </w:p>
+    <w:p>
+      <w:pPr>
+        <w:pStyle w:val="ListParagraph"/>
+        <w:numPr>
+          <w:ilvl w:val="2"/>
+          <w:numId w:val="28"/>
+        </w:numPr>
+        <w:ind w:firstLineChars="0"/>
+      </w:pPr>
+      <w:r>
+        <w:rPr>
+          <w:rFonts w:hint="eastAsia"/>
+        </w:rPr>
+        <w:t>默认值：</w:t>
+      </w:r>
+      <w:r>
+        <w:rPr>
+          <w:rFonts w:hint="eastAsia"/>
+        </w:rPr>
+        <w:t>FALSE</w:t>
+      </w:r>
+    </w:p>
+    <w:p>
+      <w:pPr>
+        <w:pStyle w:val="ListParagraph"/>
+        <w:numPr>
+          <w:ilvl w:val="2"/>
+          <w:numId w:val="28"/>
+        </w:numPr>
+        <w:ind w:firstLineChars="0"/>
+      </w:pPr>
+      <w:r>
+        <w:rPr>
+          <w:rFonts w:hint="eastAsia"/>
+        </w:rPr>
+        <w:t>存储</w:t>
       </w:r>
     </w:p>
     <w:p>
@@ -7305,62 +11330,412 @@
         <w:rPr>
           <w:rFonts w:hint="eastAsia"/>
         </w:rPr>
-        <w:t>后续动作：</w:t>
-      </w:r>
-      <w:r>
-        <w:rPr>
-          <w:rFonts w:hint="eastAsia"/>
-        </w:rPr>
-        <w:t>如果</w:t>
-      </w:r>
-      <w:r>
-        <w:rPr>
-          <w:rFonts w:hint="eastAsia"/>
-        </w:rPr>
-        <w:t>ShardingType</w:t>
-      </w:r>
-      <w:r>
-        <w:rPr>
-          <w:rFonts w:hint="eastAsia"/>
-        </w:rPr>
-        <w:t>为</w:t>
-      </w:r>
-      <w:r>
-        <w:rPr>
-          <w:rFonts w:hint="eastAsia"/>
-        </w:rPr>
-        <w:t>"hash"</w:t>
-      </w:r>
-      <w:r>
-        <w:rPr>
-          <w:rFonts w:hint="eastAsia"/>
-        </w:rPr>
-        <w:t>，从</w:t>
-      </w:r>
-      <w:r>
-        <w:rPr>
-          <w:rFonts w:hint="eastAsia"/>
-        </w:rPr>
-        <w:t>Domain</w:t>
-      </w:r>
-      <w:r>
-        <w:rPr>
-          <w:rFonts w:hint="eastAsia"/>
-        </w:rPr>
-        <w:t>上获取</w:t>
-      </w:r>
-      <w:r>
-        <w:rPr>
-          <w:rFonts w:hint="eastAsia"/>
-        </w:rPr>
-        <w:t>AutoSplit</w:t>
-      </w:r>
+        <w:t>Catalog</w:t>
+      </w:r>
+      <w:r>
+        <w:rPr>
+          <w:rFonts w:hint="eastAsia"/>
+        </w:rPr>
+        <w:t>：</w:t>
+      </w:r>
+      <w:r>
+        <w:rPr>
+          <w:rFonts w:hint="eastAsia"/>
+        </w:rPr>
+        <w:t>attribute</w:t>
+      </w:r>
+    </w:p>
+    <w:p>
+      <w:pPr>
+        <w:pStyle w:val="ListParagraph"/>
+        <w:numPr>
+          <w:ilvl w:val="3"/>
+          <w:numId w:val="28"/>
+        </w:numPr>
+        <w:ind w:firstLineChars="0"/>
+      </w:pPr>
+      <w:r>
+        <w:rPr>
+          <w:rFonts w:hint="eastAsia"/>
+        </w:rPr>
+        <w:t>Data</w:t>
+      </w:r>
+      <w:r>
+        <w:rPr>
+          <w:rFonts w:hint="eastAsia"/>
+        </w:rPr>
+        <w:t>：</w:t>
+      </w:r>
+      <w:r>
+        <w:rPr>
+          <w:rFonts w:hint="eastAsia"/>
+        </w:rPr>
+        <w:t>attribute</w:t>
+      </w:r>
+    </w:p>
+    <w:p>
+      <w:pPr>
+        <w:pStyle w:val="ListParagraph"/>
+        <w:numPr>
+          <w:ilvl w:val="2"/>
+          <w:numId w:val="28"/>
+        </w:numPr>
+        <w:ind w:firstLineChars="0"/>
+      </w:pPr>
+      <w:r>
+        <w:rPr>
+          <w:rFonts w:hint="eastAsia"/>
+        </w:rPr>
+        <w:t>创建：可选</w:t>
+      </w:r>
+    </w:p>
+    <w:p>
+      <w:pPr>
+        <w:pStyle w:val="ListParagraph"/>
+        <w:numPr>
+          <w:ilvl w:val="2"/>
+          <w:numId w:val="28"/>
+        </w:numPr>
+        <w:ind w:firstLineChars="0"/>
+      </w:pPr>
+      <w:r>
+        <w:rPr>
+          <w:rFonts w:hint="eastAsia"/>
+        </w:rPr>
+        <w:t>修改：可以</w:t>
+      </w:r>
+    </w:p>
+    <w:p>
+      <w:pPr>
+        <w:pStyle w:val="ListParagraph"/>
+        <w:numPr>
+          <w:ilvl w:val="3"/>
+          <w:numId w:val="28"/>
+        </w:numPr>
+        <w:ind w:firstLineChars="0"/>
+      </w:pPr>
+      <w:r>
+        <w:rPr>
+          <w:rFonts w:hint="eastAsia"/>
+        </w:rPr>
+        <w:t>阶段：</w:t>
+      </w:r>
+      <w:r>
+        <w:rPr>
+          <w:rFonts w:hint="eastAsia"/>
+        </w:rPr>
+        <w:t>2P</w:t>
+      </w:r>
+    </w:p>
+    <w:p>
+      <w:pPr>
+        <w:pStyle w:val="ListParagraph"/>
+        <w:numPr>
+          <w:ilvl w:val="3"/>
+          <w:numId w:val="28"/>
+        </w:numPr>
+        <w:ind w:firstLineChars="0"/>
+      </w:pPr>
+      <w:r>
+        <w:rPr>
+          <w:rFonts w:hint="eastAsia"/>
+        </w:rPr>
+        <w:t>修改步骤：</w:t>
+      </w:r>
+    </w:p>
+    <w:p>
+      <w:pPr>
+        <w:pStyle w:val="ListParagraph"/>
+        <w:numPr>
+          <w:ilvl w:val="4"/>
+          <w:numId w:val="28"/>
+        </w:numPr>
+        <w:ind w:firstLineChars="0"/>
+      </w:pPr>
+      <w:r>
+        <w:rPr>
+          <w:rFonts w:hint="eastAsia"/>
+        </w:rPr>
+        <w:t>Catalog</w:t>
+      </w:r>
+      <w:r>
+        <w:rPr>
+          <w:rFonts w:hint="eastAsia"/>
+        </w:rPr>
+        <w:t>：修改</w:t>
+      </w:r>
+      <w:r>
+        <w:rPr>
+          <w:rFonts w:hint="eastAsia"/>
+        </w:rPr>
+        <w:t>SYSCAT.SYSCOLLECTIONS</w:t>
+      </w:r>
+    </w:p>
+    <w:p>
+      <w:pPr>
+        <w:pStyle w:val="ListParagraph"/>
+        <w:numPr>
+          <w:ilvl w:val="4"/>
+          <w:numId w:val="28"/>
+        </w:numPr>
+        <w:ind w:firstLineChars="0"/>
+      </w:pPr>
+      <w:r>
+        <w:rPr>
+          <w:rFonts w:hint="eastAsia"/>
+        </w:rPr>
+        <w:t>Data</w:t>
+      </w:r>
+    </w:p>
+    <w:p>
+      <w:pPr>
+        <w:pStyle w:val="ListParagraph"/>
+        <w:numPr>
+          <w:ilvl w:val="5"/>
+          <w:numId w:val="28"/>
+        </w:numPr>
+        <w:ind w:firstLineChars="0"/>
+      </w:pPr>
+      <w:r>
+        <w:rPr>
+          <w:rFonts w:hint="eastAsia"/>
+        </w:rPr>
+        <w:t>更新</w:t>
+      </w:r>
+      <w:r>
+        <w:rPr>
+          <w:rFonts w:hint="eastAsia"/>
+        </w:rPr>
+        <w:t>Catalog</w:t>
+      </w:r>
+      <w:r>
+        <w:rPr>
+          <w:rFonts w:hint="eastAsia"/>
+        </w:rPr>
+        <w:t>缓存</w:t>
+      </w:r>
+    </w:p>
+    <w:p>
+      <w:pPr>
+        <w:pStyle w:val="ListParagraph"/>
+        <w:numPr>
+          <w:ilvl w:val="5"/>
+          <w:numId w:val="28"/>
+        </w:numPr>
+        <w:ind w:firstLineChars="0"/>
+      </w:pPr>
+      <w:r>
+        <w:rPr>
+          <w:rFonts w:hint="eastAsia"/>
+        </w:rPr>
+        <w:t>修改</w:t>
+      </w:r>
+      <w:r>
+        <w:rPr>
+          <w:rFonts w:hint="eastAsia"/>
+        </w:rPr>
+        <w:t>DMS</w:t>
+      </w:r>
+      <w:r>
+        <w:rPr>
+          <w:rFonts w:hint="eastAsia"/>
+        </w:rPr>
+        <w:t>元数据</w:t>
+      </w:r>
+    </w:p>
+    <w:p>
+      <w:pPr>
+        <w:pStyle w:val="ListParagraph"/>
+        <w:numPr>
+          <w:ilvl w:val="4"/>
+          <w:numId w:val="28"/>
+        </w:numPr>
+        <w:ind w:firstLineChars="0"/>
+      </w:pPr>
+      <w:r>
+        <w:rPr>
+          <w:rFonts w:hint="eastAsia"/>
+        </w:rPr>
+        <w:t>Coord</w:t>
+      </w:r>
+      <w:r>
+        <w:rPr>
+          <w:rFonts w:hint="eastAsia"/>
+        </w:rPr>
+        <w:t>：更新</w:t>
+      </w:r>
+      <w:r>
+        <w:rPr>
+          <w:rFonts w:hint="eastAsia"/>
+        </w:rPr>
+        <w:t>Catalog</w:t>
+      </w:r>
+      <w:r>
+        <w:rPr>
+          <w:rFonts w:hint="eastAsia"/>
+        </w:rPr>
+        <w:t>缓存</w:t>
+      </w:r>
+    </w:p>
+    <w:p>
+      <w:pPr>
+        <w:pStyle w:val="ListParagraph"/>
+        <w:numPr>
+          <w:ilvl w:val="0"/>
+          <w:numId w:val="28"/>
+        </w:numPr>
+        <w:ind w:firstLineChars="0"/>
+      </w:pPr>
+      <w:r>
+        <w:rPr>
+          <w:rFonts w:hint="eastAsia"/>
+        </w:rPr>
+        <w:t>内部属性</w:t>
+      </w:r>
+    </w:p>
+    <w:p>
+      <w:pPr>
+        <w:pStyle w:val="ListParagraph"/>
+        <w:numPr>
+          <w:ilvl w:val="1"/>
+          <w:numId w:val="28"/>
+        </w:numPr>
+        <w:ind w:firstLineChars="0"/>
+      </w:pPr>
+      <w:r>
+        <w:rPr>
+          <w:rFonts w:hint="eastAsia"/>
+        </w:rPr>
+        <w:t>Version</w:t>
+      </w:r>
+      <w:r>
+        <w:rPr>
+          <w:rFonts w:hint="eastAsia"/>
+        </w:rPr>
+        <w:t>：</w:t>
+      </w:r>
+      <w:r>
+        <w:rPr>
+          <w:rFonts w:hint="eastAsia"/>
+        </w:rPr>
+        <w:t>Collection</w:t>
+      </w:r>
+      <w:r>
+        <w:rPr>
+          <w:rFonts w:hint="eastAsia"/>
+        </w:rPr>
+        <w:t>的版本</w:t>
+      </w:r>
+    </w:p>
+    <w:p>
+      <w:pPr>
+        <w:pStyle w:val="ListParagraph"/>
+        <w:numPr>
+          <w:ilvl w:val="2"/>
+          <w:numId w:val="28"/>
+        </w:numPr>
+        <w:ind w:firstLineChars="0"/>
+      </w:pPr>
+      <w:r>
+        <w:rPr>
+          <w:rFonts w:hint="eastAsia"/>
+        </w:rPr>
+        <w:t>类型：</w:t>
+      </w:r>
+      <w:r>
+        <w:rPr>
+          <w:rFonts w:hint="eastAsia"/>
+        </w:rPr>
+        <w:t>NumberInt</w:t>
+      </w:r>
+    </w:p>
+    <w:p>
+      <w:pPr>
+        <w:pStyle w:val="ListParagraph"/>
+        <w:numPr>
+          <w:ilvl w:val="2"/>
+          <w:numId w:val="28"/>
+        </w:numPr>
+        <w:ind w:firstLineChars="0"/>
+      </w:pPr>
+      <w:r>
+        <w:rPr>
+          <w:rFonts w:hint="eastAsia"/>
+        </w:rPr>
+        <w:t>存储</w:t>
+      </w:r>
+    </w:p>
+    <w:p>
+      <w:pPr>
+        <w:pStyle w:val="ListParagraph"/>
+        <w:numPr>
+          <w:ilvl w:val="3"/>
+          <w:numId w:val="28"/>
+        </w:numPr>
+        <w:ind w:firstLineChars="0"/>
+      </w:pPr>
+      <w:r>
+        <w:rPr>
+          <w:rFonts w:hint="eastAsia"/>
+        </w:rPr>
+        <w:t>Catalog</w:t>
+      </w:r>
+      <w:r>
+        <w:rPr>
+          <w:rFonts w:hint="eastAsia"/>
+        </w:rPr>
+        <w:t>：字段</w:t>
+      </w:r>
+    </w:p>
+    <w:p>
+      <w:pPr>
+        <w:pStyle w:val="ListParagraph"/>
+        <w:numPr>
+          <w:ilvl w:val="3"/>
+          <w:numId w:val="28"/>
+        </w:numPr>
+        <w:ind w:firstLineChars="0"/>
+      </w:pPr>
+      <w:r>
+        <w:rPr>
+          <w:rFonts w:hint="eastAsia"/>
+        </w:rPr>
+        <w:t>Data</w:t>
+      </w:r>
+      <w:r>
+        <w:rPr>
+          <w:rFonts w:hint="eastAsia"/>
+        </w:rPr>
+        <w:t>：</w:t>
+      </w:r>
+      <w:r>
+        <w:rPr>
+          <w:rFonts w:hint="eastAsia"/>
+        </w:rPr>
+        <w:t>CatalogCache</w:t>
+      </w:r>
+    </w:p>
+    <w:p>
+      <w:pPr>
+        <w:pStyle w:val="ListParagraph"/>
+        <w:numPr>
+          <w:ilvl w:val="1"/>
+          <w:numId w:val="28"/>
+        </w:numPr>
+        <w:ind w:firstLineChars="0"/>
+      </w:pPr>
       <w:r>
         <w:rPr>
           <w:rFonts w:hint="eastAsia"/>
         </w:rPr>
         <w:lastRenderedPageBreak/>
-        <w:t>选项</w:t>
+        <w:t>InternalV</w:t>
+      </w:r>
+      <w:r>
+        <w:rPr>
+          <w:rFonts w:hint="eastAsia"/>
+        </w:rPr>
+        <w:t>：内部版本</w:t>
       </w:r>
     </w:p>
     <w:p>
@@ -7376,29 +11751,13 @@
         <w:rPr>
           <w:rFonts w:hint="eastAsia"/>
         </w:rPr>
-        <w:t>修改：不可</w:t>
-      </w:r>
-    </w:p>
-    <w:p>
-      <w:pPr>
-        <w:pStyle w:val="ListParagraph"/>
-        <w:numPr>
-          <w:ilvl w:val="1"/>
-          <w:numId w:val="28"/>
-        </w:numPr>
-        <w:ind w:firstLineChars="0"/>
-      </w:pPr>
-      <w:r>
-        <w:rPr>
-          <w:rFonts w:hint="eastAsia"/>
-        </w:rPr>
-        <w:t>Group</w:t>
-      </w:r>
-      <w:r>
-        <w:rPr>
-          <w:rFonts w:hint="eastAsia"/>
-        </w:rPr>
-        <w:t>：指定集合创建的复制组</w:t>
+        <w:t>类型：</w:t>
+      </w:r>
+      <w:r>
+        <w:rPr>
+          <w:rFonts w:hint="eastAsia"/>
+        </w:rPr>
+        <w:t>NumberInt</w:t>
       </w:r>
     </w:p>
     <w:p>
@@ -7414,28 +11773,6 @@
         <w:rPr>
           <w:rFonts w:hint="eastAsia"/>
         </w:rPr>
-        <w:t>类型：</w:t>
-      </w:r>
-      <w:r>
-        <w:rPr>
-          <w:rFonts w:hint="eastAsia"/>
-        </w:rPr>
-        <w:t>String</w:t>
-      </w:r>
-    </w:p>
-    <w:p>
-      <w:pPr>
-        <w:pStyle w:val="ListParagraph"/>
-        <w:numPr>
-          <w:ilvl w:val="2"/>
-          <w:numId w:val="28"/>
-        </w:numPr>
-        <w:ind w:firstLineChars="0"/>
-      </w:pPr>
-      <w:r>
-        <w:rPr>
-          <w:rFonts w:hint="eastAsia"/>
-        </w:rPr>
         <w:t>存储</w:t>
       </w:r>
     </w:p>
@@ -7452,4208 +11789,6 @@
         <w:rPr>
           <w:rFonts w:hint="eastAsia"/>
         </w:rPr>
-        <w:t>Catalog</w:t>
-      </w:r>
-      <w:r>
-        <w:rPr>
-          <w:rFonts w:hint="eastAsia"/>
-        </w:rPr>
-        <w:t>：字段（转化为</w:t>
-      </w:r>
-      <w:r>
-        <w:rPr>
-          <w:rFonts w:hint="eastAsia"/>
-        </w:rPr>
-        <w:t>CataInfo</w:t>
-      </w:r>
-      <w:r>
-        <w:rPr>
-          <w:rFonts w:hint="eastAsia"/>
-        </w:rPr>
-        <w:t>）</w:t>
-      </w:r>
-    </w:p>
-    <w:p>
-      <w:pPr>
-        <w:pStyle w:val="ListParagraph"/>
-        <w:numPr>
-          <w:ilvl w:val="3"/>
-          <w:numId w:val="28"/>
-        </w:numPr>
-        <w:ind w:firstLineChars="0"/>
-      </w:pPr>
-      <w:r>
-        <w:rPr>
-          <w:rFonts w:hint="eastAsia"/>
-        </w:rPr>
-        <w:t>Data</w:t>
-      </w:r>
-      <w:r>
-        <w:rPr>
-          <w:rFonts w:hint="eastAsia"/>
-        </w:rPr>
-        <w:t>：</w:t>
-      </w:r>
-      <w:r>
-        <w:rPr>
-          <w:rFonts w:hint="eastAsia"/>
-        </w:rPr>
-        <w:t>CatalogCache</w:t>
-      </w:r>
-    </w:p>
-    <w:p>
-      <w:pPr>
-        <w:pStyle w:val="ListParagraph"/>
-        <w:numPr>
-          <w:ilvl w:val="2"/>
-          <w:numId w:val="28"/>
-        </w:numPr>
-        <w:ind w:firstLineChars="0"/>
-      </w:pPr>
-      <w:r>
-        <w:rPr>
-          <w:rFonts w:hint="eastAsia"/>
-        </w:rPr>
-        <w:t>创建：可选</w:t>
-      </w:r>
-    </w:p>
-    <w:p>
-      <w:pPr>
-        <w:pStyle w:val="ListParagraph"/>
-        <w:numPr>
-          <w:ilvl w:val="3"/>
-          <w:numId w:val="28"/>
-        </w:numPr>
-        <w:ind w:firstLineChars="0"/>
-      </w:pPr>
-      <w:r>
-        <w:rPr>
-          <w:rFonts w:hint="eastAsia"/>
-        </w:rPr>
-        <w:t>约束：</w:t>
-      </w:r>
-      <w:r>
-        <w:rPr>
-          <w:rFonts w:hint="eastAsia"/>
-        </w:rPr>
-        <w:t>特殊取值：</w:t>
-      </w:r>
-      <w:r>
-        <w:rPr>
-          <w:rFonts w:hint="eastAsia"/>
-        </w:rPr>
-        <w:t xml:space="preserve">"$follow" </w:t>
-      </w:r>
-      <w:r>
-        <w:rPr>
-          <w:rFonts w:hint="eastAsia"/>
-        </w:rPr>
-        <w:t>或者</w:t>
-      </w:r>
-      <w:r>
-        <w:rPr>
-          <w:rFonts w:hint="eastAsia"/>
-        </w:rPr>
-        <w:t xml:space="preserve"> "$random"</w:t>
-      </w:r>
-    </w:p>
-    <w:p>
-      <w:pPr>
-        <w:pStyle w:val="ListParagraph"/>
-        <w:numPr>
-          <w:ilvl w:val="2"/>
-          <w:numId w:val="28"/>
-        </w:numPr>
-        <w:ind w:firstLineChars="0"/>
-      </w:pPr>
-      <w:r>
-        <w:rPr>
-          <w:rFonts w:hint="eastAsia"/>
-        </w:rPr>
-        <w:t>修改：不可</w:t>
-      </w:r>
-    </w:p>
-    <w:p>
-      <w:pPr>
-        <w:pStyle w:val="ListParagraph"/>
-        <w:numPr>
-          <w:ilvl w:val="0"/>
-          <w:numId w:val="28"/>
-        </w:numPr>
-        <w:ind w:firstLineChars="0"/>
-      </w:pPr>
-      <w:r>
-        <w:rPr>
-          <w:rFonts w:hint="eastAsia"/>
-        </w:rPr>
-        <w:t>压缩</w:t>
-      </w:r>
-    </w:p>
-    <w:p>
-      <w:pPr>
-        <w:pStyle w:val="ListParagraph"/>
-        <w:numPr>
-          <w:ilvl w:val="1"/>
-          <w:numId w:val="28"/>
-        </w:numPr>
-        <w:ind w:firstLineChars="0"/>
-      </w:pPr>
-      <w:r>
-        <w:rPr>
-          <w:rFonts w:hint="eastAsia"/>
-        </w:rPr>
-        <w:t>Compressed</w:t>
-      </w:r>
-      <w:r>
-        <w:rPr>
-          <w:rFonts w:hint="eastAsia"/>
-        </w:rPr>
-        <w:t>：指定是否压缩数据</w:t>
-      </w:r>
-    </w:p>
-    <w:p>
-      <w:pPr>
-        <w:pStyle w:val="ListParagraph"/>
-        <w:numPr>
-          <w:ilvl w:val="2"/>
-          <w:numId w:val="28"/>
-        </w:numPr>
-        <w:ind w:firstLineChars="0"/>
-      </w:pPr>
-      <w:r>
-        <w:rPr>
-          <w:rFonts w:hint="eastAsia"/>
-        </w:rPr>
-        <w:t>类型：</w:t>
-      </w:r>
-      <w:r>
-        <w:rPr>
-          <w:rFonts w:hint="eastAsia"/>
-        </w:rPr>
-        <w:t>Bool</w:t>
-      </w:r>
-    </w:p>
-    <w:p>
-      <w:pPr>
-        <w:pStyle w:val="ListParagraph"/>
-        <w:numPr>
-          <w:ilvl w:val="2"/>
-          <w:numId w:val="28"/>
-        </w:numPr>
-        <w:ind w:firstLineChars="0"/>
-      </w:pPr>
-      <w:r>
-        <w:rPr>
-          <w:rFonts w:hint="eastAsia"/>
-        </w:rPr>
-        <w:t>默认值：</w:t>
-      </w:r>
-      <w:r>
-        <w:rPr>
-          <w:rFonts w:hint="eastAsia"/>
-        </w:rPr>
-        <w:t>FALSE</w:t>
-      </w:r>
-    </w:p>
-    <w:p>
-      <w:pPr>
-        <w:pStyle w:val="ListParagraph"/>
-        <w:numPr>
-          <w:ilvl w:val="2"/>
-          <w:numId w:val="28"/>
-        </w:numPr>
-        <w:ind w:firstLineChars="0"/>
-      </w:pPr>
-      <w:r>
-        <w:rPr>
-          <w:rFonts w:hint="eastAsia"/>
-        </w:rPr>
-        <w:t>存储</w:t>
-      </w:r>
-    </w:p>
-    <w:p>
-      <w:pPr>
-        <w:pStyle w:val="ListParagraph"/>
-        <w:numPr>
-          <w:ilvl w:val="3"/>
-          <w:numId w:val="28"/>
-        </w:numPr>
-        <w:ind w:firstLineChars="0"/>
-      </w:pPr>
-      <w:r>
-        <w:rPr>
-          <w:rFonts w:hint="eastAsia"/>
-        </w:rPr>
-        <w:t>Catalog</w:t>
-      </w:r>
-      <w:r>
-        <w:rPr>
-          <w:rFonts w:hint="eastAsia"/>
-        </w:rPr>
-        <w:t>：</w:t>
-      </w:r>
-      <w:r>
-        <w:rPr>
-          <w:rFonts w:hint="eastAsia"/>
-        </w:rPr>
-        <w:t>attribute</w:t>
-      </w:r>
-    </w:p>
-    <w:p>
-      <w:pPr>
-        <w:pStyle w:val="ListParagraph"/>
-        <w:numPr>
-          <w:ilvl w:val="3"/>
-          <w:numId w:val="28"/>
-        </w:numPr>
-        <w:ind w:firstLineChars="0"/>
-      </w:pPr>
-      <w:r>
-        <w:rPr>
-          <w:rFonts w:hint="eastAsia"/>
-        </w:rPr>
-        <w:t>Data</w:t>
-      </w:r>
-      <w:r>
-        <w:rPr>
-          <w:rFonts w:hint="eastAsia"/>
-        </w:rPr>
-        <w:t>：</w:t>
-      </w:r>
-      <w:r>
-        <w:rPr>
-          <w:rFonts w:hint="eastAsia"/>
-        </w:rPr>
-        <w:t>attribute</w:t>
-      </w:r>
-    </w:p>
-    <w:p>
-      <w:pPr>
-        <w:pStyle w:val="ListParagraph"/>
-        <w:numPr>
-          <w:ilvl w:val="2"/>
-          <w:numId w:val="28"/>
-        </w:numPr>
-        <w:ind w:firstLineChars="0"/>
-      </w:pPr>
-      <w:r>
-        <w:rPr>
-          <w:rFonts w:hint="eastAsia"/>
-        </w:rPr>
-        <w:t>创建：可选</w:t>
-      </w:r>
-    </w:p>
-    <w:p>
-      <w:pPr>
-        <w:pStyle w:val="ListParagraph"/>
-        <w:numPr>
-          <w:ilvl w:val="2"/>
-          <w:numId w:val="28"/>
-        </w:numPr>
-        <w:ind w:firstLineChars="0"/>
-      </w:pPr>
-      <w:r>
-        <w:rPr>
-          <w:rFonts w:hint="eastAsia"/>
-        </w:rPr>
-        <w:t>修改：</w:t>
-      </w:r>
-      <w:r>
-        <w:rPr>
-          <w:rFonts w:hint="eastAsia"/>
-        </w:rPr>
-        <w:t>可选</w:t>
-      </w:r>
-    </w:p>
-    <w:p>
-      <w:pPr>
-        <w:pStyle w:val="ListParagraph"/>
-        <w:numPr>
-          <w:ilvl w:val="1"/>
-          <w:numId w:val="28"/>
-        </w:numPr>
-        <w:ind w:firstLineChars="0"/>
-      </w:pPr>
-      <w:r>
-        <w:rPr>
-          <w:rFonts w:hint="eastAsia"/>
-        </w:rPr>
-        <w:t>CompressionType</w:t>
-      </w:r>
-      <w:r>
-        <w:rPr>
-          <w:rFonts w:hint="eastAsia"/>
-        </w:rPr>
-        <w:t>：</w:t>
-      </w:r>
-      <w:r>
-        <w:rPr>
-          <w:rFonts w:hint="eastAsia"/>
-        </w:rPr>
-        <w:t>指定压缩算法类型</w:t>
-      </w:r>
-    </w:p>
-    <w:p>
-      <w:pPr>
-        <w:pStyle w:val="ListParagraph"/>
-        <w:numPr>
-          <w:ilvl w:val="2"/>
-          <w:numId w:val="28"/>
-        </w:numPr>
-        <w:ind w:firstLineChars="0"/>
-      </w:pPr>
-      <w:r>
-        <w:rPr>
-          <w:rFonts w:hint="eastAsia"/>
-        </w:rPr>
-        <w:t>类型：</w:t>
-      </w:r>
-      <w:r>
-        <w:rPr>
-          <w:rFonts w:hint="eastAsia"/>
-        </w:rPr>
-        <w:t>String</w:t>
-      </w:r>
-    </w:p>
-    <w:p>
-      <w:pPr>
-        <w:pStyle w:val="ListParagraph"/>
-        <w:numPr>
-          <w:ilvl w:val="2"/>
-          <w:numId w:val="28"/>
-        </w:numPr>
-        <w:ind w:firstLineChars="0"/>
-      </w:pPr>
-      <w:r>
-        <w:rPr>
-          <w:rFonts w:hint="eastAsia"/>
-        </w:rPr>
-        <w:t>默认值：</w:t>
-      </w:r>
-      <w:r>
-        <w:rPr>
-          <w:rFonts w:hint="eastAsia"/>
-        </w:rPr>
-        <w:t>"snappy"</w:t>
-      </w:r>
-    </w:p>
-    <w:p>
-      <w:pPr>
-        <w:pStyle w:val="ListParagraph"/>
-        <w:numPr>
-          <w:ilvl w:val="2"/>
-          <w:numId w:val="28"/>
-        </w:numPr>
-        <w:ind w:firstLineChars="0"/>
-      </w:pPr>
-      <w:r>
-        <w:rPr>
-          <w:rFonts w:hint="eastAsia"/>
-        </w:rPr>
-        <w:t>存储</w:t>
-      </w:r>
-    </w:p>
-    <w:p>
-      <w:pPr>
-        <w:pStyle w:val="ListParagraph"/>
-        <w:numPr>
-          <w:ilvl w:val="3"/>
-          <w:numId w:val="28"/>
-        </w:numPr>
-        <w:ind w:firstLineChars="0"/>
-      </w:pPr>
-      <w:r>
-        <w:rPr>
-          <w:rFonts w:hint="eastAsia"/>
-        </w:rPr>
-        <w:t>Catalog</w:t>
-      </w:r>
-      <w:r>
-        <w:rPr>
-          <w:rFonts w:hint="eastAsia"/>
-        </w:rPr>
-        <w:t>：字段</w:t>
-      </w:r>
-    </w:p>
-    <w:p>
-      <w:pPr>
-        <w:pStyle w:val="ListParagraph"/>
-        <w:numPr>
-          <w:ilvl w:val="3"/>
-          <w:numId w:val="28"/>
-        </w:numPr>
-        <w:ind w:firstLineChars="0"/>
-      </w:pPr>
-      <w:r>
-        <w:rPr>
-          <w:rFonts w:hint="eastAsia"/>
-        </w:rPr>
-        <w:t>Data</w:t>
-      </w:r>
-      <w:r>
-        <w:rPr>
-          <w:rFonts w:hint="eastAsia"/>
-        </w:rPr>
-        <w:t>：</w:t>
-      </w:r>
-      <w:r>
-        <w:rPr>
-          <w:rFonts w:hint="eastAsia"/>
-        </w:rPr>
-        <w:t>MetadataBlock</w:t>
-      </w:r>
-    </w:p>
-    <w:p>
-      <w:pPr>
-        <w:pStyle w:val="ListParagraph"/>
-        <w:numPr>
-          <w:ilvl w:val="2"/>
-          <w:numId w:val="28"/>
-        </w:numPr>
-        <w:ind w:firstLineChars="0"/>
-      </w:pPr>
-      <w:r>
-        <w:rPr>
-          <w:rFonts w:hint="eastAsia"/>
-        </w:rPr>
-        <w:t>创建：可选</w:t>
-      </w:r>
-    </w:p>
-    <w:p>
-      <w:pPr>
-        <w:pStyle w:val="ListParagraph"/>
-        <w:numPr>
-          <w:ilvl w:val="3"/>
-          <w:numId w:val="28"/>
-        </w:numPr>
-        <w:ind w:firstLineChars="0"/>
-      </w:pPr>
-      <w:r>
-        <w:rPr>
-          <w:rFonts w:hint="eastAsia"/>
-        </w:rPr>
-        <w:t>依赖：</w:t>
-      </w:r>
-      <w:r>
-        <w:rPr>
-          <w:rFonts w:hint="eastAsia"/>
-        </w:rPr>
-        <w:t>Compressed</w:t>
-      </w:r>
-      <w:r>
-        <w:rPr>
-          <w:rFonts w:hint="eastAsia"/>
-        </w:rPr>
-        <w:t>为</w:t>
-      </w:r>
-      <w:r>
-        <w:rPr>
-          <w:rFonts w:hint="eastAsia"/>
-        </w:rPr>
-        <w:t>TRUE</w:t>
-      </w:r>
-    </w:p>
-    <w:p>
-      <w:pPr>
-        <w:pStyle w:val="ListParagraph"/>
-        <w:numPr>
-          <w:ilvl w:val="3"/>
-          <w:numId w:val="28"/>
-        </w:numPr>
-        <w:ind w:firstLineChars="0"/>
-      </w:pPr>
-      <w:r>
-        <w:rPr>
-          <w:rFonts w:hint="eastAsia"/>
-        </w:rPr>
-        <w:t>后续动作：</w:t>
-      </w:r>
-      <w:r>
-        <w:rPr>
-          <w:rFonts w:hint="eastAsia"/>
-        </w:rPr>
-        <w:t>如果为</w:t>
-      </w:r>
-      <w:r>
-        <w:rPr>
-          <w:rFonts w:hint="eastAsia"/>
-        </w:rPr>
-        <w:t>Compressed</w:t>
-      </w:r>
-      <w:r>
-        <w:rPr>
-          <w:rFonts w:hint="eastAsia"/>
-        </w:rPr>
-        <w:t>为</w:t>
-      </w:r>
-      <w:r>
-        <w:rPr>
-          <w:rFonts w:hint="eastAsia"/>
-        </w:rPr>
-        <w:t>TRUE</w:t>
-      </w:r>
-      <w:r>
-        <w:rPr>
-          <w:rFonts w:hint="eastAsia"/>
-        </w:rPr>
-        <w:t>，且</w:t>
-      </w:r>
-      <w:r>
-        <w:rPr>
-          <w:rFonts w:hint="eastAsia"/>
-        </w:rPr>
-        <w:t>CompressionType</w:t>
-      </w:r>
-      <w:r>
-        <w:rPr>
-          <w:rFonts w:hint="eastAsia"/>
-        </w:rPr>
-        <w:t>为空则设置</w:t>
-      </w:r>
-      <w:r>
-        <w:rPr>
-          <w:rFonts w:hint="eastAsia"/>
-        </w:rPr>
-        <w:t>CompressionType</w:t>
-      </w:r>
-      <w:r>
-        <w:rPr>
-          <w:rFonts w:hint="eastAsia"/>
-        </w:rPr>
-        <w:t>为</w:t>
-      </w:r>
-      <w:r>
-        <w:rPr>
-          <w:rFonts w:hint="eastAsia"/>
-        </w:rPr>
-        <w:t>"snappy"</w:t>
-      </w:r>
-    </w:p>
-    <w:p>
-      <w:pPr>
-        <w:pStyle w:val="ListParagraph"/>
-        <w:numPr>
-          <w:ilvl w:val="2"/>
-          <w:numId w:val="28"/>
-        </w:numPr>
-        <w:ind w:firstLineChars="0"/>
-      </w:pPr>
-      <w:r>
-        <w:rPr>
-          <w:rFonts w:hint="eastAsia"/>
-        </w:rPr>
-        <w:t>修改：可以</w:t>
-      </w:r>
-    </w:p>
-    <w:p>
-      <w:pPr>
-        <w:pStyle w:val="ListParagraph"/>
-        <w:numPr>
-          <w:ilvl w:val="3"/>
-          <w:numId w:val="28"/>
-        </w:numPr>
-        <w:ind w:firstLineChars="0"/>
-      </w:pPr>
-      <w:r>
-        <w:rPr>
-          <w:rFonts w:hint="eastAsia"/>
-        </w:rPr>
-        <w:t>阶段：</w:t>
-      </w:r>
-      <w:r>
-        <w:rPr>
-          <w:rFonts w:hint="eastAsia"/>
-        </w:rPr>
-        <w:t>3P+</w:t>
-      </w:r>
-      <w:r>
-        <w:rPr>
-          <w:rFonts w:hint="eastAsia"/>
-        </w:rPr>
-        <w:t>回滚</w:t>
-      </w:r>
-    </w:p>
-    <w:p>
-      <w:pPr>
-        <w:pStyle w:val="ListParagraph"/>
-        <w:numPr>
-          <w:ilvl w:val="3"/>
-          <w:numId w:val="28"/>
-        </w:numPr>
-        <w:ind w:firstLineChars="0"/>
-      </w:pPr>
-      <w:r>
-        <w:rPr>
-          <w:rFonts w:hint="eastAsia"/>
-        </w:rPr>
-        <w:t>修改条件</w:t>
-      </w:r>
-    </w:p>
-    <w:p>
-      <w:pPr>
-        <w:pStyle w:val="ListParagraph"/>
-        <w:numPr>
-          <w:ilvl w:val="4"/>
-          <w:numId w:val="28"/>
-        </w:numPr>
-        <w:ind w:firstLineChars="0"/>
-      </w:pPr>
-      <w:r>
-        <w:rPr>
-          <w:rFonts w:hint="eastAsia"/>
-        </w:rPr>
-        <w:t>"snappy"</w:t>
-      </w:r>
-      <w:r>
-        <w:rPr>
-          <w:rFonts w:hint="eastAsia"/>
-        </w:rPr>
-        <w:t>改成</w:t>
-      </w:r>
-      <w:r>
-        <w:rPr>
-          <w:rFonts w:hint="eastAsia"/>
-        </w:rPr>
-        <w:t>"lzw"</w:t>
-      </w:r>
-      <w:r>
-        <w:rPr>
-          <w:rFonts w:hint="eastAsia"/>
-        </w:rPr>
-        <w:t>：</w:t>
-      </w:r>
-      <w:r>
-        <w:rPr>
-          <w:rFonts w:hint="eastAsia"/>
-        </w:rPr>
-        <w:t>Collection</w:t>
-      </w:r>
-      <w:r>
-        <w:rPr>
-          <w:rFonts w:hint="eastAsia"/>
-        </w:rPr>
-        <w:t>中没有数据</w:t>
-      </w:r>
-    </w:p>
-    <w:p>
-      <w:pPr>
-        <w:pStyle w:val="ListParagraph"/>
-        <w:numPr>
-          <w:ilvl w:val="4"/>
-          <w:numId w:val="28"/>
-        </w:numPr>
-        <w:ind w:firstLineChars="0"/>
-      </w:pPr>
-      <w:r>
-        <w:rPr>
-          <w:rFonts w:hint="eastAsia"/>
-        </w:rPr>
-        <w:t>"lzw"</w:t>
-      </w:r>
-      <w:r>
-        <w:rPr>
-          <w:rFonts w:hint="eastAsia"/>
-        </w:rPr>
-        <w:t>改成</w:t>
-      </w:r>
-      <w:r>
-        <w:rPr>
-          <w:rFonts w:hint="eastAsia"/>
-        </w:rPr>
-        <w:t>"snappy"</w:t>
-      </w:r>
-      <w:r>
-        <w:rPr>
-          <w:rFonts w:hint="eastAsia"/>
-        </w:rPr>
-        <w:t>：</w:t>
-      </w:r>
-      <w:r>
-        <w:rPr>
-          <w:rFonts w:hint="eastAsia"/>
-        </w:rPr>
-        <w:t>Collection</w:t>
-      </w:r>
-      <w:r>
-        <w:rPr>
-          <w:rFonts w:hint="eastAsia"/>
-        </w:rPr>
-        <w:t>中没有字典</w:t>
-      </w:r>
-    </w:p>
-    <w:p>
-      <w:pPr>
-        <w:pStyle w:val="ListParagraph"/>
-        <w:numPr>
-          <w:ilvl w:val="3"/>
-          <w:numId w:val="28"/>
-        </w:numPr>
-        <w:ind w:firstLineChars="0"/>
-      </w:pPr>
-      <w:r>
-        <w:rPr>
-          <w:rFonts w:hint="eastAsia"/>
-        </w:rPr>
-        <w:t>修改步骤</w:t>
-      </w:r>
-    </w:p>
-    <w:p>
-      <w:pPr>
-        <w:pStyle w:val="ListParagraph"/>
-        <w:numPr>
-          <w:ilvl w:val="4"/>
-          <w:numId w:val="28"/>
-        </w:numPr>
-        <w:ind w:firstLineChars="0"/>
-      </w:pPr>
-      <w:r>
-        <w:rPr>
-          <w:rFonts w:hint="eastAsia"/>
-        </w:rPr>
-        <w:t>Catalog</w:t>
-      </w:r>
-      <w:r>
-        <w:rPr>
-          <w:rFonts w:hint="eastAsia"/>
-        </w:rPr>
-        <w:t>：修改</w:t>
-      </w:r>
-      <w:r>
-        <w:rPr>
-          <w:rFonts w:hint="eastAsia"/>
-        </w:rPr>
-        <w:t>SYSCAT.SYSCOLLECTIONS</w:t>
-      </w:r>
-    </w:p>
-    <w:p>
-      <w:pPr>
-        <w:pStyle w:val="ListParagraph"/>
-        <w:numPr>
-          <w:ilvl w:val="4"/>
-          <w:numId w:val="28"/>
-        </w:numPr>
-        <w:ind w:firstLineChars="0"/>
-      </w:pPr>
-      <w:r>
-        <w:rPr>
-          <w:rFonts w:hint="eastAsia"/>
-        </w:rPr>
-        <w:t>Data</w:t>
-      </w:r>
-    </w:p>
-    <w:p>
-      <w:pPr>
-        <w:pStyle w:val="ListParagraph"/>
-        <w:numPr>
-          <w:ilvl w:val="5"/>
-          <w:numId w:val="28"/>
-        </w:numPr>
-        <w:ind w:firstLineChars="0"/>
-      </w:pPr>
-      <w:r>
-        <w:rPr>
-          <w:rFonts w:hint="eastAsia"/>
-        </w:rPr>
-        <w:t>更新</w:t>
-      </w:r>
-      <w:r>
-        <w:rPr>
-          <w:rFonts w:hint="eastAsia"/>
-        </w:rPr>
-        <w:t>Catalog</w:t>
-      </w:r>
-      <w:r>
-        <w:rPr>
-          <w:rFonts w:hint="eastAsia"/>
-        </w:rPr>
-        <w:t>缓存</w:t>
-      </w:r>
-    </w:p>
-    <w:p>
-      <w:pPr>
-        <w:pStyle w:val="ListParagraph"/>
-        <w:numPr>
-          <w:ilvl w:val="5"/>
-          <w:numId w:val="28"/>
-        </w:numPr>
-        <w:ind w:firstLineChars="0"/>
-      </w:pPr>
-      <w:r>
-        <w:rPr>
-          <w:rFonts w:hint="eastAsia"/>
-        </w:rPr>
-        <w:t>修改</w:t>
-      </w:r>
-      <w:r>
-        <w:rPr>
-          <w:rFonts w:hint="eastAsia"/>
-        </w:rPr>
-        <w:t>DMS</w:t>
-      </w:r>
-      <w:r>
-        <w:rPr>
-          <w:rFonts w:hint="eastAsia"/>
-        </w:rPr>
-        <w:t>元数据</w:t>
-      </w:r>
-    </w:p>
-    <w:p>
-      <w:pPr>
-        <w:pStyle w:val="ListParagraph"/>
-        <w:numPr>
-          <w:ilvl w:val="5"/>
-          <w:numId w:val="28"/>
-        </w:numPr>
-        <w:ind w:firstLineChars="0"/>
-      </w:pPr>
-      <w:r>
-        <w:rPr>
-          <w:rFonts w:hint="eastAsia"/>
-        </w:rPr>
-        <w:t>CompressionType</w:t>
-      </w:r>
-      <w:r>
-        <w:rPr>
-          <w:rFonts w:hint="eastAsia"/>
-        </w:rPr>
-        <w:t>为</w:t>
-      </w:r>
-      <w:r>
-        <w:rPr>
-          <w:rFonts w:hint="eastAsia"/>
-        </w:rPr>
-        <w:t>"lzw"</w:t>
-      </w:r>
-      <w:r>
-        <w:rPr>
-          <w:rFonts w:hint="eastAsia"/>
-        </w:rPr>
-        <w:t>则创建字典</w:t>
-      </w:r>
-    </w:p>
-    <w:p>
-      <w:pPr>
-        <w:pStyle w:val="ListParagraph"/>
-        <w:numPr>
-          <w:ilvl w:val="4"/>
-          <w:numId w:val="28"/>
-        </w:numPr>
-        <w:ind w:firstLineChars="0"/>
-      </w:pPr>
-      <w:r>
-        <w:rPr>
-          <w:rFonts w:hint="eastAsia"/>
-        </w:rPr>
-        <w:t>Coord</w:t>
-      </w:r>
-      <w:r>
-        <w:rPr>
-          <w:rFonts w:hint="eastAsia"/>
-        </w:rPr>
-        <w:t>：更新</w:t>
-      </w:r>
-      <w:r>
-        <w:rPr>
-          <w:rFonts w:hint="eastAsia"/>
-        </w:rPr>
-        <w:t>Catalog</w:t>
-      </w:r>
-      <w:r>
-        <w:rPr>
-          <w:rFonts w:hint="eastAsia"/>
-        </w:rPr>
-        <w:t>缓存</w:t>
-      </w:r>
-    </w:p>
-    <w:p>
-      <w:pPr>
-        <w:pStyle w:val="ListParagraph"/>
-        <w:numPr>
-          <w:ilvl w:val="0"/>
-          <w:numId w:val="28"/>
-        </w:numPr>
-        <w:ind w:firstLineChars="0"/>
-      </w:pPr>
-      <w:r>
-        <w:rPr>
-          <w:rFonts w:hint="eastAsia"/>
-        </w:rPr>
-        <w:t>索引</w:t>
-      </w:r>
-    </w:p>
-    <w:p>
-      <w:pPr>
-        <w:pStyle w:val="ListParagraph"/>
-        <w:numPr>
-          <w:ilvl w:val="1"/>
-          <w:numId w:val="28"/>
-        </w:numPr>
-        <w:ind w:firstLineChars="0"/>
-      </w:pPr>
-      <w:r>
-        <w:rPr>
-          <w:rFonts w:hint="eastAsia"/>
-        </w:rPr>
-        <w:t>AutoIndexId</w:t>
-      </w:r>
-      <w:r>
-        <w:rPr>
-          <w:rFonts w:hint="eastAsia"/>
-        </w:rPr>
-        <w:t>：标识</w:t>
-      </w:r>
-      <w:r>
-        <w:rPr>
-          <w:rFonts w:hint="eastAsia"/>
-        </w:rPr>
-        <w:t>集合是否自动使用</w:t>
-      </w:r>
-      <w:r>
-        <w:rPr>
-          <w:rFonts w:hint="eastAsia"/>
-        </w:rPr>
-        <w:t>_id</w:t>
-      </w:r>
-      <w:r>
-        <w:rPr>
-          <w:rFonts w:hint="eastAsia"/>
-        </w:rPr>
-        <w:t>字段创建名字为</w:t>
-      </w:r>
-      <w:r>
-        <w:rPr>
-          <w:rFonts w:hint="eastAsia"/>
-        </w:rPr>
-        <w:t>"$id"</w:t>
-      </w:r>
-      <w:r>
-        <w:rPr>
-          <w:rFonts w:hint="eastAsia"/>
-        </w:rPr>
-        <w:t>的唯一索引</w:t>
-      </w:r>
-    </w:p>
-    <w:p>
-      <w:pPr>
-        <w:pStyle w:val="ListParagraph"/>
-        <w:numPr>
-          <w:ilvl w:val="2"/>
-          <w:numId w:val="28"/>
-        </w:numPr>
-        <w:ind w:firstLineChars="0"/>
-      </w:pPr>
-      <w:r>
-        <w:rPr>
-          <w:rFonts w:hint="eastAsia"/>
-        </w:rPr>
-        <w:t>类型：</w:t>
-      </w:r>
-      <w:r>
-        <w:rPr>
-          <w:rFonts w:hint="eastAsia"/>
-        </w:rPr>
-        <w:t>Bool</w:t>
-      </w:r>
-    </w:p>
-    <w:p>
-      <w:pPr>
-        <w:pStyle w:val="ListParagraph"/>
-        <w:numPr>
-          <w:ilvl w:val="2"/>
-          <w:numId w:val="28"/>
-        </w:numPr>
-        <w:ind w:firstLineChars="0"/>
-      </w:pPr>
-      <w:r>
-        <w:rPr>
-          <w:rFonts w:hint="eastAsia"/>
-        </w:rPr>
-        <w:lastRenderedPageBreak/>
-        <w:t>存储</w:t>
-      </w:r>
-    </w:p>
-    <w:p>
-      <w:pPr>
-        <w:pStyle w:val="ListParagraph"/>
-        <w:numPr>
-          <w:ilvl w:val="3"/>
-          <w:numId w:val="28"/>
-        </w:numPr>
-        <w:ind w:firstLineChars="0"/>
-      </w:pPr>
-      <w:r>
-        <w:rPr>
-          <w:rFonts w:hint="eastAsia"/>
-        </w:rPr>
-        <w:t>Catalog</w:t>
-      </w:r>
-      <w:r>
-        <w:rPr>
-          <w:rFonts w:hint="eastAsia"/>
-        </w:rPr>
-        <w:t>：</w:t>
-      </w:r>
-      <w:r>
-        <w:rPr>
-          <w:rFonts w:hint="eastAsia"/>
-        </w:rPr>
-        <w:t>attribute</w:t>
-      </w:r>
-      <w:r>
-        <w:rPr>
-          <w:rFonts w:hint="eastAsia"/>
-        </w:rPr>
-        <w:t>、字段</w:t>
-      </w:r>
-    </w:p>
-    <w:p>
-      <w:pPr>
-        <w:pStyle w:val="ListParagraph"/>
-        <w:numPr>
-          <w:ilvl w:val="3"/>
-          <w:numId w:val="28"/>
-        </w:numPr>
-        <w:ind w:firstLineChars="0"/>
-      </w:pPr>
-      <w:r>
-        <w:rPr>
-          <w:rFonts w:hint="eastAsia"/>
-        </w:rPr>
-        <w:t>Data</w:t>
-      </w:r>
-      <w:r>
-        <w:rPr>
-          <w:rFonts w:hint="eastAsia"/>
-        </w:rPr>
-        <w:t>：</w:t>
-      </w:r>
-      <w:r>
-        <w:rPr>
-          <w:rFonts w:hint="eastAsia"/>
-        </w:rPr>
-        <w:t>attribute</w:t>
-      </w:r>
-    </w:p>
-    <w:p>
-      <w:pPr>
-        <w:pStyle w:val="ListParagraph"/>
-        <w:numPr>
-          <w:ilvl w:val="2"/>
-          <w:numId w:val="28"/>
-        </w:numPr>
-        <w:ind w:firstLineChars="0"/>
-      </w:pPr>
-      <w:r>
-        <w:rPr>
-          <w:rFonts w:hint="eastAsia"/>
-        </w:rPr>
-        <w:t>创建：可选</w:t>
-      </w:r>
-    </w:p>
-    <w:p>
-      <w:pPr>
-        <w:pStyle w:val="ListParagraph"/>
-        <w:numPr>
-          <w:ilvl w:val="2"/>
-          <w:numId w:val="28"/>
-        </w:numPr>
-        <w:ind w:firstLineChars="0"/>
-      </w:pPr>
-      <w:r>
-        <w:rPr>
-          <w:rFonts w:hint="eastAsia"/>
-        </w:rPr>
-        <w:t>修改</w:t>
-      </w:r>
-      <w:r>
-        <w:rPr>
-          <w:rFonts w:hint="eastAsia"/>
-        </w:rPr>
-        <w:t>：可以</w:t>
-      </w:r>
-    </w:p>
-    <w:p>
-      <w:pPr>
-        <w:pStyle w:val="ListParagraph"/>
-        <w:numPr>
-          <w:ilvl w:val="3"/>
-          <w:numId w:val="28"/>
-        </w:numPr>
-        <w:ind w:firstLineChars="0"/>
-      </w:pPr>
-      <w:r>
-        <w:rPr>
-          <w:rFonts w:hint="eastAsia"/>
-        </w:rPr>
-        <w:t>阶段：</w:t>
-      </w:r>
-      <w:r>
-        <w:rPr>
-          <w:rFonts w:hint="eastAsia"/>
-        </w:rPr>
-        <w:t>2P</w:t>
-      </w:r>
-    </w:p>
-    <w:p>
-      <w:pPr>
-        <w:pStyle w:val="ListParagraph"/>
-        <w:numPr>
-          <w:ilvl w:val="3"/>
-          <w:numId w:val="28"/>
-        </w:numPr>
-        <w:ind w:firstLineChars="0"/>
-      </w:pPr>
-      <w:r>
-        <w:rPr>
-          <w:rFonts w:hint="eastAsia"/>
-        </w:rPr>
-        <w:t>修改步骤</w:t>
-      </w:r>
-    </w:p>
-    <w:p>
-      <w:pPr>
-        <w:pStyle w:val="ListParagraph"/>
-        <w:numPr>
-          <w:ilvl w:val="4"/>
-          <w:numId w:val="28"/>
-        </w:numPr>
-        <w:ind w:firstLineChars="0"/>
-      </w:pPr>
-      <w:r>
-        <w:rPr>
-          <w:rFonts w:hint="eastAsia"/>
-        </w:rPr>
-        <w:t>Catalog</w:t>
-      </w:r>
-      <w:r>
-        <w:rPr>
-          <w:rFonts w:hint="eastAsia"/>
-        </w:rPr>
-        <w:t>：修改</w:t>
-      </w:r>
-      <w:r>
-        <w:rPr>
-          <w:rFonts w:hint="eastAsia"/>
-        </w:rPr>
-        <w:t>SYSCAT.SYSCOLLECTIONS</w:t>
-      </w:r>
-    </w:p>
-    <w:p>
-      <w:pPr>
-        <w:pStyle w:val="ListParagraph"/>
-        <w:numPr>
-          <w:ilvl w:val="4"/>
-          <w:numId w:val="28"/>
-        </w:numPr>
-        <w:ind w:firstLineChars="0"/>
-      </w:pPr>
-      <w:r>
-        <w:rPr>
-          <w:rFonts w:hint="eastAsia"/>
-        </w:rPr>
-        <w:t>Data</w:t>
-      </w:r>
-    </w:p>
-    <w:p>
-      <w:pPr>
-        <w:pStyle w:val="ListParagraph"/>
-        <w:numPr>
-          <w:ilvl w:val="5"/>
-          <w:numId w:val="28"/>
-        </w:numPr>
-        <w:ind w:firstLineChars="0"/>
-      </w:pPr>
-      <w:r>
-        <w:rPr>
-          <w:rFonts w:hint="eastAsia"/>
-        </w:rPr>
-        <w:t>更新</w:t>
-      </w:r>
-      <w:r>
-        <w:rPr>
-          <w:rFonts w:hint="eastAsia"/>
-        </w:rPr>
-        <w:t>Catalog</w:t>
-      </w:r>
-      <w:r>
-        <w:rPr>
-          <w:rFonts w:hint="eastAsia"/>
-        </w:rPr>
-        <w:t>缓存</w:t>
-      </w:r>
-    </w:p>
-    <w:p>
-      <w:pPr>
-        <w:pStyle w:val="ListParagraph"/>
-        <w:numPr>
-          <w:ilvl w:val="5"/>
-          <w:numId w:val="28"/>
-        </w:numPr>
-        <w:ind w:firstLineChars="0"/>
-      </w:pPr>
-      <w:r>
-        <w:rPr>
-          <w:rFonts w:hint="eastAsia"/>
-        </w:rPr>
-        <w:t>修改</w:t>
-      </w:r>
-      <w:r>
-        <w:rPr>
-          <w:rFonts w:hint="eastAsia"/>
-        </w:rPr>
-        <w:t>DMS</w:t>
-      </w:r>
-      <w:r>
-        <w:rPr>
-          <w:rFonts w:hint="eastAsia"/>
-        </w:rPr>
-        <w:t>元数据</w:t>
-      </w:r>
-    </w:p>
-    <w:p>
-      <w:pPr>
-        <w:pStyle w:val="ListParagraph"/>
-        <w:numPr>
-          <w:ilvl w:val="5"/>
-          <w:numId w:val="28"/>
-        </w:numPr>
-        <w:ind w:firstLineChars="0"/>
-      </w:pPr>
-      <w:r>
-        <w:rPr>
-          <w:rFonts w:hint="eastAsia"/>
-        </w:rPr>
-        <w:t>AutoIndexId</w:t>
-      </w:r>
-      <w:r>
-        <w:rPr>
-          <w:rFonts w:hint="eastAsia"/>
-        </w:rPr>
-        <w:t>为</w:t>
-      </w:r>
-      <w:r>
-        <w:rPr>
-          <w:rFonts w:hint="eastAsia"/>
-        </w:rPr>
-        <w:t>TRUE</w:t>
-      </w:r>
-      <w:r>
-        <w:rPr>
-          <w:rFonts w:hint="eastAsia"/>
-        </w:rPr>
-        <w:t>时，创建</w:t>
-      </w:r>
-      <w:r>
-        <w:rPr>
-          <w:rFonts w:hint="eastAsia"/>
-        </w:rPr>
-        <w:t>"$id"</w:t>
-      </w:r>
-      <w:r>
-        <w:rPr>
-          <w:rFonts w:hint="eastAsia"/>
-        </w:rPr>
-        <w:t>索引</w:t>
-      </w:r>
-    </w:p>
-    <w:p>
-      <w:pPr>
-        <w:pStyle w:val="ListParagraph"/>
-        <w:numPr>
-          <w:ilvl w:val="4"/>
-          <w:numId w:val="28"/>
-        </w:numPr>
-        <w:ind w:firstLineChars="0"/>
-      </w:pPr>
-      <w:r>
-        <w:rPr>
-          <w:rFonts w:hint="eastAsia"/>
-        </w:rPr>
-        <w:t>Coord</w:t>
-      </w:r>
-      <w:r>
-        <w:rPr>
-          <w:rFonts w:hint="eastAsia"/>
-        </w:rPr>
-        <w:t>：</w:t>
-      </w:r>
-      <w:r>
-        <w:rPr>
-          <w:rFonts w:hint="eastAsia"/>
-        </w:rPr>
-        <w:t>更新</w:t>
-      </w:r>
-      <w:r>
-        <w:rPr>
-          <w:rFonts w:hint="eastAsia"/>
-        </w:rPr>
-        <w:t>Catalog</w:t>
-      </w:r>
-      <w:r>
-        <w:rPr>
-          <w:rFonts w:hint="eastAsia"/>
-        </w:rPr>
-        <w:t>缓存</w:t>
-      </w:r>
-    </w:p>
-    <w:p>
-      <w:pPr>
-        <w:pStyle w:val="ListParagraph"/>
-        <w:numPr>
-          <w:ilvl w:val="1"/>
-          <w:numId w:val="28"/>
-        </w:numPr>
-        <w:ind w:firstLineChars="0"/>
-      </w:pPr>
-      <w:r>
-        <w:rPr>
-          <w:rFonts w:hint="eastAsia"/>
-        </w:rPr>
-        <w:t>EnsureShardingIndex</w:t>
-      </w:r>
-      <w:r>
-        <w:rPr>
-          <w:rFonts w:hint="eastAsia"/>
-        </w:rPr>
-        <w:t>：</w:t>
-      </w:r>
-      <w:r>
-        <w:rPr>
-          <w:rFonts w:hint="eastAsia"/>
-        </w:rPr>
-        <w:t>标识集合是否自动使用</w:t>
-      </w:r>
-      <w:r>
-        <w:rPr>
-          <w:rFonts w:hint="eastAsia"/>
-        </w:rPr>
-        <w:t>ShardingKey</w:t>
-      </w:r>
-      <w:r>
-        <w:rPr>
-          <w:rFonts w:hint="eastAsia"/>
-        </w:rPr>
-        <w:t>包含的字段创建名字为</w:t>
-      </w:r>
-      <w:r>
-        <w:rPr>
-          <w:rFonts w:hint="eastAsia"/>
-        </w:rPr>
-        <w:t>"$shard"</w:t>
-      </w:r>
-      <w:r>
-        <w:rPr>
-          <w:rFonts w:hint="eastAsia"/>
-        </w:rPr>
-        <w:t>的索引</w:t>
-      </w:r>
-    </w:p>
-    <w:p>
-      <w:pPr>
-        <w:pStyle w:val="ListParagraph"/>
-        <w:numPr>
-          <w:ilvl w:val="2"/>
-          <w:numId w:val="28"/>
-        </w:numPr>
-        <w:ind w:firstLineChars="0"/>
-      </w:pPr>
-      <w:r>
-        <w:rPr>
-          <w:rFonts w:hint="eastAsia"/>
-        </w:rPr>
-        <w:t>类型：</w:t>
-      </w:r>
-      <w:r>
-        <w:rPr>
-          <w:rFonts w:hint="eastAsia"/>
-        </w:rPr>
-        <w:t>Bool</w:t>
-      </w:r>
-    </w:p>
-    <w:p>
-      <w:pPr>
-        <w:pStyle w:val="ListParagraph"/>
-        <w:numPr>
-          <w:ilvl w:val="2"/>
-          <w:numId w:val="28"/>
-        </w:numPr>
-        <w:ind w:firstLineChars="0"/>
-      </w:pPr>
-      <w:r>
-        <w:rPr>
-          <w:rFonts w:hint="eastAsia"/>
-        </w:rPr>
-        <w:t>存储</w:t>
-      </w:r>
-    </w:p>
-    <w:p>
-      <w:pPr>
-        <w:pStyle w:val="ListParagraph"/>
-        <w:numPr>
-          <w:ilvl w:val="3"/>
-          <w:numId w:val="28"/>
-        </w:numPr>
-        <w:ind w:firstLineChars="0"/>
-      </w:pPr>
-      <w:r>
-        <w:rPr>
-          <w:rFonts w:hint="eastAsia"/>
-        </w:rPr>
-        <w:t>Catalog</w:t>
-      </w:r>
-      <w:r>
-        <w:rPr>
-          <w:rFonts w:hint="eastAsia"/>
-        </w:rPr>
-        <w:t>：字段</w:t>
-      </w:r>
-    </w:p>
-    <w:p>
-      <w:pPr>
-        <w:pStyle w:val="ListParagraph"/>
-        <w:numPr>
-          <w:ilvl w:val="3"/>
-          <w:numId w:val="28"/>
-        </w:numPr>
-        <w:ind w:firstLineChars="0"/>
-      </w:pPr>
-      <w:r>
-        <w:rPr>
-          <w:rFonts w:hint="eastAsia"/>
-        </w:rPr>
-        <w:t>Data</w:t>
-      </w:r>
-      <w:r>
-        <w:rPr>
-          <w:rFonts w:hint="eastAsia"/>
-        </w:rPr>
-        <w:t>：</w:t>
-      </w:r>
-      <w:r>
-        <w:rPr>
-          <w:rFonts w:hint="eastAsia"/>
-        </w:rPr>
-        <w:t>CatalogCache</w:t>
-      </w:r>
-    </w:p>
-    <w:p>
-      <w:pPr>
-        <w:pStyle w:val="ListParagraph"/>
-        <w:numPr>
-          <w:ilvl w:val="2"/>
-          <w:numId w:val="28"/>
-        </w:numPr>
-        <w:ind w:firstLineChars="0"/>
-      </w:pPr>
-      <w:r>
-        <w:rPr>
-          <w:rFonts w:hint="eastAsia"/>
-        </w:rPr>
-        <w:t>创建：可选</w:t>
-      </w:r>
-    </w:p>
-    <w:p>
-      <w:pPr>
-        <w:pStyle w:val="ListParagraph"/>
-        <w:numPr>
-          <w:ilvl w:val="3"/>
-          <w:numId w:val="28"/>
-        </w:numPr>
-        <w:ind w:firstLineChars="0"/>
-      </w:pPr>
-      <w:r>
-        <w:rPr>
-          <w:rFonts w:hint="eastAsia"/>
-        </w:rPr>
-        <w:t>依赖：</w:t>
-      </w:r>
-      <w:r>
-        <w:rPr>
-          <w:rFonts w:hint="eastAsia"/>
-        </w:rPr>
-        <w:t>ShardingKey</w:t>
-      </w:r>
-      <w:r>
-        <w:rPr>
-          <w:rFonts w:hint="eastAsia"/>
-        </w:rPr>
-        <w:t>不为空</w:t>
-      </w:r>
-    </w:p>
-    <w:p>
-      <w:pPr>
-        <w:pStyle w:val="ListParagraph"/>
-        <w:numPr>
-          <w:ilvl w:val="2"/>
-          <w:numId w:val="28"/>
-        </w:numPr>
-        <w:ind w:firstLineChars="0"/>
-      </w:pPr>
-      <w:r>
-        <w:rPr>
-          <w:rFonts w:hint="eastAsia"/>
-        </w:rPr>
-        <w:t>修改：可以</w:t>
-      </w:r>
-    </w:p>
-    <w:p>
-      <w:pPr>
-        <w:pStyle w:val="ListParagraph"/>
-        <w:numPr>
-          <w:ilvl w:val="3"/>
-          <w:numId w:val="28"/>
-        </w:numPr>
-        <w:ind w:firstLineChars="0"/>
-      </w:pPr>
-      <w:r>
-        <w:rPr>
-          <w:rFonts w:hint="eastAsia"/>
-        </w:rPr>
-        <w:t>阶段：</w:t>
-      </w:r>
-      <w:r>
-        <w:rPr>
-          <w:rFonts w:hint="eastAsia"/>
-        </w:rPr>
-        <w:t>2</w:t>
-      </w:r>
-      <w:r>
-        <w:rPr>
-          <w:rFonts w:hint="eastAsia"/>
-        </w:rPr>
-        <w:t>P</w:t>
-      </w:r>
-    </w:p>
-    <w:p>
-      <w:pPr>
-        <w:pStyle w:val="ListParagraph"/>
-        <w:numPr>
-          <w:ilvl w:val="3"/>
-          <w:numId w:val="28"/>
-        </w:numPr>
-        <w:ind w:firstLineChars="0"/>
-      </w:pPr>
-      <w:r>
-        <w:rPr>
-          <w:rFonts w:hint="eastAsia"/>
-        </w:rPr>
-        <w:t>修改条件</w:t>
-      </w:r>
-    </w:p>
-    <w:p>
-      <w:pPr>
-        <w:pStyle w:val="ListParagraph"/>
-        <w:numPr>
-          <w:ilvl w:val="4"/>
-          <w:numId w:val="28"/>
-        </w:numPr>
-        <w:ind w:firstLineChars="0"/>
-      </w:pPr>
-      <w:r>
-        <w:rPr>
-          <w:rFonts w:hint="eastAsia"/>
-        </w:rPr>
-        <w:t>ShardingKey</w:t>
-      </w:r>
-      <w:r>
-        <w:rPr>
-          <w:rFonts w:hint="eastAsia"/>
-        </w:rPr>
-        <w:t>不为空</w:t>
-      </w:r>
-    </w:p>
-    <w:p>
-      <w:pPr>
-        <w:pStyle w:val="ListParagraph"/>
-        <w:numPr>
-          <w:ilvl w:val="4"/>
-          <w:numId w:val="28"/>
-        </w:numPr>
-        <w:ind w:firstLineChars="0"/>
-      </w:pPr>
-      <w:r>
-        <w:rPr>
-          <w:rFonts w:hint="eastAsia"/>
-        </w:rPr>
-        <w:t>没有</w:t>
-      </w:r>
-      <w:r>
-        <w:rPr>
-          <w:rFonts w:hint="eastAsia"/>
-        </w:rPr>
-        <w:t>Split</w:t>
-      </w:r>
-      <w:r>
-        <w:rPr>
-          <w:rFonts w:hint="eastAsia"/>
-        </w:rPr>
-        <w:t>任务</w:t>
-      </w:r>
-    </w:p>
-    <w:p>
-      <w:pPr>
-        <w:pStyle w:val="ListParagraph"/>
-        <w:numPr>
-          <w:ilvl w:val="3"/>
-          <w:numId w:val="28"/>
-        </w:numPr>
-        <w:ind w:firstLineChars="0"/>
-      </w:pPr>
-      <w:r>
-        <w:rPr>
-          <w:rFonts w:hint="eastAsia"/>
-        </w:rPr>
-        <w:t>修改步骤</w:t>
-      </w:r>
-    </w:p>
-    <w:p>
-      <w:pPr>
-        <w:pStyle w:val="ListParagraph"/>
-        <w:numPr>
-          <w:ilvl w:val="4"/>
-          <w:numId w:val="28"/>
-        </w:numPr>
-        <w:ind w:firstLineChars="0"/>
-      </w:pPr>
-      <w:r>
-        <w:rPr>
-          <w:rFonts w:hint="eastAsia"/>
-        </w:rPr>
-        <w:t>Catalog</w:t>
-      </w:r>
-      <w:r>
-        <w:rPr>
-          <w:rFonts w:hint="eastAsia"/>
-        </w:rPr>
-        <w:t>：修改</w:t>
-      </w:r>
-      <w:r>
-        <w:rPr>
-          <w:rFonts w:hint="eastAsia"/>
-        </w:rPr>
-        <w:t>SYSCAT.SYSCOLLECTIONS</w:t>
-      </w:r>
-    </w:p>
-    <w:p>
-      <w:pPr>
-        <w:pStyle w:val="ListParagraph"/>
-        <w:numPr>
-          <w:ilvl w:val="4"/>
-          <w:numId w:val="28"/>
-        </w:numPr>
-        <w:ind w:firstLineChars="0"/>
-      </w:pPr>
-      <w:r>
-        <w:rPr>
-          <w:rFonts w:hint="eastAsia"/>
-        </w:rPr>
-        <w:t>Data</w:t>
-      </w:r>
-    </w:p>
-    <w:p>
-      <w:pPr>
-        <w:pStyle w:val="ListParagraph"/>
-        <w:numPr>
-          <w:ilvl w:val="5"/>
-          <w:numId w:val="28"/>
-        </w:numPr>
-        <w:ind w:firstLineChars="0"/>
-      </w:pPr>
-      <w:r>
-        <w:rPr>
-          <w:rFonts w:hint="eastAsia"/>
-        </w:rPr>
-        <w:t>更新</w:t>
-      </w:r>
-      <w:r>
-        <w:rPr>
-          <w:rFonts w:hint="eastAsia"/>
-        </w:rPr>
-        <w:t>Catalog</w:t>
-      </w:r>
-      <w:r>
-        <w:rPr>
-          <w:rFonts w:hint="eastAsia"/>
-        </w:rPr>
-        <w:t>缓存</w:t>
-      </w:r>
-    </w:p>
-    <w:p>
-      <w:pPr>
-        <w:pStyle w:val="ListParagraph"/>
-        <w:numPr>
-          <w:ilvl w:val="5"/>
-          <w:numId w:val="28"/>
-        </w:numPr>
-        <w:ind w:firstLineChars="0"/>
-      </w:pPr>
-      <w:r>
-        <w:rPr>
-          <w:rFonts w:hint="eastAsia"/>
-        </w:rPr>
-        <w:t>EnsureShardingIndex</w:t>
-      </w:r>
-      <w:r>
-        <w:rPr>
-          <w:rFonts w:hint="eastAsia"/>
-        </w:rPr>
-        <w:t>为</w:t>
-      </w:r>
-      <w:r>
-        <w:rPr>
-          <w:rFonts w:hint="eastAsia"/>
-        </w:rPr>
-        <w:t>true</w:t>
-      </w:r>
-      <w:r>
-        <w:rPr>
-          <w:rFonts w:hint="eastAsia"/>
-        </w:rPr>
-        <w:t>时，创建</w:t>
-      </w:r>
-      <w:r>
-        <w:rPr>
-          <w:rFonts w:hint="eastAsia"/>
-        </w:rPr>
-        <w:t>"$shard"</w:t>
-      </w:r>
-      <w:r>
-        <w:rPr>
-          <w:rFonts w:hint="eastAsia"/>
-        </w:rPr>
-        <w:t>索引</w:t>
-      </w:r>
-    </w:p>
-    <w:p>
-      <w:pPr>
-        <w:pStyle w:val="ListParagraph"/>
-        <w:numPr>
-          <w:ilvl w:val="4"/>
-          <w:numId w:val="28"/>
-        </w:numPr>
-        <w:ind w:firstLineChars="0"/>
-      </w:pPr>
-      <w:r>
-        <w:rPr>
-          <w:rFonts w:hint="eastAsia"/>
-        </w:rPr>
-        <w:t>Coord</w:t>
-      </w:r>
-      <w:r>
-        <w:rPr>
-          <w:rFonts w:hint="eastAsia"/>
-        </w:rPr>
-        <w:t>：更新</w:t>
-      </w:r>
-      <w:r>
-        <w:rPr>
-          <w:rFonts w:hint="eastAsia"/>
-        </w:rPr>
-        <w:t>Catalog</w:t>
-      </w:r>
-      <w:r>
-        <w:rPr>
-          <w:rFonts w:hint="eastAsia"/>
-        </w:rPr>
-        <w:t>缓存</w:t>
-      </w:r>
-    </w:p>
-    <w:p>
-      <w:pPr>
-        <w:pStyle w:val="ListParagraph"/>
-        <w:numPr>
-          <w:ilvl w:val="0"/>
-          <w:numId w:val="28"/>
-        </w:numPr>
-        <w:ind w:firstLineChars="0"/>
-      </w:pPr>
-      <w:r>
-        <w:rPr>
-          <w:rFonts w:hint="eastAsia"/>
-        </w:rPr>
-        <w:t>固定集合</w:t>
-      </w:r>
-    </w:p>
-    <w:p>
-      <w:pPr>
-        <w:pStyle w:val="ListParagraph"/>
-        <w:numPr>
-          <w:ilvl w:val="1"/>
-          <w:numId w:val="28"/>
-        </w:numPr>
-        <w:ind w:firstLineChars="0"/>
-      </w:pPr>
-      <w:r>
-        <w:rPr>
-          <w:rFonts w:hint="eastAsia"/>
-        </w:rPr>
-        <w:t>Capped</w:t>
-      </w:r>
-      <w:r>
-        <w:rPr>
-          <w:rFonts w:hint="eastAsia"/>
-        </w:rPr>
-        <w:t>：</w:t>
-      </w:r>
-      <w:r>
-        <w:rPr>
-          <w:rFonts w:hint="eastAsia"/>
-        </w:rPr>
-        <w:t>标识集合是否为固定集合</w:t>
-      </w:r>
-    </w:p>
-    <w:p>
-      <w:pPr>
-        <w:pStyle w:val="ListParagraph"/>
-        <w:numPr>
-          <w:ilvl w:val="2"/>
-          <w:numId w:val="28"/>
-        </w:numPr>
-        <w:ind w:firstLineChars="0"/>
-      </w:pPr>
-      <w:r>
-        <w:rPr>
-          <w:rFonts w:hint="eastAsia"/>
-        </w:rPr>
-        <w:t>类型：</w:t>
-      </w:r>
-      <w:r>
-        <w:rPr>
-          <w:rFonts w:hint="eastAsia"/>
-        </w:rPr>
-        <w:t>Bool</w:t>
-      </w:r>
-    </w:p>
-    <w:p>
-      <w:pPr>
-        <w:pStyle w:val="ListParagraph"/>
-        <w:numPr>
-          <w:ilvl w:val="2"/>
-          <w:numId w:val="28"/>
-        </w:numPr>
-        <w:ind w:firstLineChars="0"/>
-      </w:pPr>
-      <w:r>
-        <w:rPr>
-          <w:rFonts w:hint="eastAsia"/>
-        </w:rPr>
-        <w:t>默认值：</w:t>
-      </w:r>
-      <w:r>
-        <w:rPr>
-          <w:rFonts w:hint="eastAsia"/>
-        </w:rPr>
-        <w:t>FALSE</w:t>
-      </w:r>
-    </w:p>
-    <w:p>
-      <w:pPr>
-        <w:pStyle w:val="ListParagraph"/>
-        <w:numPr>
-          <w:ilvl w:val="2"/>
-          <w:numId w:val="28"/>
-        </w:numPr>
-        <w:ind w:firstLineChars="0"/>
-      </w:pPr>
-      <w:r>
-        <w:rPr>
-          <w:rFonts w:hint="eastAsia"/>
-        </w:rPr>
-        <w:t>存储</w:t>
-      </w:r>
-    </w:p>
-    <w:p>
-      <w:pPr>
-        <w:pStyle w:val="ListParagraph"/>
-        <w:numPr>
-          <w:ilvl w:val="3"/>
-          <w:numId w:val="28"/>
-        </w:numPr>
-        <w:ind w:firstLineChars="0"/>
-      </w:pPr>
-      <w:r>
-        <w:rPr>
-          <w:rFonts w:hint="eastAsia"/>
-        </w:rPr>
-        <w:t>Catalog</w:t>
-      </w:r>
-      <w:r>
-        <w:rPr>
-          <w:rFonts w:hint="eastAsia"/>
-        </w:rPr>
-        <w:t>：</w:t>
-      </w:r>
-      <w:r>
-        <w:rPr>
-          <w:rFonts w:hint="eastAsia"/>
-        </w:rPr>
-        <w:t>attribute</w:t>
-      </w:r>
-    </w:p>
-    <w:p>
-      <w:pPr>
-        <w:pStyle w:val="ListParagraph"/>
-        <w:numPr>
-          <w:ilvl w:val="3"/>
-          <w:numId w:val="28"/>
-        </w:numPr>
-        <w:ind w:firstLineChars="0"/>
-      </w:pPr>
-      <w:r>
-        <w:rPr>
-          <w:rFonts w:hint="eastAsia"/>
-        </w:rPr>
-        <w:t>Data</w:t>
-      </w:r>
-      <w:r>
-        <w:rPr>
-          <w:rFonts w:hint="eastAsia"/>
-        </w:rPr>
-        <w:t>：</w:t>
-      </w:r>
-      <w:r>
-        <w:rPr>
-          <w:rFonts w:hint="eastAsia"/>
-        </w:rPr>
-        <w:t>attribute</w:t>
-      </w:r>
-    </w:p>
-    <w:p>
-      <w:pPr>
-        <w:pStyle w:val="ListParagraph"/>
-        <w:numPr>
-          <w:ilvl w:val="2"/>
-          <w:numId w:val="28"/>
-        </w:numPr>
-        <w:ind w:firstLineChars="0"/>
-      </w:pPr>
-      <w:r>
-        <w:rPr>
-          <w:rFonts w:hint="eastAsia"/>
-        </w:rPr>
-        <w:t>创建：可选</w:t>
-      </w:r>
-    </w:p>
-    <w:p>
-      <w:pPr>
-        <w:pStyle w:val="ListParagraph"/>
-        <w:numPr>
-          <w:ilvl w:val="3"/>
-          <w:numId w:val="28"/>
-        </w:numPr>
-        <w:ind w:firstLineChars="0"/>
-      </w:pPr>
-      <w:r>
-        <w:rPr>
-          <w:rFonts w:hint="eastAsia"/>
-        </w:rPr>
-        <w:t>后续动作：检查</w:t>
-      </w:r>
-      <w:r>
-        <w:rPr>
-          <w:rFonts w:hint="eastAsia"/>
-        </w:rPr>
-        <w:t>Collection Space</w:t>
-      </w:r>
-      <w:r>
-        <w:rPr>
-          <w:rFonts w:hint="eastAsia"/>
-        </w:rPr>
-        <w:t>必须为</w:t>
-      </w:r>
-      <w:r>
-        <w:rPr>
-          <w:rFonts w:hint="eastAsia"/>
-        </w:rPr>
-        <w:t>Capped</w:t>
-      </w:r>
-    </w:p>
-    <w:p>
-      <w:pPr>
-        <w:pStyle w:val="ListParagraph"/>
-        <w:numPr>
-          <w:ilvl w:val="2"/>
-          <w:numId w:val="28"/>
-        </w:numPr>
-        <w:ind w:firstLineChars="0"/>
-      </w:pPr>
-      <w:r>
-        <w:rPr>
-          <w:rFonts w:hint="eastAsia"/>
-        </w:rPr>
-        <w:t>修改：不可</w:t>
-      </w:r>
-    </w:p>
-    <w:p>
-      <w:pPr>
-        <w:pStyle w:val="ListParagraph"/>
-        <w:numPr>
-          <w:ilvl w:val="1"/>
-          <w:numId w:val="28"/>
-        </w:numPr>
-        <w:ind w:firstLineChars="0"/>
-      </w:pPr>
-      <w:r>
-        <w:rPr>
-          <w:rFonts w:hint="eastAsia"/>
-        </w:rPr>
-        <w:t>Size</w:t>
-      </w:r>
-      <w:r>
-        <w:rPr>
-          <w:rFonts w:hint="eastAsia"/>
-        </w:rPr>
-        <w:t>：固定集合最大空间大小</w:t>
-      </w:r>
-    </w:p>
-    <w:p>
-      <w:pPr>
-        <w:pStyle w:val="ListParagraph"/>
-        <w:numPr>
-          <w:ilvl w:val="2"/>
-          <w:numId w:val="28"/>
-        </w:numPr>
-        <w:ind w:firstLineChars="0"/>
-      </w:pPr>
-      <w:r>
-        <w:rPr>
-          <w:rFonts w:hint="eastAsia"/>
-        </w:rPr>
-        <w:t>类型：</w:t>
-      </w:r>
-      <w:r>
-        <w:rPr>
-          <w:rFonts w:hint="eastAsia"/>
-        </w:rPr>
-        <w:t>NumberInt</w:t>
-      </w:r>
-    </w:p>
-    <w:p>
-      <w:pPr>
-        <w:pStyle w:val="ListParagraph"/>
-        <w:numPr>
-          <w:ilvl w:val="2"/>
-          <w:numId w:val="28"/>
-        </w:numPr>
-        <w:ind w:firstLineChars="0"/>
-      </w:pPr>
-      <w:r>
-        <w:rPr>
-          <w:rFonts w:hint="eastAsia"/>
-        </w:rPr>
-        <w:lastRenderedPageBreak/>
-        <w:t>存储</w:t>
-      </w:r>
-    </w:p>
-    <w:p>
-      <w:pPr>
-        <w:pStyle w:val="ListParagraph"/>
-        <w:numPr>
-          <w:ilvl w:val="3"/>
-          <w:numId w:val="28"/>
-        </w:numPr>
-        <w:ind w:firstLineChars="0"/>
-      </w:pPr>
-      <w:r>
-        <w:rPr>
-          <w:rFonts w:hint="eastAsia"/>
-        </w:rPr>
-        <w:t>Catalog</w:t>
-      </w:r>
-      <w:r>
-        <w:rPr>
-          <w:rFonts w:hint="eastAsia"/>
-        </w:rPr>
-        <w:t>：字段</w:t>
-      </w:r>
-    </w:p>
-    <w:p>
-      <w:pPr>
-        <w:pStyle w:val="ListParagraph"/>
-        <w:numPr>
-          <w:ilvl w:val="3"/>
-          <w:numId w:val="28"/>
-        </w:numPr>
-        <w:ind w:firstLineChars="0"/>
-      </w:pPr>
-      <w:r>
-        <w:rPr>
-          <w:rFonts w:hint="eastAsia"/>
-        </w:rPr>
-        <w:t>Data</w:t>
-      </w:r>
-      <w:r>
-        <w:rPr>
-          <w:rFonts w:hint="eastAsia"/>
-        </w:rPr>
-        <w:t>：</w:t>
-      </w:r>
-      <w:r>
-        <w:rPr>
-          <w:rFonts w:hint="eastAsia"/>
-        </w:rPr>
-        <w:t>expOptions</w:t>
-      </w:r>
-    </w:p>
-    <w:p>
-      <w:pPr>
-        <w:pStyle w:val="ListParagraph"/>
-        <w:numPr>
-          <w:ilvl w:val="2"/>
-          <w:numId w:val="28"/>
-        </w:numPr>
-        <w:ind w:firstLineChars="0"/>
-      </w:pPr>
-      <w:r>
-        <w:rPr>
-          <w:rFonts w:hint="eastAsia"/>
-        </w:rPr>
-        <w:t>创建：可选</w:t>
-      </w:r>
-    </w:p>
-    <w:p>
-      <w:pPr>
-        <w:pStyle w:val="ListParagraph"/>
-        <w:numPr>
-          <w:ilvl w:val="3"/>
-          <w:numId w:val="28"/>
-        </w:numPr>
-        <w:ind w:firstLineChars="0"/>
-      </w:pPr>
-      <w:r>
-        <w:rPr>
-          <w:rFonts w:hint="eastAsia"/>
-        </w:rPr>
-        <w:t>约束：自动向上取整至</w:t>
-      </w:r>
-      <w:r>
-        <w:rPr>
-          <w:rFonts w:hint="eastAsia"/>
-        </w:rPr>
-        <w:t>32MB</w:t>
-      </w:r>
-      <w:r>
-        <w:rPr>
-          <w:rFonts w:hint="eastAsia"/>
-        </w:rPr>
-        <w:t>的倍数</w:t>
-      </w:r>
-    </w:p>
-    <w:p>
-      <w:pPr>
-        <w:pStyle w:val="ListParagraph"/>
-        <w:numPr>
-          <w:ilvl w:val="3"/>
-          <w:numId w:val="28"/>
-        </w:numPr>
-        <w:ind w:firstLineChars="0"/>
-      </w:pPr>
-      <w:r>
-        <w:rPr>
-          <w:rFonts w:hint="eastAsia"/>
-        </w:rPr>
-        <w:t>后续动作：检查</w:t>
-      </w:r>
-      <w:r>
-        <w:rPr>
-          <w:rFonts w:hint="eastAsia"/>
-        </w:rPr>
-        <w:t>Collection Space</w:t>
-      </w:r>
-      <w:r>
-        <w:rPr>
-          <w:rFonts w:hint="eastAsia"/>
-        </w:rPr>
-        <w:t>必须为</w:t>
-      </w:r>
-      <w:r>
-        <w:rPr>
-          <w:rFonts w:hint="eastAsia"/>
-        </w:rPr>
-        <w:t>Capped</w:t>
-      </w:r>
-    </w:p>
-    <w:p>
-      <w:pPr>
-        <w:pStyle w:val="ListParagraph"/>
-        <w:numPr>
-          <w:ilvl w:val="2"/>
-          <w:numId w:val="28"/>
-        </w:numPr>
-        <w:ind w:firstLineChars="0"/>
-      </w:pPr>
-      <w:r>
-        <w:rPr>
-          <w:rFonts w:hint="eastAsia"/>
-        </w:rPr>
-        <w:t>修改：可以</w:t>
-      </w:r>
-    </w:p>
-    <w:p>
-      <w:pPr>
-        <w:pStyle w:val="ListParagraph"/>
-        <w:numPr>
-          <w:ilvl w:val="3"/>
-          <w:numId w:val="28"/>
-        </w:numPr>
-        <w:ind w:firstLineChars="0"/>
-      </w:pPr>
-      <w:r>
-        <w:rPr>
-          <w:rFonts w:hint="eastAsia"/>
-        </w:rPr>
-        <w:t>阶段：</w:t>
-      </w:r>
-      <w:r>
-        <w:rPr>
-          <w:rFonts w:hint="eastAsia"/>
-        </w:rPr>
-        <w:t>2P</w:t>
-      </w:r>
-    </w:p>
-    <w:p>
-      <w:pPr>
-        <w:pStyle w:val="ListParagraph"/>
-        <w:numPr>
-          <w:ilvl w:val="3"/>
-          <w:numId w:val="28"/>
-        </w:numPr>
-        <w:ind w:firstLineChars="0"/>
-      </w:pPr>
-      <w:r>
-        <w:rPr>
-          <w:rFonts w:hint="eastAsia"/>
-        </w:rPr>
-        <w:t>修改条件：</w:t>
-      </w:r>
-      <w:r>
-        <w:rPr>
-          <w:rFonts w:hint="eastAsia"/>
-        </w:rPr>
-        <w:t>Capped</w:t>
-      </w:r>
-      <w:r>
-        <w:rPr>
-          <w:rFonts w:hint="eastAsia"/>
-        </w:rPr>
-        <w:t>为</w:t>
-      </w:r>
-      <w:r>
-        <w:rPr>
-          <w:rFonts w:hint="eastAsia"/>
-        </w:rPr>
-        <w:t>TRUE</w:t>
-      </w:r>
-    </w:p>
-    <w:p>
-      <w:pPr>
-        <w:pStyle w:val="ListParagraph"/>
-        <w:numPr>
-          <w:ilvl w:val="3"/>
-          <w:numId w:val="28"/>
-        </w:numPr>
-        <w:ind w:firstLineChars="0"/>
-      </w:pPr>
-      <w:r>
-        <w:rPr>
-          <w:rFonts w:hint="eastAsia"/>
-        </w:rPr>
-        <w:t>修改步骤：</w:t>
-      </w:r>
-    </w:p>
-    <w:p>
-      <w:pPr>
-        <w:pStyle w:val="ListParagraph"/>
-        <w:numPr>
-          <w:ilvl w:val="4"/>
-          <w:numId w:val="28"/>
-        </w:numPr>
-        <w:ind w:firstLineChars="0"/>
-      </w:pPr>
-      <w:r>
-        <w:rPr>
-          <w:rFonts w:hint="eastAsia"/>
-        </w:rPr>
-        <w:t>Catalog</w:t>
-      </w:r>
-      <w:r>
-        <w:rPr>
-          <w:rFonts w:hint="eastAsia"/>
-        </w:rPr>
-        <w:t>：修改</w:t>
-      </w:r>
-      <w:r>
-        <w:rPr>
-          <w:rFonts w:hint="eastAsia"/>
-        </w:rPr>
-        <w:t>SYSCAT.SYSCOLLECTIONS</w:t>
-      </w:r>
-    </w:p>
-    <w:p>
-      <w:pPr>
-        <w:pStyle w:val="ListParagraph"/>
-        <w:numPr>
-          <w:ilvl w:val="4"/>
-          <w:numId w:val="28"/>
-        </w:numPr>
-        <w:ind w:firstLineChars="0"/>
-      </w:pPr>
-      <w:r>
-        <w:rPr>
-          <w:rFonts w:hint="eastAsia"/>
-        </w:rPr>
-        <w:t>Data</w:t>
-      </w:r>
-    </w:p>
-    <w:p>
-      <w:pPr>
-        <w:pStyle w:val="ListParagraph"/>
-        <w:numPr>
-          <w:ilvl w:val="5"/>
-          <w:numId w:val="28"/>
-        </w:numPr>
-        <w:ind w:firstLineChars="0"/>
-      </w:pPr>
-      <w:r>
-        <w:rPr>
-          <w:rFonts w:hint="eastAsia"/>
-        </w:rPr>
-        <w:t>更新</w:t>
-      </w:r>
-      <w:r>
-        <w:rPr>
-          <w:rFonts w:hint="eastAsia"/>
-        </w:rPr>
-        <w:t>Catalog</w:t>
-      </w:r>
-      <w:r>
-        <w:rPr>
-          <w:rFonts w:hint="eastAsia"/>
-        </w:rPr>
-        <w:t>缓存</w:t>
-      </w:r>
-    </w:p>
-    <w:p>
-      <w:pPr>
-        <w:pStyle w:val="ListParagraph"/>
-        <w:numPr>
-          <w:ilvl w:val="5"/>
-          <w:numId w:val="28"/>
-        </w:numPr>
-        <w:ind w:firstLineChars="0"/>
-      </w:pPr>
-      <w:r>
-        <w:rPr>
-          <w:rFonts w:hint="eastAsia"/>
-        </w:rPr>
-        <w:t>修改</w:t>
-      </w:r>
-      <w:r>
-        <w:rPr>
-          <w:rFonts w:hint="eastAsia"/>
-        </w:rPr>
-        <w:t>DMS</w:t>
-      </w:r>
-      <w:r>
-        <w:rPr>
-          <w:rFonts w:hint="eastAsia"/>
-        </w:rPr>
-        <w:t>元数据</w:t>
-      </w:r>
-    </w:p>
-    <w:p>
-      <w:pPr>
-        <w:pStyle w:val="ListParagraph"/>
-        <w:numPr>
-          <w:ilvl w:val="4"/>
-          <w:numId w:val="28"/>
-        </w:numPr>
-        <w:ind w:firstLineChars="0"/>
-      </w:pPr>
-      <w:r>
-        <w:rPr>
-          <w:rFonts w:hint="eastAsia"/>
-        </w:rPr>
-        <w:t>Coord</w:t>
-      </w:r>
-      <w:r>
-        <w:rPr>
-          <w:rFonts w:hint="eastAsia"/>
-        </w:rPr>
-        <w:t>：更新</w:t>
-      </w:r>
-      <w:r>
-        <w:rPr>
-          <w:rFonts w:hint="eastAsia"/>
-        </w:rPr>
-        <w:t>Catalog</w:t>
-      </w:r>
-      <w:r>
-        <w:rPr>
-          <w:rFonts w:hint="eastAsia"/>
-        </w:rPr>
-        <w:t>缓存</w:t>
-      </w:r>
-    </w:p>
-    <w:p>
-      <w:pPr>
-        <w:pStyle w:val="ListParagraph"/>
-        <w:numPr>
-          <w:ilvl w:val="1"/>
-          <w:numId w:val="28"/>
-        </w:numPr>
-        <w:ind w:firstLineChars="0"/>
-      </w:pPr>
-      <w:r>
-        <w:rPr>
-          <w:rFonts w:hint="eastAsia"/>
-        </w:rPr>
-        <w:t>Max</w:t>
-      </w:r>
-      <w:r>
-        <w:rPr>
-          <w:rFonts w:hint="eastAsia"/>
-        </w:rPr>
-        <w:t>：固定集合最大记录数</w:t>
-      </w:r>
-    </w:p>
-    <w:p>
-      <w:pPr>
-        <w:pStyle w:val="ListParagraph"/>
-        <w:numPr>
-          <w:ilvl w:val="2"/>
-          <w:numId w:val="28"/>
-        </w:numPr>
-        <w:ind w:firstLineChars="0"/>
-      </w:pPr>
-      <w:r>
-        <w:rPr>
-          <w:rFonts w:hint="eastAsia"/>
-        </w:rPr>
-        <w:t>类型：</w:t>
-      </w:r>
-      <w:r>
-        <w:rPr>
-          <w:rFonts w:hint="eastAsia"/>
-        </w:rPr>
-        <w:t>NumberInt</w:t>
-      </w:r>
-    </w:p>
-    <w:p>
-      <w:pPr>
-        <w:pStyle w:val="ListParagraph"/>
-        <w:numPr>
-          <w:ilvl w:val="2"/>
-          <w:numId w:val="28"/>
-        </w:numPr>
-        <w:ind w:firstLineChars="0"/>
-      </w:pPr>
-      <w:r>
-        <w:rPr>
-          <w:rFonts w:hint="eastAsia"/>
-        </w:rPr>
-        <w:t>存储</w:t>
-      </w:r>
-    </w:p>
-    <w:p>
-      <w:pPr>
-        <w:pStyle w:val="ListParagraph"/>
-        <w:numPr>
-          <w:ilvl w:val="3"/>
-          <w:numId w:val="28"/>
-        </w:numPr>
-        <w:ind w:firstLineChars="0"/>
-      </w:pPr>
-      <w:r>
-        <w:rPr>
-          <w:rFonts w:hint="eastAsia"/>
-        </w:rPr>
-        <w:t>Catalog</w:t>
-      </w:r>
-      <w:r>
-        <w:rPr>
-          <w:rFonts w:hint="eastAsia"/>
-        </w:rPr>
-        <w:t>：字段</w:t>
-      </w:r>
-    </w:p>
-    <w:p>
-      <w:pPr>
-        <w:pStyle w:val="ListParagraph"/>
-        <w:numPr>
-          <w:ilvl w:val="3"/>
-          <w:numId w:val="28"/>
-        </w:numPr>
-        <w:ind w:firstLineChars="0"/>
-      </w:pPr>
-      <w:r>
-        <w:rPr>
-          <w:rFonts w:hint="eastAsia"/>
-        </w:rPr>
-        <w:t>Data</w:t>
-      </w:r>
-      <w:r>
-        <w:rPr>
-          <w:rFonts w:hint="eastAsia"/>
-        </w:rPr>
-        <w:t>：</w:t>
-      </w:r>
-      <w:r>
-        <w:rPr>
-          <w:rFonts w:hint="eastAsia"/>
-        </w:rPr>
-        <w:t>expOptions</w:t>
-      </w:r>
-    </w:p>
-    <w:p>
-      <w:pPr>
-        <w:pStyle w:val="ListParagraph"/>
-        <w:numPr>
-          <w:ilvl w:val="2"/>
-          <w:numId w:val="28"/>
-        </w:numPr>
-        <w:ind w:firstLineChars="0"/>
-      </w:pPr>
-      <w:r>
-        <w:rPr>
-          <w:rFonts w:hint="eastAsia"/>
-        </w:rPr>
-        <w:t>创建：可选</w:t>
-      </w:r>
-    </w:p>
-    <w:p>
-      <w:pPr>
-        <w:pStyle w:val="ListParagraph"/>
-        <w:numPr>
-          <w:ilvl w:val="3"/>
-          <w:numId w:val="28"/>
-        </w:numPr>
-        <w:ind w:firstLineChars="0"/>
-      </w:pPr>
-      <w:r>
-        <w:rPr>
-          <w:rFonts w:hint="eastAsia"/>
-        </w:rPr>
-        <w:t>依赖：如果设置</w:t>
-      </w:r>
-      <w:r>
-        <w:rPr>
-          <w:rFonts w:hint="eastAsia"/>
-        </w:rPr>
-        <w:t>Max</w:t>
-      </w:r>
-      <w:r>
-        <w:rPr>
-          <w:rFonts w:hint="eastAsia"/>
-        </w:rPr>
-        <w:t>，</w:t>
-      </w:r>
-      <w:r>
-        <w:rPr>
-          <w:rFonts w:hint="eastAsia"/>
-        </w:rPr>
-        <w:t>Capped</w:t>
-      </w:r>
-      <w:r>
-        <w:rPr>
-          <w:rFonts w:hint="eastAsia"/>
-        </w:rPr>
-        <w:t>自动设置为</w:t>
-      </w:r>
-      <w:r>
-        <w:rPr>
-          <w:rFonts w:hint="eastAsia"/>
-        </w:rPr>
-        <w:t>TRUE</w:t>
-      </w:r>
-    </w:p>
-    <w:p>
-      <w:pPr>
-        <w:pStyle w:val="ListParagraph"/>
-        <w:numPr>
-          <w:ilvl w:val="3"/>
-          <w:numId w:val="28"/>
-        </w:numPr>
-        <w:ind w:firstLineChars="0"/>
-      </w:pPr>
-      <w:r>
-        <w:rPr>
-          <w:rFonts w:hint="eastAsia"/>
-        </w:rPr>
-        <w:t>后续动作：检查</w:t>
-      </w:r>
-      <w:r>
-        <w:rPr>
-          <w:rFonts w:hint="eastAsia"/>
-        </w:rPr>
-        <w:t>Collection Space</w:t>
-      </w:r>
-      <w:r>
-        <w:rPr>
-          <w:rFonts w:hint="eastAsia"/>
-        </w:rPr>
-        <w:t>必须为</w:t>
-      </w:r>
-      <w:r>
-        <w:rPr>
-          <w:rFonts w:hint="eastAsia"/>
-        </w:rPr>
-        <w:t>Capped</w:t>
-      </w:r>
-    </w:p>
-    <w:p>
-      <w:pPr>
-        <w:pStyle w:val="ListParagraph"/>
-        <w:numPr>
-          <w:ilvl w:val="2"/>
-          <w:numId w:val="28"/>
-        </w:numPr>
-        <w:ind w:firstLineChars="0"/>
-      </w:pPr>
-      <w:r>
-        <w:rPr>
-          <w:rFonts w:hint="eastAsia"/>
-        </w:rPr>
-        <w:t>修改：可以</w:t>
-      </w:r>
-    </w:p>
-    <w:p>
-      <w:pPr>
-        <w:pStyle w:val="ListParagraph"/>
-        <w:numPr>
-          <w:ilvl w:val="3"/>
-          <w:numId w:val="28"/>
-        </w:numPr>
-        <w:ind w:firstLineChars="0"/>
-      </w:pPr>
-      <w:r>
-        <w:rPr>
-          <w:rFonts w:hint="eastAsia"/>
-        </w:rPr>
-        <w:t>阶段：</w:t>
-      </w:r>
-      <w:r>
-        <w:rPr>
-          <w:rFonts w:hint="eastAsia"/>
-        </w:rPr>
-        <w:t>2P</w:t>
-      </w:r>
-    </w:p>
-    <w:p>
-      <w:pPr>
-        <w:pStyle w:val="ListParagraph"/>
-        <w:numPr>
-          <w:ilvl w:val="3"/>
-          <w:numId w:val="28"/>
-        </w:numPr>
-        <w:ind w:firstLineChars="0"/>
-      </w:pPr>
-      <w:r>
-        <w:rPr>
-          <w:rFonts w:hint="eastAsia"/>
-        </w:rPr>
-        <w:t>修改条件：</w:t>
-      </w:r>
-      <w:r>
-        <w:rPr>
-          <w:rFonts w:hint="eastAsia"/>
-        </w:rPr>
-        <w:t>Capped</w:t>
-      </w:r>
-      <w:r>
-        <w:rPr>
-          <w:rFonts w:hint="eastAsia"/>
-        </w:rPr>
-        <w:t>为</w:t>
-      </w:r>
-      <w:r>
-        <w:rPr>
-          <w:rFonts w:hint="eastAsia"/>
-        </w:rPr>
-        <w:t>TRUE</w:t>
-      </w:r>
-    </w:p>
-    <w:p>
-      <w:pPr>
-        <w:pStyle w:val="ListParagraph"/>
-        <w:numPr>
-          <w:ilvl w:val="3"/>
-          <w:numId w:val="28"/>
-        </w:numPr>
-        <w:ind w:firstLineChars="0"/>
-      </w:pPr>
-      <w:r>
-        <w:rPr>
-          <w:rFonts w:hint="eastAsia"/>
-        </w:rPr>
-        <w:t>修改步骤：</w:t>
-      </w:r>
-    </w:p>
-    <w:p>
-      <w:pPr>
-        <w:pStyle w:val="ListParagraph"/>
-        <w:numPr>
-          <w:ilvl w:val="4"/>
-          <w:numId w:val="28"/>
-        </w:numPr>
-        <w:ind w:firstLineChars="0"/>
-      </w:pPr>
-      <w:r>
-        <w:rPr>
-          <w:rFonts w:hint="eastAsia"/>
-        </w:rPr>
-        <w:t>Catalog</w:t>
-      </w:r>
-      <w:r>
-        <w:rPr>
-          <w:rFonts w:hint="eastAsia"/>
-        </w:rPr>
-        <w:t>：修改</w:t>
-      </w:r>
-      <w:r>
-        <w:rPr>
-          <w:rFonts w:hint="eastAsia"/>
-        </w:rPr>
-        <w:t>SYSCAT.SYSCOLLECTIONS</w:t>
-      </w:r>
-    </w:p>
-    <w:p>
-      <w:pPr>
-        <w:pStyle w:val="ListParagraph"/>
-        <w:numPr>
-          <w:ilvl w:val="4"/>
-          <w:numId w:val="28"/>
-        </w:numPr>
-        <w:ind w:firstLineChars="0"/>
-      </w:pPr>
-      <w:r>
-        <w:rPr>
-          <w:rFonts w:hint="eastAsia"/>
-        </w:rPr>
-        <w:t>Data</w:t>
-      </w:r>
-    </w:p>
-    <w:p>
-      <w:pPr>
-        <w:pStyle w:val="ListParagraph"/>
-        <w:numPr>
-          <w:ilvl w:val="5"/>
-          <w:numId w:val="28"/>
-        </w:numPr>
-        <w:ind w:firstLineChars="0"/>
-      </w:pPr>
-      <w:r>
-        <w:rPr>
-          <w:rFonts w:hint="eastAsia"/>
-        </w:rPr>
-        <w:t>更新</w:t>
-      </w:r>
-      <w:r>
-        <w:rPr>
-          <w:rFonts w:hint="eastAsia"/>
-        </w:rPr>
-        <w:t>Catalog</w:t>
-      </w:r>
-      <w:r>
-        <w:rPr>
-          <w:rFonts w:hint="eastAsia"/>
-        </w:rPr>
-        <w:t>缓存</w:t>
-      </w:r>
-    </w:p>
-    <w:p>
-      <w:pPr>
-        <w:pStyle w:val="ListParagraph"/>
-        <w:numPr>
-          <w:ilvl w:val="5"/>
-          <w:numId w:val="28"/>
-        </w:numPr>
-        <w:ind w:firstLineChars="0"/>
-      </w:pPr>
-      <w:r>
-        <w:rPr>
-          <w:rFonts w:hint="eastAsia"/>
-        </w:rPr>
-        <w:t>修改</w:t>
-      </w:r>
-      <w:r>
-        <w:rPr>
-          <w:rFonts w:hint="eastAsia"/>
-        </w:rPr>
-        <w:t>DMS</w:t>
-      </w:r>
-      <w:r>
-        <w:rPr>
-          <w:rFonts w:hint="eastAsia"/>
-        </w:rPr>
-        <w:t>元数据</w:t>
-      </w:r>
-    </w:p>
-    <w:p>
-      <w:pPr>
-        <w:pStyle w:val="ListParagraph"/>
-        <w:numPr>
-          <w:ilvl w:val="4"/>
-          <w:numId w:val="28"/>
-        </w:numPr>
-        <w:ind w:firstLineChars="0"/>
-      </w:pPr>
-      <w:r>
-        <w:rPr>
-          <w:rFonts w:hint="eastAsia"/>
-        </w:rPr>
-        <w:t>Coord</w:t>
-      </w:r>
-      <w:r>
-        <w:rPr>
-          <w:rFonts w:hint="eastAsia"/>
-        </w:rPr>
-        <w:t>：更新</w:t>
-      </w:r>
-      <w:r>
-        <w:rPr>
-          <w:rFonts w:hint="eastAsia"/>
-        </w:rPr>
-        <w:t>Catalog</w:t>
-      </w:r>
-      <w:r>
-        <w:rPr>
-          <w:rFonts w:hint="eastAsia"/>
-        </w:rPr>
-        <w:t>缓存</w:t>
-      </w:r>
-    </w:p>
-    <w:p>
-      <w:pPr>
-        <w:pStyle w:val="ListParagraph"/>
-        <w:numPr>
-          <w:ilvl w:val="1"/>
-          <w:numId w:val="28"/>
-        </w:numPr>
-        <w:ind w:firstLineChars="0"/>
-      </w:pPr>
-      <w:r>
-        <w:rPr>
-          <w:rFonts w:hint="eastAsia"/>
-        </w:rPr>
-        <w:t>OverWrite</w:t>
-      </w:r>
-      <w:r>
-        <w:rPr>
-          <w:rFonts w:hint="eastAsia"/>
-        </w:rPr>
-        <w:t>：固定</w:t>
-      </w:r>
-      <w:r>
-        <w:rPr>
-          <w:rFonts w:hint="eastAsia"/>
-        </w:rPr>
-        <w:t>集合记录超过最大记录数时是否允许重复使用</w:t>
-      </w:r>
-    </w:p>
-    <w:p>
-      <w:pPr>
-        <w:pStyle w:val="ListParagraph"/>
-        <w:numPr>
-          <w:ilvl w:val="2"/>
-          <w:numId w:val="28"/>
-        </w:numPr>
-        <w:ind w:firstLineChars="0"/>
-      </w:pPr>
-      <w:r>
-        <w:rPr>
-          <w:rFonts w:hint="eastAsia"/>
-        </w:rPr>
-        <w:t>类型：</w:t>
-      </w:r>
-      <w:r>
-        <w:rPr>
-          <w:rFonts w:hint="eastAsia"/>
-        </w:rPr>
-        <w:t>Bool</w:t>
-      </w:r>
-    </w:p>
-    <w:p>
-      <w:pPr>
-        <w:pStyle w:val="ListParagraph"/>
-        <w:numPr>
-          <w:ilvl w:val="2"/>
-          <w:numId w:val="28"/>
-        </w:numPr>
-        <w:ind w:firstLineChars="0"/>
-      </w:pPr>
-      <w:r>
-        <w:rPr>
-          <w:rFonts w:hint="eastAsia"/>
-        </w:rPr>
-        <w:t>默认值：</w:t>
-      </w:r>
-      <w:r>
-        <w:rPr>
-          <w:rFonts w:hint="eastAsia"/>
-        </w:rPr>
-        <w:t>FALSE</w:t>
-      </w:r>
-    </w:p>
-    <w:p>
-      <w:pPr>
-        <w:pStyle w:val="ListParagraph"/>
-        <w:numPr>
-          <w:ilvl w:val="2"/>
-          <w:numId w:val="28"/>
-        </w:numPr>
-        <w:ind w:firstLineChars="0"/>
-      </w:pPr>
-      <w:r>
-        <w:rPr>
-          <w:rFonts w:hint="eastAsia"/>
-        </w:rPr>
-        <w:t>存储</w:t>
-      </w:r>
-    </w:p>
-    <w:p>
-      <w:pPr>
-        <w:pStyle w:val="ListParagraph"/>
-        <w:numPr>
-          <w:ilvl w:val="3"/>
-          <w:numId w:val="28"/>
-        </w:numPr>
-        <w:ind w:firstLineChars="0"/>
-      </w:pPr>
-      <w:r>
-        <w:rPr>
-          <w:rFonts w:hint="eastAsia"/>
-        </w:rPr>
-        <w:t>Catalog</w:t>
-      </w:r>
-      <w:r>
-        <w:rPr>
-          <w:rFonts w:hint="eastAsia"/>
-        </w:rPr>
-        <w:t>：字段</w:t>
-      </w:r>
-    </w:p>
-    <w:p>
-      <w:pPr>
-        <w:pStyle w:val="ListParagraph"/>
-        <w:numPr>
-          <w:ilvl w:val="3"/>
-          <w:numId w:val="28"/>
-        </w:numPr>
-        <w:ind w:firstLineChars="0"/>
-      </w:pPr>
-      <w:r>
-        <w:rPr>
-          <w:rFonts w:hint="eastAsia"/>
-        </w:rPr>
-        <w:t>Data</w:t>
-      </w:r>
-      <w:r>
-        <w:rPr>
-          <w:rFonts w:hint="eastAsia"/>
-        </w:rPr>
-        <w:t>：</w:t>
-      </w:r>
-      <w:r>
-        <w:rPr>
-          <w:rFonts w:hint="eastAsia"/>
-        </w:rPr>
-        <w:t>extOptions</w:t>
-      </w:r>
-    </w:p>
-    <w:p>
-      <w:pPr>
-        <w:pStyle w:val="ListParagraph"/>
-        <w:numPr>
-          <w:ilvl w:val="2"/>
-          <w:numId w:val="28"/>
-        </w:numPr>
-        <w:ind w:firstLineChars="0"/>
-      </w:pPr>
-      <w:r>
-        <w:rPr>
-          <w:rFonts w:hint="eastAsia"/>
-        </w:rPr>
-        <w:t>创建：可选</w:t>
-      </w:r>
-    </w:p>
-    <w:p>
-      <w:pPr>
-        <w:pStyle w:val="ListParagraph"/>
-        <w:numPr>
-          <w:ilvl w:val="3"/>
-          <w:numId w:val="28"/>
-        </w:numPr>
-        <w:ind w:firstLineChars="0"/>
-      </w:pPr>
-      <w:r>
-        <w:rPr>
-          <w:rFonts w:hint="eastAsia"/>
-        </w:rPr>
-        <w:t>后续动作：</w:t>
-      </w:r>
-      <w:r>
-        <w:rPr>
-          <w:rFonts w:hint="eastAsia"/>
-        </w:rPr>
-        <w:t>检查</w:t>
-      </w:r>
-      <w:r>
-        <w:rPr>
-          <w:rFonts w:hint="eastAsia"/>
-        </w:rPr>
-        <w:t>Collection Space</w:t>
-      </w:r>
-      <w:r>
-        <w:rPr>
-          <w:rFonts w:hint="eastAsia"/>
-        </w:rPr>
-        <w:t>必须为</w:t>
-      </w:r>
-      <w:r>
-        <w:rPr>
-          <w:rFonts w:hint="eastAsia"/>
-        </w:rPr>
-        <w:t>Capped</w:t>
-      </w:r>
-    </w:p>
-    <w:p>
-      <w:pPr>
-        <w:pStyle w:val="ListParagraph"/>
-        <w:numPr>
-          <w:ilvl w:val="2"/>
-          <w:numId w:val="28"/>
-        </w:numPr>
-        <w:ind w:firstLineChars="0"/>
-      </w:pPr>
-      <w:r>
-        <w:rPr>
-          <w:rFonts w:hint="eastAsia"/>
-        </w:rPr>
-        <w:t>修改：可以</w:t>
-      </w:r>
-    </w:p>
-    <w:p>
-      <w:pPr>
-        <w:pStyle w:val="ListParagraph"/>
-        <w:numPr>
-          <w:ilvl w:val="3"/>
-          <w:numId w:val="28"/>
-        </w:numPr>
-        <w:ind w:firstLineChars="0"/>
-      </w:pPr>
-      <w:r>
-        <w:rPr>
-          <w:rFonts w:hint="eastAsia"/>
-        </w:rPr>
-        <w:t>阶段：</w:t>
-      </w:r>
-      <w:r>
-        <w:rPr>
-          <w:rFonts w:hint="eastAsia"/>
-        </w:rPr>
-        <w:t>2P</w:t>
-      </w:r>
-    </w:p>
-    <w:p>
-      <w:pPr>
-        <w:pStyle w:val="ListParagraph"/>
-        <w:numPr>
-          <w:ilvl w:val="3"/>
-          <w:numId w:val="28"/>
-        </w:numPr>
-        <w:ind w:firstLineChars="0"/>
-      </w:pPr>
-      <w:r>
-        <w:rPr>
-          <w:rFonts w:hint="eastAsia"/>
-        </w:rPr>
-        <w:t>修改条件：</w:t>
-      </w:r>
-      <w:r>
-        <w:rPr>
-          <w:rFonts w:hint="eastAsia"/>
-        </w:rPr>
-        <w:t>Capped</w:t>
-      </w:r>
-      <w:r>
-        <w:rPr>
-          <w:rFonts w:hint="eastAsia"/>
-        </w:rPr>
-        <w:t>为</w:t>
-      </w:r>
-      <w:r>
-        <w:rPr>
-          <w:rFonts w:hint="eastAsia"/>
-        </w:rPr>
-        <w:t>TRUE</w:t>
-      </w:r>
-    </w:p>
-    <w:p>
-      <w:pPr>
-        <w:pStyle w:val="ListParagraph"/>
-        <w:numPr>
-          <w:ilvl w:val="3"/>
-          <w:numId w:val="28"/>
-        </w:numPr>
-        <w:ind w:firstLineChars="0"/>
-      </w:pPr>
-      <w:r>
-        <w:rPr>
-          <w:rFonts w:hint="eastAsia"/>
-        </w:rPr>
-        <w:t>修改步骤：</w:t>
-      </w:r>
-    </w:p>
-    <w:p>
-      <w:pPr>
-        <w:pStyle w:val="ListParagraph"/>
-        <w:numPr>
-          <w:ilvl w:val="4"/>
-          <w:numId w:val="28"/>
-        </w:numPr>
-        <w:ind w:firstLineChars="0"/>
-      </w:pPr>
-      <w:r>
-        <w:rPr>
-          <w:rFonts w:hint="eastAsia"/>
-        </w:rPr>
-        <w:lastRenderedPageBreak/>
-        <w:t>Catalog</w:t>
-      </w:r>
-      <w:r>
-        <w:rPr>
-          <w:rFonts w:hint="eastAsia"/>
-        </w:rPr>
-        <w:t>：修改</w:t>
-      </w:r>
-      <w:r>
-        <w:rPr>
-          <w:rFonts w:hint="eastAsia"/>
-        </w:rPr>
-        <w:t>SYSCAT.SYSCOLLECTIONS</w:t>
-      </w:r>
-    </w:p>
-    <w:p>
-      <w:pPr>
-        <w:pStyle w:val="ListParagraph"/>
-        <w:numPr>
-          <w:ilvl w:val="4"/>
-          <w:numId w:val="28"/>
-        </w:numPr>
-        <w:ind w:firstLineChars="0"/>
-      </w:pPr>
-      <w:r>
-        <w:rPr>
-          <w:rFonts w:hint="eastAsia"/>
-        </w:rPr>
-        <w:t>Data</w:t>
-      </w:r>
-    </w:p>
-    <w:p>
-      <w:pPr>
-        <w:pStyle w:val="ListParagraph"/>
-        <w:numPr>
-          <w:ilvl w:val="5"/>
-          <w:numId w:val="28"/>
-        </w:numPr>
-        <w:ind w:firstLineChars="0"/>
-      </w:pPr>
-      <w:r>
-        <w:rPr>
-          <w:rFonts w:hint="eastAsia"/>
-        </w:rPr>
-        <w:t>更新</w:t>
-      </w:r>
-      <w:r>
-        <w:rPr>
-          <w:rFonts w:hint="eastAsia"/>
-        </w:rPr>
-        <w:t>Catalog</w:t>
-      </w:r>
-      <w:r>
-        <w:rPr>
-          <w:rFonts w:hint="eastAsia"/>
-        </w:rPr>
-        <w:t>缓存</w:t>
-      </w:r>
-    </w:p>
-    <w:p>
-      <w:pPr>
-        <w:pStyle w:val="ListParagraph"/>
-        <w:numPr>
-          <w:ilvl w:val="5"/>
-          <w:numId w:val="28"/>
-        </w:numPr>
-        <w:ind w:firstLineChars="0"/>
-      </w:pPr>
-      <w:r>
-        <w:rPr>
-          <w:rFonts w:hint="eastAsia"/>
-        </w:rPr>
-        <w:t>修改</w:t>
-      </w:r>
-      <w:r>
-        <w:rPr>
-          <w:rFonts w:hint="eastAsia"/>
-        </w:rPr>
-        <w:t>DMS</w:t>
-      </w:r>
-      <w:r>
-        <w:rPr>
-          <w:rFonts w:hint="eastAsia"/>
-        </w:rPr>
-        <w:t>元数据</w:t>
-      </w:r>
-    </w:p>
-    <w:p>
-      <w:pPr>
-        <w:pStyle w:val="ListParagraph"/>
-        <w:numPr>
-          <w:ilvl w:val="4"/>
-          <w:numId w:val="28"/>
-        </w:numPr>
-        <w:ind w:firstLineChars="0"/>
-      </w:pPr>
-      <w:r>
-        <w:rPr>
-          <w:rFonts w:hint="eastAsia"/>
-        </w:rPr>
-        <w:t>Coord</w:t>
-      </w:r>
-      <w:r>
-        <w:rPr>
-          <w:rFonts w:hint="eastAsia"/>
-        </w:rPr>
-        <w:t>：更新</w:t>
-      </w:r>
-      <w:r>
-        <w:rPr>
-          <w:rFonts w:hint="eastAsia"/>
-        </w:rPr>
-        <w:t>Catalog</w:t>
-      </w:r>
-      <w:r>
-        <w:rPr>
-          <w:rFonts w:hint="eastAsia"/>
-        </w:rPr>
-        <w:t>缓存</w:t>
-      </w:r>
-    </w:p>
-    <w:p>
-      <w:pPr>
-        <w:pStyle w:val="ListParagraph"/>
-        <w:numPr>
-          <w:ilvl w:val="0"/>
-          <w:numId w:val="28"/>
-        </w:numPr>
-        <w:ind w:firstLineChars="0"/>
-      </w:pPr>
-      <w:r>
-        <w:rPr>
-          <w:rFonts w:hint="eastAsia"/>
-        </w:rPr>
-        <w:t>普通属性</w:t>
-      </w:r>
-    </w:p>
-    <w:p>
-      <w:pPr>
-        <w:pStyle w:val="ListParagraph"/>
-        <w:numPr>
-          <w:ilvl w:val="1"/>
-          <w:numId w:val="28"/>
-        </w:numPr>
-        <w:ind w:firstLineChars="0"/>
-      </w:pPr>
-      <w:r>
-        <w:rPr>
-          <w:rFonts w:hint="eastAsia"/>
-        </w:rPr>
-        <w:t>ReplSize</w:t>
-      </w:r>
-      <w:r>
-        <w:rPr>
-          <w:rFonts w:hint="eastAsia"/>
-        </w:rPr>
-        <w:t>：</w:t>
-      </w:r>
-      <w:r>
-        <w:rPr>
-          <w:rFonts w:hint="eastAsia"/>
-        </w:rPr>
-        <w:t>写操作需同步的副本数</w:t>
-      </w:r>
-    </w:p>
-    <w:p>
-      <w:pPr>
-        <w:pStyle w:val="ListParagraph"/>
-        <w:numPr>
-          <w:ilvl w:val="2"/>
-          <w:numId w:val="28"/>
-        </w:numPr>
-        <w:ind w:firstLineChars="0"/>
-      </w:pPr>
-      <w:r>
-        <w:rPr>
-          <w:rFonts w:hint="eastAsia"/>
-        </w:rPr>
-        <w:t>类型：</w:t>
-      </w:r>
-      <w:r>
-        <w:rPr>
-          <w:rFonts w:hint="eastAsia"/>
-        </w:rPr>
-        <w:t>NumberInt</w:t>
-      </w:r>
-    </w:p>
-    <w:p>
-      <w:pPr>
-        <w:pStyle w:val="ListParagraph"/>
-        <w:numPr>
-          <w:ilvl w:val="2"/>
-          <w:numId w:val="28"/>
-        </w:numPr>
-        <w:ind w:firstLineChars="0"/>
-      </w:pPr>
-      <w:r>
-        <w:rPr>
-          <w:rFonts w:hint="eastAsia"/>
-        </w:rPr>
-        <w:t>默认值：</w:t>
-      </w:r>
-      <w:r>
-        <w:rPr>
-          <w:rFonts w:hint="eastAsia"/>
-        </w:rPr>
-        <w:t>1</w:t>
-      </w:r>
-    </w:p>
-    <w:p>
-      <w:pPr>
-        <w:pStyle w:val="ListParagraph"/>
-        <w:numPr>
-          <w:ilvl w:val="2"/>
-          <w:numId w:val="28"/>
-        </w:numPr>
-        <w:ind w:firstLineChars="0"/>
-      </w:pPr>
-      <w:r>
-        <w:rPr>
-          <w:rFonts w:hint="eastAsia"/>
-        </w:rPr>
-        <w:t>存储</w:t>
-      </w:r>
-    </w:p>
-    <w:p>
-      <w:pPr>
-        <w:pStyle w:val="ListParagraph"/>
-        <w:numPr>
-          <w:ilvl w:val="3"/>
-          <w:numId w:val="28"/>
-        </w:numPr>
-        <w:ind w:firstLineChars="0"/>
-      </w:pPr>
-      <w:r>
-        <w:rPr>
-          <w:rFonts w:hint="eastAsia"/>
-        </w:rPr>
-        <w:t>Catalog</w:t>
-      </w:r>
-      <w:r>
-        <w:rPr>
-          <w:rFonts w:hint="eastAsia"/>
-        </w:rPr>
-        <w:t>：字段</w:t>
-      </w:r>
-    </w:p>
-    <w:p>
-      <w:pPr>
-        <w:pStyle w:val="ListParagraph"/>
-        <w:numPr>
-          <w:ilvl w:val="3"/>
-          <w:numId w:val="28"/>
-        </w:numPr>
-        <w:ind w:firstLineChars="0"/>
-      </w:pPr>
-      <w:r>
-        <w:rPr>
-          <w:rFonts w:hint="eastAsia"/>
-        </w:rPr>
-        <w:t>Data</w:t>
-      </w:r>
-      <w:r>
-        <w:rPr>
-          <w:rFonts w:hint="eastAsia"/>
-        </w:rPr>
-        <w:t>：</w:t>
-      </w:r>
-      <w:r>
-        <w:rPr>
-          <w:rFonts w:hint="eastAsia"/>
-        </w:rPr>
-        <w:t>CatalogCache</w:t>
-      </w:r>
-    </w:p>
-    <w:p>
-      <w:pPr>
-        <w:pStyle w:val="ListParagraph"/>
-        <w:numPr>
-          <w:ilvl w:val="2"/>
-          <w:numId w:val="28"/>
-        </w:numPr>
-        <w:ind w:firstLineChars="0"/>
-      </w:pPr>
-      <w:r>
-        <w:rPr>
-          <w:rFonts w:hint="eastAsia"/>
-        </w:rPr>
-        <w:t>创建：可选</w:t>
-      </w:r>
-    </w:p>
-    <w:p>
-      <w:pPr>
-        <w:pStyle w:val="ListParagraph"/>
-        <w:numPr>
-          <w:ilvl w:val="3"/>
-          <w:numId w:val="28"/>
-        </w:numPr>
-        <w:ind w:firstLineChars="0"/>
-      </w:pPr>
-      <w:r>
-        <w:rPr>
-          <w:rFonts w:hint="eastAsia"/>
-        </w:rPr>
-        <w:t>约束：取值范围为</w:t>
-      </w:r>
-      <w:r>
-        <w:rPr>
-          <w:rFonts w:hint="eastAsia"/>
-        </w:rPr>
-        <w:t>-1 -</w:t>
-      </w:r>
-      <w:r>
-        <w:rPr>
-          <w:rFonts w:hint="eastAsia"/>
-        </w:rPr>
-        <w:t xml:space="preserve"> 7</w:t>
-      </w:r>
-    </w:p>
-    <w:p>
-      <w:pPr>
-        <w:pStyle w:val="ListParagraph"/>
-        <w:numPr>
-          <w:ilvl w:val="2"/>
-          <w:numId w:val="28"/>
-        </w:numPr>
-        <w:ind w:firstLineChars="0"/>
-      </w:pPr>
-      <w:r>
-        <w:rPr>
-          <w:rFonts w:hint="eastAsia"/>
-        </w:rPr>
-        <w:t>修改：可以</w:t>
-      </w:r>
-    </w:p>
-    <w:p>
-      <w:pPr>
-        <w:pStyle w:val="ListParagraph"/>
-        <w:numPr>
-          <w:ilvl w:val="3"/>
-          <w:numId w:val="28"/>
-        </w:numPr>
-        <w:ind w:firstLineChars="0"/>
-      </w:pPr>
-      <w:r>
-        <w:rPr>
-          <w:rFonts w:hint="eastAsia"/>
-        </w:rPr>
-        <w:t>阶段：</w:t>
-      </w:r>
-      <w:r>
-        <w:rPr>
-          <w:rFonts w:hint="eastAsia"/>
-        </w:rPr>
-        <w:t>2P</w:t>
-      </w:r>
-    </w:p>
-    <w:p>
-      <w:pPr>
-        <w:pStyle w:val="ListParagraph"/>
-        <w:numPr>
-          <w:ilvl w:val="3"/>
-          <w:numId w:val="28"/>
-        </w:numPr>
-        <w:ind w:firstLineChars="0"/>
-      </w:pPr>
-      <w:r>
-        <w:rPr>
-          <w:rFonts w:hint="eastAsia"/>
-        </w:rPr>
-        <w:t>修改步骤：</w:t>
-      </w:r>
-    </w:p>
-    <w:p>
-      <w:pPr>
-        <w:pStyle w:val="ListParagraph"/>
-        <w:numPr>
-          <w:ilvl w:val="4"/>
-          <w:numId w:val="28"/>
-        </w:numPr>
-        <w:ind w:firstLineChars="0"/>
-      </w:pPr>
-      <w:r>
-        <w:rPr>
-          <w:rFonts w:hint="eastAsia"/>
-        </w:rPr>
-        <w:t>Catalog</w:t>
-      </w:r>
-      <w:r>
-        <w:rPr>
-          <w:rFonts w:hint="eastAsia"/>
-        </w:rPr>
-        <w:t>：修改</w:t>
-      </w:r>
-      <w:r>
-        <w:rPr>
-          <w:rFonts w:hint="eastAsia"/>
-        </w:rPr>
-        <w:t>SYSCAT.SYSCOLLECTIONS</w:t>
-      </w:r>
-    </w:p>
-    <w:p>
-      <w:pPr>
-        <w:pStyle w:val="ListParagraph"/>
-        <w:numPr>
-          <w:ilvl w:val="4"/>
-          <w:numId w:val="28"/>
-        </w:numPr>
-        <w:ind w:firstLineChars="0"/>
-      </w:pPr>
-      <w:r>
-        <w:rPr>
-          <w:rFonts w:hint="eastAsia"/>
-        </w:rPr>
-        <w:t>Data</w:t>
-      </w:r>
-      <w:r>
-        <w:rPr>
-          <w:rFonts w:hint="eastAsia"/>
-        </w:rPr>
-        <w:t>：</w:t>
-      </w:r>
-      <w:r>
-        <w:rPr>
-          <w:rFonts w:hint="eastAsia"/>
-        </w:rPr>
-        <w:t>更新</w:t>
-      </w:r>
-      <w:r>
-        <w:rPr>
-          <w:rFonts w:hint="eastAsia"/>
-        </w:rPr>
-        <w:t>Catalog</w:t>
-      </w:r>
-      <w:r>
-        <w:rPr>
-          <w:rFonts w:hint="eastAsia"/>
-        </w:rPr>
-        <w:t>缓存</w:t>
-      </w:r>
-    </w:p>
-    <w:p>
-      <w:pPr>
-        <w:pStyle w:val="ListParagraph"/>
-        <w:numPr>
-          <w:ilvl w:val="4"/>
-          <w:numId w:val="28"/>
-        </w:numPr>
-        <w:ind w:firstLineChars="0"/>
-      </w:pPr>
-      <w:r>
-        <w:rPr>
-          <w:rFonts w:hint="eastAsia"/>
-        </w:rPr>
-        <w:t>Coord</w:t>
-      </w:r>
-      <w:r>
-        <w:rPr>
-          <w:rFonts w:hint="eastAsia"/>
-        </w:rPr>
-        <w:t>：更新</w:t>
-      </w:r>
-      <w:r>
-        <w:rPr>
-          <w:rFonts w:hint="eastAsia"/>
-        </w:rPr>
-        <w:t>Catalog</w:t>
-      </w:r>
-      <w:r>
-        <w:rPr>
-          <w:rFonts w:hint="eastAsia"/>
-        </w:rPr>
-        <w:t>缓存</w:t>
-      </w:r>
-    </w:p>
-    <w:p>
-      <w:pPr>
-        <w:pStyle w:val="ListParagraph"/>
-        <w:numPr>
-          <w:ilvl w:val="1"/>
-          <w:numId w:val="28"/>
-        </w:numPr>
-        <w:ind w:firstLineChars="0"/>
-      </w:pPr>
-      <w:r>
-        <w:rPr>
-          <w:rFonts w:hint="eastAsia"/>
-        </w:rPr>
-        <w:t>StrictDataMode</w:t>
-      </w:r>
-      <w:r>
-        <w:rPr>
-          <w:rFonts w:hint="eastAsia"/>
-        </w:rPr>
-        <w:t>：</w:t>
-      </w:r>
-      <w:r>
-        <w:rPr>
-          <w:rFonts w:hint="eastAsia"/>
-        </w:rPr>
-        <w:t>标识对该集合的操作是否开启严格数据类型模式</w:t>
-      </w:r>
-    </w:p>
-    <w:p>
-      <w:pPr>
-        <w:pStyle w:val="ListParagraph"/>
-        <w:numPr>
-          <w:ilvl w:val="2"/>
-          <w:numId w:val="28"/>
-        </w:numPr>
-        <w:ind w:firstLineChars="0"/>
-      </w:pPr>
-      <w:r>
-        <w:rPr>
-          <w:rFonts w:hint="eastAsia"/>
-        </w:rPr>
-        <w:t>类型：</w:t>
-      </w:r>
-      <w:r>
-        <w:rPr>
-          <w:rFonts w:hint="eastAsia"/>
-        </w:rPr>
-        <w:t>Bool</w:t>
-      </w:r>
-    </w:p>
-    <w:p>
-      <w:pPr>
-        <w:pStyle w:val="ListParagraph"/>
-        <w:numPr>
-          <w:ilvl w:val="2"/>
-          <w:numId w:val="28"/>
-        </w:numPr>
-        <w:ind w:firstLineChars="0"/>
-      </w:pPr>
-      <w:r>
-        <w:rPr>
-          <w:rFonts w:hint="eastAsia"/>
-        </w:rPr>
-        <w:t>默认值：</w:t>
-      </w:r>
-      <w:r>
-        <w:rPr>
-          <w:rFonts w:hint="eastAsia"/>
-        </w:rPr>
-        <w:t>FALSE</w:t>
-      </w:r>
-    </w:p>
-    <w:p>
-      <w:pPr>
-        <w:pStyle w:val="ListParagraph"/>
-        <w:numPr>
-          <w:ilvl w:val="2"/>
-          <w:numId w:val="28"/>
-        </w:numPr>
-        <w:ind w:firstLineChars="0"/>
-      </w:pPr>
-      <w:r>
-        <w:rPr>
-          <w:rFonts w:hint="eastAsia"/>
-        </w:rPr>
-        <w:t>存储</w:t>
-      </w:r>
-    </w:p>
-    <w:p>
-      <w:pPr>
-        <w:pStyle w:val="ListParagraph"/>
-        <w:numPr>
-          <w:ilvl w:val="3"/>
-          <w:numId w:val="28"/>
-        </w:numPr>
-        <w:ind w:firstLineChars="0"/>
-      </w:pPr>
-      <w:r>
-        <w:rPr>
-          <w:rFonts w:hint="eastAsia"/>
-        </w:rPr>
-        <w:t>Catalog</w:t>
-      </w:r>
-      <w:r>
-        <w:rPr>
-          <w:rFonts w:hint="eastAsia"/>
-        </w:rPr>
-        <w:t>：</w:t>
-      </w:r>
-      <w:r>
-        <w:rPr>
-          <w:rFonts w:hint="eastAsia"/>
-        </w:rPr>
-        <w:t>attribute</w:t>
-      </w:r>
-    </w:p>
-    <w:p>
-      <w:pPr>
-        <w:pStyle w:val="ListParagraph"/>
-        <w:numPr>
-          <w:ilvl w:val="3"/>
-          <w:numId w:val="28"/>
-        </w:numPr>
-        <w:ind w:firstLineChars="0"/>
-      </w:pPr>
-      <w:r>
-        <w:rPr>
-          <w:rFonts w:hint="eastAsia"/>
-        </w:rPr>
-        <w:t>Data</w:t>
-      </w:r>
-      <w:r>
-        <w:rPr>
-          <w:rFonts w:hint="eastAsia"/>
-        </w:rPr>
-        <w:t>：</w:t>
-      </w:r>
-      <w:r>
-        <w:rPr>
-          <w:rFonts w:hint="eastAsia"/>
-        </w:rPr>
-        <w:t>attribute</w:t>
-      </w:r>
-    </w:p>
-    <w:p>
-      <w:pPr>
-        <w:pStyle w:val="ListParagraph"/>
-        <w:numPr>
-          <w:ilvl w:val="2"/>
-          <w:numId w:val="28"/>
-        </w:numPr>
-        <w:ind w:firstLineChars="0"/>
-      </w:pPr>
-      <w:r>
-        <w:rPr>
-          <w:rFonts w:hint="eastAsia"/>
-        </w:rPr>
-        <w:t>创建：可选</w:t>
-      </w:r>
-    </w:p>
-    <w:p>
-      <w:pPr>
-        <w:pStyle w:val="ListParagraph"/>
-        <w:numPr>
-          <w:ilvl w:val="2"/>
-          <w:numId w:val="28"/>
-        </w:numPr>
-        <w:ind w:firstLineChars="0"/>
-      </w:pPr>
-      <w:r>
-        <w:rPr>
-          <w:rFonts w:hint="eastAsia"/>
-        </w:rPr>
-        <w:t>修改：可以</w:t>
-      </w:r>
-    </w:p>
-    <w:p>
-      <w:pPr>
-        <w:pStyle w:val="ListParagraph"/>
-        <w:numPr>
-          <w:ilvl w:val="3"/>
-          <w:numId w:val="28"/>
-        </w:numPr>
-        <w:ind w:firstLineChars="0"/>
-      </w:pPr>
-      <w:r>
-        <w:rPr>
-          <w:rFonts w:hint="eastAsia"/>
-        </w:rPr>
-        <w:t>阶段：</w:t>
-      </w:r>
-      <w:r>
-        <w:rPr>
-          <w:rFonts w:hint="eastAsia"/>
-        </w:rPr>
-        <w:t>2P</w:t>
-      </w:r>
-    </w:p>
-    <w:p>
-      <w:pPr>
-        <w:pStyle w:val="ListParagraph"/>
-        <w:numPr>
-          <w:ilvl w:val="3"/>
-          <w:numId w:val="28"/>
-        </w:numPr>
-        <w:ind w:firstLineChars="0"/>
-      </w:pPr>
-      <w:r>
-        <w:rPr>
-          <w:rFonts w:hint="eastAsia"/>
-        </w:rPr>
-        <w:t>修改步骤：</w:t>
-      </w:r>
-    </w:p>
-    <w:p>
-      <w:pPr>
-        <w:pStyle w:val="ListParagraph"/>
-        <w:numPr>
-          <w:ilvl w:val="4"/>
-          <w:numId w:val="28"/>
-        </w:numPr>
-        <w:ind w:firstLineChars="0"/>
-      </w:pPr>
-      <w:r>
-        <w:rPr>
-          <w:rFonts w:hint="eastAsia"/>
-        </w:rPr>
-        <w:t>Catalog</w:t>
-      </w:r>
-      <w:r>
-        <w:rPr>
-          <w:rFonts w:hint="eastAsia"/>
-        </w:rPr>
-        <w:t>：修改</w:t>
-      </w:r>
-      <w:r>
-        <w:rPr>
-          <w:rFonts w:hint="eastAsia"/>
-        </w:rPr>
-        <w:t>SYSCAT.SYSCOLLECTIONS</w:t>
-      </w:r>
-    </w:p>
-    <w:p>
-      <w:pPr>
-        <w:pStyle w:val="ListParagraph"/>
-        <w:numPr>
-          <w:ilvl w:val="4"/>
-          <w:numId w:val="28"/>
-        </w:numPr>
-        <w:ind w:firstLineChars="0"/>
-      </w:pPr>
-      <w:r>
-        <w:rPr>
-          <w:rFonts w:hint="eastAsia"/>
-        </w:rPr>
-        <w:t>Data</w:t>
-      </w:r>
-    </w:p>
-    <w:p>
-      <w:pPr>
-        <w:pStyle w:val="ListParagraph"/>
-        <w:numPr>
-          <w:ilvl w:val="5"/>
-          <w:numId w:val="28"/>
-        </w:numPr>
-        <w:ind w:firstLineChars="0"/>
-      </w:pPr>
-      <w:r>
-        <w:rPr>
-          <w:rFonts w:hint="eastAsia"/>
-        </w:rPr>
-        <w:t>更新</w:t>
-      </w:r>
-      <w:r>
-        <w:rPr>
-          <w:rFonts w:hint="eastAsia"/>
-        </w:rPr>
-        <w:t>Catalog</w:t>
-      </w:r>
-      <w:r>
-        <w:rPr>
-          <w:rFonts w:hint="eastAsia"/>
-        </w:rPr>
-        <w:t>缓存</w:t>
-      </w:r>
-    </w:p>
-    <w:p>
-      <w:pPr>
-        <w:pStyle w:val="ListParagraph"/>
-        <w:numPr>
-          <w:ilvl w:val="5"/>
-          <w:numId w:val="28"/>
-        </w:numPr>
-        <w:ind w:firstLineChars="0"/>
-      </w:pPr>
-      <w:r>
-        <w:rPr>
-          <w:rFonts w:hint="eastAsia"/>
-        </w:rPr>
-        <w:t>修改</w:t>
-      </w:r>
-      <w:r>
-        <w:rPr>
-          <w:rFonts w:hint="eastAsia"/>
-        </w:rPr>
-        <w:t>DMS</w:t>
-      </w:r>
-      <w:r>
-        <w:rPr>
-          <w:rFonts w:hint="eastAsia"/>
-        </w:rPr>
-        <w:t>元数据</w:t>
-      </w:r>
-    </w:p>
-    <w:p>
-      <w:pPr>
-        <w:pStyle w:val="ListParagraph"/>
-        <w:numPr>
-          <w:ilvl w:val="4"/>
-          <w:numId w:val="28"/>
-        </w:numPr>
-        <w:ind w:firstLineChars="0"/>
-      </w:pPr>
-      <w:r>
-        <w:rPr>
-          <w:rFonts w:hint="eastAsia"/>
-        </w:rPr>
-        <w:t>Coord</w:t>
-      </w:r>
-      <w:r>
-        <w:rPr>
-          <w:rFonts w:hint="eastAsia"/>
-        </w:rPr>
-        <w:t>：更新</w:t>
-      </w:r>
-      <w:r>
-        <w:rPr>
-          <w:rFonts w:hint="eastAsia"/>
-        </w:rPr>
-        <w:t>Catalog</w:t>
-      </w:r>
-      <w:r>
-        <w:rPr>
-          <w:rFonts w:hint="eastAsia"/>
-        </w:rPr>
-        <w:t>缓存</w:t>
-      </w:r>
-    </w:p>
-    <w:p>
-      <w:pPr>
-        <w:pStyle w:val="ListParagraph"/>
-        <w:numPr>
-          <w:ilvl w:val="0"/>
-          <w:numId w:val="28"/>
-        </w:numPr>
-        <w:ind w:firstLineChars="0"/>
-      </w:pPr>
-      <w:r>
-        <w:rPr>
-          <w:rFonts w:hint="eastAsia"/>
-        </w:rPr>
-        <w:t>内部属性</w:t>
-      </w:r>
-    </w:p>
-    <w:p>
-      <w:pPr>
-        <w:pStyle w:val="ListParagraph"/>
-        <w:numPr>
-          <w:ilvl w:val="1"/>
-          <w:numId w:val="28"/>
-        </w:numPr>
-        <w:ind w:firstLineChars="0"/>
-      </w:pPr>
-      <w:r>
-        <w:rPr>
-          <w:rFonts w:hint="eastAsia"/>
-        </w:rPr>
-        <w:t>Version</w:t>
-      </w:r>
-      <w:r>
-        <w:rPr>
-          <w:rFonts w:hint="eastAsia"/>
-        </w:rPr>
-        <w:t>：</w:t>
-      </w:r>
-      <w:r>
-        <w:rPr>
-          <w:rFonts w:hint="eastAsia"/>
-        </w:rPr>
-        <w:t>Collection</w:t>
-      </w:r>
-      <w:r>
-        <w:rPr>
-          <w:rFonts w:hint="eastAsia"/>
-        </w:rPr>
-        <w:t>的版本</w:t>
-      </w:r>
-    </w:p>
-    <w:p>
-      <w:pPr>
-        <w:pStyle w:val="ListParagraph"/>
-        <w:numPr>
-          <w:ilvl w:val="2"/>
-          <w:numId w:val="28"/>
-        </w:numPr>
-        <w:ind w:firstLineChars="0"/>
-      </w:pPr>
-      <w:r>
-        <w:rPr>
-          <w:rFonts w:hint="eastAsia"/>
-        </w:rPr>
-        <w:t>类型：</w:t>
-      </w:r>
-      <w:r>
-        <w:rPr>
-          <w:rFonts w:hint="eastAsia"/>
-        </w:rPr>
-        <w:t>NumberInt</w:t>
-      </w:r>
-    </w:p>
-    <w:p>
-      <w:pPr>
-        <w:pStyle w:val="ListParagraph"/>
-        <w:numPr>
-          <w:ilvl w:val="2"/>
-          <w:numId w:val="28"/>
-        </w:numPr>
-        <w:ind w:firstLineChars="0"/>
-      </w:pPr>
-      <w:r>
-        <w:rPr>
-          <w:rFonts w:hint="eastAsia"/>
-        </w:rPr>
-        <w:t>存储</w:t>
-      </w:r>
-    </w:p>
-    <w:p>
-      <w:pPr>
-        <w:pStyle w:val="ListParagraph"/>
-        <w:numPr>
-          <w:ilvl w:val="3"/>
-          <w:numId w:val="28"/>
-        </w:numPr>
-        <w:ind w:firstLineChars="0"/>
-      </w:pPr>
-      <w:r>
-        <w:rPr>
-          <w:rFonts w:hint="eastAsia"/>
-        </w:rPr>
-        <w:t>Catalog</w:t>
-      </w:r>
-      <w:r>
-        <w:rPr>
-          <w:rFonts w:hint="eastAsia"/>
-        </w:rPr>
-        <w:t>：字段</w:t>
-      </w:r>
-    </w:p>
-    <w:p>
-      <w:pPr>
-        <w:pStyle w:val="ListParagraph"/>
-        <w:numPr>
-          <w:ilvl w:val="3"/>
-          <w:numId w:val="28"/>
-        </w:numPr>
-        <w:ind w:firstLineChars="0"/>
-      </w:pPr>
-      <w:r>
-        <w:rPr>
-          <w:rFonts w:hint="eastAsia"/>
-        </w:rPr>
-        <w:t>Data</w:t>
-      </w:r>
-      <w:r>
-        <w:rPr>
-          <w:rFonts w:hint="eastAsia"/>
-        </w:rPr>
-        <w:t>：</w:t>
-      </w:r>
-      <w:r>
-        <w:rPr>
-          <w:rFonts w:hint="eastAsia"/>
-        </w:rPr>
-        <w:t>CatalogCache</w:t>
-      </w:r>
-    </w:p>
-    <w:p>
-      <w:pPr>
-        <w:pStyle w:val="ListParagraph"/>
-        <w:numPr>
-          <w:ilvl w:val="1"/>
-          <w:numId w:val="28"/>
-        </w:numPr>
-        <w:ind w:firstLineChars="0"/>
-      </w:pPr>
-      <w:r>
-        <w:rPr>
-          <w:rFonts w:hint="eastAsia"/>
-        </w:rPr>
-        <w:t>InternalV</w:t>
-      </w:r>
-      <w:r>
-        <w:rPr>
-          <w:rFonts w:hint="eastAsia"/>
-        </w:rPr>
-        <w:t>：内部版本</w:t>
-      </w:r>
-    </w:p>
-    <w:p>
-      <w:pPr>
-        <w:pStyle w:val="ListParagraph"/>
-        <w:numPr>
-          <w:ilvl w:val="2"/>
-          <w:numId w:val="28"/>
-        </w:numPr>
-        <w:ind w:firstLineChars="0"/>
-      </w:pPr>
-      <w:r>
-        <w:rPr>
-          <w:rFonts w:hint="eastAsia"/>
-        </w:rPr>
-        <w:t>类型：</w:t>
-      </w:r>
-      <w:r>
-        <w:rPr>
-          <w:rFonts w:hint="eastAsia"/>
-        </w:rPr>
-        <w:t>NumberInt</w:t>
-      </w:r>
-    </w:p>
-    <w:p>
-      <w:pPr>
-        <w:pStyle w:val="ListParagraph"/>
-        <w:numPr>
-          <w:ilvl w:val="2"/>
-          <w:numId w:val="28"/>
-        </w:numPr>
-        <w:ind w:firstLineChars="0"/>
-      </w:pPr>
-      <w:r>
-        <w:rPr>
-          <w:rFonts w:hint="eastAsia"/>
-        </w:rPr>
-        <w:t>存储</w:t>
-      </w:r>
-    </w:p>
-    <w:p>
-      <w:pPr>
-        <w:pStyle w:val="ListParagraph"/>
-        <w:numPr>
-          <w:ilvl w:val="3"/>
-          <w:numId w:val="28"/>
-        </w:numPr>
-        <w:ind w:firstLineChars="0"/>
-      </w:pPr>
-      <w:r>
-        <w:rPr>
-          <w:rFonts w:hint="eastAsia"/>
-        </w:rPr>
-        <w:lastRenderedPageBreak/>
         <w:t>Catalog</w:t>
       </w:r>
       <w:r>
@@ -11884,9 +12019,6 @@
           <w:numId w:val="29"/>
         </w:numPr>
         <w:ind w:firstLineChars="0"/>
-        <w:rPr>
-          <w:rFonts w:hint="eastAsia"/>
-        </w:rPr>
       </w:pPr>
       <w:r>
         <w:rPr>
@@ -11909,9 +12041,6 @@
           <w:numId w:val="29"/>
         </w:numPr>
         <w:ind w:firstLineChars="0"/>
-        <w:rPr>
-          <w:rFonts w:hint="eastAsia"/>
-        </w:rPr>
       </w:pPr>
       <w:r>
         <w:rPr>
@@ -11928,9 +12057,6 @@
           <w:numId w:val="29"/>
         </w:numPr>
         <w:ind w:firstLineChars="0"/>
-        <w:rPr>
-          <w:rFonts w:hint="eastAsia"/>
-        </w:rPr>
       </w:pPr>
       <w:r>
         <w:rPr>
@@ -11987,9 +12113,6 @@
           <w:numId w:val="29"/>
         </w:numPr>
         <w:ind w:firstLineChars="0"/>
-        <w:rPr>
-          <w:rFonts w:hint="eastAsia"/>
-        </w:rPr>
       </w:pPr>
       <w:r>
         <w:rPr>
@@ -12012,9 +12135,6 @@
           <w:numId w:val="29"/>
         </w:numPr>
         <w:ind w:firstLineChars="0"/>
-        <w:rPr>
-          <w:rFonts w:hint="eastAsia"/>
-        </w:rPr>
       </w:pPr>
       <w:r>
         <w:rPr>
@@ -12031,9 +12151,6 @@
           <w:numId w:val="29"/>
         </w:numPr>
         <w:ind w:firstLineChars="0"/>
-        <w:rPr>
-          <w:rFonts w:hint="eastAsia"/>
-        </w:rPr>
       </w:pPr>
       <w:r>
         <w:rPr>
@@ -12128,9 +12245,6 @@
           <w:numId w:val="29"/>
         </w:numPr>
         <w:ind w:firstLineChars="0"/>
-        <w:rPr>
-          <w:rFonts w:hint="eastAsia"/>
-        </w:rPr>
       </w:pPr>
       <w:r>
         <w:rPr>
@@ -12392,6 +12506,7 @@
         <w:ind w:firstLineChars="0"/>
       </w:pPr>
       <w:r>
+        <w:lastRenderedPageBreak/>
         <w:t>StrictDataMode</w:t>
       </w:r>
     </w:p>
@@ -12409,7 +12524,6 @@
         <w:rPr>
           <w:rFonts w:hint="eastAsia"/>
         </w:rPr>
-        <w:lastRenderedPageBreak/>
         <w:t>coord</w:t>
       </w:r>
       <w:r>
@@ -12546,6 +12660,7 @@
         <w:rPr>
           <w:rFonts w:hint="eastAsia"/>
         </w:rPr>
+        <w:lastRenderedPageBreak/>
         <w:t>错误处理</w:t>
       </w:r>
     </w:p>
@@ -12601,7 +12716,6 @@
         <w:rPr>
           <w:rFonts w:hint="eastAsia"/>
         </w:rPr>
-        <w:lastRenderedPageBreak/>
         <w:t>添加</w:t>
       </w:r>
       <w:r>
@@ -13344,6 +13458,7 @@
                 <w:sz w:val="15"/>
                 <w:szCs w:val="15"/>
               </w:rPr>
+              <w:lastRenderedPageBreak/>
               <w:t>Name</w:t>
             </w:r>
           </w:p>
@@ -13643,16 +13758,7 @@
                 <w:sz w:val="15"/>
                 <w:szCs w:val="15"/>
               </w:rPr>
-              <w:t>可</w:t>
-            </w:r>
-            <w:r>
-              <w:rPr>
-                <w:rFonts w:hint="eastAsia"/>
-                <w:sz w:val="15"/>
-                <w:szCs w:val="15"/>
-              </w:rPr>
-              <w:lastRenderedPageBreak/>
-              <w:t>选</w:t>
+              <w:t>可选</w:t>
             </w:r>
           </w:p>
         </w:tc>
@@ -13674,7 +13780,6 @@
                 <w:sz w:val="15"/>
                 <w:szCs w:val="15"/>
               </w:rPr>
-              <w:lastRenderedPageBreak/>
               <w:t>65536</w:t>
             </w:r>
           </w:p>
@@ -13765,7 +13870,6 @@
                 <w:sz w:val="15"/>
                 <w:szCs w:val="15"/>
               </w:rPr>
-              <w:lastRenderedPageBreak/>
               <w:t>LogPageSize</w:t>
             </w:r>
           </w:p>

--- a/internal_doc/03.开发设计/alter/Story_Alter改进.docx
+++ b/internal_doc/03.开发设计/alter/Story_Alter改进.docx
@@ -2765,6 +2765,9 @@
           <w:numId w:val="22"/>
         </w:numPr>
         <w:ind w:firstLineChars="0"/>
+        <w:rPr>
+          <w:rFonts w:hint="eastAsia"/>
+        </w:rPr>
       </w:pPr>
       <w:r>
         <w:rPr>
@@ -2799,6 +2802,41 @@
           <w:numId w:val="22"/>
         </w:numPr>
         <w:ind w:firstLineChars="0"/>
+        <w:rPr>
+          <w:rFonts w:hint="eastAsia"/>
+        </w:rPr>
+      </w:pPr>
+      <w:r>
+        <w:rPr>
+          <w:rFonts w:hint="eastAsia"/>
+        </w:rPr>
+        <w:t>SdbCS.enableCapped()</w:t>
+      </w:r>
+    </w:p>
+    <w:p>
+      <w:pPr>
+        <w:pStyle w:val="ListParagraph"/>
+        <w:numPr>
+          <w:ilvl w:val="0"/>
+          <w:numId w:val="22"/>
+        </w:numPr>
+        <w:ind w:firstLineChars="0"/>
+      </w:pPr>
+      <w:r>
+        <w:rPr>
+          <w:rFonts w:hint="eastAsia"/>
+        </w:rPr>
+        <w:t>SdbCS.disableCapped()</w:t>
+      </w:r>
+    </w:p>
+    <w:p>
+      <w:pPr>
+        <w:pStyle w:val="ListParagraph"/>
+        <w:numPr>
+          <w:ilvl w:val="0"/>
+          <w:numId w:val="22"/>
+        </w:numPr>
+        <w:ind w:firstLineChars="0"/>
       </w:pPr>
       <w:r>
         <w:rPr>
@@ -2914,12 +2952,15 @@
           <w:numId w:val="23"/>
         </w:numPr>
         <w:ind w:firstLineChars="0"/>
-      </w:pPr>
-      <w:r>
-        <w:rPr>
-          <w:rFonts w:hint="eastAsia"/>
-        </w:rPr>
-        <w:t>attributes</w:t>
+        <w:rPr>
+          <w:rFonts w:hint="eastAsia"/>
+        </w:rPr>
+      </w:pPr>
+      <w:r>
+        <w:rPr>
+          <w:rFonts w:hint="eastAsia"/>
+        </w:rPr>
+        <w:t>feature</w:t>
       </w:r>
     </w:p>
     <w:p>
@@ -2930,18 +2971,131 @@
           <w:numId w:val="23"/>
         </w:numPr>
         <w:ind w:firstLineChars="0"/>
-      </w:pPr>
-      <w:r>
-        <w:rPr>
-          <w:rFonts w:hint="eastAsia"/>
-        </w:rPr>
-        <w:t>D</w:t>
-      </w:r>
-      <w:r>
-        <w:rPr>
-          <w:rFonts w:hint="eastAsia"/>
-        </w:rPr>
-        <w:t>omain</w:t>
+        <w:rPr>
+          <w:rFonts w:hint="eastAsia"/>
+        </w:rPr>
+      </w:pPr>
+      <w:r>
+        <w:rPr>
+          <w:rFonts w:hint="eastAsia"/>
+        </w:rPr>
+        <w:t>capped</w:t>
+      </w:r>
+    </w:p>
+    <w:p>
+      <w:pPr>
+        <w:pStyle w:val="ListParagraph"/>
+        <w:numPr>
+          <w:ilvl w:val="2"/>
+          <w:numId w:val="23"/>
+        </w:numPr>
+        <w:ind w:firstLineChars="0"/>
+        <w:rPr>
+          <w:rFonts w:hint="eastAsia"/>
+        </w:rPr>
+      </w:pPr>
+      <w:r>
+        <w:rPr>
+          <w:rFonts w:hint="eastAsia"/>
+        </w:rPr>
+        <w:t>enable capped</w:t>
+      </w:r>
+      <w:r>
+        <w:rPr>
+          <w:rFonts w:hint="eastAsia"/>
+        </w:rPr>
+        <w:t>：开启固定集合功能</w:t>
+      </w:r>
+    </w:p>
+    <w:p>
+      <w:pPr>
+        <w:pStyle w:val="ListParagraph"/>
+        <w:numPr>
+          <w:ilvl w:val="3"/>
+          <w:numId w:val="23"/>
+        </w:numPr>
+        <w:ind w:firstLineChars="0"/>
+        <w:rPr>
+          <w:rFonts w:hint="eastAsia"/>
+        </w:rPr>
+      </w:pPr>
+      <w:r>
+        <w:rPr>
+          <w:rFonts w:hint="eastAsia"/>
+        </w:rPr>
+        <w:t>约束：空</w:t>
+      </w:r>
+      <w:r>
+        <w:rPr>
+          <w:rFonts w:hint="eastAsia"/>
+        </w:rPr>
+        <w:t>collection space</w:t>
+      </w:r>
+    </w:p>
+    <w:p>
+      <w:pPr>
+        <w:pStyle w:val="ListParagraph"/>
+        <w:numPr>
+          <w:ilvl w:val="2"/>
+          <w:numId w:val="23"/>
+        </w:numPr>
+        <w:ind w:firstLineChars="0"/>
+        <w:rPr>
+          <w:rFonts w:hint="eastAsia"/>
+        </w:rPr>
+      </w:pPr>
+      <w:r>
+        <w:rPr>
+          <w:rFonts w:hint="eastAsia"/>
+        </w:rPr>
+        <w:t>disable capped</w:t>
+      </w:r>
+      <w:r>
+        <w:rPr>
+          <w:rFonts w:hint="eastAsia"/>
+        </w:rPr>
+        <w:t>：关闭固定集合功能</w:t>
+      </w:r>
+    </w:p>
+    <w:p>
+      <w:pPr>
+        <w:pStyle w:val="ListParagraph"/>
+        <w:numPr>
+          <w:ilvl w:val="3"/>
+          <w:numId w:val="23"/>
+        </w:numPr>
+        <w:ind w:firstLineChars="0"/>
+        <w:rPr>
+          <w:rFonts w:hint="eastAsia"/>
+        </w:rPr>
+      </w:pPr>
+      <w:r>
+        <w:rPr>
+          <w:rFonts w:hint="eastAsia"/>
+        </w:rPr>
+        <w:t>约束：空</w:t>
+      </w:r>
+      <w:r>
+        <w:rPr>
+          <w:rFonts w:hint="eastAsia"/>
+        </w:rPr>
+        <w:t>collection space</w:t>
+      </w:r>
+    </w:p>
+    <w:p>
+      <w:pPr>
+        <w:pStyle w:val="ListParagraph"/>
+        <w:numPr>
+          <w:ilvl w:val="0"/>
+          <w:numId w:val="23"/>
+        </w:numPr>
+        <w:ind w:firstLineChars="0"/>
+      </w:pPr>
+      <w:r>
+        <w:rPr>
+          <w:rFonts w:hint="eastAsia"/>
+        </w:rPr>
+        <w:t>attributes</w:t>
       </w:r>
     </w:p>
     <w:p>
@@ -2957,7 +3111,13 @@
         <w:rPr>
           <w:rFonts w:hint="eastAsia"/>
         </w:rPr>
-        <w:t>PageSize</w:t>
+        <w:t>D</w:t>
+      </w:r>
+      <w:r>
+        <w:rPr>
+          <w:rFonts w:hint="eastAsia"/>
+        </w:rPr>
+        <w:t>omain</w:t>
       </w:r>
     </w:p>
     <w:p>
@@ -2973,6 +3133,22 @@
         <w:rPr>
           <w:rFonts w:hint="eastAsia"/>
         </w:rPr>
+        <w:t>PageSize</w:t>
+      </w:r>
+    </w:p>
+    <w:p>
+      <w:pPr>
+        <w:pStyle w:val="ListParagraph"/>
+        <w:numPr>
+          <w:ilvl w:val="1"/>
+          <w:numId w:val="23"/>
+        </w:numPr>
+        <w:ind w:firstLineChars="0"/>
+      </w:pPr>
+      <w:r>
+        <w:rPr>
+          <w:rFonts w:hint="eastAsia"/>
+        </w:rPr>
         <w:t>LobPageSize</w:t>
       </w:r>
     </w:p>
@@ -3182,6 +3358,7 @@
         <w:rPr>
           <w:rFonts w:hint="eastAsia"/>
         </w:rPr>
+        <w:lastRenderedPageBreak/>
         <w:t>Groups</w:t>
       </w:r>
       <w:r>
@@ -3370,7 +3547,6 @@
         <w:rPr>
           <w:rFonts w:hint="eastAsia"/>
         </w:rPr>
-        <w:lastRenderedPageBreak/>
         <w:t>AutoRebalance</w:t>
       </w:r>
     </w:p>
@@ -6990,9 +7166,6 @@
           <w:numId w:val="28"/>
         </w:numPr>
         <w:ind w:firstLineChars="0"/>
-        <w:rPr>
-          <w:rFonts w:hint="eastAsia"/>
-        </w:rPr>
       </w:pPr>
       <w:r>
         <w:rPr>
@@ -9125,9 +9298,6 @@
           <w:numId w:val="28"/>
         </w:numPr>
         <w:ind w:firstLineChars="0"/>
-        <w:rPr>
-          <w:rFonts w:hint="eastAsia"/>
-        </w:rPr>
       </w:pPr>
       <w:r>
         <w:rPr>
@@ -9272,9 +9442,6 @@
           <w:numId w:val="28"/>
         </w:numPr>
         <w:ind w:firstLineChars="0"/>
-        <w:rPr>
-          <w:rFonts w:hint="eastAsia"/>
-        </w:rPr>
       </w:pPr>
       <w:r>
         <w:rPr>

--- a/internal_doc/03.开发设计/alter/Story_Alter改进.docx
+++ b/internal_doc/03.开发设计/alter/Story_Alter改进.docx
@@ -2538,6 +2538,166 @@
           <w:numId w:val="20"/>
         </w:numPr>
         <w:ind w:firstLineChars="0"/>
+        <w:rPr>
+          <w:rFonts w:hint="eastAsia"/>
+        </w:rPr>
+      </w:pPr>
+      <w:r>
+        <w:rPr>
+          <w:rFonts w:hint="eastAsia"/>
+        </w:rPr>
+        <w:t>默认为</w:t>
+      </w:r>
+      <w:r>
+        <w:rPr>
+          <w:rFonts w:hint="eastAsia"/>
+        </w:rPr>
+        <w:t>FALSE</w:t>
+      </w:r>
+    </w:p>
+    <w:p>
+      <w:pPr>
+        <w:pStyle w:val="ListParagraph"/>
+        <w:numPr>
+          <w:ilvl w:val="3"/>
+          <w:numId w:val="20"/>
+        </w:numPr>
+        <w:ind w:firstLineChars="0"/>
+        <w:rPr>
+          <w:rFonts w:hint="eastAsia"/>
+        </w:rPr>
+      </w:pPr>
+      <w:r>
+        <w:rPr>
+          <w:rFonts w:hint="eastAsia"/>
+        </w:rPr>
+        <w:t>AutoSplit(Bool)</w:t>
+      </w:r>
+      <w:r>
+        <w:rPr>
+          <w:rFonts w:hint="eastAsia"/>
+        </w:rPr>
+        <w:t>：标识是否进行自动切分</w:t>
+      </w:r>
+    </w:p>
+    <w:p>
+      <w:pPr>
+        <w:pStyle w:val="ListParagraph"/>
+        <w:numPr>
+          <w:ilvl w:val="4"/>
+          <w:numId w:val="20"/>
+        </w:numPr>
+        <w:ind w:firstLineChars="0"/>
+        <w:rPr>
+          <w:rFonts w:hint="eastAsia"/>
+        </w:rPr>
+      </w:pPr>
+      <w:r>
+        <w:rPr>
+          <w:rFonts w:hint="eastAsia"/>
+        </w:rPr>
+        <w:t>仅当</w:t>
+      </w:r>
+      <w:r>
+        <w:rPr>
+          <w:rFonts w:hint="eastAsia"/>
+        </w:rPr>
+        <w:t>hash</w:t>
+      </w:r>
+      <w:r>
+        <w:rPr>
+          <w:rFonts w:hint="eastAsia"/>
+        </w:rPr>
+        <w:t>分区时使用</w:t>
+      </w:r>
+    </w:p>
+    <w:p>
+      <w:pPr>
+        <w:pStyle w:val="ListParagraph"/>
+        <w:numPr>
+          <w:ilvl w:val="4"/>
+          <w:numId w:val="20"/>
+        </w:numPr>
+        <w:ind w:firstLineChars="0"/>
+        <w:rPr>
+          <w:rFonts w:hint="eastAsia"/>
+        </w:rPr>
+      </w:pPr>
+      <w:r>
+        <w:rPr>
+          <w:rFonts w:hint="eastAsia"/>
+        </w:rPr>
+        <w:t>使用</w:t>
+      </w:r>
+      <w:r>
+        <w:rPr>
+          <w:rFonts w:hint="eastAsia"/>
+        </w:rPr>
+        <w:t>AutoSplit</w:t>
+      </w:r>
+      <w:r>
+        <w:rPr>
+          <w:rFonts w:hint="eastAsia"/>
+        </w:rPr>
+        <w:t>为</w:t>
+      </w:r>
+      <w:r>
+        <w:rPr>
+          <w:rFonts w:hint="eastAsia"/>
+        </w:rPr>
+        <w:t>true</w:t>
+      </w:r>
+      <w:r>
+        <w:rPr>
+          <w:rFonts w:hint="eastAsia"/>
+        </w:rPr>
+        <w:t>时，切分到</w:t>
+      </w:r>
+      <w:r>
+        <w:rPr>
+          <w:rFonts w:hint="eastAsia"/>
+        </w:rPr>
+        <w:t>domain</w:t>
+      </w:r>
+      <w:r>
+        <w:rPr>
+          <w:rFonts w:hint="eastAsia"/>
+        </w:rPr>
+        <w:t>所在的数据组上（没有</w:t>
+      </w:r>
+      <w:r>
+        <w:rPr>
+          <w:rFonts w:hint="eastAsia"/>
+        </w:rPr>
+        <w:t>domain</w:t>
+      </w:r>
+      <w:r>
+        <w:rPr>
+          <w:rFonts w:hint="eastAsia"/>
+        </w:rPr>
+        <w:t>为</w:t>
+      </w:r>
+      <w:r>
+        <w:rPr>
+          <w:rFonts w:hint="eastAsia"/>
+        </w:rPr>
+        <w:t>SYSDOMAIN</w:t>
+      </w:r>
+      <w:r>
+        <w:rPr>
+          <w:rFonts w:hint="eastAsia"/>
+        </w:rPr>
+        <w:t>）</w:t>
+      </w:r>
+    </w:p>
+    <w:p>
+      <w:pPr>
+        <w:pStyle w:val="ListParagraph"/>
+        <w:numPr>
+          <w:ilvl w:val="4"/>
+          <w:numId w:val="20"/>
+        </w:numPr>
+        <w:ind w:firstLineChars="0"/>
       </w:pPr>
       <w:r>
         <w:rPr>
@@ -2613,6 +2773,7 @@
         <w:ind w:firstLineChars="0"/>
       </w:pPr>
       <w:r>
+        <w:lastRenderedPageBreak/>
         <w:t>ShardingType</w:t>
       </w:r>
     </w:p>
@@ -2678,7 +2839,6 @@
         <w:ind w:firstLineChars="0"/>
       </w:pPr>
       <w:r>
-        <w:lastRenderedPageBreak/>
         <w:t>Max</w:t>
       </w:r>
     </w:p>
@@ -2765,9 +2925,6 @@
           <w:numId w:val="22"/>
         </w:numPr>
         <w:ind w:firstLineChars="0"/>
-        <w:rPr>
-          <w:rFonts w:hint="eastAsia"/>
-        </w:rPr>
       </w:pPr>
       <w:r>
         <w:rPr>
@@ -2802,9 +2959,6 @@
           <w:numId w:val="22"/>
         </w:numPr>
         <w:ind w:firstLineChars="0"/>
-        <w:rPr>
-          <w:rFonts w:hint="eastAsia"/>
-        </w:rPr>
       </w:pPr>
       <w:r>
         <w:rPr>
@@ -2952,9 +3106,6 @@
           <w:numId w:val="23"/>
         </w:numPr>
         <w:ind w:firstLineChars="0"/>
-        <w:rPr>
-          <w:rFonts w:hint="eastAsia"/>
-        </w:rPr>
       </w:pPr>
       <w:r>
         <w:rPr>
@@ -2971,9 +3122,6 @@
           <w:numId w:val="23"/>
         </w:numPr>
         <w:ind w:firstLineChars="0"/>
-        <w:rPr>
-          <w:rFonts w:hint="eastAsia"/>
-        </w:rPr>
       </w:pPr>
       <w:r>
         <w:rPr>
@@ -2990,9 +3138,6 @@
           <w:numId w:val="23"/>
         </w:numPr>
         <w:ind w:firstLineChars="0"/>
-        <w:rPr>
-          <w:rFonts w:hint="eastAsia"/>
-        </w:rPr>
       </w:pPr>
       <w:r>
         <w:rPr>
@@ -3015,9 +3160,6 @@
           <w:numId w:val="23"/>
         </w:numPr>
         <w:ind w:firstLineChars="0"/>
-        <w:rPr>
-          <w:rFonts w:hint="eastAsia"/>
-        </w:rPr>
       </w:pPr>
       <w:r>
         <w:rPr>
@@ -3040,9 +3182,6 @@
           <w:numId w:val="23"/>
         </w:numPr>
         <w:ind w:firstLineChars="0"/>
-        <w:rPr>
-          <w:rFonts w:hint="eastAsia"/>
-        </w:rPr>
       </w:pPr>
       <w:r>
         <w:rPr>
@@ -3065,9 +3204,6 @@
           <w:numId w:val="23"/>
         </w:numPr>
         <w:ind w:firstLineChars="0"/>
-        <w:rPr>
-          <w:rFonts w:hint="eastAsia"/>
-        </w:rPr>
       </w:pPr>
       <w:r>
         <w:rPr>
@@ -3281,6 +3417,7 @@
         <w:rPr>
           <w:rFonts w:hint="eastAsia"/>
         </w:rPr>
+        <w:lastRenderedPageBreak/>
         <w:t>SdbDomain.setAttributes()</w:t>
       </w:r>
     </w:p>
@@ -3358,7 +3495,6 @@
         <w:rPr>
           <w:rFonts w:hint="eastAsia"/>
         </w:rPr>
-        <w:lastRenderedPageBreak/>
         <w:t>Groups</w:t>
       </w:r>
       <w:r>

--- a/internal_doc/03.开发设计/alter/Story_Alter改进.docx
+++ b/internal_doc/03.开发设计/alter/Story_Alter改进.docx
@@ -1437,6 +1437,9 @@
           <w:numId w:val="27"/>
         </w:numPr>
         <w:ind w:firstLineChars="0"/>
+        <w:rPr>
+          <w:rFonts w:hint="eastAsia"/>
+        </w:rPr>
       </w:pPr>
       <w:r>
         <w:rPr>
@@ -1451,6 +1454,406 @@
         <w:t>false</w:t>
       </w:r>
     </w:p>
+    <w:p>
+      <w:pPr>
+        <w:rPr>
+          <w:rFonts w:hint="eastAsia"/>
+        </w:rPr>
+      </w:pPr>
+    </w:p>
+    <w:p>
+      <w:pPr>
+        <w:pStyle w:val="Heading5"/>
+        <w:rPr>
+          <w:rFonts w:hint="eastAsia"/>
+        </w:rPr>
+      </w:pPr>
+      <w:r>
+        <w:rPr>
+          <w:rFonts w:hint="eastAsia"/>
+        </w:rPr>
+        <w:t>批量模式</w:t>
+      </w:r>
+    </w:p>
+    <w:p>
+      <w:pPr>
+        <w:rPr>
+          <w:rFonts w:hint="eastAsia"/>
+        </w:rPr>
+      </w:pPr>
+      <w:r>
+        <w:rPr>
+          <w:rFonts w:hint="eastAsia"/>
+        </w:rPr>
+        <w:t>对于</w:t>
+      </w:r>
+      <w:r>
+        <w:rPr>
+          <w:rFonts w:hint="eastAsia"/>
+        </w:rPr>
+        <w:t>alter()</w:t>
+      </w:r>
+      <w:r>
+        <w:rPr>
+          <w:rFonts w:hint="eastAsia"/>
+        </w:rPr>
+        <w:t>接口，可以支持批量模式</w:t>
+      </w:r>
+    </w:p>
+    <w:p>
+      <w:pPr>
+        <w:rPr>
+          <w:rFonts w:hint="eastAsia"/>
+        </w:rPr>
+      </w:pPr>
+    </w:p>
+    <w:p>
+      <w:pPr>
+        <w:rPr>
+          <w:rFonts w:hint="eastAsia"/>
+        </w:rPr>
+      </w:pPr>
+      <w:r>
+        <w:rPr>
+          <w:rFonts w:hint="eastAsia"/>
+        </w:rPr>
+        <w:t>单次执行</w:t>
+      </w:r>
+    </w:p>
+    <w:p>
+      <w:pPr>
+        <w:rPr>
+          <w:rFonts w:hint="eastAsia"/>
+        </w:rPr>
+      </w:pPr>
+    </w:p>
+    <w:tbl>
+      <w:tblPr>
+        <w:tblStyle w:val="TableGrid"/>
+        <w:tblW w:w="0" w:type="auto"/>
+        <w:tblInd w:w="357" w:type="dxa"/>
+        <w:tblLook w:val="04A0"/>
+      </w:tblPr>
+      <w:tblGrid>
+        <w:gridCol w:w="8165"/>
+      </w:tblGrid>
+      <w:tr>
+        <w:tc>
+          <w:tcPr>
+            <w:tcW w:w="8522" w:type="dxa"/>
+          </w:tcPr>
+          <w:p>
+            <w:pPr>
+              <w:ind w:left="0"/>
+            </w:pPr>
+            <w:r>
+              <w:rPr>
+                <w:rFonts w:hint="eastAsia"/>
+              </w:rPr>
+              <w:t>SdbXxxx.alter( {</w:t>
+            </w:r>
+          </w:p>
+          <w:p>
+            <w:pPr>
+              <w:ind w:left="0"/>
+            </w:pPr>
+            <w:r>
+              <w:rPr>
+                <w:rFonts w:hint="eastAsia"/>
+              </w:rPr>
+              <w:t xml:space="preserve">  Options : { &lt;options&gt; },</w:t>
+            </w:r>
+          </w:p>
+          <w:p>
+            <w:pPr>
+              <w:ind w:left="0"/>
+            </w:pPr>
+            <w:r>
+              <w:rPr>
+                <w:rFonts w:hint="eastAsia"/>
+              </w:rPr>
+              <w:t xml:space="preserve">  Alter :</w:t>
+            </w:r>
+          </w:p>
+          <w:p>
+            <w:pPr>
+              <w:ind w:left="0" w:firstLineChars="100" w:firstLine="210"/>
+            </w:pPr>
+            <w:r>
+              <w:rPr>
+                <w:rFonts w:hint="eastAsia"/>
+              </w:rPr>
+              <w:t>{</w:t>
+            </w:r>
+          </w:p>
+          <w:p>
+            <w:pPr>
+              <w:ind w:left="0"/>
+            </w:pPr>
+            <w:r>
+              <w:rPr>
+                <w:rFonts w:hint="eastAsia"/>
+              </w:rPr>
+              <w:t xml:space="preserve">    Name : "&lt;alter_action&gt;",</w:t>
+            </w:r>
+          </w:p>
+          <w:p>
+            <w:pPr>
+              <w:ind w:left="0"/>
+              <w:rPr>
+                <w:rFonts w:hint="eastAsia"/>
+              </w:rPr>
+            </w:pPr>
+            <w:r>
+              <w:rPr>
+                <w:rFonts w:hint="eastAsia"/>
+              </w:rPr>
+              <w:t xml:space="preserve">    Args : { &lt;alter_options&gt; }</w:t>
+            </w:r>
+          </w:p>
+          <w:p>
+            <w:pPr>
+              <w:ind w:left="0"/>
+              <w:rPr>
+                <w:rFonts w:hint="eastAsia"/>
+              </w:rPr>
+            </w:pPr>
+            <w:r>
+              <w:rPr>
+                <w:rFonts w:hint="eastAsia"/>
+              </w:rPr>
+              <w:t xml:space="preserve">  }</w:t>
+            </w:r>
+          </w:p>
+          <w:p>
+            <w:pPr>
+              <w:ind w:left="0"/>
+              <w:rPr>
+                <w:rFonts w:hint="eastAsia"/>
+              </w:rPr>
+            </w:pPr>
+            <w:r>
+              <w:rPr>
+                <w:rFonts w:hint="eastAsia"/>
+              </w:rPr>
+              <w:t>} )</w:t>
+            </w:r>
+          </w:p>
+        </w:tc>
+      </w:tr>
+    </w:tbl>
+    <w:p>
+      <w:pPr>
+        <w:rPr>
+          <w:rFonts w:hint="eastAsia"/>
+        </w:rPr>
+      </w:pPr>
+    </w:p>
+    <w:p>
+      <w:pPr>
+        <w:rPr>
+          <w:rFonts w:hint="eastAsia"/>
+        </w:rPr>
+      </w:pPr>
+      <w:r>
+        <w:rPr>
+          <w:rFonts w:hint="eastAsia"/>
+        </w:rPr>
+        <w:t>批量执行：</w:t>
+      </w:r>
+    </w:p>
+    <w:p>
+      <w:pPr>
+        <w:rPr>
+          <w:rFonts w:hint="eastAsia"/>
+        </w:rPr>
+      </w:pPr>
+    </w:p>
+    <w:tbl>
+      <w:tblPr>
+        <w:tblStyle w:val="TableGrid"/>
+        <w:tblW w:w="0" w:type="auto"/>
+        <w:tblInd w:w="357" w:type="dxa"/>
+        <w:tblLook w:val="04A0"/>
+      </w:tblPr>
+      <w:tblGrid>
+        <w:gridCol w:w="8165"/>
+      </w:tblGrid>
+      <w:tr>
+        <w:tc>
+          <w:tcPr>
+            <w:tcW w:w="8522" w:type="dxa"/>
+          </w:tcPr>
+          <w:p>
+            <w:pPr>
+              <w:ind w:left="0"/>
+            </w:pPr>
+            <w:r>
+              <w:rPr>
+                <w:rFonts w:hint="eastAsia"/>
+              </w:rPr>
+              <w:t xml:space="preserve">SdbXxxx.alter( </w:t>
+            </w:r>
+            <w:r>
+              <w:rPr>
+                <w:rFonts w:hint="eastAsia"/>
+              </w:rPr>
+              <w:t>{</w:t>
+            </w:r>
+          </w:p>
+          <w:p>
+            <w:pPr>
+              <w:ind w:left="0"/>
+            </w:pPr>
+            <w:r>
+              <w:rPr>
+                <w:rFonts w:hint="eastAsia"/>
+              </w:rPr>
+              <w:t xml:space="preserve">  Options : { &lt;options&gt; },</w:t>
+            </w:r>
+          </w:p>
+          <w:p>
+            <w:pPr>
+              <w:ind w:left="0"/>
+            </w:pPr>
+            <w:r>
+              <w:rPr>
+                <w:rFonts w:hint="eastAsia"/>
+              </w:rPr>
+              <w:t xml:space="preserve">  Alter :</w:t>
+            </w:r>
+          </w:p>
+          <w:p>
+            <w:pPr>
+              <w:ind w:left="0"/>
+            </w:pPr>
+            <w:r>
+              <w:rPr>
+                <w:rFonts w:hint="eastAsia"/>
+              </w:rPr>
+              <w:t xml:space="preserve">  [</w:t>
+            </w:r>
+          </w:p>
+          <w:p>
+            <w:pPr>
+              <w:ind w:left="0" w:firstLineChars="200" w:firstLine="420"/>
+            </w:pPr>
+            <w:r>
+              <w:rPr>
+                <w:rFonts w:hint="eastAsia"/>
+              </w:rPr>
+              <w:t>{</w:t>
+            </w:r>
+          </w:p>
+          <w:p>
+            <w:pPr>
+              <w:ind w:left="0"/>
+            </w:pPr>
+            <w:r>
+              <w:rPr>
+                <w:rFonts w:hint="eastAsia"/>
+              </w:rPr>
+              <w:t xml:space="preserve">      Name : "&lt;alter_action&gt;",</w:t>
+            </w:r>
+          </w:p>
+          <w:p>
+            <w:pPr>
+              <w:ind w:left="0" w:firstLineChars="100" w:firstLine="210"/>
+            </w:pPr>
+            <w:r>
+              <w:rPr>
+                <w:rFonts w:hint="eastAsia"/>
+              </w:rPr>
+              <w:t xml:space="preserve">    Args : { &lt;alter_options&gt; }</w:t>
+            </w:r>
+          </w:p>
+          <w:p>
+            <w:pPr>
+              <w:ind w:left="0"/>
+            </w:pPr>
+            <w:r>
+              <w:rPr>
+                <w:rFonts w:hint="eastAsia"/>
+              </w:rPr>
+              <w:t xml:space="preserve">    },</w:t>
+            </w:r>
+          </w:p>
+          <w:p>
+            <w:pPr>
+              <w:ind w:left="0"/>
+            </w:pPr>
+            <w:r>
+              <w:rPr>
+                <w:rFonts w:hint="eastAsia"/>
+              </w:rPr>
+              <w:t xml:space="preserve">    {</w:t>
+            </w:r>
+          </w:p>
+          <w:p>
+            <w:pPr>
+              <w:ind w:left="0"/>
+            </w:pPr>
+            <w:r>
+              <w:rPr>
+                <w:rFonts w:hint="eastAsia"/>
+              </w:rPr>
+              <w:t xml:space="preserve">      ...</w:t>
+            </w:r>
+          </w:p>
+          <w:p>
+            <w:pPr>
+              <w:ind w:left="0"/>
+            </w:pPr>
+            <w:r>
+              <w:rPr>
+                <w:rFonts w:hint="eastAsia"/>
+              </w:rPr>
+              <w:t xml:space="preserve">    },</w:t>
+            </w:r>
+          </w:p>
+          <w:p>
+            <w:pPr>
+              <w:ind w:left="0"/>
+            </w:pPr>
+            <w:r>
+              <w:rPr>
+                <w:rFonts w:hint="eastAsia"/>
+              </w:rPr>
+              <w:t xml:space="preserve">    ...</w:t>
+            </w:r>
+          </w:p>
+          <w:p>
+            <w:pPr>
+              <w:ind w:left="0"/>
+            </w:pPr>
+            <w:r>
+              <w:rPr>
+                <w:rFonts w:hint="eastAsia"/>
+              </w:rPr>
+              <w:t xml:space="preserve">  ]</w:t>
+            </w:r>
+          </w:p>
+          <w:p>
+            <w:pPr>
+              <w:ind w:left="0"/>
+            </w:pPr>
+            <w:r>
+              <w:rPr>
+                <w:rFonts w:hint="eastAsia"/>
+              </w:rPr>
+              <w:t>}</w:t>
+            </w:r>
+            <w:r>
+              <w:rPr>
+                <w:rFonts w:hint="eastAsia"/>
+              </w:rPr>
+              <w:t xml:space="preserve"> )</w:t>
+            </w:r>
+          </w:p>
+        </w:tc>
+      </w:tr>
+    </w:tbl>
+    <w:p/>
     <w:p>
       <w:pPr>
         <w:pStyle w:val="Heading3"/>
@@ -1635,7 +2038,6 @@
           <w:rFonts w:hint="eastAsia"/>
           <w:color w:val="FF0000"/>
         </w:rPr>
-        <w:lastRenderedPageBreak/>
         <w:t>SdbCollection.enableCompression()</w:t>
       </w:r>
     </w:p>
@@ -1880,6 +2282,7 @@
         <w:rPr>
           <w:rFonts w:hint="eastAsia"/>
         </w:rPr>
+        <w:lastRenderedPageBreak/>
         <w:t>单位为</w:t>
       </w:r>
       <w:r>
@@ -2538,9 +2941,6 @@
           <w:numId w:val="20"/>
         </w:numPr>
         <w:ind w:firstLineChars="0"/>
-        <w:rPr>
-          <w:rFonts w:hint="eastAsia"/>
-        </w:rPr>
       </w:pPr>
       <w:r>
         <w:rPr>
@@ -2563,9 +2963,6 @@
           <w:numId w:val="20"/>
         </w:numPr>
         <w:ind w:firstLineChars="0"/>
-        <w:rPr>
-          <w:rFonts w:hint="eastAsia"/>
-        </w:rPr>
       </w:pPr>
       <w:r>
         <w:rPr>
@@ -2588,9 +2985,6 @@
           <w:numId w:val="20"/>
         </w:numPr>
         <w:ind w:firstLineChars="0"/>
-        <w:rPr>
-          <w:rFonts w:hint="eastAsia"/>
-        </w:rPr>
       </w:pPr>
       <w:r>
         <w:rPr>
@@ -2619,9 +3013,6 @@
           <w:numId w:val="20"/>
         </w:numPr>
         <w:ind w:firstLineChars="0"/>
-        <w:rPr>
-          <w:rFonts w:hint="eastAsia"/>
-        </w:rPr>
       </w:pPr>
       <w:r>
         <w:rPr>
@@ -2773,7 +3164,6 @@
         <w:ind w:firstLineChars="0"/>
       </w:pPr>
       <w:r>
-        <w:lastRenderedPageBreak/>
         <w:t>ShardingType</w:t>
       </w:r>
     </w:p>
@@ -2889,6 +3279,7 @@
         <w:rPr>
           <w:rFonts w:hint="eastAsia"/>
         </w:rPr>
+        <w:lastRenderedPageBreak/>
         <w:t>SdbCS.alter()</w:t>
       </w:r>
     </w:p>
@@ -3417,7 +3808,6 @@
         <w:rPr>
           <w:rFonts w:hint="eastAsia"/>
         </w:rPr>
-        <w:lastRenderedPageBreak/>
         <w:t>SdbDomain.setAttributes()</w:t>
       </w:r>
     </w:p>
@@ -3635,6 +4025,7 @@
         <w:rPr>
           <w:rFonts w:hint="eastAsia"/>
         </w:rPr>
+        <w:lastRenderedPageBreak/>
         <w:t>attributes</w:t>
       </w:r>
     </w:p>
@@ -5335,7 +5726,25 @@
         <w:rPr>
           <w:rFonts w:hint="eastAsia"/>
         </w:rPr>
-        <w:t>disableSharding)</w:t>
+        <w:t>disableSharding</w:t>
+      </w:r>
+      <w:r>
+        <w:rPr>
+          <w:rFonts w:hint="eastAsia"/>
+        </w:rPr>
+        <w:t xml:space="preserve"> </w:t>
+      </w:r>
+      <w:r>
+        <w:rPr>
+          <w:rFonts w:hint="eastAsia"/>
+        </w:rPr>
+        <w:t>或者重新修改回旧分区键</w:t>
+      </w:r>
+      <w:r>
+        <w:rPr>
+          <w:rFonts w:hint="eastAsia"/>
+        </w:rPr>
+        <w:t>)</w:t>
       </w:r>
     </w:p>
     <w:p>

--- a/internal_doc/03.开发设计/alter/Story_Alter改进.docx
+++ b/internal_doc/03.开发设计/alter/Story_Alter改进.docx
@@ -130,6 +130,79 @@
           </w:p>
         </w:tc>
       </w:tr>
+      <w:tr>
+        <w:tc>
+          <w:tcPr>
+            <w:tcW w:w="2728" w:type="dxa"/>
+          </w:tcPr>
+          <w:p>
+            <w:pPr>
+              <w:ind w:left="0"/>
+              <w:rPr>
+                <w:rFonts w:hint="eastAsia"/>
+              </w:rPr>
+            </w:pPr>
+            <w:r>
+              <w:t>2018</w:t>
+            </w:r>
+            <w:r>
+              <w:rPr>
+                <w:rFonts w:hint="eastAsia"/>
+              </w:rPr>
+              <w:t>-</w:t>
+            </w:r>
+            <w:r>
+              <w:t>12</w:t>
+            </w:r>
+            <w:r>
+              <w:rPr>
+                <w:rFonts w:hint="eastAsia"/>
+              </w:rPr>
+              <w:t>-</w:t>
+            </w:r>
+            <w:r>
+              <w:t>20</w:t>
+            </w:r>
+            <w:r>
+              <w:rPr>
+                <w:rFonts w:hint="eastAsia"/>
+              </w:rPr>
+              <w:t xml:space="preserve">  Xu Jianhui</w:t>
+            </w:r>
+          </w:p>
+        </w:tc>
+        <w:tc>
+          <w:tcPr>
+            <w:tcW w:w="5437" w:type="dxa"/>
+          </w:tcPr>
+          <w:p>
+            <w:pPr>
+              <w:ind w:left="0"/>
+              <w:rPr>
+                <w:rFonts w:hint="eastAsia"/>
+              </w:rPr>
+            </w:pPr>
+            <w:r>
+              <w:rPr>
+                <w:rFonts w:hint="eastAsia"/>
+              </w:rPr>
+              <w:t>支持</w:t>
+            </w:r>
+            <w:r>
+              <w:rPr>
+                <w:rFonts w:hint="eastAsia"/>
+              </w:rPr>
+              <w:t>AuditMask</w:t>
+            </w:r>
+            <w:r>
+              <w:rPr>
+                <w:rFonts w:hint="eastAsia"/>
+              </w:rPr>
+              <w:t>的用户级和集合级配置</w:t>
+            </w:r>
+          </w:p>
+        </w:tc>
+      </w:tr>
     </w:tbl>
     <w:p/>
     <w:p>
@@ -522,6 +595,7 @@
               <w:rPr>
                 <w:rFonts w:hint="eastAsia"/>
               </w:rPr>
+              <w:lastRenderedPageBreak/>
               <w:t xml:space="preserve">  </w:t>
             </w:r>
             <w:r>
@@ -545,7 +619,6 @@
               <w:rPr>
                 <w:rFonts w:hint="eastAsia"/>
               </w:rPr>
-              <w:lastRenderedPageBreak/>
               <w:t xml:space="preserve">  Name : "&lt;object_name&gt;",</w:t>
             </w:r>
             <w:r>
@@ -1006,6 +1079,9 @@
           <w:numId w:val="16"/>
         </w:numPr>
         <w:ind w:firstLineChars="0"/>
+        <w:rPr>
+          <w:rFonts w:hint="eastAsia"/>
+        </w:rPr>
       </w:pPr>
       <w:r>
         <w:rPr>
@@ -1018,6 +1094,28 @@
           <w:rFonts w:hint="eastAsia"/>
         </w:rPr>
         <w:t>（暂未使用）</w:t>
+      </w:r>
+    </w:p>
+    <w:p>
+      <w:pPr>
+        <w:pStyle w:val="ListParagraph"/>
+        <w:numPr>
+          <w:ilvl w:val="0"/>
+          <w:numId w:val="16"/>
+        </w:numPr>
+        <w:ind w:firstLineChars="0"/>
+      </w:pPr>
+      <w:r>
+        <w:t>“</w:t>
+      </w:r>
+      <w:r>
+        <w:rPr>
+          <w:rFonts w:hint="eastAsia"/>
+        </w:rPr>
+        <w:t>user</w:t>
+      </w:r>
+      <w:r>
+        <w:t>”</w:t>
       </w:r>
     </w:p>
     <w:p/>
@@ -1437,9 +1535,6 @@
           <w:numId w:val="27"/>
         </w:numPr>
         <w:ind w:firstLineChars="0"/>
-        <w:rPr>
-          <w:rFonts w:hint="eastAsia"/>
-        </w:rPr>
       </w:pPr>
       <w:r>
         <w:rPr>
@@ -1454,19 +1549,10 @@
         <w:t>false</w:t>
       </w:r>
     </w:p>
-    <w:p>
-      <w:pPr>
-        <w:rPr>
-          <w:rFonts w:hint="eastAsia"/>
-        </w:rPr>
-      </w:pPr>
-    </w:p>
+    <w:p/>
     <w:p>
       <w:pPr>
         <w:pStyle w:val="Heading5"/>
-        <w:rPr>
-          <w:rFonts w:hint="eastAsia"/>
-        </w:rPr>
       </w:pPr>
       <w:r>
         <w:rPr>
@@ -1476,11 +1562,6 @@
       </w:r>
     </w:p>
     <w:p>
-      <w:pPr>
-        <w:rPr>
-          <w:rFonts w:hint="eastAsia"/>
-        </w:rPr>
-      </w:pPr>
       <w:r>
         <w:rPr>
           <w:rFonts w:hint="eastAsia"/>
@@ -1500,19 +1581,8 @@
         <w:t>接口，可以支持批量模式</w:t>
       </w:r>
     </w:p>
-    <w:p>
-      <w:pPr>
-        <w:rPr>
-          <w:rFonts w:hint="eastAsia"/>
-        </w:rPr>
-      </w:pPr>
-    </w:p>
-    <w:p>
-      <w:pPr>
-        <w:rPr>
-          <w:rFonts w:hint="eastAsia"/>
-        </w:rPr>
-      </w:pPr>
+    <w:p/>
+    <w:p>
       <w:r>
         <w:rPr>
           <w:rFonts w:hint="eastAsia"/>
@@ -1520,13 +1590,7 @@
         <w:t>单次执行</w:t>
       </w:r>
     </w:p>
-    <w:p>
-      <w:pPr>
-        <w:rPr>
-          <w:rFonts w:hint="eastAsia"/>
-        </w:rPr>
-      </w:pPr>
-    </w:p>
+    <w:p/>
     <w:tbl>
       <w:tblPr>
         <w:tblStyle w:val="TableGrid"/>
@@ -1600,9 +1664,6 @@
           <w:p>
             <w:pPr>
               <w:ind w:left="0"/>
-              <w:rPr>
-                <w:rFonts w:hint="eastAsia"/>
-              </w:rPr>
             </w:pPr>
             <w:r>
               <w:rPr>
@@ -1614,9 +1675,6 @@
           <w:p>
             <w:pPr>
               <w:ind w:left="0"/>
-              <w:rPr>
-                <w:rFonts w:hint="eastAsia"/>
-              </w:rPr>
             </w:pPr>
             <w:r>
               <w:rPr>
@@ -1628,9 +1686,6 @@
           <w:p>
             <w:pPr>
               <w:ind w:left="0"/>
-              <w:rPr>
-                <w:rFonts w:hint="eastAsia"/>
-              </w:rPr>
             </w:pPr>
             <w:r>
               <w:rPr>
@@ -1642,19 +1697,8 @@
         </w:tc>
       </w:tr>
     </w:tbl>
-    <w:p>
-      <w:pPr>
-        <w:rPr>
-          <w:rFonts w:hint="eastAsia"/>
-        </w:rPr>
-      </w:pPr>
-    </w:p>
-    <w:p>
-      <w:pPr>
-        <w:rPr>
-          <w:rFonts w:hint="eastAsia"/>
-        </w:rPr>
-      </w:pPr>
+    <w:p/>
+    <w:p>
       <w:r>
         <w:rPr>
           <w:rFonts w:hint="eastAsia"/>
@@ -1662,13 +1706,7 @@
         <w:t>批量执行：</w:t>
       </w:r>
     </w:p>
-    <w:p>
-      <w:pPr>
-        <w:rPr>
-          <w:rFonts w:hint="eastAsia"/>
-        </w:rPr>
-      </w:pPr>
-    </w:p>
+    <w:p/>
     <w:tbl>
       <w:tblPr>
         <w:tblStyle w:val="TableGrid"/>
@@ -1692,8 +1730,46 @@
               <w:rPr>
                 <w:rFonts w:hint="eastAsia"/>
               </w:rPr>
-              <w:t xml:space="preserve">SdbXxxx.alter( </w:t>
-            </w:r>
+              <w:t>SdbXxxx.alter( {</w:t>
+            </w:r>
+          </w:p>
+          <w:p>
+            <w:pPr>
+              <w:ind w:left="0"/>
+            </w:pPr>
+            <w:r>
+              <w:rPr>
+                <w:rFonts w:hint="eastAsia"/>
+              </w:rPr>
+              <w:t xml:space="preserve">  Options : { &lt;options&gt; },</w:t>
+            </w:r>
+          </w:p>
+          <w:p>
+            <w:pPr>
+              <w:ind w:left="0"/>
+            </w:pPr>
+            <w:r>
+              <w:rPr>
+                <w:rFonts w:hint="eastAsia"/>
+              </w:rPr>
+              <w:t xml:space="preserve">  Alter :</w:t>
+            </w:r>
+          </w:p>
+          <w:p>
+            <w:pPr>
+              <w:ind w:left="0"/>
+            </w:pPr>
+            <w:r>
+              <w:rPr>
+                <w:rFonts w:hint="eastAsia"/>
+              </w:rPr>
+              <w:t xml:space="preserve">  [</w:t>
+            </w:r>
+          </w:p>
+          <w:p>
+            <w:pPr>
+              <w:ind w:left="0" w:firstLineChars="200" w:firstLine="420"/>
+            </w:pPr>
             <w:r>
               <w:rPr>
                 <w:rFonts w:hint="eastAsia"/>
@@ -1709,50 +1785,6 @@
               <w:rPr>
                 <w:rFonts w:hint="eastAsia"/>
               </w:rPr>
-              <w:t xml:space="preserve">  Options : { &lt;options&gt; },</w:t>
-            </w:r>
-          </w:p>
-          <w:p>
-            <w:pPr>
-              <w:ind w:left="0"/>
-            </w:pPr>
-            <w:r>
-              <w:rPr>
-                <w:rFonts w:hint="eastAsia"/>
-              </w:rPr>
-              <w:t xml:space="preserve">  Alter :</w:t>
-            </w:r>
-          </w:p>
-          <w:p>
-            <w:pPr>
-              <w:ind w:left="0"/>
-            </w:pPr>
-            <w:r>
-              <w:rPr>
-                <w:rFonts w:hint="eastAsia"/>
-              </w:rPr>
-              <w:t xml:space="preserve">  [</w:t>
-            </w:r>
-          </w:p>
-          <w:p>
-            <w:pPr>
-              <w:ind w:left="0" w:firstLineChars="200" w:firstLine="420"/>
-            </w:pPr>
-            <w:r>
-              <w:rPr>
-                <w:rFonts w:hint="eastAsia"/>
-              </w:rPr>
-              <w:t>{</w:t>
-            </w:r>
-          </w:p>
-          <w:p>
-            <w:pPr>
-              <w:ind w:left="0"/>
-            </w:pPr>
-            <w:r>
-              <w:rPr>
-                <w:rFonts w:hint="eastAsia"/>
-              </w:rPr>
               <w:t xml:space="preserve">      Name : "&lt;alter_action&gt;",</w:t>
             </w:r>
           </w:p>
@@ -1841,13 +1873,7 @@
               <w:rPr>
                 <w:rFonts w:hint="eastAsia"/>
               </w:rPr>
-              <w:t>}</w:t>
-            </w:r>
-            <w:r>
-              <w:rPr>
-                <w:rFonts w:hint="eastAsia"/>
-              </w:rPr>
-              <w:t xml:space="preserve"> )</w:t>
+              <w:t>} )</w:t>
             </w:r>
           </w:p>
         </w:tc>
